--- a/swh/docx/015.content.docx
+++ b/swh/docx/015.content.docx
@@ -411,66 +411,48 @@
           <w:lang w:val="sw_KE" w:bidi="sw_KE"/>
         </w:rPr>
       </w:r>
-      <w:hyperlink r:id="rId13">
-        <w:r>
-          <w:rPr>
-            <w:lang w:val="sw_KE" w:bidi="sw_KE"/>
-          </w:rPr>
-          <w:rPr>
-            <w:color w:val="0000EE"/>
-            <w:u w:val="single"/>
-          </w:rPr>
-          <w:t>1 Mambo ya Nyakati 8:6–7</w:t>
-        </w:r>
-      </w:hyperlink>
-    </w:p>
-    <w:p>
-      <w:pPr>
-        <w:pStyle w:val="ListBullet"/>
-        <w:spacing w:line="240" w:lineRule="auto"/>
-        <w:ind w:left="720"/>
-      </w:pPr>
-      <w:r>
-        <w:rPr>
-          <w:lang w:val="sw_KE" w:bidi="sw_KE"/>
-        </w:rPr>
-      </w:r>
-      <w:hyperlink r:id="rId14">
-        <w:r>
-          <w:rPr>
-            <w:lang w:val="sw_KE" w:bidi="sw_KE"/>
-          </w:rPr>
-          <w:rPr>
-            <w:color w:val="0000EE"/>
-            <w:u w:val="single"/>
-          </w:rPr>
-          <w:t>2 Wafalme 5:1</w:t>
-        </w:r>
-      </w:hyperlink>
-    </w:p>
-    <w:p>
-      <w:pPr>
-        <w:pStyle w:val="ListBullet"/>
-        <w:spacing w:line="240" w:lineRule="auto"/>
-        <w:ind w:left="720"/>
-      </w:pPr>
-      <w:r>
-        <w:rPr>
-          <w:lang w:val="sw_KE" w:bidi="sw_KE"/>
-        </w:rPr>
-      </w:r>
-      <w:hyperlink r:id="rId15">
-        <w:r>
-          <w:rPr>
-            <w:lang w:val="sw_KE" w:bidi="sw_KE"/>
-          </w:rPr>
-          <w:rPr>
-            <w:color w:val="0000EE"/>
-            <w:u w:val="single"/>
-          </w:rPr>
-          <w:t>Luka 4:27</w:t>
-        </w:r>
-      </w:hyperlink>
+      <w:r>
+        <w:rPr>
+          <w:lang w:val="sw_KE" w:bidi="sw_KE"/>
+        </w:rPr>
+        <w:t>1 Mambo ya Nyakati 8:6–7</w:t>
+      </w:r>
+    </w:p>
+    <w:p>
+      <w:pPr>
+        <w:pStyle w:val="ListBullet"/>
+        <w:spacing w:line="240" w:lineRule="auto"/>
+        <w:ind w:left="720"/>
+      </w:pPr>
+      <w:r>
+        <w:rPr>
+          <w:lang w:val="sw_KE" w:bidi="sw_KE"/>
+        </w:rPr>
+      </w:r>
+      <w:r>
+        <w:rPr>
+          <w:lang w:val="sw_KE" w:bidi="sw_KE"/>
+        </w:rPr>
+        <w:t>2 Wafalme 5:1</w:t>
+      </w:r>
+    </w:p>
+    <w:p>
+      <w:pPr>
+        <w:pStyle w:val="ListBullet"/>
+        <w:spacing w:line="240" w:lineRule="auto"/>
+        <w:ind w:left="720"/>
+      </w:pPr>
+      <w:r>
+        <w:rPr>
+          <w:lang w:val="sw_KE" w:bidi="sw_KE"/>
+        </w:rPr>
+      </w:r>
+      <w:r>
+        <w:rPr>
+          <w:lang w:val="sw_KE" w:bidi="sw_KE"/>
+        </w:rPr>
+        <w:t>Luka 4:27</w:t>
+      </w:r>
     </w:p>
     <w:p>
       <w:pPr>
@@ -1073,186 +1055,138 @@
           <w:lang w:val="sw_KE" w:bidi="sw_KE"/>
         </w:rPr>
       </w:r>
-      <w:hyperlink r:id="rId16">
-        <w:r>
-          <w:rPr>
-            <w:lang w:val="sw_KE" w:bidi="sw_KE"/>
-          </w:rPr>
-          <w:rPr>
-            <w:color w:val="0000EE"/>
-            <w:u w:val="single"/>
-          </w:rPr>
-          <w:t>1 Wathesalonike 2:14–16</w:t>
-        </w:r>
-      </w:hyperlink>
-    </w:p>
-    <w:p>
-      <w:pPr>
-        <w:pStyle w:val="ListBullet"/>
-        <w:spacing w:line="240" w:lineRule="auto"/>
-        <w:ind w:left="720"/>
-      </w:pPr>
-      <w:r>
-        <w:rPr>
-          <w:lang w:val="sw_KE" w:bidi="sw_KE"/>
-        </w:rPr>
-      </w:r>
-      <w:hyperlink r:id="rId17">
-        <w:r>
-          <w:rPr>
-            <w:lang w:val="sw_KE" w:bidi="sw_KE"/>
-          </w:rPr>
-          <w:rPr>
-            <w:color w:val="0000EE"/>
-            <w:u w:val="single"/>
-          </w:rPr>
-          <w:t>Matendo 3:25</w:t>
-        </w:r>
-      </w:hyperlink>
-    </w:p>
-    <w:p>
-      <w:pPr>
-        <w:pStyle w:val="ListBullet"/>
-        <w:spacing w:line="240" w:lineRule="auto"/>
-        <w:ind w:left="720"/>
-      </w:pPr>
-      <w:r>
-        <w:rPr>
-          <w:lang w:val="sw_KE" w:bidi="sw_KE"/>
-        </w:rPr>
-      </w:r>
-      <w:hyperlink r:id="rId18">
-        <w:r>
-          <w:rPr>
-            <w:lang w:val="sw_KE" w:bidi="sw_KE"/>
-          </w:rPr>
-          <w:rPr>
-            <w:color w:val="0000EE"/>
-            <w:u w:val="single"/>
-          </w:rPr>
-          <w:t>Yohana 1:43–45</w:t>
-        </w:r>
-      </w:hyperlink>
-    </w:p>
-    <w:p>
-      <w:pPr>
-        <w:pStyle w:val="ListBullet"/>
-        <w:spacing w:line="240" w:lineRule="auto"/>
-        <w:ind w:left="720"/>
-      </w:pPr>
-      <w:r>
-        <w:rPr>
-          <w:lang w:val="sw_KE" w:bidi="sw_KE"/>
-        </w:rPr>
-      </w:r>
-      <w:hyperlink r:id="rId19">
-        <w:r>
-          <w:rPr>
-            <w:lang w:val="sw_KE" w:bidi="sw_KE"/>
-          </w:rPr>
-          <w:rPr>
-            <w:color w:val="0000EE"/>
-            <w:u w:val="single"/>
-          </w:rPr>
-          <w:t>Malaki 4:4–6</w:t>
-        </w:r>
-      </w:hyperlink>
-    </w:p>
-    <w:p>
-      <w:pPr>
-        <w:pStyle w:val="ListBullet"/>
-        <w:spacing w:line="240" w:lineRule="auto"/>
-        <w:ind w:left="720"/>
-      </w:pPr>
-      <w:r>
-        <w:rPr>
-          <w:lang w:val="sw_KE" w:bidi="sw_KE"/>
-        </w:rPr>
-      </w:r>
-      <w:hyperlink r:id="rId20">
-        <w:r>
-          <w:rPr>
-            <w:lang w:val="sw_KE" w:bidi="sw_KE"/>
-          </w:rPr>
-          <w:rPr>
-            <w:color w:val="0000EE"/>
-            <w:u w:val="single"/>
-          </w:rPr>
-          <w:t>Mathayo 1:23</w:t>
-        </w:r>
-      </w:hyperlink>
-    </w:p>
-    <w:p>
-      <w:pPr>
-        <w:pStyle w:val="ListBullet"/>
-        <w:spacing w:line="240" w:lineRule="auto"/>
-        <w:ind w:left="720"/>
-      </w:pPr>
-      <w:r>
-        <w:rPr>
-          <w:lang w:val="sw_KE" w:bidi="sw_KE"/>
-        </w:rPr>
-      </w:r>
-      <w:hyperlink r:id="rId21">
-        <w:r>
-          <w:rPr>
-            <w:lang w:val="sw_KE" w:bidi="sw_KE"/>
-          </w:rPr>
-          <w:rPr>
-            <w:color w:val="0000EE"/>
-            <w:u w:val="single"/>
-          </w:rPr>
-          <w:t>Mathayo 2:18</w:t>
-        </w:r>
-      </w:hyperlink>
-    </w:p>
-    <w:p>
-      <w:pPr>
-        <w:pStyle w:val="ListBullet"/>
-        <w:spacing w:line="240" w:lineRule="auto"/>
-        <w:ind w:left="720"/>
-      </w:pPr>
-      <w:r>
-        <w:rPr>
-          <w:lang w:val="sw_KE" w:bidi="sw_KE"/>
-        </w:rPr>
-      </w:r>
-      <w:hyperlink r:id="rId22">
-        <w:r>
-          <w:rPr>
-            <w:lang w:val="sw_KE" w:bidi="sw_KE"/>
-          </w:rPr>
-          <w:rPr>
-            <w:color w:val="0000EE"/>
-            <w:u w:val="single"/>
-          </w:rPr>
-          <w:t>Mathayo 5:17</w:t>
-        </w:r>
-      </w:hyperlink>
-    </w:p>
-    <w:p>
-      <w:pPr>
-        <w:pStyle w:val="ListBullet"/>
-        <w:spacing w:line="240" w:lineRule="auto"/>
-        <w:ind w:left="720"/>
-      </w:pPr>
-      <w:r>
-        <w:rPr>
-          <w:lang w:val="sw_KE" w:bidi="sw_KE"/>
-        </w:rPr>
-      </w:r>
-      <w:hyperlink r:id="rId23">
-        <w:r>
-          <w:rPr>
-            <w:lang w:val="sw_KE" w:bidi="sw_KE"/>
-          </w:rPr>
-          <w:rPr>
-            <w:color w:val="0000EE"/>
-            <w:u w:val="single"/>
-          </w:rPr>
-          <w:t>Zaburi 51:1</w:t>
-        </w:r>
-      </w:hyperlink>
+      <w:r>
+        <w:rPr>
+          <w:lang w:val="sw_KE" w:bidi="sw_KE"/>
+        </w:rPr>
+        <w:t>1 Wathesalonike 2:14–16</w:t>
+      </w:r>
+    </w:p>
+    <w:p>
+      <w:pPr>
+        <w:pStyle w:val="ListBullet"/>
+        <w:spacing w:line="240" w:lineRule="auto"/>
+        <w:ind w:left="720"/>
+      </w:pPr>
+      <w:r>
+        <w:rPr>
+          <w:lang w:val="sw_KE" w:bidi="sw_KE"/>
+        </w:rPr>
+      </w:r>
+      <w:r>
+        <w:rPr>
+          <w:lang w:val="sw_KE" w:bidi="sw_KE"/>
+        </w:rPr>
+        <w:t>Matendo 3:25</w:t>
+      </w:r>
+    </w:p>
+    <w:p>
+      <w:pPr>
+        <w:pStyle w:val="ListBullet"/>
+        <w:spacing w:line="240" w:lineRule="auto"/>
+        <w:ind w:left="720"/>
+      </w:pPr>
+      <w:r>
+        <w:rPr>
+          <w:lang w:val="sw_KE" w:bidi="sw_KE"/>
+        </w:rPr>
+      </w:r>
+      <w:r>
+        <w:rPr>
+          <w:lang w:val="sw_KE" w:bidi="sw_KE"/>
+        </w:rPr>
+        <w:t>Yohana 1:43–45</w:t>
+      </w:r>
+    </w:p>
+    <w:p>
+      <w:pPr>
+        <w:pStyle w:val="ListBullet"/>
+        <w:spacing w:line="240" w:lineRule="auto"/>
+        <w:ind w:left="720"/>
+      </w:pPr>
+      <w:r>
+        <w:rPr>
+          <w:lang w:val="sw_KE" w:bidi="sw_KE"/>
+        </w:rPr>
+      </w:r>
+      <w:r>
+        <w:rPr>
+          <w:lang w:val="sw_KE" w:bidi="sw_KE"/>
+        </w:rPr>
+        <w:t>Malaki 4:4–6</w:t>
+      </w:r>
+    </w:p>
+    <w:p>
+      <w:pPr>
+        <w:pStyle w:val="ListBullet"/>
+        <w:spacing w:line="240" w:lineRule="auto"/>
+        <w:ind w:left="720"/>
+      </w:pPr>
+      <w:r>
+        <w:rPr>
+          <w:lang w:val="sw_KE" w:bidi="sw_KE"/>
+        </w:rPr>
+      </w:r>
+      <w:r>
+        <w:rPr>
+          <w:lang w:val="sw_KE" w:bidi="sw_KE"/>
+        </w:rPr>
+        <w:t>Mathayo 1:23</w:t>
+      </w:r>
+    </w:p>
+    <w:p>
+      <w:pPr>
+        <w:pStyle w:val="ListBullet"/>
+        <w:spacing w:line="240" w:lineRule="auto"/>
+        <w:ind w:left="720"/>
+      </w:pPr>
+      <w:r>
+        <w:rPr>
+          <w:lang w:val="sw_KE" w:bidi="sw_KE"/>
+        </w:rPr>
+      </w:r>
+      <w:r>
+        <w:rPr>
+          <w:lang w:val="sw_KE" w:bidi="sw_KE"/>
+        </w:rPr>
+        <w:t>Mathayo 2:18</w:t>
+      </w:r>
+    </w:p>
+    <w:p>
+      <w:pPr>
+        <w:pStyle w:val="ListBullet"/>
+        <w:spacing w:line="240" w:lineRule="auto"/>
+        <w:ind w:left="720"/>
+      </w:pPr>
+      <w:r>
+        <w:rPr>
+          <w:lang w:val="sw_KE" w:bidi="sw_KE"/>
+        </w:rPr>
+      </w:r>
+      <w:r>
+        <w:rPr>
+          <w:lang w:val="sw_KE" w:bidi="sw_KE"/>
+        </w:rPr>
+        <w:t>Mathayo 5:17</w:t>
+      </w:r>
+    </w:p>
+    <w:p>
+      <w:pPr>
+        <w:pStyle w:val="ListBullet"/>
+        <w:spacing w:line="240" w:lineRule="auto"/>
+        <w:ind w:left="720"/>
+      </w:pPr>
+      <w:r>
+        <w:rPr>
+          <w:lang w:val="sw_KE" w:bidi="sw_KE"/>
+        </w:rPr>
+      </w:r>
+      <w:r>
+        <w:rPr>
+          <w:lang w:val="sw_KE" w:bidi="sw_KE"/>
+        </w:rPr>
+        <w:t>Zaburi 51:1</w:t>
+      </w:r>
     </w:p>
     <w:p>
       <w:pPr>
@@ -1891,138 +1825,102 @@
           <w:lang w:val="sw_KE" w:bidi="sw_KE"/>
         </w:rPr>
       </w:r>
-      <w:hyperlink r:id="rId24">
-        <w:r>
-          <w:rPr>
-            <w:lang w:val="sw_KE" w:bidi="sw_KE"/>
-          </w:rPr>
-          <w:rPr>
-            <w:color w:val="0000EE"/>
-            <w:u w:val="single"/>
-          </w:rPr>
-          <w:t>1 Yohana 4:1–3</w:t>
-        </w:r>
-      </w:hyperlink>
-    </w:p>
-    <w:p>
-      <w:pPr>
-        <w:pStyle w:val="ListBullet"/>
-        <w:spacing w:line="240" w:lineRule="auto"/>
-        <w:ind w:left="720"/>
-      </w:pPr>
-      <w:r>
-        <w:rPr>
-          <w:lang w:val="sw_KE" w:bidi="sw_KE"/>
-        </w:rPr>
-      </w:r>
-      <w:hyperlink r:id="rId25">
-        <w:r>
-          <w:rPr>
-            <w:lang w:val="sw_KE" w:bidi="sw_KE"/>
-          </w:rPr>
-          <w:rPr>
-            <w:color w:val="0000EE"/>
-            <w:u w:val="single"/>
-          </w:rPr>
-          <w:t>2 Petro 2:1</w:t>
-        </w:r>
-      </w:hyperlink>
-    </w:p>
-    <w:p>
-      <w:pPr>
-        <w:pStyle w:val="ListBullet"/>
-        <w:spacing w:line="240" w:lineRule="auto"/>
-        <w:ind w:left="720"/>
-      </w:pPr>
-      <w:r>
-        <w:rPr>
-          <w:lang w:val="sw_KE" w:bidi="sw_KE"/>
-        </w:rPr>
-      </w:r>
-      <w:hyperlink r:id="rId26">
-        <w:r>
-          <w:rPr>
-            <w:lang w:val="sw_KE" w:bidi="sw_KE"/>
-          </w:rPr>
-          <w:rPr>
-            <w:color w:val="0000EE"/>
-            <w:u w:val="single"/>
-          </w:rPr>
-          <w:t>Matendo 13:6–8</w:t>
-        </w:r>
-      </w:hyperlink>
-    </w:p>
-    <w:p>
-      <w:pPr>
-        <w:pStyle w:val="ListBullet"/>
-        <w:spacing w:line="240" w:lineRule="auto"/>
-        <w:ind w:left="720"/>
-      </w:pPr>
-      <w:r>
-        <w:rPr>
-          <w:lang w:val="sw_KE" w:bidi="sw_KE"/>
-        </w:rPr>
-      </w:r>
-      <w:hyperlink r:id="rId27">
-        <w:r>
-          <w:rPr>
-            <w:lang w:val="sw_KE" w:bidi="sw_KE"/>
-          </w:rPr>
-          <w:rPr>
-            <w:color w:val="0000EE"/>
-            <w:u w:val="single"/>
-          </w:rPr>
-          <w:t>Luka 6:26</w:t>
-        </w:r>
-      </w:hyperlink>
-    </w:p>
-    <w:p>
-      <w:pPr>
-        <w:pStyle w:val="ListBullet"/>
-        <w:spacing w:line="240" w:lineRule="auto"/>
-        <w:ind w:left="720"/>
-      </w:pPr>
-      <w:r>
-        <w:rPr>
-          <w:lang w:val="sw_KE" w:bidi="sw_KE"/>
-        </w:rPr>
-      </w:r>
-      <w:hyperlink r:id="rId28">
-        <w:r>
-          <w:rPr>
-            <w:lang w:val="sw_KE" w:bidi="sw_KE"/>
-          </w:rPr>
-          <w:rPr>
-            <w:color w:val="0000EE"/>
-            <w:u w:val="single"/>
-          </w:rPr>
-          <w:t>Matayo 7:16</w:t>
-        </w:r>
-      </w:hyperlink>
-    </w:p>
-    <w:p>
-      <w:pPr>
-        <w:pStyle w:val="ListBullet"/>
-        <w:spacing w:line="240" w:lineRule="auto"/>
-        <w:ind w:left="720"/>
-      </w:pPr>
-      <w:r>
-        <w:rPr>
-          <w:lang w:val="sw_KE" w:bidi="sw_KE"/>
-        </w:rPr>
-      </w:r>
-      <w:hyperlink r:id="rId29">
-        <w:r>
-          <w:rPr>
-            <w:lang w:val="sw_KE" w:bidi="sw_KE"/>
-          </w:rPr>
-          <w:rPr>
-            <w:color w:val="0000EE"/>
-            <w:u w:val="single"/>
-          </w:rPr>
-          <w:t>Mathayo 24:23–25</w:t>
-        </w:r>
-      </w:hyperlink>
+      <w:r>
+        <w:rPr>
+          <w:lang w:val="sw_KE" w:bidi="sw_KE"/>
+        </w:rPr>
+        <w:t>1 Yohana 4:1–3</w:t>
+      </w:r>
+    </w:p>
+    <w:p>
+      <w:pPr>
+        <w:pStyle w:val="ListBullet"/>
+        <w:spacing w:line="240" w:lineRule="auto"/>
+        <w:ind w:left="720"/>
+      </w:pPr>
+      <w:r>
+        <w:rPr>
+          <w:lang w:val="sw_KE" w:bidi="sw_KE"/>
+        </w:rPr>
+      </w:r>
+      <w:r>
+        <w:rPr>
+          <w:lang w:val="sw_KE" w:bidi="sw_KE"/>
+        </w:rPr>
+        <w:t>2 Petro 2:1</w:t>
+      </w:r>
+    </w:p>
+    <w:p>
+      <w:pPr>
+        <w:pStyle w:val="ListBullet"/>
+        <w:spacing w:line="240" w:lineRule="auto"/>
+        <w:ind w:left="720"/>
+      </w:pPr>
+      <w:r>
+        <w:rPr>
+          <w:lang w:val="sw_KE" w:bidi="sw_KE"/>
+        </w:rPr>
+      </w:r>
+      <w:r>
+        <w:rPr>
+          <w:lang w:val="sw_KE" w:bidi="sw_KE"/>
+        </w:rPr>
+        <w:t>Matendo 13:6–8</w:t>
+      </w:r>
+    </w:p>
+    <w:p>
+      <w:pPr>
+        <w:pStyle w:val="ListBullet"/>
+        <w:spacing w:line="240" w:lineRule="auto"/>
+        <w:ind w:left="720"/>
+      </w:pPr>
+      <w:r>
+        <w:rPr>
+          <w:lang w:val="sw_KE" w:bidi="sw_KE"/>
+        </w:rPr>
+      </w:r>
+      <w:r>
+        <w:rPr>
+          <w:lang w:val="sw_KE" w:bidi="sw_KE"/>
+        </w:rPr>
+        <w:t>Luka 6:26</w:t>
+      </w:r>
+    </w:p>
+    <w:p>
+      <w:pPr>
+        <w:pStyle w:val="ListBullet"/>
+        <w:spacing w:line="240" w:lineRule="auto"/>
+        <w:ind w:left="720"/>
+      </w:pPr>
+      <w:r>
+        <w:rPr>
+          <w:lang w:val="sw_KE" w:bidi="sw_KE"/>
+        </w:rPr>
+      </w:r>
+      <w:r>
+        <w:rPr>
+          <w:lang w:val="sw_KE" w:bidi="sw_KE"/>
+        </w:rPr>
+        <w:t>Matayo 7:16</w:t>
+      </w:r>
+    </w:p>
+    <w:p>
+      <w:pPr>
+        <w:pStyle w:val="ListBullet"/>
+        <w:spacing w:line="240" w:lineRule="auto"/>
+        <w:ind w:left="720"/>
+      </w:pPr>
+      <w:r>
+        <w:rPr>
+          <w:lang w:val="sw_KE" w:bidi="sw_KE"/>
+        </w:rPr>
+      </w:r>
+      <w:r>
+        <w:rPr>
+          <w:lang w:val="sw_KE" w:bidi="sw_KE"/>
+        </w:rPr>
+        <w:t>Mathayo 24:23–25</w:t>
+      </w:r>
     </w:p>
     <w:p>
       <w:pPr>
@@ -2226,162 +2124,120 @@
           <w:lang w:val="sw_KE" w:bidi="sw_KE"/>
         </w:rPr>
       </w:r>
-      <w:hyperlink r:id="rId30">
-        <w:r>
-          <w:rPr>
-            <w:lang w:val="sw_KE" w:bidi="sw_KE"/>
-          </w:rPr>
-          <w:rPr>
-            <w:color w:val="0000EE"/>
-            <w:u w:val="single"/>
-          </w:rPr>
-          <w:t>Mwanzo 42:3</w:t>
-        </w:r>
-      </w:hyperlink>
-    </w:p>
-    <w:p>
-      <w:pPr>
-        <w:pStyle w:val="ListBullet"/>
-        <w:spacing w:line="240" w:lineRule="auto"/>
-        <w:ind w:left="720"/>
-      </w:pPr>
-      <w:r>
-        <w:rPr>
-          <w:lang w:val="sw_KE" w:bidi="sw_KE"/>
-        </w:rPr>
-      </w:r>
-      <w:hyperlink r:id="rId31">
-        <w:r>
-          <w:rPr>
-            <w:lang w:val="sw_KE" w:bidi="sw_KE"/>
-          </w:rPr>
-          <w:rPr>
-            <w:color w:val="0000EE"/>
-            <w:u w:val="single"/>
-          </w:rPr>
-          <w:t>Mwanzo 42:26–28</w:t>
-        </w:r>
-      </w:hyperlink>
-    </w:p>
-    <w:p>
-      <w:pPr>
-        <w:pStyle w:val="ListBullet"/>
-        <w:spacing w:line="240" w:lineRule="auto"/>
-        <w:ind w:left="720"/>
-      </w:pPr>
-      <w:r>
-        <w:rPr>
-          <w:lang w:val="sw_KE" w:bidi="sw_KE"/>
-        </w:rPr>
-      </w:r>
-      <w:hyperlink r:id="rId32">
-        <w:r>
-          <w:rPr>
-            <w:lang w:val="sw_KE" w:bidi="sw_KE"/>
-          </w:rPr>
-          <w:rPr>
-            <w:color w:val="0000EE"/>
-            <w:u w:val="single"/>
-          </w:rPr>
-          <w:t>Mwanzo 43:1–2</w:t>
-        </w:r>
-      </w:hyperlink>
-    </w:p>
-    <w:p>
-      <w:pPr>
-        <w:pStyle w:val="ListBullet"/>
-        <w:spacing w:line="240" w:lineRule="auto"/>
-        <w:ind w:left="720"/>
-      </w:pPr>
-      <w:r>
-        <w:rPr>
-          <w:lang w:val="sw_KE" w:bidi="sw_KE"/>
-        </w:rPr>
-      </w:r>
-      <w:hyperlink r:id="rId33">
-        <w:r>
-          <w:rPr>
-            <w:lang w:val="sw_KE" w:bidi="sw_KE"/>
-          </w:rPr>
-          <w:rPr>
-            <w:color w:val="0000EE"/>
-            <w:u w:val="single"/>
-          </w:rPr>
-          <w:t>Luka 6:2</w:t>
-        </w:r>
-      </w:hyperlink>
-    </w:p>
-    <w:p>
-      <w:pPr>
-        <w:pStyle w:val="ListBullet"/>
-        <w:spacing w:line="240" w:lineRule="auto"/>
-        <w:ind w:left="720"/>
-      </w:pPr>
-      <w:r>
-        <w:rPr>
-          <w:lang w:val="sw_KE" w:bidi="sw_KE"/>
-        </w:rPr>
-      </w:r>
-      <w:hyperlink r:id="rId34">
-        <w:r>
-          <w:rPr>
-            <w:lang w:val="sw_KE" w:bidi="sw_KE"/>
-          </w:rPr>
-          <w:rPr>
-            <w:color w:val="0000EE"/>
-            <w:u w:val="single"/>
-          </w:rPr>
-          <w:t>Marko 2:24</w:t>
-        </w:r>
-      </w:hyperlink>
-    </w:p>
-    <w:p>
-      <w:pPr>
-        <w:pStyle w:val="ListBullet"/>
-        <w:spacing w:line="240" w:lineRule="auto"/>
-        <w:ind w:left="720"/>
-      </w:pPr>
-      <w:r>
-        <w:rPr>
-          <w:lang w:val="sw_KE" w:bidi="sw_KE"/>
-        </w:rPr>
-      </w:r>
-      <w:hyperlink r:id="rId35">
-        <w:r>
-          <w:rPr>
-            <w:lang w:val="sw_KE" w:bidi="sw_KE"/>
-          </w:rPr>
-          <w:rPr>
-            <w:color w:val="0000EE"/>
-            <w:u w:val="single"/>
-          </w:rPr>
-          <w:t>Mathayo 13:7–9</w:t>
-        </w:r>
-      </w:hyperlink>
-    </w:p>
-    <w:p>
-      <w:pPr>
-        <w:pStyle w:val="ListBullet"/>
-        <w:spacing w:line="240" w:lineRule="auto"/>
-        <w:ind w:left="720"/>
-      </w:pPr>
-      <w:r>
-        <w:rPr>
-          <w:lang w:val="sw_KE" w:bidi="sw_KE"/>
-        </w:rPr>
-      </w:r>
-      <w:hyperlink r:id="rId36">
-        <w:r>
-          <w:rPr>
-            <w:lang w:val="sw_KE" w:bidi="sw_KE"/>
-          </w:rPr>
-          <w:rPr>
-            <w:color w:val="0000EE"/>
-            <w:u w:val="single"/>
-          </w:rPr>
-          <w:t>Ruthu 1:22</w:t>
-        </w:r>
-      </w:hyperlink>
+      <w:r>
+        <w:rPr>
+          <w:lang w:val="sw_KE" w:bidi="sw_KE"/>
+        </w:rPr>
+        <w:t>Mwanzo 42:3</w:t>
+      </w:r>
+    </w:p>
+    <w:p>
+      <w:pPr>
+        <w:pStyle w:val="ListBullet"/>
+        <w:spacing w:line="240" w:lineRule="auto"/>
+        <w:ind w:left="720"/>
+      </w:pPr>
+      <w:r>
+        <w:rPr>
+          <w:lang w:val="sw_KE" w:bidi="sw_KE"/>
+        </w:rPr>
+      </w:r>
+      <w:r>
+        <w:rPr>
+          <w:lang w:val="sw_KE" w:bidi="sw_KE"/>
+        </w:rPr>
+        <w:t>Mwanzo 42:26–28</w:t>
+      </w:r>
+    </w:p>
+    <w:p>
+      <w:pPr>
+        <w:pStyle w:val="ListBullet"/>
+        <w:spacing w:line="240" w:lineRule="auto"/>
+        <w:ind w:left="720"/>
+      </w:pPr>
+      <w:r>
+        <w:rPr>
+          <w:lang w:val="sw_KE" w:bidi="sw_KE"/>
+        </w:rPr>
+      </w:r>
+      <w:r>
+        <w:rPr>
+          <w:lang w:val="sw_KE" w:bidi="sw_KE"/>
+        </w:rPr>
+        <w:t>Mwanzo 43:1–2</w:t>
+      </w:r>
+    </w:p>
+    <w:p>
+      <w:pPr>
+        <w:pStyle w:val="ListBullet"/>
+        <w:spacing w:line="240" w:lineRule="auto"/>
+        <w:ind w:left="720"/>
+      </w:pPr>
+      <w:r>
+        <w:rPr>
+          <w:lang w:val="sw_KE" w:bidi="sw_KE"/>
+        </w:rPr>
+      </w:r>
+      <w:r>
+        <w:rPr>
+          <w:lang w:val="sw_KE" w:bidi="sw_KE"/>
+        </w:rPr>
+        <w:t>Luka 6:2</w:t>
+      </w:r>
+    </w:p>
+    <w:p>
+      <w:pPr>
+        <w:pStyle w:val="ListBullet"/>
+        <w:spacing w:line="240" w:lineRule="auto"/>
+        <w:ind w:left="720"/>
+      </w:pPr>
+      <w:r>
+        <w:rPr>
+          <w:lang w:val="sw_KE" w:bidi="sw_KE"/>
+        </w:rPr>
+      </w:r>
+      <w:r>
+        <w:rPr>
+          <w:lang w:val="sw_KE" w:bidi="sw_KE"/>
+        </w:rPr>
+        <w:t>Marko 2:24</w:t>
+      </w:r>
+    </w:p>
+    <w:p>
+      <w:pPr>
+        <w:pStyle w:val="ListBullet"/>
+        <w:spacing w:line="240" w:lineRule="auto"/>
+        <w:ind w:left="720"/>
+      </w:pPr>
+      <w:r>
+        <w:rPr>
+          <w:lang w:val="sw_KE" w:bidi="sw_KE"/>
+        </w:rPr>
+      </w:r>
+      <w:r>
+        <w:rPr>
+          <w:lang w:val="sw_KE" w:bidi="sw_KE"/>
+        </w:rPr>
+        <w:t>Mathayo 13:7–9</w:t>
+      </w:r>
+    </w:p>
+    <w:p>
+      <w:pPr>
+        <w:pStyle w:val="ListBullet"/>
+        <w:spacing w:line="240" w:lineRule="auto"/>
+        <w:ind w:left="720"/>
+      </w:pPr>
+      <w:r>
+        <w:rPr>
+          <w:lang w:val="sw_KE" w:bidi="sw_KE"/>
+        </w:rPr>
+      </w:r>
+      <w:r>
+        <w:rPr>
+          <w:lang w:val="sw_KE" w:bidi="sw_KE"/>
+        </w:rPr>
+        <w:t>Ruthu 1:22</w:t>
+      </w:r>
     </w:p>
     <w:p>
       <w:pPr>
@@ -2629,162 +2485,120 @@
           <w:lang w:val="sw_KE" w:bidi="sw_KE"/>
         </w:rPr>
       </w:r>
-      <w:hyperlink r:id="rId37">
-        <w:r>
-          <w:rPr>
-            <w:lang w:val="sw_KE" w:bidi="sw_KE"/>
-          </w:rPr>
-          <w:rPr>
-            <w:color w:val="0000EE"/>
-            <w:u w:val="single"/>
-          </w:rPr>
-          <w:t>2 Timotheo 4:8</w:t>
-        </w:r>
-      </w:hyperlink>
-    </w:p>
-    <w:p>
-      <w:pPr>
-        <w:pStyle w:val="ListBullet"/>
-        <w:spacing w:line="240" w:lineRule="auto"/>
-        <w:ind w:left="720"/>
-      </w:pPr>
-      <w:r>
-        <w:rPr>
-          <w:lang w:val="sw_KE" w:bidi="sw_KE"/>
-        </w:rPr>
-      </w:r>
-      <w:hyperlink r:id="rId38">
-        <w:r>
-          <w:rPr>
-            <w:lang w:val="sw_KE" w:bidi="sw_KE"/>
-          </w:rPr>
-          <w:rPr>
-            <w:color w:val="0000EE"/>
-            <w:u w:val="single"/>
-          </w:rPr>
-          <w:t>Matendo 7:27</w:t>
-        </w:r>
-      </w:hyperlink>
-    </w:p>
-    <w:p>
-      <w:pPr>
-        <w:pStyle w:val="ListBullet"/>
-        <w:spacing w:line="240" w:lineRule="auto"/>
-        <w:ind w:left="720"/>
-      </w:pPr>
-      <w:r>
-        <w:rPr>
-          <w:lang w:val="sw_KE" w:bidi="sw_KE"/>
-        </w:rPr>
-      </w:r>
-      <w:hyperlink r:id="rId39">
-        <w:r>
-          <w:rPr>
-            <w:lang w:val="sw_KE" w:bidi="sw_KE"/>
-          </w:rPr>
-          <w:rPr>
-            <w:color w:val="0000EE"/>
-            <w:u w:val="single"/>
-          </w:rPr>
-          <w:t>Luka 11:19</w:t>
-        </w:r>
-      </w:hyperlink>
-    </w:p>
-    <w:p>
-      <w:pPr>
-        <w:pStyle w:val="ListBullet"/>
-        <w:spacing w:line="240" w:lineRule="auto"/>
-        <w:ind w:left="720"/>
-      </w:pPr>
-      <w:r>
-        <w:rPr>
-          <w:lang w:val="sw_KE" w:bidi="sw_KE"/>
-        </w:rPr>
-      </w:r>
-      <w:hyperlink r:id="rId40">
-        <w:r>
-          <w:rPr>
-            <w:lang w:val="sw_KE" w:bidi="sw_KE"/>
-          </w:rPr>
-          <w:rPr>
-            <w:color w:val="0000EE"/>
-            <w:u w:val="single"/>
-          </w:rPr>
-          <w:t>Luka 12:14</w:t>
-        </w:r>
-      </w:hyperlink>
-    </w:p>
-    <w:p>
-      <w:pPr>
-        <w:pStyle w:val="ListBullet"/>
-        <w:spacing w:line="240" w:lineRule="auto"/>
-        <w:ind w:left="720"/>
-      </w:pPr>
-      <w:r>
-        <w:rPr>
-          <w:lang w:val="sw_KE" w:bidi="sw_KE"/>
-        </w:rPr>
-      </w:r>
-      <w:hyperlink r:id="rId41">
-        <w:r>
-          <w:rPr>
-            <w:lang w:val="sw_KE" w:bidi="sw_KE"/>
-          </w:rPr>
-          <w:rPr>
-            <w:color w:val="0000EE"/>
-            <w:u w:val="single"/>
-          </w:rPr>
-          <w:t>Luka 18:1–2</w:t>
-        </w:r>
-      </w:hyperlink>
-    </w:p>
-    <w:p>
-      <w:pPr>
-        <w:pStyle w:val="ListBullet"/>
-        <w:spacing w:line="240" w:lineRule="auto"/>
-        <w:ind w:left="720"/>
-      </w:pPr>
-      <w:r>
-        <w:rPr>
-          <w:lang w:val="sw_KE" w:bidi="sw_KE"/>
-        </w:rPr>
-      </w:r>
-      <w:hyperlink r:id="rId42">
-        <w:r>
-          <w:rPr>
-            <w:lang w:val="sw_KE" w:bidi="sw_KE"/>
-          </w:rPr>
-          <w:rPr>
-            <w:color w:val="0000EE"/>
-            <w:u w:val="single"/>
-          </w:rPr>
-          <w:t>Mathayo 5:25</w:t>
-        </w:r>
-      </w:hyperlink>
-    </w:p>
-    <w:p>
-      <w:pPr>
-        <w:pStyle w:val="ListBullet"/>
-        <w:spacing w:line="240" w:lineRule="auto"/>
-        <w:ind w:left="720"/>
-      </w:pPr>
-      <w:r>
-        <w:rPr>
-          <w:lang w:val="sw_KE" w:bidi="sw_KE"/>
-        </w:rPr>
-      </w:r>
-      <w:hyperlink r:id="rId43">
-        <w:r>
-          <w:rPr>
-            <w:lang w:val="sw_KE" w:bidi="sw_KE"/>
-          </w:rPr>
-          <w:rPr>
-            <w:color w:val="0000EE"/>
-            <w:u w:val="single"/>
-          </w:rPr>
-          <w:t>Ruthu 1:1</w:t>
-        </w:r>
-      </w:hyperlink>
+      <w:r>
+        <w:rPr>
+          <w:lang w:val="sw_KE" w:bidi="sw_KE"/>
+        </w:rPr>
+        <w:t>2 Timotheo 4:8</w:t>
+      </w:r>
+    </w:p>
+    <w:p>
+      <w:pPr>
+        <w:pStyle w:val="ListBullet"/>
+        <w:spacing w:line="240" w:lineRule="auto"/>
+        <w:ind w:left="720"/>
+      </w:pPr>
+      <w:r>
+        <w:rPr>
+          <w:lang w:val="sw_KE" w:bidi="sw_KE"/>
+        </w:rPr>
+      </w:r>
+      <w:r>
+        <w:rPr>
+          <w:lang w:val="sw_KE" w:bidi="sw_KE"/>
+        </w:rPr>
+        <w:t>Matendo 7:27</w:t>
+      </w:r>
+    </w:p>
+    <w:p>
+      <w:pPr>
+        <w:pStyle w:val="ListBullet"/>
+        <w:spacing w:line="240" w:lineRule="auto"/>
+        <w:ind w:left="720"/>
+      </w:pPr>
+      <w:r>
+        <w:rPr>
+          <w:lang w:val="sw_KE" w:bidi="sw_KE"/>
+        </w:rPr>
+      </w:r>
+      <w:r>
+        <w:rPr>
+          <w:lang w:val="sw_KE" w:bidi="sw_KE"/>
+        </w:rPr>
+        <w:t>Luka 11:19</w:t>
+      </w:r>
+    </w:p>
+    <w:p>
+      <w:pPr>
+        <w:pStyle w:val="ListBullet"/>
+        <w:spacing w:line="240" w:lineRule="auto"/>
+        <w:ind w:left="720"/>
+      </w:pPr>
+      <w:r>
+        <w:rPr>
+          <w:lang w:val="sw_KE" w:bidi="sw_KE"/>
+        </w:rPr>
+      </w:r>
+      <w:r>
+        <w:rPr>
+          <w:lang w:val="sw_KE" w:bidi="sw_KE"/>
+        </w:rPr>
+        <w:t>Luka 12:14</w:t>
+      </w:r>
+    </w:p>
+    <w:p>
+      <w:pPr>
+        <w:pStyle w:val="ListBullet"/>
+        <w:spacing w:line="240" w:lineRule="auto"/>
+        <w:ind w:left="720"/>
+      </w:pPr>
+      <w:r>
+        <w:rPr>
+          <w:lang w:val="sw_KE" w:bidi="sw_KE"/>
+        </w:rPr>
+      </w:r>
+      <w:r>
+        <w:rPr>
+          <w:lang w:val="sw_KE" w:bidi="sw_KE"/>
+        </w:rPr>
+        <w:t>Luka 18:1–2</w:t>
+      </w:r>
+    </w:p>
+    <w:p>
+      <w:pPr>
+        <w:pStyle w:val="ListBullet"/>
+        <w:spacing w:line="240" w:lineRule="auto"/>
+        <w:ind w:left="720"/>
+      </w:pPr>
+      <w:r>
+        <w:rPr>
+          <w:lang w:val="sw_KE" w:bidi="sw_KE"/>
+        </w:rPr>
+      </w:r>
+      <w:r>
+        <w:rPr>
+          <w:lang w:val="sw_KE" w:bidi="sw_KE"/>
+        </w:rPr>
+        <w:t>Mathayo 5:25</w:t>
+      </w:r>
+    </w:p>
+    <w:p>
+      <w:pPr>
+        <w:pStyle w:val="ListBullet"/>
+        <w:spacing w:line="240" w:lineRule="auto"/>
+        <w:ind w:left="720"/>
+      </w:pPr>
+      <w:r>
+        <w:rPr>
+          <w:lang w:val="sw_KE" w:bidi="sw_KE"/>
+        </w:rPr>
+      </w:r>
+      <w:r>
+        <w:rPr>
+          <w:lang w:val="sw_KE" w:bidi="sw_KE"/>
+        </w:rPr>
+        <w:t>Ruthu 1:1</w:t>
+      </w:r>
     </w:p>
     <w:p>
       <w:pPr>
@@ -3095,282 +2909,210 @@
           <w:lang w:val="sw_KE" w:bidi="sw_KE"/>
         </w:rPr>
       </w:r>
-      <w:hyperlink r:id="rId44">
-        <w:r>
-          <w:rPr>
-            <w:lang w:val="sw_KE" w:bidi="sw_KE"/>
-          </w:rPr>
-          <w:rPr>
-            <w:color w:val="0000EE"/>
-            <w:u w:val="single"/>
-          </w:rPr>
-          <w:t>2 Petro 2:8</w:t>
-        </w:r>
-      </w:hyperlink>
-    </w:p>
-    <w:p>
-      <w:pPr>
-        <w:pStyle w:val="ListBullet"/>
-        <w:spacing w:line="240" w:lineRule="auto"/>
-        <w:ind w:left="720"/>
-      </w:pPr>
-      <w:r>
-        <w:rPr>
-          <w:lang w:val="sw_KE" w:bidi="sw_KE"/>
-        </w:rPr>
-      </w:r>
-      <w:hyperlink r:id="rId45">
-        <w:r>
-          <w:rPr>
-            <w:lang w:val="sw_KE" w:bidi="sw_KE"/>
-          </w:rPr>
-          <w:rPr>
-            <w:color w:val="0000EE"/>
-            <w:u w:val="single"/>
-          </w:rPr>
-          <w:t>Matendo 2:27–28</w:t>
-        </w:r>
-      </w:hyperlink>
-    </w:p>
-    <w:p>
-      <w:pPr>
-        <w:pStyle w:val="ListBullet"/>
-        <w:spacing w:line="240" w:lineRule="auto"/>
-        <w:ind w:left="720"/>
-      </w:pPr>
-      <w:r>
-        <w:rPr>
-          <w:lang w:val="sw_KE" w:bidi="sw_KE"/>
-        </w:rPr>
-      </w:r>
-      <w:hyperlink r:id="rId46">
-        <w:r>
-          <w:rPr>
-            <w:lang w:val="sw_KE" w:bidi="sw_KE"/>
-          </w:rPr>
-          <w:rPr>
-            <w:color w:val="0000EE"/>
-            <w:u w:val="single"/>
-          </w:rPr>
-          <w:t>Matendo 2:41</w:t>
-        </w:r>
-      </w:hyperlink>
-    </w:p>
-    <w:p>
-      <w:pPr>
-        <w:pStyle w:val="ListBullet"/>
-        <w:spacing w:line="240" w:lineRule="auto"/>
-        <w:ind w:left="720"/>
-      </w:pPr>
-      <w:r>
-        <w:rPr>
-          <w:lang w:val="sw_KE" w:bidi="sw_KE"/>
-        </w:rPr>
-      </w:r>
-      <w:hyperlink r:id="rId47">
-        <w:r>
-          <w:rPr>
-            <w:lang w:val="sw_KE" w:bidi="sw_KE"/>
-          </w:rPr>
-          <w:rPr>
-            <w:color w:val="0000EE"/>
-            <w:u w:val="single"/>
-          </w:rPr>
-          <w:t>Mwanzo 49:6</w:t>
-        </w:r>
-      </w:hyperlink>
-    </w:p>
-    <w:p>
-      <w:pPr>
-        <w:pStyle w:val="ListBullet"/>
-        <w:spacing w:line="240" w:lineRule="auto"/>
-        <w:ind w:left="720"/>
-      </w:pPr>
-      <w:r>
-        <w:rPr>
-          <w:lang w:val="sw_KE" w:bidi="sw_KE"/>
-        </w:rPr>
-      </w:r>
-      <w:hyperlink r:id="rId48">
-        <w:r>
-          <w:rPr>
-            <w:lang w:val="sw_KE" w:bidi="sw_KE"/>
-          </w:rPr>
-          <w:rPr>
-            <w:color w:val="0000EE"/>
-            <w:u w:val="single"/>
-          </w:rPr>
-          <w:t>Isaya 53:10–11</w:t>
-        </w:r>
-      </w:hyperlink>
-    </w:p>
-    <w:p>
-      <w:pPr>
-        <w:pStyle w:val="ListBullet"/>
-        <w:spacing w:line="240" w:lineRule="auto"/>
-        <w:ind w:left="720"/>
-      </w:pPr>
-      <w:r>
-        <w:rPr>
-          <w:lang w:val="sw_KE" w:bidi="sw_KE"/>
-        </w:rPr>
-      </w:r>
-      <w:hyperlink r:id="rId49">
-        <w:r>
-          <w:rPr>
-            <w:lang w:val="sw_KE" w:bidi="sw_KE"/>
-          </w:rPr>
-          <w:rPr>
-            <w:color w:val="0000EE"/>
-            <w:u w:val="single"/>
-          </w:rPr>
-          <w:t>Yakobo 1:21</w:t>
-        </w:r>
-      </w:hyperlink>
-    </w:p>
-    <w:p>
-      <w:pPr>
-        <w:pStyle w:val="ListBullet"/>
-        <w:spacing w:line="240" w:lineRule="auto"/>
-        <w:ind w:left="720"/>
-      </w:pPr>
-      <w:r>
-        <w:rPr>
-          <w:lang w:val="sw_KE" w:bidi="sw_KE"/>
-        </w:rPr>
-      </w:r>
-      <w:hyperlink r:id="rId50">
-        <w:r>
-          <w:rPr>
-            <w:lang w:val="sw_KE" w:bidi="sw_KE"/>
-          </w:rPr>
-          <w:rPr>
-            <w:color w:val="0000EE"/>
-            <w:u w:val="single"/>
-          </w:rPr>
-          <w:t>Yeremia 6:16–19</w:t>
-        </w:r>
-      </w:hyperlink>
-    </w:p>
-    <w:p>
-      <w:pPr>
-        <w:pStyle w:val="ListBullet"/>
-        <w:spacing w:line="240" w:lineRule="auto"/>
-        <w:ind w:left="720"/>
-      </w:pPr>
-      <w:r>
-        <w:rPr>
-          <w:lang w:val="sw_KE" w:bidi="sw_KE"/>
-        </w:rPr>
-      </w:r>
-      <w:hyperlink r:id="rId51">
-        <w:r>
-          <w:rPr>
-            <w:lang w:val="sw_KE" w:bidi="sw_KE"/>
-          </w:rPr>
-          <w:rPr>
-            <w:color w:val="0000EE"/>
-            <w:u w:val="single"/>
-          </w:rPr>
-          <w:t>Yona 2:7–8</w:t>
-        </w:r>
-      </w:hyperlink>
-    </w:p>
-    <w:p>
-      <w:pPr>
-        <w:pStyle w:val="ListBullet"/>
-        <w:spacing w:line="240" w:lineRule="auto"/>
-        <w:ind w:left="720"/>
-      </w:pPr>
-      <w:r>
-        <w:rPr>
-          <w:lang w:val="sw_KE" w:bidi="sw_KE"/>
-        </w:rPr>
-      </w:r>
-      <w:hyperlink r:id="rId52">
-        <w:r>
-          <w:rPr>
-            <w:lang w:val="sw_KE" w:bidi="sw_KE"/>
-          </w:rPr>
-          <w:rPr>
-            <w:color w:val="0000EE"/>
-            <w:u w:val="single"/>
-          </w:rPr>
-          <w:t>Luka 1:47</w:t>
-        </w:r>
-      </w:hyperlink>
-    </w:p>
-    <w:p>
-      <w:pPr>
-        <w:pStyle w:val="ListBullet"/>
-        <w:spacing w:line="240" w:lineRule="auto"/>
-        <w:ind w:left="720"/>
-      </w:pPr>
-      <w:r>
-        <w:rPr>
-          <w:lang w:val="sw_KE" w:bidi="sw_KE"/>
-        </w:rPr>
-      </w:r>
-      <w:hyperlink r:id="rId53">
-        <w:r>
-          <w:rPr>
-            <w:lang w:val="sw_KE" w:bidi="sw_KE"/>
-          </w:rPr>
-          <w:rPr>
-            <w:color w:val="0000EE"/>
-            <w:u w:val="single"/>
-          </w:rPr>
-          <w:t>Mathayo 22:37</w:t>
-        </w:r>
-      </w:hyperlink>
-    </w:p>
-    <w:p>
-      <w:pPr>
-        <w:pStyle w:val="ListBullet"/>
-        <w:spacing w:line="240" w:lineRule="auto"/>
-        <w:ind w:left="720"/>
-      </w:pPr>
-      <w:r>
-        <w:rPr>
-          <w:lang w:val="sw_KE" w:bidi="sw_KE"/>
-        </w:rPr>
-      </w:r>
-      <w:hyperlink r:id="rId54">
-        <w:r>
-          <w:rPr>
-            <w:lang w:val="sw_KE" w:bidi="sw_KE"/>
-          </w:rPr>
-          <w:rPr>
-            <w:color w:val="0000EE"/>
-            <w:u w:val="single"/>
-          </w:rPr>
-          <w:t>Zaburi 19:7</w:t>
-        </w:r>
-      </w:hyperlink>
-    </w:p>
-    <w:p>
-      <w:pPr>
-        <w:pStyle w:val="ListBullet"/>
-        <w:spacing w:line="240" w:lineRule="auto"/>
-        <w:ind w:left="720"/>
-      </w:pPr>
-      <w:r>
-        <w:rPr>
-          <w:lang w:val="sw_KE" w:bidi="sw_KE"/>
-        </w:rPr>
-      </w:r>
-      <w:hyperlink r:id="rId55">
-        <w:r>
-          <w:rPr>
-            <w:lang w:val="sw_KE" w:bidi="sw_KE"/>
-          </w:rPr>
-          <w:rPr>
-            <w:color w:val="0000EE"/>
-            <w:u w:val="single"/>
-          </w:rPr>
-          <w:t>Ufunuo 20:4</w:t>
-        </w:r>
-      </w:hyperlink>
+      <w:r>
+        <w:rPr>
+          <w:lang w:val="sw_KE" w:bidi="sw_KE"/>
+        </w:rPr>
+        <w:t>2 Petro 2:8</w:t>
+      </w:r>
+    </w:p>
+    <w:p>
+      <w:pPr>
+        <w:pStyle w:val="ListBullet"/>
+        <w:spacing w:line="240" w:lineRule="auto"/>
+        <w:ind w:left="720"/>
+      </w:pPr>
+      <w:r>
+        <w:rPr>
+          <w:lang w:val="sw_KE" w:bidi="sw_KE"/>
+        </w:rPr>
+      </w:r>
+      <w:r>
+        <w:rPr>
+          <w:lang w:val="sw_KE" w:bidi="sw_KE"/>
+        </w:rPr>
+        <w:t>Matendo 2:27–28</w:t>
+      </w:r>
+    </w:p>
+    <w:p>
+      <w:pPr>
+        <w:pStyle w:val="ListBullet"/>
+        <w:spacing w:line="240" w:lineRule="auto"/>
+        <w:ind w:left="720"/>
+      </w:pPr>
+      <w:r>
+        <w:rPr>
+          <w:lang w:val="sw_KE" w:bidi="sw_KE"/>
+        </w:rPr>
+      </w:r>
+      <w:r>
+        <w:rPr>
+          <w:lang w:val="sw_KE" w:bidi="sw_KE"/>
+        </w:rPr>
+        <w:t>Matendo 2:41</w:t>
+      </w:r>
+    </w:p>
+    <w:p>
+      <w:pPr>
+        <w:pStyle w:val="ListBullet"/>
+        <w:spacing w:line="240" w:lineRule="auto"/>
+        <w:ind w:left="720"/>
+      </w:pPr>
+      <w:r>
+        <w:rPr>
+          <w:lang w:val="sw_KE" w:bidi="sw_KE"/>
+        </w:rPr>
+      </w:r>
+      <w:r>
+        <w:rPr>
+          <w:lang w:val="sw_KE" w:bidi="sw_KE"/>
+        </w:rPr>
+        <w:t>Mwanzo 49:6</w:t>
+      </w:r>
+    </w:p>
+    <w:p>
+      <w:pPr>
+        <w:pStyle w:val="ListBullet"/>
+        <w:spacing w:line="240" w:lineRule="auto"/>
+        <w:ind w:left="720"/>
+      </w:pPr>
+      <w:r>
+        <w:rPr>
+          <w:lang w:val="sw_KE" w:bidi="sw_KE"/>
+        </w:rPr>
+      </w:r>
+      <w:r>
+        <w:rPr>
+          <w:lang w:val="sw_KE" w:bidi="sw_KE"/>
+        </w:rPr>
+        <w:t>Isaya 53:10–11</w:t>
+      </w:r>
+    </w:p>
+    <w:p>
+      <w:pPr>
+        <w:pStyle w:val="ListBullet"/>
+        <w:spacing w:line="240" w:lineRule="auto"/>
+        <w:ind w:left="720"/>
+      </w:pPr>
+      <w:r>
+        <w:rPr>
+          <w:lang w:val="sw_KE" w:bidi="sw_KE"/>
+        </w:rPr>
+      </w:r>
+      <w:r>
+        <w:rPr>
+          <w:lang w:val="sw_KE" w:bidi="sw_KE"/>
+        </w:rPr>
+        <w:t>Yakobo 1:21</w:t>
+      </w:r>
+    </w:p>
+    <w:p>
+      <w:pPr>
+        <w:pStyle w:val="ListBullet"/>
+        <w:spacing w:line="240" w:lineRule="auto"/>
+        <w:ind w:left="720"/>
+      </w:pPr>
+      <w:r>
+        <w:rPr>
+          <w:lang w:val="sw_KE" w:bidi="sw_KE"/>
+        </w:rPr>
+      </w:r>
+      <w:r>
+        <w:rPr>
+          <w:lang w:val="sw_KE" w:bidi="sw_KE"/>
+        </w:rPr>
+        <w:t>Yeremia 6:16–19</w:t>
+      </w:r>
+    </w:p>
+    <w:p>
+      <w:pPr>
+        <w:pStyle w:val="ListBullet"/>
+        <w:spacing w:line="240" w:lineRule="auto"/>
+        <w:ind w:left="720"/>
+      </w:pPr>
+      <w:r>
+        <w:rPr>
+          <w:lang w:val="sw_KE" w:bidi="sw_KE"/>
+        </w:rPr>
+      </w:r>
+      <w:r>
+        <w:rPr>
+          <w:lang w:val="sw_KE" w:bidi="sw_KE"/>
+        </w:rPr>
+        <w:t>Yona 2:7–8</w:t>
+      </w:r>
+    </w:p>
+    <w:p>
+      <w:pPr>
+        <w:pStyle w:val="ListBullet"/>
+        <w:spacing w:line="240" w:lineRule="auto"/>
+        <w:ind w:left="720"/>
+      </w:pPr>
+      <w:r>
+        <w:rPr>
+          <w:lang w:val="sw_KE" w:bidi="sw_KE"/>
+        </w:rPr>
+      </w:r>
+      <w:r>
+        <w:rPr>
+          <w:lang w:val="sw_KE" w:bidi="sw_KE"/>
+        </w:rPr>
+        <w:t>Luka 1:47</w:t>
+      </w:r>
+    </w:p>
+    <w:p>
+      <w:pPr>
+        <w:pStyle w:val="ListBullet"/>
+        <w:spacing w:line="240" w:lineRule="auto"/>
+        <w:ind w:left="720"/>
+      </w:pPr>
+      <w:r>
+        <w:rPr>
+          <w:lang w:val="sw_KE" w:bidi="sw_KE"/>
+        </w:rPr>
+      </w:r>
+      <w:r>
+        <w:rPr>
+          <w:lang w:val="sw_KE" w:bidi="sw_KE"/>
+        </w:rPr>
+        <w:t>Mathayo 22:37</w:t>
+      </w:r>
+    </w:p>
+    <w:p>
+      <w:pPr>
+        <w:pStyle w:val="ListBullet"/>
+        <w:spacing w:line="240" w:lineRule="auto"/>
+        <w:ind w:left="720"/>
+      </w:pPr>
+      <w:r>
+        <w:rPr>
+          <w:lang w:val="sw_KE" w:bidi="sw_KE"/>
+        </w:rPr>
+      </w:r>
+      <w:r>
+        <w:rPr>
+          <w:lang w:val="sw_KE" w:bidi="sw_KE"/>
+        </w:rPr>
+        <w:t>Zaburi 19:7</w:t>
+      </w:r>
+    </w:p>
+    <w:p>
+      <w:pPr>
+        <w:pStyle w:val="ListBullet"/>
+        <w:spacing w:line="240" w:lineRule="auto"/>
+        <w:ind w:left="720"/>
+      </w:pPr>
+      <w:r>
+        <w:rPr>
+          <w:lang w:val="sw_KE" w:bidi="sw_KE"/>
+        </w:rPr>
+      </w:r>
+      <w:r>
+        <w:rPr>
+          <w:lang w:val="sw_KE" w:bidi="sw_KE"/>
+        </w:rPr>
+        <w:t>Ufunuo 20:4</w:t>
+      </w:r>
     </w:p>
     <w:p>
       <w:pPr>
@@ -3600,90 +3342,66 @@
           <w:lang w:val="sw_KE" w:bidi="sw_KE"/>
         </w:rPr>
       </w:r>
-      <w:hyperlink r:id="rId56">
-        <w:r>
-          <w:rPr>
-            <w:lang w:val="sw_KE" w:bidi="sw_KE"/>
-          </w:rPr>
-          <w:rPr>
-            <w:color w:val="0000EE"/>
-            <w:u w:val="single"/>
-          </w:rPr>
-          <w:t>1 Wafalme 4:15</w:t>
-        </w:r>
-      </w:hyperlink>
-    </w:p>
-    <w:p>
-      <w:pPr>
-        <w:pStyle w:val="ListBullet"/>
-        <w:spacing w:line="240" w:lineRule="auto"/>
-        <w:ind w:left="720"/>
-      </w:pPr>
-      <w:r>
-        <w:rPr>
-          <w:lang w:val="sw_KE" w:bidi="sw_KE"/>
-        </w:rPr>
-      </w:r>
-      <w:hyperlink r:id="rId57">
-        <w:r>
-          <w:rPr>
-            <w:lang w:val="sw_KE" w:bidi="sw_KE"/>
-          </w:rPr>
-          <w:rPr>
-            <w:color w:val="0000EE"/>
-            <w:u w:val="single"/>
-          </w:rPr>
-          <w:t>Kumbukumbu la Torati 27:13–14</w:t>
-        </w:r>
-      </w:hyperlink>
-    </w:p>
-    <w:p>
-      <w:pPr>
-        <w:pStyle w:val="ListBullet"/>
-        <w:spacing w:line="240" w:lineRule="auto"/>
-        <w:ind w:left="720"/>
-      </w:pPr>
-      <w:r>
-        <w:rPr>
-          <w:lang w:val="sw_KE" w:bidi="sw_KE"/>
-        </w:rPr>
-      </w:r>
-      <w:hyperlink r:id="rId58">
-        <w:r>
-          <w:rPr>
-            <w:lang w:val="sw_KE" w:bidi="sw_KE"/>
-          </w:rPr>
-          <w:rPr>
-            <w:color w:val="0000EE"/>
-            <w:u w:val="single"/>
-          </w:rPr>
-          <w:t>Ezekieli 48:1–3</w:t>
-        </w:r>
-      </w:hyperlink>
-    </w:p>
-    <w:p>
-      <w:pPr>
-        <w:pStyle w:val="ListBullet"/>
-        <w:spacing w:line="240" w:lineRule="auto"/>
-        <w:ind w:left="720"/>
-      </w:pPr>
-      <w:r>
-        <w:rPr>
-          <w:lang w:val="sw_KE" w:bidi="sw_KE"/>
-        </w:rPr>
-      </w:r>
-      <w:hyperlink r:id="rId59">
-        <w:r>
-          <w:rPr>
-            <w:lang w:val="sw_KE" w:bidi="sw_KE"/>
-          </w:rPr>
-          <w:rPr>
-            <w:color w:val="0000EE"/>
-            <w:u w:val="single"/>
-          </w:rPr>
-          <w:t>Mwanzo 30:8</w:t>
-        </w:r>
-      </w:hyperlink>
+      <w:r>
+        <w:rPr>
+          <w:lang w:val="sw_KE" w:bidi="sw_KE"/>
+        </w:rPr>
+        <w:t>1 Wafalme 4:15</w:t>
+      </w:r>
+    </w:p>
+    <w:p>
+      <w:pPr>
+        <w:pStyle w:val="ListBullet"/>
+        <w:spacing w:line="240" w:lineRule="auto"/>
+        <w:ind w:left="720"/>
+      </w:pPr>
+      <w:r>
+        <w:rPr>
+          <w:lang w:val="sw_KE" w:bidi="sw_KE"/>
+        </w:rPr>
+      </w:r>
+      <w:r>
+        <w:rPr>
+          <w:lang w:val="sw_KE" w:bidi="sw_KE"/>
+        </w:rPr>
+        <w:t>Kumbukumbu la Torati 27:13–14</w:t>
+      </w:r>
+    </w:p>
+    <w:p>
+      <w:pPr>
+        <w:pStyle w:val="ListBullet"/>
+        <w:spacing w:line="240" w:lineRule="auto"/>
+        <w:ind w:left="720"/>
+      </w:pPr>
+      <w:r>
+        <w:rPr>
+          <w:lang w:val="sw_KE" w:bidi="sw_KE"/>
+        </w:rPr>
+      </w:r>
+      <w:r>
+        <w:rPr>
+          <w:lang w:val="sw_KE" w:bidi="sw_KE"/>
+        </w:rPr>
+        <w:t>Ezekieli 48:1–3</w:t>
+      </w:r>
+    </w:p>
+    <w:p>
+      <w:pPr>
+        <w:pStyle w:val="ListBullet"/>
+        <w:spacing w:line="240" w:lineRule="auto"/>
+        <w:ind w:left="720"/>
+      </w:pPr>
+      <w:r>
+        <w:rPr>
+          <w:lang w:val="sw_KE" w:bidi="sw_KE"/>
+        </w:rPr>
+      </w:r>
+      <w:r>
+        <w:rPr>
+          <w:lang w:val="sw_KE" w:bidi="sw_KE"/>
+        </w:rPr>
+        <w:t>Mwanzo 30:8</w:t>
+      </w:r>
       <w:r>
         <w:rPr>
           <w:lang w:val="sw_KE" w:bidi="sw_KE"/>
@@ -3702,42 +3420,30 @@
           <w:lang w:val="sw_KE" w:bidi="sw_KE"/>
         </w:rPr>
       </w:r>
-      <w:hyperlink r:id="rId60">
-        <w:r>
-          <w:rPr>
-            <w:lang w:val="sw_KE" w:bidi="sw_KE"/>
-          </w:rPr>
-          <w:rPr>
-            <w:color w:val="0000EE"/>
-            <w:u w:val="single"/>
-          </w:rPr>
-          <w:t>Waamuzi 1:33</w:t>
-        </w:r>
-      </w:hyperlink>
-    </w:p>
-    <w:p>
-      <w:pPr>
-        <w:pStyle w:val="ListBullet"/>
-        <w:spacing w:line="240" w:lineRule="auto"/>
-        <w:ind w:left="720"/>
-      </w:pPr>
-      <w:r>
-        <w:rPr>
-          <w:lang w:val="sw_KE" w:bidi="sw_KE"/>
-        </w:rPr>
-      </w:r>
-      <w:hyperlink r:id="rId61">
-        <w:r>
-          <w:rPr>
-            <w:lang w:val="sw_KE" w:bidi="sw_KE"/>
-          </w:rPr>
-          <w:rPr>
-            <w:color w:val="0000EE"/>
-            <w:u w:val="single"/>
-          </w:rPr>
-          <w:t>Mathayo 4:13</w:t>
-        </w:r>
-      </w:hyperlink>
+      <w:r>
+        <w:rPr>
+          <w:lang w:val="sw_KE" w:bidi="sw_KE"/>
+        </w:rPr>
+        <w:t>Waamuzi 1:33</w:t>
+      </w:r>
+    </w:p>
+    <w:p>
+      <w:pPr>
+        <w:pStyle w:val="ListBullet"/>
+        <w:spacing w:line="240" w:lineRule="auto"/>
+        <w:ind w:left="720"/>
+      </w:pPr>
+      <w:r>
+        <w:rPr>
+          <w:lang w:val="sw_KE" w:bidi="sw_KE"/>
+        </w:rPr>
+      </w:r>
+      <w:r>
+        <w:rPr>
+          <w:lang w:val="sw_KE" w:bidi="sw_KE"/>
+        </w:rPr>
+        <w:t>Mathayo 4:13</w:t>
+      </w:r>
     </w:p>
     <w:p>
       <w:pPr>
@@ -3937,90 +3643,66 @@
           <w:lang w:val="sw_KE" w:bidi="sw_KE"/>
         </w:rPr>
       </w:r>
-      <w:hyperlink r:id="rId62">
-        <w:r>
-          <w:rPr>
-            <w:lang w:val="sw_KE" w:bidi="sw_KE"/>
-          </w:rPr>
-          <w:rPr>
-            <w:color w:val="0000EE"/>
-            <w:u w:val="single"/>
-          </w:rPr>
-          <w:t>1 Mambo ya Nyakati 1:24–27</w:t>
-        </w:r>
-      </w:hyperlink>
-    </w:p>
-    <w:p>
-      <w:pPr>
-        <w:pStyle w:val="ListBullet"/>
-        <w:spacing w:line="240" w:lineRule="auto"/>
-        <w:ind w:left="720"/>
-      </w:pPr>
-      <w:r>
-        <w:rPr>
-          <w:lang w:val="sw_KE" w:bidi="sw_KE"/>
-        </w:rPr>
-      </w:r>
-      <w:hyperlink r:id="rId63">
-        <w:r>
-          <w:rPr>
-            <w:lang w:val="sw_KE" w:bidi="sw_KE"/>
-          </w:rPr>
-          <w:rPr>
-            <w:color w:val="0000EE"/>
-            <w:u w:val="single"/>
-          </w:rPr>
-          <w:t>Mwanzo 31:53</w:t>
-        </w:r>
-      </w:hyperlink>
-    </w:p>
-    <w:p>
-      <w:pPr>
-        <w:pStyle w:val="ListBullet"/>
-        <w:spacing w:line="240" w:lineRule="auto"/>
-        <w:ind w:left="720"/>
-      </w:pPr>
-      <w:r>
-        <w:rPr>
-          <w:lang w:val="sw_KE" w:bidi="sw_KE"/>
-        </w:rPr>
-      </w:r>
-      <w:hyperlink r:id="rId64">
-        <w:r>
-          <w:rPr>
-            <w:lang w:val="sw_KE" w:bidi="sw_KE"/>
-          </w:rPr>
-          <w:rPr>
-            <w:color w:val="0000EE"/>
-            <w:u w:val="single"/>
-          </w:rPr>
-          <w:t>Yoshua 24:2</w:t>
-        </w:r>
-      </w:hyperlink>
-    </w:p>
-    <w:p>
-      <w:pPr>
-        <w:pStyle w:val="ListBullet"/>
-        <w:spacing w:line="240" w:lineRule="auto"/>
-        <w:ind w:left="720"/>
-      </w:pPr>
-      <w:r>
-        <w:rPr>
-          <w:lang w:val="sw_KE" w:bidi="sw_KE"/>
-        </w:rPr>
-      </w:r>
-      <w:hyperlink r:id="rId65">
-        <w:r>
-          <w:rPr>
-            <w:lang w:val="sw_KE" w:bidi="sw_KE"/>
-          </w:rPr>
-          <w:rPr>
-            <w:color w:val="0000EE"/>
-            <w:u w:val="single"/>
-          </w:rPr>
-          <w:t>Luka 3:34</w:t>
-        </w:r>
-      </w:hyperlink>
+      <w:r>
+        <w:rPr>
+          <w:lang w:val="sw_KE" w:bidi="sw_KE"/>
+        </w:rPr>
+        <w:t>1 Mambo ya Nyakati 1:24–27</w:t>
+      </w:r>
+    </w:p>
+    <w:p>
+      <w:pPr>
+        <w:pStyle w:val="ListBullet"/>
+        <w:spacing w:line="240" w:lineRule="auto"/>
+        <w:ind w:left="720"/>
+      </w:pPr>
+      <w:r>
+        <w:rPr>
+          <w:lang w:val="sw_KE" w:bidi="sw_KE"/>
+        </w:rPr>
+      </w:r>
+      <w:r>
+        <w:rPr>
+          <w:lang w:val="sw_KE" w:bidi="sw_KE"/>
+        </w:rPr>
+        <w:t>Mwanzo 31:53</w:t>
+      </w:r>
+    </w:p>
+    <w:p>
+      <w:pPr>
+        <w:pStyle w:val="ListBullet"/>
+        <w:spacing w:line="240" w:lineRule="auto"/>
+        <w:ind w:left="720"/>
+      </w:pPr>
+      <w:r>
+        <w:rPr>
+          <w:lang w:val="sw_KE" w:bidi="sw_KE"/>
+        </w:rPr>
+      </w:r>
+      <w:r>
+        <w:rPr>
+          <w:lang w:val="sw_KE" w:bidi="sw_KE"/>
+        </w:rPr>
+        <w:t>Yoshua 24:2</w:t>
+      </w:r>
+    </w:p>
+    <w:p>
+      <w:pPr>
+        <w:pStyle w:val="ListBullet"/>
+        <w:spacing w:line="240" w:lineRule="auto"/>
+        <w:ind w:left="720"/>
+      </w:pPr>
+      <w:r>
+        <w:rPr>
+          <w:lang w:val="sw_KE" w:bidi="sw_KE"/>
+        </w:rPr>
+      </w:r>
+      <w:r>
+        <w:rPr>
+          <w:lang w:val="sw_KE" w:bidi="sw_KE"/>
+        </w:rPr>
+        <w:t>Luka 3:34</w:t>
+      </w:r>
     </w:p>
     <w:p>
       <w:pPr>
@@ -4244,18 +3926,12 @@
           <w:lang w:val="sw_KE" w:bidi="sw_KE"/>
         </w:rPr>
       </w:r>
-      <w:hyperlink r:id="rId66">
-        <w:r>
-          <w:rPr>
-            <w:lang w:val="sw_KE" w:bidi="sw_KE"/>
-          </w:rPr>
-          <w:rPr>
-            <w:color w:val="0000EE"/>
-            <w:u w:val="single"/>
-          </w:rPr>
-          <w:t>Nahumu 1:1</w:t>
-        </w:r>
-      </w:hyperlink>
+      <w:r>
+        <w:rPr>
+          <w:lang w:val="sw_KE" w:bidi="sw_KE"/>
+        </w:rPr>
+        <w:t>Nahumu 1:1</w:t>
+      </w:r>
     </w:p>
     <w:p>
       <w:pPr>
@@ -4565,186 +4241,138 @@
           <w:lang w:val="sw_KE" w:bidi="sw_KE"/>
         </w:rPr>
       </w:r>
-      <w:hyperlink r:id="rId67">
-        <w:r>
-          <w:rPr>
-            <w:lang w:val="sw_KE" w:bidi="sw_KE"/>
-          </w:rPr>
-          <w:rPr>
-            <w:color w:val="0000EE"/>
-            <w:u w:val="single"/>
-          </w:rPr>
-          <w:t>2 Wafalme 23:8</w:t>
-        </w:r>
-      </w:hyperlink>
-    </w:p>
-    <w:p>
-      <w:pPr>
-        <w:pStyle w:val="ListBullet"/>
-        <w:spacing w:line="240" w:lineRule="auto"/>
-        <w:ind w:left="720"/>
-      </w:pPr>
-      <w:r>
-        <w:rPr>
-          <w:lang w:val="sw_KE" w:bidi="sw_KE"/>
-        </w:rPr>
-      </w:r>
-      <w:hyperlink r:id="rId68">
-        <w:r>
-          <w:rPr>
-            <w:lang w:val="sw_KE" w:bidi="sw_KE"/>
-          </w:rPr>
-          <w:rPr>
-            <w:color w:val="0000EE"/>
-            <w:u w:val="single"/>
-          </w:rPr>
-          <w:t>Kutoka 20:24–26</w:t>
-        </w:r>
-      </w:hyperlink>
-    </w:p>
-    <w:p>
-      <w:pPr>
-        <w:pStyle w:val="ListBullet"/>
-        <w:spacing w:line="240" w:lineRule="auto"/>
-        <w:ind w:left="720"/>
-      </w:pPr>
-      <w:r>
-        <w:rPr>
-          <w:lang w:val="sw_KE" w:bidi="sw_KE"/>
-        </w:rPr>
-      </w:r>
-      <w:hyperlink r:id="rId69">
-        <w:r>
-          <w:rPr>
-            <w:lang w:val="sw_KE" w:bidi="sw_KE"/>
-          </w:rPr>
-          <w:rPr>
-            <w:color w:val="0000EE"/>
-            <w:u w:val="single"/>
-          </w:rPr>
-          <w:t>Mwanzo 34:27</w:t>
-        </w:r>
-      </w:hyperlink>
-    </w:p>
-    <w:p>
-      <w:pPr>
-        <w:pStyle w:val="ListBullet"/>
-        <w:spacing w:line="240" w:lineRule="auto"/>
-        <w:ind w:left="720"/>
-      </w:pPr>
-      <w:r>
-        <w:rPr>
-          <w:lang w:val="sw_KE" w:bidi="sw_KE"/>
-        </w:rPr>
-      </w:r>
-      <w:hyperlink r:id="rId70">
-        <w:r>
-          <w:rPr>
-            <w:lang w:val="sw_KE" w:bidi="sw_KE"/>
-          </w:rPr>
-          <w:rPr>
-            <w:color w:val="0000EE"/>
-            <w:u w:val="single"/>
-          </w:rPr>
-          <w:t>Mwanzo 49:4</w:t>
-        </w:r>
-      </w:hyperlink>
-    </w:p>
-    <w:p>
-      <w:pPr>
-        <w:pStyle w:val="ListBullet"/>
-        <w:spacing w:line="240" w:lineRule="auto"/>
-        <w:ind w:left="720"/>
-      </w:pPr>
-      <w:r>
-        <w:rPr>
-          <w:lang w:val="sw_KE" w:bidi="sw_KE"/>
-        </w:rPr>
-      </w:r>
-      <w:hyperlink r:id="rId71">
-        <w:r>
-          <w:rPr>
-            <w:lang w:val="sw_KE" w:bidi="sw_KE"/>
-          </w:rPr>
-          <w:rPr>
-            <w:color w:val="0000EE"/>
-            <w:u w:val="single"/>
-          </w:rPr>
-          <w:t>Isaya 43:27–28</w:t>
-        </w:r>
-      </w:hyperlink>
-    </w:p>
-    <w:p>
-      <w:pPr>
-        <w:pStyle w:val="ListBullet"/>
-        <w:spacing w:line="240" w:lineRule="auto"/>
-        <w:ind w:left="720"/>
-      </w:pPr>
-      <w:r>
-        <w:rPr>
-          <w:lang w:val="sw_KE" w:bidi="sw_KE"/>
-        </w:rPr>
-      </w:r>
-      <w:hyperlink r:id="rId72">
-        <w:r>
-          <w:rPr>
-            <w:lang w:val="sw_KE" w:bidi="sw_KE"/>
-          </w:rPr>
-          <w:rPr>
-            <w:color w:val="0000EE"/>
-            <w:u w:val="single"/>
-          </w:rPr>
-          <w:t>Mambo ya Walawi 11:43–45</w:t>
-        </w:r>
-      </w:hyperlink>
-    </w:p>
-    <w:p>
-      <w:pPr>
-        <w:pStyle w:val="ListBullet"/>
-        <w:spacing w:line="240" w:lineRule="auto"/>
-        <w:ind w:left="720"/>
-      </w:pPr>
-      <w:r>
-        <w:rPr>
-          <w:lang w:val="sw_KE" w:bidi="sw_KE"/>
-        </w:rPr>
-      </w:r>
-      <w:hyperlink r:id="rId73">
-        <w:r>
-          <w:rPr>
-            <w:lang w:val="sw_KE" w:bidi="sw_KE"/>
-          </w:rPr>
-          <w:rPr>
-            <w:color w:val="0000EE"/>
-            <w:u w:val="single"/>
-          </w:rPr>
-          <w:t>Marko 7:14–16</w:t>
-        </w:r>
-      </w:hyperlink>
-    </w:p>
-    <w:p>
-      <w:pPr>
-        <w:pStyle w:val="ListBullet"/>
-        <w:spacing w:line="240" w:lineRule="auto"/>
-        <w:ind w:left="720"/>
-      </w:pPr>
-      <w:r>
-        <w:rPr>
-          <w:lang w:val="sw_KE" w:bidi="sw_KE"/>
-        </w:rPr>
-      </w:r>
-      <w:hyperlink r:id="rId74">
-        <w:r>
-          <w:rPr>
-            <w:lang w:val="sw_KE" w:bidi="sw_KE"/>
-          </w:rPr>
-          <w:rPr>
-            <w:color w:val="0000EE"/>
-            <w:u w:val="single"/>
-          </w:rPr>
-          <w:t>Mathayo 15:10</w:t>
-        </w:r>
-      </w:hyperlink>
+      <w:r>
+        <w:rPr>
+          <w:lang w:val="sw_KE" w:bidi="sw_KE"/>
+        </w:rPr>
+        <w:t>2 Wafalme 23:8</w:t>
+      </w:r>
+    </w:p>
+    <w:p>
+      <w:pPr>
+        <w:pStyle w:val="ListBullet"/>
+        <w:spacing w:line="240" w:lineRule="auto"/>
+        <w:ind w:left="720"/>
+      </w:pPr>
+      <w:r>
+        <w:rPr>
+          <w:lang w:val="sw_KE" w:bidi="sw_KE"/>
+        </w:rPr>
+      </w:r>
+      <w:r>
+        <w:rPr>
+          <w:lang w:val="sw_KE" w:bidi="sw_KE"/>
+        </w:rPr>
+        <w:t>Kutoka 20:24–26</w:t>
+      </w:r>
+    </w:p>
+    <w:p>
+      <w:pPr>
+        <w:pStyle w:val="ListBullet"/>
+        <w:spacing w:line="240" w:lineRule="auto"/>
+        <w:ind w:left="720"/>
+      </w:pPr>
+      <w:r>
+        <w:rPr>
+          <w:lang w:val="sw_KE" w:bidi="sw_KE"/>
+        </w:rPr>
+      </w:r>
+      <w:r>
+        <w:rPr>
+          <w:lang w:val="sw_KE" w:bidi="sw_KE"/>
+        </w:rPr>
+        <w:t>Mwanzo 34:27</w:t>
+      </w:r>
+    </w:p>
+    <w:p>
+      <w:pPr>
+        <w:pStyle w:val="ListBullet"/>
+        <w:spacing w:line="240" w:lineRule="auto"/>
+        <w:ind w:left="720"/>
+      </w:pPr>
+      <w:r>
+        <w:rPr>
+          <w:lang w:val="sw_KE" w:bidi="sw_KE"/>
+        </w:rPr>
+      </w:r>
+      <w:r>
+        <w:rPr>
+          <w:lang w:val="sw_KE" w:bidi="sw_KE"/>
+        </w:rPr>
+        <w:t>Mwanzo 49:4</w:t>
+      </w:r>
+    </w:p>
+    <w:p>
+      <w:pPr>
+        <w:pStyle w:val="ListBullet"/>
+        <w:spacing w:line="240" w:lineRule="auto"/>
+        <w:ind w:left="720"/>
+      </w:pPr>
+      <w:r>
+        <w:rPr>
+          <w:lang w:val="sw_KE" w:bidi="sw_KE"/>
+        </w:rPr>
+      </w:r>
+      <w:r>
+        <w:rPr>
+          <w:lang w:val="sw_KE" w:bidi="sw_KE"/>
+        </w:rPr>
+        <w:t>Isaya 43:27–28</w:t>
+      </w:r>
+    </w:p>
+    <w:p>
+      <w:pPr>
+        <w:pStyle w:val="ListBullet"/>
+        <w:spacing w:line="240" w:lineRule="auto"/>
+        <w:ind w:left="720"/>
+      </w:pPr>
+      <w:r>
+        <w:rPr>
+          <w:lang w:val="sw_KE" w:bidi="sw_KE"/>
+        </w:rPr>
+      </w:r>
+      <w:r>
+        <w:rPr>
+          <w:lang w:val="sw_KE" w:bidi="sw_KE"/>
+        </w:rPr>
+        <w:t>Mambo ya Walawi 11:43–45</w:t>
+      </w:r>
+    </w:p>
+    <w:p>
+      <w:pPr>
+        <w:pStyle w:val="ListBullet"/>
+        <w:spacing w:line="240" w:lineRule="auto"/>
+        <w:ind w:left="720"/>
+      </w:pPr>
+      <w:r>
+        <w:rPr>
+          <w:lang w:val="sw_KE" w:bidi="sw_KE"/>
+        </w:rPr>
+      </w:r>
+      <w:r>
+        <w:rPr>
+          <w:lang w:val="sw_KE" w:bidi="sw_KE"/>
+        </w:rPr>
+        <w:t>Marko 7:14–16</w:t>
+      </w:r>
+    </w:p>
+    <w:p>
+      <w:pPr>
+        <w:pStyle w:val="ListBullet"/>
+        <w:spacing w:line="240" w:lineRule="auto"/>
+        <w:ind w:left="720"/>
+      </w:pPr>
+      <w:r>
+        <w:rPr>
+          <w:lang w:val="sw_KE" w:bidi="sw_KE"/>
+        </w:rPr>
+      </w:r>
+      <w:r>
+        <w:rPr>
+          <w:lang w:val="sw_KE" w:bidi="sw_KE"/>
+        </w:rPr>
+        <w:t>Mathayo 15:10</w:t>
+      </w:r>
     </w:p>
     <w:p>
       <w:pPr>
@@ -4986,79 +4614,55 @@
           <w:lang w:val="sw_KE" w:bidi="sw_KE"/>
         </w:rPr>
       </w:r>
-      <w:hyperlink r:id="rId75">
-        <w:r>
-          <w:rPr>
-            <w:lang w:val="sw_KE" w:bidi="sw_KE"/>
-          </w:rPr>
-          <w:rPr>
-            <w:color w:val="0000EE"/>
-            <w:u w:val="single"/>
-          </w:rPr>
-          <w:t>1 Mambo ya Nyakati 17:1–2</w:t>
-        </w:r>
-      </w:hyperlink>
-    </w:p>
-    <w:p>
-      <w:pPr>
-        <w:pStyle w:val="ListBullet"/>
-        <w:spacing w:line="240" w:lineRule="auto"/>
-        <w:ind w:left="720"/>
-      </w:pPr>
-      <w:r>
-        <w:rPr>
-          <w:lang w:val="sw_KE" w:bidi="sw_KE"/>
-        </w:rPr>
+      <w:r>
+        <w:rPr>
+          <w:lang w:val="sw_KE" w:bidi="sw_KE"/>
+        </w:rPr>
+        <w:t>1 Mambo ya Nyakati 17:1–2</w:t>
+      </w:r>
+    </w:p>
+    <w:p>
+      <w:pPr>
+        <w:pStyle w:val="ListBullet"/>
+        <w:spacing w:line="240" w:lineRule="auto"/>
+        <w:ind w:left="720"/>
+      </w:pPr>
+      <w:r>
+        <w:rPr>
+          <w:lang w:val="sw_KE" w:bidi="sw_KE"/>
+        </w:rPr>
+      </w:r>
+      <w:r>
+        <w:rPr>
+          <w:lang w:val="sw_KE" w:bidi="sw_KE"/>
+        </w:rPr>
+        <w:t>2 Mambo ya Nyakati 9:29</w:t>
         <w:br/>
       </w:r>
-      <w:hyperlink r:id="rId76">
-        <w:r>
-          <w:rPr>
-            <w:lang w:val="sw_KE" w:bidi="sw_KE"/>
-          </w:rPr>
-          <w:rPr>
-            <w:color w:val="0000EE"/>
-            <w:u w:val="single"/>
-          </w:rPr>
-          <w:t>2 Mambo ya Nyakati 9:29</w:t>
-        </w:r>
-      </w:hyperlink>
-      <w:hyperlink r:id="rId77">
-        <w:r>
-          <w:rPr>
-            <w:lang w:val="sw_KE" w:bidi="sw_KE"/>
-          </w:rPr>
-          <w:rPr>
-            <w:color w:val="0000EE"/>
-            <w:u w:val="single"/>
-          </w:rPr>
-          <w:t>2 Samweli 12:1–3</w:t>
-        </w:r>
-      </w:hyperlink>
-    </w:p>
-    <w:p>
-      <w:pPr>
-        <w:pStyle w:val="ListBullet"/>
-        <w:spacing w:line="240" w:lineRule="auto"/>
-        <w:ind w:left="720"/>
-      </w:pPr>
-      <w:r>
-        <w:rPr>
-          <w:lang w:val="sw_KE" w:bidi="sw_KE"/>
-        </w:rPr>
-      </w:r>
-      <w:hyperlink r:id="rId23">
-        <w:r>
-          <w:rPr>
-            <w:lang w:val="sw_KE" w:bidi="sw_KE"/>
-          </w:rPr>
-          <w:rPr>
-            <w:color w:val="0000EE"/>
-            <w:u w:val="single"/>
-          </w:rPr>
-          <w:t>Zaburi 51:1</w:t>
-        </w:r>
-      </w:hyperlink>
+      <w:r>
+        <w:rPr>
+          <w:lang w:val="sw_KE" w:bidi="sw_KE"/>
+        </w:rPr>
+        <w:t>2 Samweli 12:1–3</w:t>
+      </w:r>
+    </w:p>
+    <w:p>
+      <w:pPr>
+        <w:pStyle w:val="ListBullet"/>
+        <w:spacing w:line="240" w:lineRule="auto"/>
+        <w:ind w:left="720"/>
+      </w:pPr>
+      <w:r>
+        <w:rPr>
+          <w:lang w:val="sw_KE" w:bidi="sw_KE"/>
+        </w:rPr>
+      </w:r>
+      <w:r>
+        <w:rPr>
+          <w:lang w:val="sw_KE" w:bidi="sw_KE"/>
+        </w:rPr>
+        <w:t>Zaburi 51:1</w:t>
+      </w:r>
     </w:p>
     <w:p>
       <w:pPr>
@@ -5391,162 +4995,120 @@
           <w:lang w:val="sw_KE" w:bidi="sw_KE"/>
         </w:rPr>
       </w:r>
-      <w:hyperlink r:id="rId78">
-        <w:r>
-          <w:rPr>
-            <w:lang w:val="sw_KE" w:bidi="sw_KE"/>
-          </w:rPr>
-          <w:rPr>
-            <w:color w:val="0000EE"/>
-            <w:u w:val="single"/>
-          </w:rPr>
-          <w:t>Matendo 26:9–11</w:t>
-        </w:r>
-      </w:hyperlink>
-    </w:p>
-    <w:p>
-      <w:pPr>
-        <w:pStyle w:val="ListBullet"/>
-        <w:spacing w:line="240" w:lineRule="auto"/>
-        <w:ind w:left="720"/>
-      </w:pPr>
-      <w:r>
-        <w:rPr>
-          <w:lang w:val="sw_KE" w:bidi="sw_KE"/>
-        </w:rPr>
-      </w:r>
-      <w:hyperlink r:id="rId18">
-        <w:r>
-          <w:rPr>
-            <w:lang w:val="sw_KE" w:bidi="sw_KE"/>
-          </w:rPr>
-          <w:rPr>
-            <w:color w:val="0000EE"/>
-            <w:u w:val="single"/>
-          </w:rPr>
-          <w:t>Yohana 1:43–45</w:t>
-        </w:r>
-      </w:hyperlink>
-    </w:p>
-    <w:p>
-      <w:pPr>
-        <w:pStyle w:val="ListBullet"/>
-        <w:spacing w:line="240" w:lineRule="auto"/>
-        <w:ind w:left="720"/>
-      </w:pPr>
-      <w:r>
-        <w:rPr>
-          <w:lang w:val="sw_KE" w:bidi="sw_KE"/>
-        </w:rPr>
-      </w:r>
-      <w:hyperlink r:id="rId79">
-        <w:r>
-          <w:rPr>
-            <w:lang w:val="sw_KE" w:bidi="sw_KE"/>
-          </w:rPr>
-          <w:rPr>
-            <w:color w:val="0000EE"/>
-            <w:u w:val="single"/>
-          </w:rPr>
-          <w:t>Luka 1:26–29</w:t>
-        </w:r>
-      </w:hyperlink>
-    </w:p>
-    <w:p>
-      <w:pPr>
-        <w:pStyle w:val="ListBullet"/>
-        <w:spacing w:line="240" w:lineRule="auto"/>
-        <w:ind w:left="720"/>
-      </w:pPr>
-      <w:r>
-        <w:rPr>
-          <w:lang w:val="sw_KE" w:bidi="sw_KE"/>
-        </w:rPr>
-      </w:r>
-      <w:hyperlink r:id="rId80">
-        <w:r>
-          <w:rPr>
-            <w:lang w:val="sw_KE" w:bidi="sw_KE"/>
-          </w:rPr>
-          <w:rPr>
-            <w:color w:val="0000EE"/>
-            <w:u w:val="single"/>
-          </w:rPr>
-          <w:t>Marko 16:5–7</w:t>
-        </w:r>
-      </w:hyperlink>
-    </w:p>
-    <w:p>
-      <w:pPr>
-        <w:pStyle w:val="ListBullet"/>
-        <w:spacing w:line="240" w:lineRule="auto"/>
-        <w:ind w:left="720"/>
-      </w:pPr>
-      <w:r>
-        <w:rPr>
-          <w:lang w:val="sw_KE" w:bidi="sw_KE"/>
-        </w:rPr>
-      </w:r>
-      <w:hyperlink r:id="rId81">
-        <w:r>
-          <w:rPr>
-            <w:lang w:val="sw_KE" w:bidi="sw_KE"/>
-          </w:rPr>
-          <w:rPr>
-            <w:color w:val="0000EE"/>
-            <w:u w:val="single"/>
-          </w:rPr>
-          <w:t>Matayo 2:23</w:t>
-        </w:r>
-      </w:hyperlink>
-    </w:p>
-    <w:p>
-      <w:pPr>
-        <w:pStyle w:val="ListBullet"/>
-        <w:spacing w:line="240" w:lineRule="auto"/>
-        <w:ind w:left="720"/>
-      </w:pPr>
-      <w:r>
-        <w:rPr>
-          <w:lang w:val="sw_KE" w:bidi="sw_KE"/>
-        </w:rPr>
-      </w:r>
-      <w:hyperlink r:id="rId82">
-        <w:r>
-          <w:rPr>
-            <w:lang w:val="sw_KE" w:bidi="sw_KE"/>
-          </w:rPr>
-          <w:rPr>
-            <w:color w:val="0000EE"/>
-            <w:u w:val="single"/>
-          </w:rPr>
-          <w:t>Mathayo 21:9–11</w:t>
-        </w:r>
-      </w:hyperlink>
-    </w:p>
-    <w:p>
-      <w:pPr>
-        <w:pStyle w:val="ListBullet"/>
-        <w:spacing w:line="240" w:lineRule="auto"/>
-        <w:ind w:left="720"/>
-      </w:pPr>
-      <w:r>
-        <w:rPr>
-          <w:lang w:val="sw_KE" w:bidi="sw_KE"/>
-        </w:rPr>
-      </w:r>
-      <w:hyperlink r:id="rId83">
-        <w:r>
-          <w:rPr>
-            <w:lang w:val="sw_KE" w:bidi="sw_KE"/>
-          </w:rPr>
-          <w:rPr>
-            <w:color w:val="0000EE"/>
-            <w:u w:val="single"/>
-          </w:rPr>
-          <w:t>Mathayo 26:71–72</w:t>
-        </w:r>
-      </w:hyperlink>
+      <w:r>
+        <w:rPr>
+          <w:lang w:val="sw_KE" w:bidi="sw_KE"/>
+        </w:rPr>
+        <w:t>Matendo 26:9–11</w:t>
+      </w:r>
+    </w:p>
+    <w:p>
+      <w:pPr>
+        <w:pStyle w:val="ListBullet"/>
+        <w:spacing w:line="240" w:lineRule="auto"/>
+        <w:ind w:left="720"/>
+      </w:pPr>
+      <w:r>
+        <w:rPr>
+          <w:lang w:val="sw_KE" w:bidi="sw_KE"/>
+        </w:rPr>
+      </w:r>
+      <w:r>
+        <w:rPr>
+          <w:lang w:val="sw_KE" w:bidi="sw_KE"/>
+        </w:rPr>
+        <w:t>Yohana 1:43–45</w:t>
+      </w:r>
+    </w:p>
+    <w:p>
+      <w:pPr>
+        <w:pStyle w:val="ListBullet"/>
+        <w:spacing w:line="240" w:lineRule="auto"/>
+        <w:ind w:left="720"/>
+      </w:pPr>
+      <w:r>
+        <w:rPr>
+          <w:lang w:val="sw_KE" w:bidi="sw_KE"/>
+        </w:rPr>
+      </w:r>
+      <w:r>
+        <w:rPr>
+          <w:lang w:val="sw_KE" w:bidi="sw_KE"/>
+        </w:rPr>
+        <w:t>Luka 1:26–29</w:t>
+      </w:r>
+    </w:p>
+    <w:p>
+      <w:pPr>
+        <w:pStyle w:val="ListBullet"/>
+        <w:spacing w:line="240" w:lineRule="auto"/>
+        <w:ind w:left="720"/>
+      </w:pPr>
+      <w:r>
+        <w:rPr>
+          <w:lang w:val="sw_KE" w:bidi="sw_KE"/>
+        </w:rPr>
+      </w:r>
+      <w:r>
+        <w:rPr>
+          <w:lang w:val="sw_KE" w:bidi="sw_KE"/>
+        </w:rPr>
+        <w:t>Marko 16:5–7</w:t>
+      </w:r>
+    </w:p>
+    <w:p>
+      <w:pPr>
+        <w:pStyle w:val="ListBullet"/>
+        <w:spacing w:line="240" w:lineRule="auto"/>
+        <w:ind w:left="720"/>
+      </w:pPr>
+      <w:r>
+        <w:rPr>
+          <w:lang w:val="sw_KE" w:bidi="sw_KE"/>
+        </w:rPr>
+      </w:r>
+      <w:r>
+        <w:rPr>
+          <w:lang w:val="sw_KE" w:bidi="sw_KE"/>
+        </w:rPr>
+        <w:t>Matayo 2:23</w:t>
+      </w:r>
+    </w:p>
+    <w:p>
+      <w:pPr>
+        <w:pStyle w:val="ListBullet"/>
+        <w:spacing w:line="240" w:lineRule="auto"/>
+        <w:ind w:left="720"/>
+      </w:pPr>
+      <w:r>
+        <w:rPr>
+          <w:lang w:val="sw_KE" w:bidi="sw_KE"/>
+        </w:rPr>
+      </w:r>
+      <w:r>
+        <w:rPr>
+          <w:lang w:val="sw_KE" w:bidi="sw_KE"/>
+        </w:rPr>
+        <w:t>Mathayo 21:9–11</w:t>
+      </w:r>
+    </w:p>
+    <w:p>
+      <w:pPr>
+        <w:pStyle w:val="ListBullet"/>
+        <w:spacing w:line="240" w:lineRule="auto"/>
+        <w:ind w:left="720"/>
+      </w:pPr>
+      <w:r>
+        <w:rPr>
+          <w:lang w:val="sw_KE" w:bidi="sw_KE"/>
+        </w:rPr>
+      </w:r>
+      <w:r>
+        <w:rPr>
+          <w:lang w:val="sw_KE" w:bidi="sw_KE"/>
+        </w:rPr>
+        <w:t>Mathayo 26:71–72</w:t>
+      </w:r>
     </w:p>
     <w:p>
       <w:pPr>
@@ -5922,42 +5484,30 @@
           <w:lang w:val="sw_KE" w:bidi="sw_KE"/>
         </w:rPr>
       </w:r>
-      <w:hyperlink r:id="rId84">
-        <w:r>
-          <w:rPr>
-            <w:lang w:val="sw_KE" w:bidi="sw_KE"/>
-          </w:rPr>
-          <w:rPr>
-            <w:color w:val="0000EE"/>
-            <w:u w:val="single"/>
-          </w:rPr>
-          <w:t>Kumbukumbu la Torati 8:1–2</w:t>
-        </w:r>
-      </w:hyperlink>
-    </w:p>
-    <w:p>
-      <w:pPr>
-        <w:pStyle w:val="ListBullet"/>
-        <w:spacing w:line="240" w:lineRule="auto"/>
-        <w:ind w:left="720"/>
-      </w:pPr>
-      <w:r>
-        <w:rPr>
-          <w:lang w:val="sw_KE" w:bidi="sw_KE"/>
-        </w:rPr>
-      </w:r>
-      <w:hyperlink r:id="rId85">
-        <w:r>
-          <w:rPr>
-            <w:lang w:val="sw_KE" w:bidi="sw_KE"/>
-          </w:rPr>
-          <w:rPr>
-            <w:color w:val="0000EE"/>
-            <w:u w:val="single"/>
-          </w:rPr>
-          <w:t>Ezekieli 7:26–27</w:t>
-        </w:r>
-      </w:hyperlink>
+      <w:r>
+        <w:rPr>
+          <w:lang w:val="sw_KE" w:bidi="sw_KE"/>
+        </w:rPr>
+        <w:t>Kumbukumbu la Torati 8:1–2</w:t>
+      </w:r>
+    </w:p>
+    <w:p>
+      <w:pPr>
+        <w:pStyle w:val="ListBullet"/>
+        <w:spacing w:line="240" w:lineRule="auto"/>
+        <w:ind w:left="720"/>
+      </w:pPr>
+      <w:r>
+        <w:rPr>
+          <w:lang w:val="sw_KE" w:bidi="sw_KE"/>
+        </w:rPr>
+      </w:r>
+      <w:r>
+        <w:rPr>
+          <w:lang w:val="sw_KE" w:bidi="sw_KE"/>
+        </w:rPr>
+        <w:t>Ezekieli 7:26–27</w:t>
+      </w:r>
     </w:p>
     <w:p>
       <w:pPr>
@@ -6769,18 +6319,12 @@
           <w:lang w:val="sw_KE" w:bidi="sw_KE"/>
         </w:rPr>
       </w:r>
-      <w:hyperlink r:id="rId86">
-        <w:r>
-          <w:rPr>
-            <w:lang w:val="sw_KE" w:bidi="sw_KE"/>
-          </w:rPr>
-          <w:rPr>
-            <w:color w:val="0000EE"/>
-            <w:u w:val="single"/>
-          </w:rPr>
-          <w:t>Matendo 2:16–17</w:t>
-        </w:r>
-      </w:hyperlink>
+      <w:r>
+        <w:rPr>
+          <w:lang w:val="sw_KE" w:bidi="sw_KE"/>
+        </w:rPr>
+        <w:t>Matendo 2:16–17</w:t>
+      </w:r>
     </w:p>
     <w:p>
       <w:pPr>
@@ -6793,18 +6337,12 @@
           <w:lang w:val="sw_KE" w:bidi="sw_KE"/>
         </w:rPr>
       </w:r>
-      <w:hyperlink r:id="rId87">
-        <w:r>
-          <w:rPr>
-            <w:lang w:val="sw_KE" w:bidi="sw_KE"/>
-          </w:rPr>
-          <w:rPr>
-            <w:color w:val="0000EE"/>
-            <w:u w:val="single"/>
-          </w:rPr>
-          <w:t>Danieli 1:17–18</w:t>
-        </w:r>
-      </w:hyperlink>
+      <w:r>
+        <w:rPr>
+          <w:lang w:val="sw_KE" w:bidi="sw_KE"/>
+        </w:rPr>
+        <w:t>Danieli 1:17–18</w:t>
+      </w:r>
     </w:p>
     <w:p>
       <w:pPr>
@@ -6817,18 +6355,12 @@
           <w:lang w:val="sw_KE" w:bidi="sw_KE"/>
         </w:rPr>
       </w:r>
-      <w:hyperlink r:id="rId88">
-        <w:r>
-          <w:rPr>
-            <w:lang w:val="sw_KE" w:bidi="sw_KE"/>
-          </w:rPr>
-          <w:rPr>
-            <w:color w:val="0000EE"/>
-            <w:u w:val="single"/>
-          </w:rPr>
-          <w:t>Danieli 2:1</w:t>
-        </w:r>
-      </w:hyperlink>
+      <w:r>
+        <w:rPr>
+          <w:lang w:val="sw_KE" w:bidi="sw_KE"/>
+        </w:rPr>
+        <w:t>Danieli 2:1</w:t>
+      </w:r>
     </w:p>
     <w:p>
       <w:pPr>
@@ -6841,18 +6373,12 @@
           <w:lang w:val="sw_KE" w:bidi="sw_KE"/>
         </w:rPr>
       </w:r>
-      <w:hyperlink r:id="rId89">
-        <w:r>
-          <w:rPr>
-            <w:lang w:val="sw_KE" w:bidi="sw_KE"/>
-          </w:rPr>
-          <w:rPr>
-            <w:color w:val="0000EE"/>
-            <w:u w:val="single"/>
-          </w:rPr>
-          <w:t>Mwanzo 37:6</w:t>
-        </w:r>
-      </w:hyperlink>
+      <w:r>
+        <w:rPr>
+          <w:lang w:val="sw_KE" w:bidi="sw_KE"/>
+        </w:rPr>
+        <w:t>Mwanzo 37:6</w:t>
+      </w:r>
     </w:p>
     <w:p>
       <w:pPr>
@@ -6865,18 +6391,12 @@
           <w:lang w:val="sw_KE" w:bidi="sw_KE"/>
         </w:rPr>
       </w:r>
-      <w:hyperlink r:id="rId90">
-        <w:r>
-          <w:rPr>
-            <w:lang w:val="sw_KE" w:bidi="sw_KE"/>
-          </w:rPr>
-          <w:rPr>
-            <w:color w:val="0000EE"/>
-            <w:u w:val="single"/>
-          </w:rPr>
-          <w:t>Mwanzo 40:4–5</w:t>
-        </w:r>
-      </w:hyperlink>
+      <w:r>
+        <w:rPr>
+          <w:lang w:val="sw_KE" w:bidi="sw_KE"/>
+        </w:rPr>
+        <w:t>Mwanzo 40:4–5</w:t>
+      </w:r>
     </w:p>
     <w:p>
       <w:pPr>
@@ -6889,18 +6409,12 @@
           <w:lang w:val="sw_KE" w:bidi="sw_KE"/>
         </w:rPr>
       </w:r>
-      <w:hyperlink r:id="rId91">
-        <w:r>
-          <w:rPr>
-            <w:lang w:val="sw_KE" w:bidi="sw_KE"/>
-          </w:rPr>
-          <w:rPr>
-            <w:color w:val="0000EE"/>
-            <w:u w:val="single"/>
-          </w:rPr>
-          <w:t>Mathayo 2:13</w:t>
-        </w:r>
-      </w:hyperlink>
+      <w:r>
+        <w:rPr>
+          <w:lang w:val="sw_KE" w:bidi="sw_KE"/>
+        </w:rPr>
+        <w:t>Mathayo 2:13</w:t>
+      </w:r>
     </w:p>
     <w:p>
       <w:pPr>
@@ -6913,18 +6427,12 @@
           <w:lang w:val="sw_KE" w:bidi="sw_KE"/>
         </w:rPr>
       </w:r>
-      <w:hyperlink r:id="rId92">
-        <w:r>
-          <w:rPr>
-            <w:lang w:val="sw_KE" w:bidi="sw_KE"/>
-          </w:rPr>
-          <w:rPr>
-            <w:color w:val="0000EE"/>
-            <w:u w:val="single"/>
-          </w:rPr>
-          <w:t>Mathayo 2:19–21</w:t>
-        </w:r>
-      </w:hyperlink>
+      <w:r>
+        <w:rPr>
+          <w:lang w:val="sw_KE" w:bidi="sw_KE"/>
+        </w:rPr>
+        <w:t>Mathayo 2:19–21</w:t>
+      </w:r>
     </w:p>
     <w:p>
       <w:pPr>
@@ -7447,103 +6955,73 @@
           <w:lang w:val="sw_KE" w:bidi="sw_KE"/>
         </w:rPr>
       </w:r>
-      <w:hyperlink r:id="rId93">
-        <w:r>
-          <w:rPr>
-            <w:lang w:val="sw_KE" w:bidi="sw_KE"/>
-          </w:rPr>
-          <w:rPr>
-            <w:color w:val="0000EE"/>
-            <w:u w:val="single"/>
-          </w:rPr>
-          <w:t>1 Mambo ya Nyakati 6:15</w:t>
-        </w:r>
-      </w:hyperlink>
-    </w:p>
-    <w:p>
-      <w:pPr>
-        <w:pStyle w:val="ListBullet"/>
-        <w:spacing w:line="240" w:lineRule="auto"/>
-        <w:ind w:left="720"/>
-      </w:pPr>
-      <w:r>
-        <w:rPr>
-          <w:lang w:val="sw_KE" w:bidi="sw_KE"/>
-        </w:rPr>
-      </w:r>
-      <w:hyperlink r:id="rId94">
-        <w:r>
-          <w:rPr>
-            <w:lang w:val="sw_KE" w:bidi="sw_KE"/>
-          </w:rPr>
-          <w:rPr>
-            <w:color w:val="0000EE"/>
-            <w:u w:val="single"/>
-          </w:rPr>
-          <w:t>2 Wafalme 25:1–3</w:t>
-        </w:r>
-      </w:hyperlink>
-    </w:p>
-    <w:p>
-      <w:pPr>
-        <w:pStyle w:val="ListBullet"/>
-        <w:spacing w:line="240" w:lineRule="auto"/>
-        <w:ind w:left="720"/>
-      </w:pPr>
-      <w:r>
-        <w:rPr>
-          <w:lang w:val="sw_KE" w:bidi="sw_KE"/>
-        </w:rPr>
+      <w:r>
+        <w:rPr>
+          <w:lang w:val="sw_KE" w:bidi="sw_KE"/>
+        </w:rPr>
+        <w:t>1 Mambo ya Nyakati 6:15</w:t>
+      </w:r>
+    </w:p>
+    <w:p>
+      <w:pPr>
+        <w:pStyle w:val="ListBullet"/>
+        <w:spacing w:line="240" w:lineRule="auto"/>
+        <w:ind w:left="720"/>
+      </w:pPr>
+      <w:r>
+        <w:rPr>
+          <w:lang w:val="sw_KE" w:bidi="sw_KE"/>
+        </w:rPr>
+      </w:r>
+      <w:r>
+        <w:rPr>
+          <w:lang w:val="sw_KE" w:bidi="sw_KE"/>
+        </w:rPr>
+        <w:t>2 Wafalme 25:1–3</w:t>
+      </w:r>
+    </w:p>
+    <w:p>
+      <w:pPr>
+        <w:pStyle w:val="ListBullet"/>
+        <w:spacing w:line="240" w:lineRule="auto"/>
+        <w:ind w:left="720"/>
+      </w:pPr>
+      <w:r>
+        <w:rPr>
+          <w:lang w:val="sw_KE" w:bidi="sw_KE"/>
+        </w:rPr>
+      </w:r>
+      <w:r>
+        <w:rPr>
+          <w:lang w:val="sw_KE" w:bidi="sw_KE"/>
+        </w:rPr>
+        <w:t>Danieli 1:2</w:t>
         <w:br/>
       </w:r>
-      <w:hyperlink r:id="rId95">
-        <w:r>
-          <w:rPr>
-            <w:lang w:val="sw_KE" w:bidi="sw_KE"/>
-          </w:rPr>
-          <w:rPr>
-            <w:color w:val="0000EE"/>
-            <w:u w:val="single"/>
-          </w:rPr>
-          <w:t>Danieli 1:2</w:t>
-        </w:r>
-      </w:hyperlink>
-      <w:hyperlink r:id="rId96">
-        <w:r>
-          <w:rPr>
-            <w:lang w:val="sw_KE" w:bidi="sw_KE"/>
-          </w:rPr>
-          <w:rPr>
-            <w:color w:val="0000EE"/>
-            <w:u w:val="single"/>
-          </w:rPr>
-          <w:t>Danieli 4:4</w:t>
-        </w:r>
-      </w:hyperlink>
-    </w:p>
-    <w:p>
-      <w:pPr>
-        <w:pStyle w:val="ListBullet"/>
-        <w:spacing w:line="240" w:lineRule="auto"/>
-        <w:ind w:left="720"/>
-      </w:pPr>
-      <w:r>
-        <w:rPr>
-          <w:lang w:val="sw_KE" w:bidi="sw_KE"/>
-        </w:rPr>
-      </w:r>
-      <w:hyperlink r:id="rId97">
-        <w:r>
-          <w:rPr>
-            <w:lang w:val="sw_KE" w:bidi="sw_KE"/>
-          </w:rPr>
-          <w:rPr>
-            <w:color w:val="0000EE"/>
-            <w:u w:val="single"/>
-          </w:rPr>
-          <w:t>Ezekieli 26:8</w:t>
-        </w:r>
-      </w:hyperlink>
+      <w:r>
+        <w:rPr>
+          <w:lang w:val="sw_KE" w:bidi="sw_KE"/>
+        </w:rPr>
+        <w:t>Danieli 4:4</w:t>
+      </w:r>
+    </w:p>
+    <w:p>
+      <w:pPr>
+        <w:pStyle w:val="ListBullet"/>
+        <w:spacing w:line="240" w:lineRule="auto"/>
+        <w:ind w:left="720"/>
+      </w:pPr>
+      <w:r>
+        <w:rPr>
+          <w:lang w:val="sw_KE" w:bidi="sw_KE"/>
+        </w:rPr>
+      </w:r>
+      <w:r>
+        <w:rPr>
+          <w:lang w:val="sw_KE" w:bidi="sw_KE"/>
+        </w:rPr>
+        <w:t>Ezekieli 26:8</w:t>
+      </w:r>
     </w:p>
     <w:p>
       <w:pPr>
@@ -7937,223 +7415,163 @@
           <w:lang w:val="sw_KE" w:bidi="sw_KE"/>
         </w:rPr>
       </w:r>
-      <w:hyperlink r:id="rId98">
-        <w:r>
-          <w:rPr>
-            <w:lang w:val="sw_KE" w:bidi="sw_KE"/>
-          </w:rPr>
-          <w:rPr>
-            <w:color w:val="0000EE"/>
-            <w:u w:val="single"/>
-          </w:rPr>
-          <w:t>Matendo 4:33</w:t>
-        </w:r>
-      </w:hyperlink>
-    </w:p>
-    <w:p>
-      <w:pPr>
-        <w:pStyle w:val="ListBullet"/>
-        <w:spacing w:line="240" w:lineRule="auto"/>
-        <w:ind w:left="720"/>
-      </w:pPr>
-      <w:r>
-        <w:rPr>
-          <w:lang w:val="sw_KE" w:bidi="sw_KE"/>
-        </w:rPr>
-      </w:r>
-      <w:hyperlink r:id="rId99">
-        <w:r>
-          <w:rPr>
-            <w:lang w:val="sw_KE" w:bidi="sw_KE"/>
-          </w:rPr>
-          <w:rPr>
-            <w:color w:val="0000EE"/>
-            <w:u w:val="single"/>
-          </w:rPr>
-          <w:t>Matendo 6:8</w:t>
-        </w:r>
-      </w:hyperlink>
-    </w:p>
-    <w:p>
-      <w:pPr>
-        <w:pStyle w:val="ListBullet"/>
-        <w:spacing w:line="240" w:lineRule="auto"/>
-        <w:ind w:left="720"/>
-      </w:pPr>
-      <w:r>
-        <w:rPr>
-          <w:lang w:val="sw_KE" w:bidi="sw_KE"/>
-        </w:rPr>
-      </w:r>
-      <w:hyperlink r:id="rId100">
-        <w:r>
-          <w:rPr>
-            <w:lang w:val="sw_KE" w:bidi="sw_KE"/>
-          </w:rPr>
-          <w:rPr>
-            <w:color w:val="0000EE"/>
-            <w:u w:val="single"/>
-          </w:rPr>
-          <w:t>Matendo 14:4</w:t>
-        </w:r>
-      </w:hyperlink>
-    </w:p>
-    <w:p>
-      <w:pPr>
-        <w:pStyle w:val="ListBullet"/>
-        <w:spacing w:line="240" w:lineRule="auto"/>
-        <w:ind w:left="720"/>
-      </w:pPr>
-      <w:r>
-        <w:rPr>
-          <w:lang w:val="sw_KE" w:bidi="sw_KE"/>
-        </w:rPr>
-      </w:r>
-      <w:hyperlink r:id="rId101">
-        <w:r>
-          <w:rPr>
-            <w:lang w:val="sw_KE" w:bidi="sw_KE"/>
-          </w:rPr>
-          <w:rPr>
-            <w:color w:val="0000EE"/>
-            <w:u w:val="single"/>
-          </w:rPr>
-          <w:t>Wakolosai 4:6</w:t>
-        </w:r>
-      </w:hyperlink>
-    </w:p>
-    <w:p>
-      <w:pPr>
-        <w:pStyle w:val="ListBullet"/>
-        <w:spacing w:line="240" w:lineRule="auto"/>
-        <w:ind w:left="720"/>
-      </w:pPr>
-      <w:r>
-        <w:rPr>
-          <w:lang w:val="sw_KE" w:bidi="sw_KE"/>
-        </w:rPr>
-      </w:r>
-      <w:hyperlink r:id="rId102">
-        <w:r>
-          <w:rPr>
-            <w:lang w:val="sw_KE" w:bidi="sw_KE"/>
-          </w:rPr>
-          <w:rPr>
-            <w:color w:val="0000EE"/>
-            <w:u w:val="single"/>
-          </w:rPr>
-          <w:t>Wakolosai 4:18</w:t>
-        </w:r>
-      </w:hyperlink>
-    </w:p>
-    <w:p>
-      <w:pPr>
-        <w:pStyle w:val="ListBullet"/>
-        <w:spacing w:line="240" w:lineRule="auto"/>
-        <w:ind w:left="720"/>
-      </w:pPr>
-      <w:r>
-        <w:rPr>
-          <w:lang w:val="sw_KE" w:bidi="sw_KE"/>
-        </w:rPr>
-      </w:r>
-      <w:hyperlink r:id="rId103">
-        <w:r>
-          <w:rPr>
-            <w:lang w:val="sw_KE" w:bidi="sw_KE"/>
-          </w:rPr>
-          <w:rPr>
-            <w:color w:val="0000EE"/>
-            <w:u w:val="single"/>
-          </w:rPr>
-          <w:t>Mwanzo 43:28–29</w:t>
-        </w:r>
-      </w:hyperlink>
-    </w:p>
-    <w:p>
-      <w:pPr>
-        <w:pStyle w:val="ListBullet"/>
-        <w:spacing w:line="240" w:lineRule="auto"/>
-        <w:ind w:left="720"/>
-      </w:pPr>
-      <w:r>
-        <w:rPr>
-          <w:lang w:val="sw_KE" w:bidi="sw_KE"/>
-        </w:rPr>
-      </w:r>
-      <w:hyperlink r:id="rId104">
-        <w:r>
-          <w:rPr>
-            <w:lang w:val="sw_KE" w:bidi="sw_KE"/>
-          </w:rPr>
-          <w:rPr>
-            <w:color w:val="0000EE"/>
-            <w:u w:val="single"/>
-          </w:rPr>
-          <w:t>Yakobo 4:7</w:t>
-        </w:r>
-      </w:hyperlink>
-    </w:p>
-    <w:p>
-      <w:pPr>
-        <w:pStyle w:val="ListBullet"/>
-        <w:spacing w:line="240" w:lineRule="auto"/>
-        <w:ind w:left="720"/>
-      </w:pPr>
-      <w:r>
-        <w:rPr>
-          <w:lang w:val="sw_KE" w:bidi="sw_KE"/>
-        </w:rPr>
+      <w:r>
+        <w:rPr>
+          <w:lang w:val="sw_KE" w:bidi="sw_KE"/>
+        </w:rPr>
+        <w:t>Matendo 4:33</w:t>
+      </w:r>
+    </w:p>
+    <w:p>
+      <w:pPr>
+        <w:pStyle w:val="ListBullet"/>
+        <w:spacing w:line="240" w:lineRule="auto"/>
+        <w:ind w:left="720"/>
+      </w:pPr>
+      <w:r>
+        <w:rPr>
+          <w:lang w:val="sw_KE" w:bidi="sw_KE"/>
+        </w:rPr>
+      </w:r>
+      <w:r>
+        <w:rPr>
+          <w:lang w:val="sw_KE" w:bidi="sw_KE"/>
+        </w:rPr>
+        <w:t>Matendo 6:8</w:t>
+      </w:r>
+    </w:p>
+    <w:p>
+      <w:pPr>
+        <w:pStyle w:val="ListBullet"/>
+        <w:spacing w:line="240" w:lineRule="auto"/>
+        <w:ind w:left="720"/>
+      </w:pPr>
+      <w:r>
+        <w:rPr>
+          <w:lang w:val="sw_KE" w:bidi="sw_KE"/>
+        </w:rPr>
+      </w:r>
+      <w:r>
+        <w:rPr>
+          <w:lang w:val="sw_KE" w:bidi="sw_KE"/>
+        </w:rPr>
+        <w:t>Matendo 14:4</w:t>
+      </w:r>
+    </w:p>
+    <w:p>
+      <w:pPr>
+        <w:pStyle w:val="ListBullet"/>
+        <w:spacing w:line="240" w:lineRule="auto"/>
+        <w:ind w:left="720"/>
+      </w:pPr>
+      <w:r>
+        <w:rPr>
+          <w:lang w:val="sw_KE" w:bidi="sw_KE"/>
+        </w:rPr>
+      </w:r>
+      <w:r>
+        <w:rPr>
+          <w:lang w:val="sw_KE" w:bidi="sw_KE"/>
+        </w:rPr>
+        <w:t>Wakolosai 4:6</w:t>
+      </w:r>
+    </w:p>
+    <w:p>
+      <w:pPr>
+        <w:pStyle w:val="ListBullet"/>
+        <w:spacing w:line="240" w:lineRule="auto"/>
+        <w:ind w:left="720"/>
+      </w:pPr>
+      <w:r>
+        <w:rPr>
+          <w:lang w:val="sw_KE" w:bidi="sw_KE"/>
+        </w:rPr>
+      </w:r>
+      <w:r>
+        <w:rPr>
+          <w:lang w:val="sw_KE" w:bidi="sw_KE"/>
+        </w:rPr>
+        <w:t>Wakolosai 4:18</w:t>
+      </w:r>
+    </w:p>
+    <w:p>
+      <w:pPr>
+        <w:pStyle w:val="ListBullet"/>
+        <w:spacing w:line="240" w:lineRule="auto"/>
+        <w:ind w:left="720"/>
+      </w:pPr>
+      <w:r>
+        <w:rPr>
+          <w:lang w:val="sw_KE" w:bidi="sw_KE"/>
+        </w:rPr>
+      </w:r>
+      <w:r>
+        <w:rPr>
+          <w:lang w:val="sw_KE" w:bidi="sw_KE"/>
+        </w:rPr>
+        <w:t>Mwanzo 43:28–29</w:t>
+      </w:r>
+    </w:p>
+    <w:p>
+      <w:pPr>
+        <w:pStyle w:val="ListBullet"/>
+        <w:spacing w:line="240" w:lineRule="auto"/>
+        <w:ind w:left="720"/>
+      </w:pPr>
+      <w:r>
+        <w:rPr>
+          <w:lang w:val="sw_KE" w:bidi="sw_KE"/>
+        </w:rPr>
+      </w:r>
+      <w:r>
+        <w:rPr>
+          <w:lang w:val="sw_KE" w:bidi="sw_KE"/>
+        </w:rPr>
+        <w:t>Yakobo 4:7</w:t>
+      </w:r>
+    </w:p>
+    <w:p>
+      <w:pPr>
+        <w:pStyle w:val="ListBullet"/>
+        <w:spacing w:line="240" w:lineRule="auto"/>
+        <w:ind w:left="720"/>
+      </w:pPr>
+      <w:r>
+        <w:rPr>
+          <w:lang w:val="sw_KE" w:bidi="sw_KE"/>
+        </w:rPr>
+      </w:r>
+      <w:r>
+        <w:rPr>
+          <w:lang w:val="sw_KE" w:bidi="sw_KE"/>
+        </w:rPr>
+        <w:t>Yohana 1:16</w:t>
         <w:br/>
       </w:r>
-      <w:hyperlink r:id="rId105">
-        <w:r>
-          <w:rPr>
-            <w:lang w:val="sw_KE" w:bidi="sw_KE"/>
-          </w:rPr>
-          <w:rPr>
-            <w:color w:val="0000EE"/>
-            <w:u w:val="single"/>
-          </w:rPr>
-          <w:t>Yohana 1:16</w:t>
-        </w:r>
-      </w:hyperlink>
-      <w:hyperlink r:id="rId106">
-        <w:r>
-          <w:rPr>
-            <w:lang w:val="sw_KE" w:bidi="sw_KE"/>
-          </w:rPr>
-          <w:rPr>
-            <w:color w:val="0000EE"/>
-            <w:u w:val="single"/>
-          </w:rPr>
-          <w:t>Wafilipi 4:21–23</w:t>
-        </w:r>
-      </w:hyperlink>
-    </w:p>
-    <w:p>
-      <w:pPr>
-        <w:pStyle w:val="ListBullet"/>
-        <w:spacing w:line="240" w:lineRule="auto"/>
-        <w:ind w:left="720"/>
-      </w:pPr>
-      <w:r>
-        <w:rPr>
-          <w:lang w:val="sw_KE" w:bidi="sw_KE"/>
-        </w:rPr>
-      </w:r>
-      <w:hyperlink r:id="rId107">
-        <w:r>
-          <w:rPr>
-            <w:lang w:val="sw_KE" w:bidi="sw_KE"/>
-          </w:rPr>
-          <w:rPr>
-            <w:color w:val="0000EE"/>
-            <w:u w:val="single"/>
-          </w:rPr>
-          <w:t>Ufunuo 22:20–21</w:t>
-        </w:r>
-      </w:hyperlink>
+      <w:r>
+        <w:rPr>
+          <w:lang w:val="sw_KE" w:bidi="sw_KE"/>
+        </w:rPr>
+        <w:t>Wafilipi 4:21–23</w:t>
+      </w:r>
+    </w:p>
+    <w:p>
+      <w:pPr>
+        <w:pStyle w:val="ListBullet"/>
+        <w:spacing w:line="240" w:lineRule="auto"/>
+        <w:ind w:left="720"/>
+      </w:pPr>
+      <w:r>
+        <w:rPr>
+          <w:lang w:val="sw_KE" w:bidi="sw_KE"/>
+        </w:rPr>
+      </w:r>
+      <w:r>
+        <w:rPr>
+          <w:lang w:val="sw_KE" w:bidi="sw_KE"/>
+        </w:rPr>
+        <w:t>Ufunuo 22:20–21</w:t>
+      </w:r>
     </w:p>
     <w:p>
       <w:pPr>
@@ -8485,114 +7903,84 @@
           <w:lang w:val="sw_KE" w:bidi="sw_KE"/>
         </w:rPr>
       </w:r>
-      <w:hyperlink r:id="rId108">
-        <w:r>
-          <w:rPr>
-            <w:lang w:val="sw_KE" w:bidi="sw_KE"/>
-          </w:rPr>
-          <w:rPr>
-            <w:color w:val="0000EE"/>
-            <w:u w:val="single"/>
-          </w:rPr>
-          <w:t>Mwanzo 12:9</w:t>
-        </w:r>
-      </w:hyperlink>
-    </w:p>
-    <w:p>
-      <w:pPr>
-        <w:pStyle w:val="ListBullet"/>
-        <w:spacing w:line="240" w:lineRule="auto"/>
-        <w:ind w:left="720"/>
-      </w:pPr>
-      <w:r>
-        <w:rPr>
-          <w:lang w:val="sw_KE" w:bidi="sw_KE"/>
-        </w:rPr>
-      </w:r>
-      <w:hyperlink r:id="rId109">
-        <w:r>
-          <w:rPr>
-            <w:lang w:val="sw_KE" w:bidi="sw_KE"/>
-          </w:rPr>
-          <w:rPr>
-            <w:color w:val="0000EE"/>
-            <w:u w:val="single"/>
-          </w:rPr>
-          <w:t>Mwanzo 20:1–3</w:t>
-        </w:r>
-      </w:hyperlink>
-    </w:p>
-    <w:p>
-      <w:pPr>
-        <w:pStyle w:val="ListBullet"/>
-        <w:spacing w:line="240" w:lineRule="auto"/>
-        <w:ind w:left="720"/>
-      </w:pPr>
-      <w:r>
-        <w:rPr>
-          <w:lang w:val="sw_KE" w:bidi="sw_KE"/>
-        </w:rPr>
-      </w:r>
-      <w:hyperlink r:id="rId110">
-        <w:r>
-          <w:rPr>
-            <w:lang w:val="sw_KE" w:bidi="sw_KE"/>
-          </w:rPr>
-          <w:rPr>
-            <w:color w:val="0000EE"/>
-            <w:u w:val="single"/>
-          </w:rPr>
-          <w:t>Mwanzo 24:62</w:t>
-        </w:r>
-      </w:hyperlink>
-    </w:p>
-    <w:p>
-      <w:pPr>
-        <w:pStyle w:val="ListBullet"/>
-        <w:spacing w:line="240" w:lineRule="auto"/>
-        <w:ind w:left="720"/>
-      </w:pPr>
-      <w:r>
-        <w:rPr>
-          <w:lang w:val="sw_KE" w:bidi="sw_KE"/>
-        </w:rPr>
-      </w:r>
-      <w:hyperlink r:id="rId111">
-        <w:r>
-          <w:rPr>
-            <w:lang w:val="sw_KE" w:bidi="sw_KE"/>
-          </w:rPr>
-          <w:rPr>
-            <w:color w:val="0000EE"/>
-            <w:u w:val="single"/>
-          </w:rPr>
-          <w:t>Yoshua 3:14–16</w:t>
-        </w:r>
-      </w:hyperlink>
-    </w:p>
-    <w:p>
-      <w:pPr>
-        <w:pStyle w:val="ListBullet"/>
-        <w:spacing w:line="240" w:lineRule="auto"/>
-        <w:ind w:left="720"/>
-      </w:pPr>
-      <w:r>
-        <w:rPr>
-          <w:lang w:val="sw_KE" w:bidi="sw_KE"/>
-        </w:rPr>
-      </w:r>
-      <w:hyperlink r:id="rId112">
-        <w:r>
-          <w:rPr>
-            <w:lang w:val="sw_KE" w:bidi="sw_KE"/>
-          </w:rPr>
-          <w:rPr>
-            <w:color w:val="0000EE"/>
-            <w:u w:val="single"/>
-          </w:rPr>
-          <w:t>Hesabu 13:17–20</w:t>
-        </w:r>
-      </w:hyperlink>
+      <w:r>
+        <w:rPr>
+          <w:lang w:val="sw_KE" w:bidi="sw_KE"/>
+        </w:rPr>
+        <w:t>Mwanzo 12:9</w:t>
+      </w:r>
+    </w:p>
+    <w:p>
+      <w:pPr>
+        <w:pStyle w:val="ListBullet"/>
+        <w:spacing w:line="240" w:lineRule="auto"/>
+        <w:ind w:left="720"/>
+      </w:pPr>
+      <w:r>
+        <w:rPr>
+          <w:lang w:val="sw_KE" w:bidi="sw_KE"/>
+        </w:rPr>
+      </w:r>
+      <w:r>
+        <w:rPr>
+          <w:lang w:val="sw_KE" w:bidi="sw_KE"/>
+        </w:rPr>
+        <w:t>Mwanzo 20:1–3</w:t>
+      </w:r>
+    </w:p>
+    <w:p>
+      <w:pPr>
+        <w:pStyle w:val="ListBullet"/>
+        <w:spacing w:line="240" w:lineRule="auto"/>
+        <w:ind w:left="720"/>
+      </w:pPr>
+      <w:r>
+        <w:rPr>
+          <w:lang w:val="sw_KE" w:bidi="sw_KE"/>
+        </w:rPr>
+      </w:r>
+      <w:r>
+        <w:rPr>
+          <w:lang w:val="sw_KE" w:bidi="sw_KE"/>
+        </w:rPr>
+        <w:t>Mwanzo 24:62</w:t>
+      </w:r>
+    </w:p>
+    <w:p>
+      <w:pPr>
+        <w:pStyle w:val="ListBullet"/>
+        <w:spacing w:line="240" w:lineRule="auto"/>
+        <w:ind w:left="720"/>
+      </w:pPr>
+      <w:r>
+        <w:rPr>
+          <w:lang w:val="sw_KE" w:bidi="sw_KE"/>
+        </w:rPr>
+      </w:r>
+      <w:r>
+        <w:rPr>
+          <w:lang w:val="sw_KE" w:bidi="sw_KE"/>
+        </w:rPr>
+        <w:t>Yoshua 3:14–16</w:t>
+      </w:r>
+    </w:p>
+    <w:p>
+      <w:pPr>
+        <w:pStyle w:val="ListBullet"/>
+        <w:spacing w:line="240" w:lineRule="auto"/>
+        <w:ind w:left="720"/>
+      </w:pPr>
+      <w:r>
+        <w:rPr>
+          <w:lang w:val="sw_KE" w:bidi="sw_KE"/>
+        </w:rPr>
+      </w:r>
+      <w:r>
+        <w:rPr>
+          <w:lang w:val="sw_KE" w:bidi="sw_KE"/>
+        </w:rPr>
+        <w:t>Hesabu 13:17–20</w:t>
+      </w:r>
     </w:p>
     <w:p>
       <w:pPr>
@@ -8870,90 +8258,66 @@
           <w:lang w:val="sw_KE" w:bidi="sw_KE"/>
         </w:rPr>
       </w:r>
-      <w:hyperlink r:id="rId113">
-        <w:r>
-          <w:rPr>
-            <w:lang w:val="sw_KE" w:bidi="sw_KE"/>
-          </w:rPr>
-          <w:rPr>
-            <w:color w:val="0000EE"/>
-            <w:u w:val="single"/>
-          </w:rPr>
-          <w:t>Ezra 2:1–2</w:t>
-        </w:r>
-      </w:hyperlink>
-    </w:p>
-    <w:p>
-      <w:pPr>
-        <w:pStyle w:val="ListBullet"/>
-        <w:spacing w:line="240" w:lineRule="auto"/>
-        <w:ind w:left="720"/>
-      </w:pPr>
-      <w:r>
-        <w:rPr>
-          <w:lang w:val="sw_KE" w:bidi="sw_KE"/>
-        </w:rPr>
-      </w:r>
-      <w:hyperlink r:id="rId114">
-        <w:r>
-          <w:rPr>
-            <w:lang w:val="sw_KE" w:bidi="sw_KE"/>
-          </w:rPr>
-          <w:rPr>
-            <w:color w:val="0000EE"/>
-            <w:u w:val="single"/>
-          </w:rPr>
-          <w:t>Nehemia 1:2</w:t>
-        </w:r>
-      </w:hyperlink>
-    </w:p>
-    <w:p>
-      <w:pPr>
-        <w:pStyle w:val="ListBullet"/>
-        <w:spacing w:line="240" w:lineRule="auto"/>
-        <w:ind w:left="720"/>
-      </w:pPr>
-      <w:r>
-        <w:rPr>
-          <w:lang w:val="sw_KE" w:bidi="sw_KE"/>
-        </w:rPr>
-      </w:r>
-      <w:hyperlink r:id="rId115">
-        <w:r>
-          <w:rPr>
-            <w:lang w:val="sw_KE" w:bidi="sw_KE"/>
-          </w:rPr>
-          <w:rPr>
-            <w:color w:val="0000EE"/>
-            <w:u w:val="single"/>
-          </w:rPr>
-          <w:t>Nehemia 10:3</w:t>
-        </w:r>
-      </w:hyperlink>
-    </w:p>
-    <w:p>
-      <w:pPr>
-        <w:pStyle w:val="ListBullet"/>
-        <w:spacing w:line="240" w:lineRule="auto"/>
-        <w:ind w:left="720"/>
-      </w:pPr>
-      <w:r>
-        <w:rPr>
-          <w:lang w:val="sw_KE" w:bidi="sw_KE"/>
-        </w:rPr>
-      </w:r>
-      <w:hyperlink r:id="rId116">
-        <w:r>
-          <w:rPr>
-            <w:lang w:val="sw_KE" w:bidi="sw_KE"/>
-          </w:rPr>
-          <w:rPr>
-            <w:color w:val="0000EE"/>
-            <w:u w:val="single"/>
-          </w:rPr>
-          <w:t>Nehemia 12:46</w:t>
-        </w:r>
-      </w:hyperlink>
+      <w:r>
+        <w:rPr>
+          <w:lang w:val="sw_KE" w:bidi="sw_KE"/>
+        </w:rPr>
+        <w:t>Ezra 2:1–2</w:t>
+      </w:r>
+    </w:p>
+    <w:p>
+      <w:pPr>
+        <w:pStyle w:val="ListBullet"/>
+        <w:spacing w:line="240" w:lineRule="auto"/>
+        <w:ind w:left="720"/>
+      </w:pPr>
+      <w:r>
+        <w:rPr>
+          <w:lang w:val="sw_KE" w:bidi="sw_KE"/>
+        </w:rPr>
+      </w:r>
+      <w:r>
+        <w:rPr>
+          <w:lang w:val="sw_KE" w:bidi="sw_KE"/>
+        </w:rPr>
+        <w:t>Nehemia 1:2</w:t>
+      </w:r>
+    </w:p>
+    <w:p>
+      <w:pPr>
+        <w:pStyle w:val="ListBullet"/>
+        <w:spacing w:line="240" w:lineRule="auto"/>
+        <w:ind w:left="720"/>
+      </w:pPr>
+      <w:r>
+        <w:rPr>
+          <w:lang w:val="sw_KE" w:bidi="sw_KE"/>
+        </w:rPr>
+      </w:r>
+      <w:r>
+        <w:rPr>
+          <w:lang w:val="sw_KE" w:bidi="sw_KE"/>
+        </w:rPr>
+        <w:t>Nehemia 10:3</w:t>
+      </w:r>
+    </w:p>
+    <w:p>
+      <w:pPr>
+        <w:pStyle w:val="ListBullet"/>
+        <w:spacing w:line="240" w:lineRule="auto"/>
+        <w:ind w:left="720"/>
+      </w:pPr>
+      <w:r>
+        <w:rPr>
+          <w:lang w:val="sw_KE" w:bidi="sw_KE"/>
+        </w:rPr>
+      </w:r>
+      <w:r>
+        <w:rPr>
+          <w:lang w:val="sw_KE" w:bidi="sw_KE"/>
+        </w:rPr>
+        <w:t>Nehemia 12:46</w:t>
+      </w:r>
     </w:p>
     <w:p>
       <w:pPr>
@@ -9392,306 +8756,228 @@
           <w:lang w:val="sw_KE" w:bidi="sw_KE"/>
         </w:rPr>
       </w:r>
-      <w:hyperlink r:id="rId117">
-        <w:r>
-          <w:rPr>
-            <w:lang w:val="sw_KE" w:bidi="sw_KE"/>
-          </w:rPr>
-          <w:rPr>
-            <w:color w:val="0000EE"/>
-            <w:u w:val="single"/>
-          </w:rPr>
-          <w:t>Mwanzo 15:1</w:t>
-        </w:r>
-      </w:hyperlink>
-    </w:p>
-    <w:p>
-      <w:pPr>
-        <w:pStyle w:val="ListBullet"/>
-        <w:spacing w:line="240" w:lineRule="auto"/>
-        <w:ind w:left="720"/>
-      </w:pPr>
-      <w:r>
-        <w:rPr>
-          <w:lang w:val="sw_KE" w:bidi="sw_KE"/>
-        </w:rPr>
-      </w:r>
-      <w:hyperlink r:id="rId118">
-        <w:r>
-          <w:rPr>
-            <w:lang w:val="sw_KE" w:bidi="sw_KE"/>
-          </w:rPr>
-          <w:rPr>
-            <w:color w:val="0000EE"/>
-            <w:u w:val="single"/>
-          </w:rPr>
-          <w:t>1 Wafalme 13:1</w:t>
-        </w:r>
-      </w:hyperlink>
-    </w:p>
-    <w:p>
-      <w:pPr>
-        <w:pStyle w:val="ListBullet"/>
-        <w:spacing w:line="240" w:lineRule="auto"/>
-        <w:ind w:left="720"/>
-      </w:pPr>
-      <w:r>
-        <w:rPr>
-          <w:lang w:val="sw_KE" w:bidi="sw_KE"/>
-        </w:rPr>
-      </w:r>
-      <w:hyperlink r:id="rId119">
-        <w:r>
-          <w:rPr>
-            <w:lang w:val="sw_KE" w:bidi="sw_KE"/>
-          </w:rPr>
-          <w:rPr>
-            <w:color w:val="0000EE"/>
-            <w:u w:val="single"/>
-          </w:rPr>
-          <w:t>Yeremia 36:1–3</w:t>
-        </w:r>
-      </w:hyperlink>
-    </w:p>
-    <w:p>
-      <w:pPr>
-        <w:pStyle w:val="ListBullet"/>
-        <w:spacing w:line="240" w:lineRule="auto"/>
-        <w:ind w:left="720"/>
-      </w:pPr>
-      <w:r>
-        <w:rPr>
-          <w:lang w:val="sw_KE" w:bidi="sw_KE"/>
-        </w:rPr>
-      </w:r>
-      <w:hyperlink r:id="rId120">
-        <w:r>
-          <w:rPr>
-            <w:lang w:val="sw_KE" w:bidi="sw_KE"/>
-          </w:rPr>
-          <w:rPr>
-            <w:color w:val="0000EE"/>
-            <w:u w:val="single"/>
-          </w:rPr>
-          <w:t>Luka 8:11</w:t>
-        </w:r>
-      </w:hyperlink>
-    </w:p>
-    <w:p>
-      <w:pPr>
-        <w:pStyle w:val="ListBullet"/>
-        <w:spacing w:line="240" w:lineRule="auto"/>
-        <w:ind w:left="720"/>
-      </w:pPr>
-      <w:r>
-        <w:rPr>
-          <w:lang w:val="sw_KE" w:bidi="sw_KE"/>
-        </w:rPr>
-      </w:r>
-      <w:hyperlink r:id="rId121">
-        <w:r>
-          <w:rPr>
-            <w:lang w:val="sw_KE" w:bidi="sw_KE"/>
-          </w:rPr>
-          <w:rPr>
-            <w:color w:val="0000EE"/>
-            <w:u w:val="single"/>
-          </w:rPr>
-          <w:t>Yohana 5:39</w:t>
-        </w:r>
-      </w:hyperlink>
-    </w:p>
-    <w:p>
-      <w:pPr>
-        <w:pStyle w:val="ListBullet"/>
-        <w:spacing w:line="240" w:lineRule="auto"/>
-        <w:ind w:left="720"/>
-      </w:pPr>
-      <w:r>
-        <w:rPr>
-          <w:lang w:val="sw_KE" w:bidi="sw_KE"/>
-        </w:rPr>
-      </w:r>
-      <w:hyperlink r:id="rId122">
-        <w:r>
-          <w:rPr>
-            <w:lang w:val="sw_KE" w:bidi="sw_KE"/>
-          </w:rPr>
-          <w:rPr>
-            <w:color w:val="0000EE"/>
-            <w:u w:val="single"/>
-          </w:rPr>
-          <w:t>Matendo 6:2</w:t>
-        </w:r>
-      </w:hyperlink>
-    </w:p>
-    <w:p>
-      <w:pPr>
-        <w:pStyle w:val="ListBullet"/>
-        <w:spacing w:line="240" w:lineRule="auto"/>
-        <w:ind w:left="720"/>
-      </w:pPr>
-      <w:r>
-        <w:rPr>
-          <w:lang w:val="sw_KE" w:bidi="sw_KE"/>
-        </w:rPr>
-      </w:r>
-      <w:hyperlink r:id="rId123">
-        <w:r>
-          <w:rPr>
-            <w:lang w:val="sw_KE" w:bidi="sw_KE"/>
-          </w:rPr>
-          <w:rPr>
-            <w:color w:val="0000EE"/>
-            <w:u w:val="single"/>
-          </w:rPr>
-          <w:t>Matendo 12:24</w:t>
-        </w:r>
-      </w:hyperlink>
-    </w:p>
-    <w:p>
-      <w:pPr>
-        <w:pStyle w:val="ListBullet"/>
-        <w:spacing w:line="240" w:lineRule="auto"/>
-        <w:ind w:left="720"/>
-      </w:pPr>
-      <w:r>
-        <w:rPr>
-          <w:lang w:val="sw_KE" w:bidi="sw_KE"/>
-        </w:rPr>
-      </w:r>
-      <w:hyperlink r:id="rId124">
-        <w:r>
-          <w:rPr>
-            <w:lang w:val="sw_KE" w:bidi="sw_KE"/>
-          </w:rPr>
-          <w:rPr>
-            <w:color w:val="0000EE"/>
-            <w:u w:val="single"/>
-          </w:rPr>
-          <w:t>Warumi 1:2</w:t>
-        </w:r>
-      </w:hyperlink>
-    </w:p>
-    <w:p>
-      <w:pPr>
-        <w:pStyle w:val="ListBullet"/>
-        <w:spacing w:line="240" w:lineRule="auto"/>
-        <w:ind w:left="720"/>
-      </w:pPr>
-      <w:r>
-        <w:rPr>
-          <w:lang w:val="sw_KE" w:bidi="sw_KE"/>
-        </w:rPr>
-      </w:r>
-      <w:hyperlink r:id="rId125">
-        <w:r>
-          <w:rPr>
-            <w:lang w:val="sw_KE" w:bidi="sw_KE"/>
-          </w:rPr>
-          <w:rPr>
-            <w:color w:val="0000EE"/>
-            <w:u w:val="single"/>
-          </w:rPr>
-          <w:t>2 Wakorintho 6:7</w:t>
-        </w:r>
-      </w:hyperlink>
-    </w:p>
-    <w:p>
-      <w:pPr>
-        <w:pStyle w:val="ListBullet"/>
-        <w:spacing w:line="240" w:lineRule="auto"/>
-        <w:ind w:left="720"/>
-      </w:pPr>
-      <w:r>
-        <w:rPr>
-          <w:lang w:val="sw_KE" w:bidi="sw_KE"/>
-        </w:rPr>
-      </w:r>
-      <w:hyperlink r:id="rId126">
-        <w:r>
-          <w:rPr>
-            <w:lang w:val="sw_KE" w:bidi="sw_KE"/>
-          </w:rPr>
-          <w:rPr>
-            <w:color w:val="0000EE"/>
-            <w:u w:val="single"/>
-          </w:rPr>
-          <w:t>Waefeso 1:13</w:t>
-        </w:r>
-      </w:hyperlink>
-    </w:p>
-    <w:p>
-      <w:pPr>
-        <w:pStyle w:val="ListBullet"/>
-        <w:spacing w:line="240" w:lineRule="auto"/>
-        <w:ind w:left="720"/>
-      </w:pPr>
-      <w:r>
-        <w:rPr>
-          <w:lang w:val="sw_KE" w:bidi="sw_KE"/>
-        </w:rPr>
-      </w:r>
-      <w:hyperlink r:id="rId127">
-        <w:r>
-          <w:rPr>
-            <w:lang w:val="sw_KE" w:bidi="sw_KE"/>
-          </w:rPr>
-          <w:rPr>
-            <w:color w:val="0000EE"/>
-            <w:u w:val="single"/>
-          </w:rPr>
-          <w:t>2 Timotheo 3:16</w:t>
-        </w:r>
-      </w:hyperlink>
-    </w:p>
-    <w:p>
-      <w:pPr>
-        <w:pStyle w:val="ListBullet"/>
-        <w:spacing w:line="240" w:lineRule="auto"/>
-        <w:ind w:left="720"/>
-      </w:pPr>
-      <w:r>
-        <w:rPr>
-          <w:lang w:val="sw_KE" w:bidi="sw_KE"/>
-        </w:rPr>
-      </w:r>
-      <w:hyperlink r:id="rId128">
-        <w:r>
-          <w:rPr>
-            <w:lang w:val="sw_KE" w:bidi="sw_KE"/>
-          </w:rPr>
-          <w:rPr>
-            <w:color w:val="0000EE"/>
-            <w:u w:val="single"/>
-          </w:rPr>
-          <w:t>Yakobo 1:18</w:t>
-        </w:r>
-      </w:hyperlink>
-    </w:p>
-    <w:p>
-      <w:pPr>
-        <w:pStyle w:val="ListBullet"/>
-        <w:spacing w:line="240" w:lineRule="auto"/>
-        <w:ind w:left="720"/>
-      </w:pPr>
-      <w:r>
-        <w:rPr>
-          <w:lang w:val="sw_KE" w:bidi="sw_KE"/>
-        </w:rPr>
-      </w:r>
-      <w:hyperlink r:id="rId129">
-        <w:r>
-          <w:rPr>
-            <w:lang w:val="sw_KE" w:bidi="sw_KE"/>
-          </w:rPr>
-          <w:rPr>
-            <w:color w:val="0000EE"/>
-            <w:u w:val="single"/>
-          </w:rPr>
-          <w:t>Yakobo 2:8–9</w:t>
-        </w:r>
-      </w:hyperlink>
+      <w:r>
+        <w:rPr>
+          <w:lang w:val="sw_KE" w:bidi="sw_KE"/>
+        </w:rPr>
+        <w:t>Mwanzo 15:1</w:t>
+      </w:r>
+    </w:p>
+    <w:p>
+      <w:pPr>
+        <w:pStyle w:val="ListBullet"/>
+        <w:spacing w:line="240" w:lineRule="auto"/>
+        <w:ind w:left="720"/>
+      </w:pPr>
+      <w:r>
+        <w:rPr>
+          <w:lang w:val="sw_KE" w:bidi="sw_KE"/>
+        </w:rPr>
+      </w:r>
+      <w:r>
+        <w:rPr>
+          <w:lang w:val="sw_KE" w:bidi="sw_KE"/>
+        </w:rPr>
+        <w:t>1 Wafalme 13:1</w:t>
+      </w:r>
+    </w:p>
+    <w:p>
+      <w:pPr>
+        <w:pStyle w:val="ListBullet"/>
+        <w:spacing w:line="240" w:lineRule="auto"/>
+        <w:ind w:left="720"/>
+      </w:pPr>
+      <w:r>
+        <w:rPr>
+          <w:lang w:val="sw_KE" w:bidi="sw_KE"/>
+        </w:rPr>
+      </w:r>
+      <w:r>
+        <w:rPr>
+          <w:lang w:val="sw_KE" w:bidi="sw_KE"/>
+        </w:rPr>
+        <w:t>Yeremia 36:1–3</w:t>
+      </w:r>
+    </w:p>
+    <w:p>
+      <w:pPr>
+        <w:pStyle w:val="ListBullet"/>
+        <w:spacing w:line="240" w:lineRule="auto"/>
+        <w:ind w:left="720"/>
+      </w:pPr>
+      <w:r>
+        <w:rPr>
+          <w:lang w:val="sw_KE" w:bidi="sw_KE"/>
+        </w:rPr>
+      </w:r>
+      <w:r>
+        <w:rPr>
+          <w:lang w:val="sw_KE" w:bidi="sw_KE"/>
+        </w:rPr>
+        <w:t>Luka 8:11</w:t>
+      </w:r>
+    </w:p>
+    <w:p>
+      <w:pPr>
+        <w:pStyle w:val="ListBullet"/>
+        <w:spacing w:line="240" w:lineRule="auto"/>
+        <w:ind w:left="720"/>
+      </w:pPr>
+      <w:r>
+        <w:rPr>
+          <w:lang w:val="sw_KE" w:bidi="sw_KE"/>
+        </w:rPr>
+      </w:r>
+      <w:r>
+        <w:rPr>
+          <w:lang w:val="sw_KE" w:bidi="sw_KE"/>
+        </w:rPr>
+        <w:t>Yohana 5:39</w:t>
+      </w:r>
+    </w:p>
+    <w:p>
+      <w:pPr>
+        <w:pStyle w:val="ListBullet"/>
+        <w:spacing w:line="240" w:lineRule="auto"/>
+        <w:ind w:left="720"/>
+      </w:pPr>
+      <w:r>
+        <w:rPr>
+          <w:lang w:val="sw_KE" w:bidi="sw_KE"/>
+        </w:rPr>
+      </w:r>
+      <w:r>
+        <w:rPr>
+          <w:lang w:val="sw_KE" w:bidi="sw_KE"/>
+        </w:rPr>
+        <w:t>Matendo 6:2</w:t>
+      </w:r>
+    </w:p>
+    <w:p>
+      <w:pPr>
+        <w:pStyle w:val="ListBullet"/>
+        <w:spacing w:line="240" w:lineRule="auto"/>
+        <w:ind w:left="720"/>
+      </w:pPr>
+      <w:r>
+        <w:rPr>
+          <w:lang w:val="sw_KE" w:bidi="sw_KE"/>
+        </w:rPr>
+      </w:r>
+      <w:r>
+        <w:rPr>
+          <w:lang w:val="sw_KE" w:bidi="sw_KE"/>
+        </w:rPr>
+        <w:t>Matendo 12:24</w:t>
+      </w:r>
+    </w:p>
+    <w:p>
+      <w:pPr>
+        <w:pStyle w:val="ListBullet"/>
+        <w:spacing w:line="240" w:lineRule="auto"/>
+        <w:ind w:left="720"/>
+      </w:pPr>
+      <w:r>
+        <w:rPr>
+          <w:lang w:val="sw_KE" w:bidi="sw_KE"/>
+        </w:rPr>
+      </w:r>
+      <w:r>
+        <w:rPr>
+          <w:lang w:val="sw_KE" w:bidi="sw_KE"/>
+        </w:rPr>
+        <w:t>Warumi 1:2</w:t>
+      </w:r>
+    </w:p>
+    <w:p>
+      <w:pPr>
+        <w:pStyle w:val="ListBullet"/>
+        <w:spacing w:line="240" w:lineRule="auto"/>
+        <w:ind w:left="720"/>
+      </w:pPr>
+      <w:r>
+        <w:rPr>
+          <w:lang w:val="sw_KE" w:bidi="sw_KE"/>
+        </w:rPr>
+      </w:r>
+      <w:r>
+        <w:rPr>
+          <w:lang w:val="sw_KE" w:bidi="sw_KE"/>
+        </w:rPr>
+        <w:t>2 Wakorintho 6:7</w:t>
+      </w:r>
+    </w:p>
+    <w:p>
+      <w:pPr>
+        <w:pStyle w:val="ListBullet"/>
+        <w:spacing w:line="240" w:lineRule="auto"/>
+        <w:ind w:left="720"/>
+      </w:pPr>
+      <w:r>
+        <w:rPr>
+          <w:lang w:val="sw_KE" w:bidi="sw_KE"/>
+        </w:rPr>
+      </w:r>
+      <w:r>
+        <w:rPr>
+          <w:lang w:val="sw_KE" w:bidi="sw_KE"/>
+        </w:rPr>
+        <w:t>Waefeso 1:13</w:t>
+      </w:r>
+    </w:p>
+    <w:p>
+      <w:pPr>
+        <w:pStyle w:val="ListBullet"/>
+        <w:spacing w:line="240" w:lineRule="auto"/>
+        <w:ind w:left="720"/>
+      </w:pPr>
+      <w:r>
+        <w:rPr>
+          <w:lang w:val="sw_KE" w:bidi="sw_KE"/>
+        </w:rPr>
+      </w:r>
+      <w:r>
+        <w:rPr>
+          <w:lang w:val="sw_KE" w:bidi="sw_KE"/>
+        </w:rPr>
+        <w:t>2 Timotheo 3:16</w:t>
+      </w:r>
+    </w:p>
+    <w:p>
+      <w:pPr>
+        <w:pStyle w:val="ListBullet"/>
+        <w:spacing w:line="240" w:lineRule="auto"/>
+        <w:ind w:left="720"/>
+      </w:pPr>
+      <w:r>
+        <w:rPr>
+          <w:lang w:val="sw_KE" w:bidi="sw_KE"/>
+        </w:rPr>
+      </w:r>
+      <w:r>
+        <w:rPr>
+          <w:lang w:val="sw_KE" w:bidi="sw_KE"/>
+        </w:rPr>
+        <w:t>Yakobo 1:18</w:t>
+      </w:r>
+    </w:p>
+    <w:p>
+      <w:pPr>
+        <w:pStyle w:val="ListBullet"/>
+        <w:spacing w:line="240" w:lineRule="auto"/>
+        <w:ind w:left="720"/>
+      </w:pPr>
+      <w:r>
+        <w:rPr>
+          <w:lang w:val="sw_KE" w:bidi="sw_KE"/>
+        </w:rPr>
+      </w:r>
+      <w:r>
+        <w:rPr>
+          <w:lang w:val="sw_KE" w:bidi="sw_KE"/>
+        </w:rPr>
+        <w:t>Yakobo 2:8–9</w:t>
+      </w:r>
     </w:p>
     <w:p>
       <w:pPr>
@@ -10190,138 +9476,102 @@
           <w:lang w:val="sw_KE" w:bidi="sw_KE"/>
         </w:rPr>
       </w:r>
-      <w:hyperlink r:id="rId130">
-        <w:r>
-          <w:rPr>
-            <w:lang w:val="sw_KE" w:bidi="sw_KE"/>
-          </w:rPr>
-          <w:rPr>
-            <w:color w:val="0000EE"/>
-            <w:u w:val="single"/>
-          </w:rPr>
-          <w:t>1 Mambo ya Nyakati 5:21</w:t>
-        </w:r>
-      </w:hyperlink>
-    </w:p>
-    <w:p>
-      <w:pPr>
-        <w:pStyle w:val="ListBullet"/>
-        <w:spacing w:line="240" w:lineRule="auto"/>
-        <w:ind w:left="720"/>
-      </w:pPr>
-      <w:r>
-        <w:rPr>
-          <w:lang w:val="sw_KE" w:bidi="sw_KE"/>
-        </w:rPr>
-      </w:r>
-      <w:hyperlink r:id="rId131">
-        <w:r>
-          <w:rPr>
-            <w:lang w:val="sw_KE" w:bidi="sw_KE"/>
-          </w:rPr>
-          <w:rPr>
-            <w:color w:val="0000EE"/>
-            <w:u w:val="single"/>
-          </w:rPr>
-          <w:t>2 Mambo ya Nyakati 9:1–2</w:t>
-        </w:r>
-      </w:hyperlink>
-    </w:p>
-    <w:p>
-      <w:pPr>
-        <w:pStyle w:val="ListBullet"/>
-        <w:spacing w:line="240" w:lineRule="auto"/>
-        <w:ind w:left="720"/>
-      </w:pPr>
-      <w:r>
-        <w:rPr>
-          <w:lang w:val="sw_KE" w:bidi="sw_KE"/>
-        </w:rPr>
-      </w:r>
-      <w:hyperlink r:id="rId132">
-        <w:r>
-          <w:rPr>
-            <w:lang w:val="sw_KE" w:bidi="sw_KE"/>
-          </w:rPr>
-          <w:rPr>
-            <w:color w:val="0000EE"/>
-            <w:u w:val="single"/>
-          </w:rPr>
-          <w:t>Kutoka 9:1–4</w:t>
-        </w:r>
-      </w:hyperlink>
-    </w:p>
-    <w:p>
-      <w:pPr>
-        <w:pStyle w:val="ListBullet"/>
-        <w:spacing w:line="240" w:lineRule="auto"/>
-        <w:ind w:left="720"/>
-      </w:pPr>
-      <w:r>
-        <w:rPr>
-          <w:lang w:val="sw_KE" w:bidi="sw_KE"/>
-        </w:rPr>
-      </w:r>
-      <w:hyperlink r:id="rId133">
-        <w:r>
-          <w:rPr>
-            <w:lang w:val="sw_KE" w:bidi="sw_KE"/>
-          </w:rPr>
-          <w:rPr>
-            <w:color w:val="0000EE"/>
-            <w:u w:val="single"/>
-          </w:rPr>
-          <w:t>Marko 10:25</w:t>
-        </w:r>
-      </w:hyperlink>
-    </w:p>
-    <w:p>
-      <w:pPr>
-        <w:pStyle w:val="ListBullet"/>
-        <w:spacing w:line="240" w:lineRule="auto"/>
-        <w:ind w:left="720"/>
-      </w:pPr>
-      <w:r>
-        <w:rPr>
-          <w:lang w:val="sw_KE" w:bidi="sw_KE"/>
-        </w:rPr>
-      </w:r>
-      <w:hyperlink r:id="rId134">
-        <w:r>
-          <w:rPr>
-            <w:lang w:val="sw_KE" w:bidi="sw_KE"/>
-          </w:rPr>
-          <w:rPr>
-            <w:color w:val="0000EE"/>
-            <w:u w:val="single"/>
-          </w:rPr>
-          <w:t>Mathayo 3:4</w:t>
-        </w:r>
-      </w:hyperlink>
-    </w:p>
-    <w:p>
-      <w:pPr>
-        <w:pStyle w:val="ListBullet"/>
-        <w:spacing w:line="240" w:lineRule="auto"/>
-        <w:ind w:left="720"/>
-      </w:pPr>
-      <w:r>
-        <w:rPr>
-          <w:lang w:val="sw_KE" w:bidi="sw_KE"/>
-        </w:rPr>
-      </w:r>
-      <w:hyperlink r:id="rId135">
-        <w:r>
-          <w:rPr>
-            <w:lang w:val="sw_KE" w:bidi="sw_KE"/>
-          </w:rPr>
-          <w:rPr>
-            <w:color w:val="0000EE"/>
-            <w:u w:val="single"/>
-          </w:rPr>
-          <w:t>Mathayo 19:23–24</w:t>
-        </w:r>
-      </w:hyperlink>
+      <w:r>
+        <w:rPr>
+          <w:lang w:val="sw_KE" w:bidi="sw_KE"/>
+        </w:rPr>
+        <w:t>1 Mambo ya Nyakati 5:21</w:t>
+      </w:r>
+    </w:p>
+    <w:p>
+      <w:pPr>
+        <w:pStyle w:val="ListBullet"/>
+        <w:spacing w:line="240" w:lineRule="auto"/>
+        <w:ind w:left="720"/>
+      </w:pPr>
+      <w:r>
+        <w:rPr>
+          <w:lang w:val="sw_KE" w:bidi="sw_KE"/>
+        </w:rPr>
+      </w:r>
+      <w:r>
+        <w:rPr>
+          <w:lang w:val="sw_KE" w:bidi="sw_KE"/>
+        </w:rPr>
+        <w:t>2 Mambo ya Nyakati 9:1–2</w:t>
+      </w:r>
+    </w:p>
+    <w:p>
+      <w:pPr>
+        <w:pStyle w:val="ListBullet"/>
+        <w:spacing w:line="240" w:lineRule="auto"/>
+        <w:ind w:left="720"/>
+      </w:pPr>
+      <w:r>
+        <w:rPr>
+          <w:lang w:val="sw_KE" w:bidi="sw_KE"/>
+        </w:rPr>
+      </w:r>
+      <w:r>
+        <w:rPr>
+          <w:lang w:val="sw_KE" w:bidi="sw_KE"/>
+        </w:rPr>
+        <w:t>Kutoka 9:1–4</w:t>
+      </w:r>
+    </w:p>
+    <w:p>
+      <w:pPr>
+        <w:pStyle w:val="ListBullet"/>
+        <w:spacing w:line="240" w:lineRule="auto"/>
+        <w:ind w:left="720"/>
+      </w:pPr>
+      <w:r>
+        <w:rPr>
+          <w:lang w:val="sw_KE" w:bidi="sw_KE"/>
+        </w:rPr>
+      </w:r>
+      <w:r>
+        <w:rPr>
+          <w:lang w:val="sw_KE" w:bidi="sw_KE"/>
+        </w:rPr>
+        <w:t>Marko 10:25</w:t>
+      </w:r>
+    </w:p>
+    <w:p>
+      <w:pPr>
+        <w:pStyle w:val="ListBullet"/>
+        <w:spacing w:line="240" w:lineRule="auto"/>
+        <w:ind w:left="720"/>
+      </w:pPr>
+      <w:r>
+        <w:rPr>
+          <w:lang w:val="sw_KE" w:bidi="sw_KE"/>
+        </w:rPr>
+      </w:r>
+      <w:r>
+        <w:rPr>
+          <w:lang w:val="sw_KE" w:bidi="sw_KE"/>
+        </w:rPr>
+        <w:t>Mathayo 3:4</w:t>
+      </w:r>
+    </w:p>
+    <w:p>
+      <w:pPr>
+        <w:pStyle w:val="ListBullet"/>
+        <w:spacing w:line="240" w:lineRule="auto"/>
+        <w:ind w:left="720"/>
+      </w:pPr>
+      <w:r>
+        <w:rPr>
+          <w:lang w:val="sw_KE" w:bidi="sw_KE"/>
+        </w:rPr>
+      </w:r>
+      <w:r>
+        <w:rPr>
+          <w:lang w:val="sw_KE" w:bidi="sw_KE"/>
+        </w:rPr>
+        <w:t>Mathayo 19:23–24</w:t>
+      </w:r>
     </w:p>
     <w:p>
       <w:pPr>
@@ -10591,138 +9841,102 @@
           <w:lang w:val="sw_KE" w:bidi="sw_KE"/>
         </w:rPr>
       </w:r>
-      <w:hyperlink r:id="rId136">
-        <w:r>
-          <w:rPr>
-            <w:lang w:val="sw_KE" w:bidi="sw_KE"/>
-          </w:rPr>
-          <w:rPr>
-            <w:color w:val="0000EE"/>
-            <w:u w:val="single"/>
-          </w:rPr>
-          <w:t>Matendo 27:36–38</w:t>
-        </w:r>
-      </w:hyperlink>
-    </w:p>
-    <w:p>
-      <w:pPr>
-        <w:pStyle w:val="ListBullet"/>
-        <w:spacing w:line="240" w:lineRule="auto"/>
-        <w:ind w:left="720"/>
-      </w:pPr>
-      <w:r>
-        <w:rPr>
-          <w:lang w:val="sw_KE" w:bidi="sw_KE"/>
-        </w:rPr>
-      </w:r>
-      <w:hyperlink r:id="rId137">
-        <w:r>
-          <w:rPr>
-            <w:lang w:val="sw_KE" w:bidi="sw_KE"/>
-          </w:rPr>
-          <w:rPr>
-            <w:color w:val="0000EE"/>
-            <w:u w:val="single"/>
-          </w:rPr>
-          <w:t>Kutoka 34:21–22</w:t>
-        </w:r>
-      </w:hyperlink>
-    </w:p>
-    <w:p>
-      <w:pPr>
-        <w:pStyle w:val="ListBullet"/>
-        <w:spacing w:line="240" w:lineRule="auto"/>
-        <w:ind w:left="720"/>
-      </w:pPr>
-      <w:r>
-        <w:rPr>
-          <w:lang w:val="sw_KE" w:bidi="sw_KE"/>
-        </w:rPr>
-      </w:r>
-      <w:hyperlink r:id="rId138">
-        <w:r>
-          <w:rPr>
-            <w:lang w:val="sw_KE" w:bidi="sw_KE"/>
-          </w:rPr>
-          <w:rPr>
-            <w:color w:val="0000EE"/>
-            <w:u w:val="single"/>
-          </w:rPr>
-          <w:t>Yohana 12:24</w:t>
-        </w:r>
-      </w:hyperlink>
-    </w:p>
-    <w:p>
-      <w:pPr>
-        <w:pStyle w:val="ListBullet"/>
-        <w:spacing w:line="240" w:lineRule="auto"/>
-        <w:ind w:left="720"/>
-      </w:pPr>
-      <w:r>
-        <w:rPr>
-          <w:lang w:val="sw_KE" w:bidi="sw_KE"/>
-        </w:rPr>
-      </w:r>
-      <w:hyperlink r:id="rId139">
-        <w:r>
-          <w:rPr>
-            <w:lang w:val="sw_KE" w:bidi="sw_KE"/>
-          </w:rPr>
-          <w:rPr>
-            <w:color w:val="0000EE"/>
-            <w:u w:val="single"/>
-          </w:rPr>
-          <w:t>Luka 3:17</w:t>
-        </w:r>
-      </w:hyperlink>
-    </w:p>
-    <w:p>
-      <w:pPr>
-        <w:pStyle w:val="ListBullet"/>
-        <w:spacing w:line="240" w:lineRule="auto"/>
-        <w:ind w:left="720"/>
-      </w:pPr>
-      <w:r>
-        <w:rPr>
-          <w:lang w:val="sw_KE" w:bidi="sw_KE"/>
-        </w:rPr>
-      </w:r>
-      <w:hyperlink r:id="rId140">
-        <w:r>
-          <w:rPr>
-            <w:lang w:val="sw_KE" w:bidi="sw_KE"/>
-          </w:rPr>
-          <w:rPr>
-            <w:color w:val="0000EE"/>
-            <w:u w:val="single"/>
-          </w:rPr>
-          <w:t>Mathayo 3:12</w:t>
-        </w:r>
-      </w:hyperlink>
-    </w:p>
-    <w:p>
-      <w:pPr>
-        <w:pStyle w:val="ListBullet"/>
-        <w:spacing w:line="240" w:lineRule="auto"/>
-        <w:ind w:left="720"/>
-      </w:pPr>
-      <w:r>
-        <w:rPr>
-          <w:lang w:val="sw_KE" w:bidi="sw_KE"/>
-        </w:rPr>
-      </w:r>
-      <w:hyperlink r:id="rId141">
-        <w:r>
-          <w:rPr>
-            <w:lang w:val="sw_KE" w:bidi="sw_KE"/>
-          </w:rPr>
-          <w:rPr>
-            <w:color w:val="0000EE"/>
-            <w:u w:val="single"/>
-          </w:rPr>
-          <w:t>Matayo 13:26</w:t>
-        </w:r>
-      </w:hyperlink>
+      <w:r>
+        <w:rPr>
+          <w:lang w:val="sw_KE" w:bidi="sw_KE"/>
+        </w:rPr>
+        <w:t>Matendo 27:36–38</w:t>
+      </w:r>
+    </w:p>
+    <w:p>
+      <w:pPr>
+        <w:pStyle w:val="ListBullet"/>
+        <w:spacing w:line="240" w:lineRule="auto"/>
+        <w:ind w:left="720"/>
+      </w:pPr>
+      <w:r>
+        <w:rPr>
+          <w:lang w:val="sw_KE" w:bidi="sw_KE"/>
+        </w:rPr>
+      </w:r>
+      <w:r>
+        <w:rPr>
+          <w:lang w:val="sw_KE" w:bidi="sw_KE"/>
+        </w:rPr>
+        <w:t>Kutoka 34:21–22</w:t>
+      </w:r>
+    </w:p>
+    <w:p>
+      <w:pPr>
+        <w:pStyle w:val="ListBullet"/>
+        <w:spacing w:line="240" w:lineRule="auto"/>
+        <w:ind w:left="720"/>
+      </w:pPr>
+      <w:r>
+        <w:rPr>
+          <w:lang w:val="sw_KE" w:bidi="sw_KE"/>
+        </w:rPr>
+      </w:r>
+      <w:r>
+        <w:rPr>
+          <w:lang w:val="sw_KE" w:bidi="sw_KE"/>
+        </w:rPr>
+        <w:t>Yohana 12:24</w:t>
+      </w:r>
+    </w:p>
+    <w:p>
+      <w:pPr>
+        <w:pStyle w:val="ListBullet"/>
+        <w:spacing w:line="240" w:lineRule="auto"/>
+        <w:ind w:left="720"/>
+      </w:pPr>
+      <w:r>
+        <w:rPr>
+          <w:lang w:val="sw_KE" w:bidi="sw_KE"/>
+        </w:rPr>
+      </w:r>
+      <w:r>
+        <w:rPr>
+          <w:lang w:val="sw_KE" w:bidi="sw_KE"/>
+        </w:rPr>
+        <w:t>Luka 3:17</w:t>
+      </w:r>
+    </w:p>
+    <w:p>
+      <w:pPr>
+        <w:pStyle w:val="ListBullet"/>
+        <w:spacing w:line="240" w:lineRule="auto"/>
+        <w:ind w:left="720"/>
+      </w:pPr>
+      <w:r>
+        <w:rPr>
+          <w:lang w:val="sw_KE" w:bidi="sw_KE"/>
+        </w:rPr>
+      </w:r>
+      <w:r>
+        <w:rPr>
+          <w:lang w:val="sw_KE" w:bidi="sw_KE"/>
+        </w:rPr>
+        <w:t>Mathayo 3:12</w:t>
+      </w:r>
+    </w:p>
+    <w:p>
+      <w:pPr>
+        <w:pStyle w:val="ListBullet"/>
+        <w:spacing w:line="240" w:lineRule="auto"/>
+        <w:ind w:left="720"/>
+      </w:pPr>
+      <w:r>
+        <w:rPr>
+          <w:lang w:val="sw_KE" w:bidi="sw_KE"/>
+        </w:rPr>
+      </w:r>
+      <w:r>
+        <w:rPr>
+          <w:lang w:val="sw_KE" w:bidi="sw_KE"/>
+        </w:rPr>
+        <w:t>Matayo 13:26</w:t>
+      </w:r>
     </w:p>
     <w:p>
       <w:pPr>
@@ -10949,104 +10163,74 @@
         <w:rPr>
           <w:lang w:val="sw_KE" w:bidi="sw_KE"/>
         </w:rPr>
+      </w:r>
+      <w:r>
+        <w:rPr>
+          <w:lang w:val="sw_KE" w:bidi="sw_KE"/>
+        </w:rPr>
+        <w:t>1 Wafalme 14:26</w:t>
         <w:br/>
       </w:r>
-      <w:hyperlink r:id="rId142">
-        <w:r>
-          <w:rPr>
-            <w:lang w:val="sw_KE" w:bidi="sw_KE"/>
-          </w:rPr>
-          <w:rPr>
-            <w:color w:val="0000EE"/>
-            <w:u w:val="single"/>
-          </w:rPr>
-          <w:t>1 Wafalme 14:26</w:t>
-        </w:r>
-      </w:hyperlink>
-      <w:hyperlink r:id="rId143">
-        <w:r>
-          <w:rPr>
-            <w:lang w:val="sw_KE" w:bidi="sw_KE"/>
-          </w:rPr>
-          <w:rPr>
-            <w:color w:val="0000EE"/>
-            <w:u w:val="single"/>
-          </w:rPr>
-          <w:t>2 Mambo ya Nyakati 23:8–9</w:t>
-        </w:r>
-      </w:hyperlink>
-    </w:p>
-    <w:p>
-      <w:pPr>
-        <w:pStyle w:val="ListBullet"/>
-        <w:spacing w:line="240" w:lineRule="auto"/>
-        <w:ind w:left="720"/>
-      </w:pPr>
-      <w:r>
-        <w:rPr>
-          <w:lang w:val="sw_KE" w:bidi="sw_KE"/>
-        </w:rPr>
-      </w:r>
-      <w:hyperlink r:id="rId144">
-        <w:r>
-          <w:rPr>
-            <w:lang w:val="sw_KE" w:bidi="sw_KE"/>
-          </w:rPr>
-          <w:rPr>
-            <w:color w:val="0000EE"/>
-            <w:u w:val="single"/>
-          </w:rPr>
-          <w:t>2 Samweli 22:36</w:t>
-        </w:r>
-      </w:hyperlink>
-    </w:p>
-    <w:p>
-      <w:pPr>
-        <w:pStyle w:val="ListBullet"/>
-        <w:spacing w:line="240" w:lineRule="auto"/>
-        <w:ind w:left="720"/>
-      </w:pPr>
-      <w:r>
-        <w:rPr>
-          <w:lang w:val="sw_KE" w:bidi="sw_KE"/>
-        </w:rPr>
-      </w:r>
-      <w:hyperlink r:id="rId145">
-        <w:r>
-          <w:rPr>
-            <w:lang w:val="sw_KE" w:bidi="sw_KE"/>
-          </w:rPr>
-          <w:rPr>
-            <w:color w:val="0000EE"/>
-            <w:u w:val="single"/>
-          </w:rPr>
-          <w:t>Kumbukumbu la Torati 33:29</w:t>
-        </w:r>
-      </w:hyperlink>
-    </w:p>
-    <w:p>
-      <w:pPr>
-        <w:pStyle w:val="ListBullet"/>
-        <w:spacing w:line="240" w:lineRule="auto"/>
-        <w:ind w:left="720"/>
-      </w:pPr>
-      <w:r>
-        <w:rPr>
-          <w:lang w:val="sw_KE" w:bidi="sw_KE"/>
-        </w:rPr>
-      </w:r>
-      <w:hyperlink r:id="rId146">
-        <w:r>
-          <w:rPr>
-            <w:lang w:val="sw_KE" w:bidi="sw_KE"/>
-          </w:rPr>
-          <w:rPr>
-            <w:color w:val="0000EE"/>
-            <w:u w:val="single"/>
-          </w:rPr>
-          <w:t>Zaburi 18:35</w:t>
-        </w:r>
-      </w:hyperlink>
+      <w:r>
+        <w:rPr>
+          <w:lang w:val="sw_KE" w:bidi="sw_KE"/>
+        </w:rPr>
+        <w:t>2 Mambo ya Nyakati 23:8–9</w:t>
+      </w:r>
+    </w:p>
+    <w:p>
+      <w:pPr>
+        <w:pStyle w:val="ListBullet"/>
+        <w:spacing w:line="240" w:lineRule="auto"/>
+        <w:ind w:left="720"/>
+      </w:pPr>
+      <w:r>
+        <w:rPr>
+          <w:lang w:val="sw_KE" w:bidi="sw_KE"/>
+        </w:rPr>
+      </w:r>
+      <w:r>
+        <w:rPr>
+          <w:lang w:val="sw_KE" w:bidi="sw_KE"/>
+        </w:rPr>
+        <w:t>2 Samweli 22:36</w:t>
+      </w:r>
+    </w:p>
+    <w:p>
+      <w:pPr>
+        <w:pStyle w:val="ListBullet"/>
+        <w:spacing w:line="240" w:lineRule="auto"/>
+        <w:ind w:left="720"/>
+      </w:pPr>
+      <w:r>
+        <w:rPr>
+          <w:lang w:val="sw_KE" w:bidi="sw_KE"/>
+        </w:rPr>
+      </w:r>
+      <w:r>
+        <w:rPr>
+          <w:lang w:val="sw_KE" w:bidi="sw_KE"/>
+        </w:rPr>
+        <w:t>Kumbukumbu la Torati 33:29</w:t>
+      </w:r>
+    </w:p>
+    <w:p>
+      <w:pPr>
+        <w:pStyle w:val="ListBullet"/>
+        <w:spacing w:line="240" w:lineRule="auto"/>
+        <w:ind w:left="720"/>
+      </w:pPr>
+      <w:r>
+        <w:rPr>
+          <w:lang w:val="sw_KE" w:bidi="sw_KE"/>
+        </w:rPr>
+      </w:r>
+      <w:r>
+        <w:rPr>
+          <w:lang w:val="sw_KE" w:bidi="sw_KE"/>
+        </w:rPr>
+        <w:t>Zaburi 18:35</w:t>
+      </w:r>
     </w:p>
     <w:p>
       <w:pPr>
@@ -11316,330 +10500,246 @@
           <w:lang w:val="sw_KE" w:bidi="sw_KE"/>
         </w:rPr>
       </w:r>
-      <w:hyperlink r:id="rId147">
-        <w:r>
-          <w:rPr>
-            <w:lang w:val="sw_KE" w:bidi="sw_KE"/>
-          </w:rPr>
-          <w:rPr>
-            <w:color w:val="0000EE"/>
-            <w:u w:val="single"/>
-          </w:rPr>
-          <w:t>Mwanzo 15:9–11</w:t>
-        </w:r>
-      </w:hyperlink>
-    </w:p>
-    <w:p>
-      <w:pPr>
-        <w:pStyle w:val="ListBullet"/>
-        <w:spacing w:line="240" w:lineRule="auto"/>
-        <w:ind w:left="720"/>
-      </w:pPr>
-      <w:r>
-        <w:rPr>
-          <w:lang w:val="sw_KE" w:bidi="sw_KE"/>
-        </w:rPr>
-      </w:r>
-      <w:hyperlink r:id="rId148">
-        <w:r>
-          <w:rPr>
-            <w:lang w:val="sw_KE" w:bidi="sw_KE"/>
-          </w:rPr>
-          <w:rPr>
-            <w:color w:val="0000EE"/>
-            <w:u w:val="single"/>
-          </w:rPr>
-          <w:t>Kutoka 24:5–6</w:t>
-        </w:r>
-      </w:hyperlink>
-    </w:p>
-    <w:p>
-      <w:pPr>
-        <w:pStyle w:val="ListBullet"/>
-        <w:spacing w:line="240" w:lineRule="auto"/>
-        <w:ind w:left="720"/>
-      </w:pPr>
-      <w:r>
-        <w:rPr>
-          <w:lang w:val="sw_KE" w:bidi="sw_KE"/>
-        </w:rPr>
-      </w:r>
-      <w:hyperlink r:id="rId149">
-        <w:r>
-          <w:rPr>
-            <w:lang w:val="sw_KE" w:bidi="sw_KE"/>
-          </w:rPr>
-          <w:rPr>
-            <w:color w:val="0000EE"/>
-            <w:u w:val="single"/>
-          </w:rPr>
-          <w:t>Hesabu 19:1–2</w:t>
-        </w:r>
-      </w:hyperlink>
-    </w:p>
-    <w:p>
-      <w:pPr>
-        <w:pStyle w:val="ListBullet"/>
-        <w:spacing w:line="240" w:lineRule="auto"/>
-        <w:ind w:left="720"/>
-      </w:pPr>
-      <w:r>
-        <w:rPr>
-          <w:lang w:val="sw_KE" w:bidi="sw_KE"/>
-        </w:rPr>
-      </w:r>
-      <w:hyperlink r:id="rId150">
-        <w:r>
-          <w:rPr>
-            <w:lang w:val="sw_KE" w:bidi="sw_KE"/>
-          </w:rPr>
-          <w:rPr>
-            <w:color w:val="0000EE"/>
-            <w:u w:val="single"/>
-          </w:rPr>
-          <w:t>Kumbukumbu la Torati 21:3–4</w:t>
-        </w:r>
-      </w:hyperlink>
-    </w:p>
-    <w:p>
-      <w:pPr>
-        <w:pStyle w:val="ListBullet"/>
-        <w:spacing w:line="240" w:lineRule="auto"/>
-        <w:ind w:left="720"/>
-      </w:pPr>
-      <w:r>
-        <w:rPr>
-          <w:lang w:val="sw_KE" w:bidi="sw_KE"/>
-        </w:rPr>
-      </w:r>
-      <w:hyperlink r:id="rId151">
-        <w:r>
-          <w:rPr>
-            <w:lang w:val="sw_KE" w:bidi="sw_KE"/>
-          </w:rPr>
-          <w:rPr>
-            <w:color w:val="0000EE"/>
-            <w:u w:val="single"/>
-          </w:rPr>
-          <w:t>1 Samweli 1:24–25</w:t>
-        </w:r>
-      </w:hyperlink>
-    </w:p>
-    <w:p>
-      <w:pPr>
-        <w:pStyle w:val="ListBullet"/>
-        <w:spacing w:line="240" w:lineRule="auto"/>
-        <w:ind w:left="720"/>
-      </w:pPr>
-      <w:r>
-        <w:rPr>
-          <w:lang w:val="sw_KE" w:bidi="sw_KE"/>
-        </w:rPr>
-      </w:r>
-      <w:hyperlink r:id="rId152">
-        <w:r>
-          <w:rPr>
-            <w:lang w:val="sw_KE" w:bidi="sw_KE"/>
-          </w:rPr>
-          <w:rPr>
-            <w:color w:val="0000EE"/>
-            <w:u w:val="single"/>
-          </w:rPr>
-          <w:t>1 Samweli 15:3</w:t>
-        </w:r>
-      </w:hyperlink>
-    </w:p>
-    <w:p>
-      <w:pPr>
-        <w:pStyle w:val="ListBullet"/>
-        <w:spacing w:line="240" w:lineRule="auto"/>
-        <w:ind w:left="720"/>
-      </w:pPr>
-      <w:r>
-        <w:rPr>
-          <w:lang w:val="sw_KE" w:bidi="sw_KE"/>
-        </w:rPr>
-      </w:r>
-      <w:hyperlink r:id="rId153">
-        <w:r>
-          <w:rPr>
-            <w:lang w:val="sw_KE" w:bidi="sw_KE"/>
-          </w:rPr>
-          <w:rPr>
-            <w:color w:val="0000EE"/>
-            <w:u w:val="single"/>
-          </w:rPr>
-          <w:t>1 Samweli 16:2–3</w:t>
-        </w:r>
-      </w:hyperlink>
-    </w:p>
-    <w:p>
-      <w:pPr>
-        <w:pStyle w:val="ListBullet"/>
-        <w:spacing w:line="240" w:lineRule="auto"/>
-        <w:ind w:left="720"/>
-      </w:pPr>
-      <w:r>
-        <w:rPr>
-          <w:lang w:val="sw_KE" w:bidi="sw_KE"/>
-        </w:rPr>
-      </w:r>
-      <w:hyperlink r:id="rId154">
-        <w:r>
-          <w:rPr>
-            <w:lang w:val="sw_KE" w:bidi="sw_KE"/>
-          </w:rPr>
-          <w:rPr>
-            <w:color w:val="0000EE"/>
-            <w:u w:val="single"/>
-          </w:rPr>
-          <w:t>1 Wafalme 1:9</w:t>
-        </w:r>
-      </w:hyperlink>
-    </w:p>
-    <w:p>
-      <w:pPr>
-        <w:pStyle w:val="ListBullet"/>
-        <w:spacing w:line="240" w:lineRule="auto"/>
-        <w:ind w:left="720"/>
-      </w:pPr>
-      <w:r>
-        <w:rPr>
-          <w:lang w:val="sw_KE" w:bidi="sw_KE"/>
-        </w:rPr>
-      </w:r>
-      <w:hyperlink r:id="rId155">
-        <w:r>
-          <w:rPr>
-            <w:lang w:val="sw_KE" w:bidi="sw_KE"/>
-          </w:rPr>
-          <w:rPr>
-            <w:color w:val="0000EE"/>
-            <w:u w:val="single"/>
-          </w:rPr>
-          <w:t>2 Mambo ya Nyakati 11:15</w:t>
-        </w:r>
-      </w:hyperlink>
-    </w:p>
-    <w:p>
-      <w:pPr>
-        <w:pStyle w:val="ListBullet"/>
-        <w:spacing w:line="240" w:lineRule="auto"/>
-        <w:ind w:left="720"/>
-      </w:pPr>
-      <w:r>
-        <w:rPr>
-          <w:lang w:val="sw_KE" w:bidi="sw_KE"/>
-        </w:rPr>
-      </w:r>
-      <w:hyperlink r:id="rId156">
-        <w:r>
-          <w:rPr>
-            <w:lang w:val="sw_KE" w:bidi="sw_KE"/>
-          </w:rPr>
-          <w:rPr>
-            <w:color w:val="0000EE"/>
-            <w:u w:val="single"/>
-          </w:rPr>
-          <w:t>2 Mambo ya Nyakati 15:10–11</w:t>
-        </w:r>
-      </w:hyperlink>
-    </w:p>
-    <w:p>
-      <w:pPr>
-        <w:pStyle w:val="ListBullet"/>
-        <w:spacing w:line="240" w:lineRule="auto"/>
-        <w:ind w:left="720"/>
-      </w:pPr>
-      <w:r>
-        <w:rPr>
-          <w:lang w:val="sw_KE" w:bidi="sw_KE"/>
-        </w:rPr>
-      </w:r>
-      <w:hyperlink r:id="rId157">
-        <w:r>
-          <w:rPr>
-            <w:lang w:val="sw_KE" w:bidi="sw_KE"/>
-          </w:rPr>
-          <w:rPr>
-            <w:color w:val="0000EE"/>
-            <w:u w:val="single"/>
-          </w:rPr>
-          <w:t>Mathayo 22:4</w:t>
-        </w:r>
-      </w:hyperlink>
-    </w:p>
-    <w:p>
-      <w:pPr>
-        <w:pStyle w:val="ListBullet"/>
-        <w:spacing w:line="240" w:lineRule="auto"/>
-        <w:ind w:left="720"/>
-      </w:pPr>
-      <w:r>
-        <w:rPr>
-          <w:lang w:val="sw_KE" w:bidi="sw_KE"/>
-        </w:rPr>
-      </w:r>
-      <w:hyperlink r:id="rId158">
-        <w:r>
-          <w:rPr>
-            <w:lang w:val="sw_KE" w:bidi="sw_KE"/>
-          </w:rPr>
-          <w:rPr>
-            <w:color w:val="0000EE"/>
-            <w:u w:val="single"/>
-          </w:rPr>
-          <w:t>Luka 13:15</w:t>
-        </w:r>
-      </w:hyperlink>
-    </w:p>
-    <w:p>
-      <w:pPr>
-        <w:pStyle w:val="ListBullet"/>
-        <w:spacing w:line="240" w:lineRule="auto"/>
-        <w:ind w:left="720"/>
-      </w:pPr>
-      <w:r>
-        <w:rPr>
-          <w:lang w:val="sw_KE" w:bidi="sw_KE"/>
-        </w:rPr>
-      </w:r>
-      <w:hyperlink r:id="rId159">
-        <w:r>
-          <w:rPr>
-            <w:lang w:val="sw_KE" w:bidi="sw_KE"/>
-          </w:rPr>
-          <w:rPr>
-            <w:color w:val="0000EE"/>
-            <w:u w:val="single"/>
-          </w:rPr>
-          <w:t>Luka 14:5</w:t>
-        </w:r>
-      </w:hyperlink>
-    </w:p>
-    <w:p>
-      <w:pPr>
-        <w:pStyle w:val="ListBullet"/>
-        <w:spacing w:line="240" w:lineRule="auto"/>
-        <w:ind w:left="720"/>
-      </w:pPr>
-      <w:r>
-        <w:rPr>
-          <w:lang w:val="sw_KE" w:bidi="sw_KE"/>
-        </w:rPr>
-      </w:r>
-      <w:hyperlink r:id="rId160">
-        <w:r>
-          <w:rPr>
-            <w:lang w:val="sw_KE" w:bidi="sw_KE"/>
-          </w:rPr>
-          <w:rPr>
-            <w:color w:val="0000EE"/>
-            <w:u w:val="single"/>
-          </w:rPr>
-          <w:t>Waebrania 9:13</w:t>
-        </w:r>
-      </w:hyperlink>
+      <w:r>
+        <w:rPr>
+          <w:lang w:val="sw_KE" w:bidi="sw_KE"/>
+        </w:rPr>
+        <w:t>Mwanzo 15:9–11</w:t>
+      </w:r>
+    </w:p>
+    <w:p>
+      <w:pPr>
+        <w:pStyle w:val="ListBullet"/>
+        <w:spacing w:line="240" w:lineRule="auto"/>
+        <w:ind w:left="720"/>
+      </w:pPr>
+      <w:r>
+        <w:rPr>
+          <w:lang w:val="sw_KE" w:bidi="sw_KE"/>
+        </w:rPr>
+      </w:r>
+      <w:r>
+        <w:rPr>
+          <w:lang w:val="sw_KE" w:bidi="sw_KE"/>
+        </w:rPr>
+        <w:t>Kutoka 24:5–6</w:t>
+      </w:r>
+    </w:p>
+    <w:p>
+      <w:pPr>
+        <w:pStyle w:val="ListBullet"/>
+        <w:spacing w:line="240" w:lineRule="auto"/>
+        <w:ind w:left="720"/>
+      </w:pPr>
+      <w:r>
+        <w:rPr>
+          <w:lang w:val="sw_KE" w:bidi="sw_KE"/>
+        </w:rPr>
+      </w:r>
+      <w:r>
+        <w:rPr>
+          <w:lang w:val="sw_KE" w:bidi="sw_KE"/>
+        </w:rPr>
+        <w:t>Hesabu 19:1–2</w:t>
+      </w:r>
+    </w:p>
+    <w:p>
+      <w:pPr>
+        <w:pStyle w:val="ListBullet"/>
+        <w:spacing w:line="240" w:lineRule="auto"/>
+        <w:ind w:left="720"/>
+      </w:pPr>
+      <w:r>
+        <w:rPr>
+          <w:lang w:val="sw_KE" w:bidi="sw_KE"/>
+        </w:rPr>
+      </w:r>
+      <w:r>
+        <w:rPr>
+          <w:lang w:val="sw_KE" w:bidi="sw_KE"/>
+        </w:rPr>
+        <w:t>Kumbukumbu la Torati 21:3–4</w:t>
+      </w:r>
+    </w:p>
+    <w:p>
+      <w:pPr>
+        <w:pStyle w:val="ListBullet"/>
+        <w:spacing w:line="240" w:lineRule="auto"/>
+        <w:ind w:left="720"/>
+      </w:pPr>
+      <w:r>
+        <w:rPr>
+          <w:lang w:val="sw_KE" w:bidi="sw_KE"/>
+        </w:rPr>
+      </w:r>
+      <w:r>
+        <w:rPr>
+          <w:lang w:val="sw_KE" w:bidi="sw_KE"/>
+        </w:rPr>
+        <w:t>1 Samweli 1:24–25</w:t>
+      </w:r>
+    </w:p>
+    <w:p>
+      <w:pPr>
+        <w:pStyle w:val="ListBullet"/>
+        <w:spacing w:line="240" w:lineRule="auto"/>
+        <w:ind w:left="720"/>
+      </w:pPr>
+      <w:r>
+        <w:rPr>
+          <w:lang w:val="sw_KE" w:bidi="sw_KE"/>
+        </w:rPr>
+      </w:r>
+      <w:r>
+        <w:rPr>
+          <w:lang w:val="sw_KE" w:bidi="sw_KE"/>
+        </w:rPr>
+        <w:t>1 Samweli 15:3</w:t>
+      </w:r>
+    </w:p>
+    <w:p>
+      <w:pPr>
+        <w:pStyle w:val="ListBullet"/>
+        <w:spacing w:line="240" w:lineRule="auto"/>
+        <w:ind w:left="720"/>
+      </w:pPr>
+      <w:r>
+        <w:rPr>
+          <w:lang w:val="sw_KE" w:bidi="sw_KE"/>
+        </w:rPr>
+      </w:r>
+      <w:r>
+        <w:rPr>
+          <w:lang w:val="sw_KE" w:bidi="sw_KE"/>
+        </w:rPr>
+        <w:t>1 Samweli 16:2–3</w:t>
+      </w:r>
+    </w:p>
+    <w:p>
+      <w:pPr>
+        <w:pStyle w:val="ListBullet"/>
+        <w:spacing w:line="240" w:lineRule="auto"/>
+        <w:ind w:left="720"/>
+      </w:pPr>
+      <w:r>
+        <w:rPr>
+          <w:lang w:val="sw_KE" w:bidi="sw_KE"/>
+        </w:rPr>
+      </w:r>
+      <w:r>
+        <w:rPr>
+          <w:lang w:val="sw_KE" w:bidi="sw_KE"/>
+        </w:rPr>
+        <w:t>1 Wafalme 1:9</w:t>
+      </w:r>
+    </w:p>
+    <w:p>
+      <w:pPr>
+        <w:pStyle w:val="ListBullet"/>
+        <w:spacing w:line="240" w:lineRule="auto"/>
+        <w:ind w:left="720"/>
+      </w:pPr>
+      <w:r>
+        <w:rPr>
+          <w:lang w:val="sw_KE" w:bidi="sw_KE"/>
+        </w:rPr>
+      </w:r>
+      <w:r>
+        <w:rPr>
+          <w:lang w:val="sw_KE" w:bidi="sw_KE"/>
+        </w:rPr>
+        <w:t>2 Mambo ya Nyakati 11:15</w:t>
+      </w:r>
+    </w:p>
+    <w:p>
+      <w:pPr>
+        <w:pStyle w:val="ListBullet"/>
+        <w:spacing w:line="240" w:lineRule="auto"/>
+        <w:ind w:left="720"/>
+      </w:pPr>
+      <w:r>
+        <w:rPr>
+          <w:lang w:val="sw_KE" w:bidi="sw_KE"/>
+        </w:rPr>
+      </w:r>
+      <w:r>
+        <w:rPr>
+          <w:lang w:val="sw_KE" w:bidi="sw_KE"/>
+        </w:rPr>
+        <w:t>2 Mambo ya Nyakati 15:10–11</w:t>
+      </w:r>
+    </w:p>
+    <w:p>
+      <w:pPr>
+        <w:pStyle w:val="ListBullet"/>
+        <w:spacing w:line="240" w:lineRule="auto"/>
+        <w:ind w:left="720"/>
+      </w:pPr>
+      <w:r>
+        <w:rPr>
+          <w:lang w:val="sw_KE" w:bidi="sw_KE"/>
+        </w:rPr>
+      </w:r>
+      <w:r>
+        <w:rPr>
+          <w:lang w:val="sw_KE" w:bidi="sw_KE"/>
+        </w:rPr>
+        <w:t>Mathayo 22:4</w:t>
+      </w:r>
+    </w:p>
+    <w:p>
+      <w:pPr>
+        <w:pStyle w:val="ListBullet"/>
+        <w:spacing w:line="240" w:lineRule="auto"/>
+        <w:ind w:left="720"/>
+      </w:pPr>
+      <w:r>
+        <w:rPr>
+          <w:lang w:val="sw_KE" w:bidi="sw_KE"/>
+        </w:rPr>
+      </w:r>
+      <w:r>
+        <w:rPr>
+          <w:lang w:val="sw_KE" w:bidi="sw_KE"/>
+        </w:rPr>
+        <w:t>Luka 13:15</w:t>
+      </w:r>
+    </w:p>
+    <w:p>
+      <w:pPr>
+        <w:pStyle w:val="ListBullet"/>
+        <w:spacing w:line="240" w:lineRule="auto"/>
+        <w:ind w:left="720"/>
+      </w:pPr>
+      <w:r>
+        <w:rPr>
+          <w:lang w:val="sw_KE" w:bidi="sw_KE"/>
+        </w:rPr>
+      </w:r>
+      <w:r>
+        <w:rPr>
+          <w:lang w:val="sw_KE" w:bidi="sw_KE"/>
+        </w:rPr>
+        <w:t>Luka 14:5</w:t>
+      </w:r>
+    </w:p>
+    <w:p>
+      <w:pPr>
+        <w:pStyle w:val="ListBullet"/>
+        <w:spacing w:line="240" w:lineRule="auto"/>
+        <w:ind w:left="720"/>
+      </w:pPr>
+      <w:r>
+        <w:rPr>
+          <w:lang w:val="sw_KE" w:bidi="sw_KE"/>
+        </w:rPr>
+      </w:r>
+      <w:r>
+        <w:rPr>
+          <w:lang w:val="sw_KE" w:bidi="sw_KE"/>
+        </w:rPr>
+        <w:t>Waebrania 9:13</w:t>
+      </w:r>
     </w:p>
     <w:p>
       <w:pPr>
@@ -11921,114 +11021,84 @@
           <w:lang w:val="sw_KE" w:bidi="sw_KE"/>
         </w:rPr>
       </w:r>
-      <w:hyperlink r:id="rId161">
-        <w:r>
-          <w:rPr>
-            <w:lang w:val="sw_KE" w:bidi="sw_KE"/>
-          </w:rPr>
-          <w:rPr>
-            <w:color w:val="0000EE"/>
-            <w:u w:val="single"/>
-          </w:rPr>
-          <w:t>2 Wakorintho 10:4</w:t>
-        </w:r>
-      </w:hyperlink>
-    </w:p>
-    <w:p>
-      <w:pPr>
-        <w:pStyle w:val="ListBullet"/>
-        <w:spacing w:line="240" w:lineRule="auto"/>
-        <w:ind w:left="720"/>
-      </w:pPr>
-      <w:r>
-        <w:rPr>
-          <w:lang w:val="sw_KE" w:bidi="sw_KE"/>
-        </w:rPr>
-      </w:r>
-      <w:hyperlink r:id="rId162">
-        <w:r>
-          <w:rPr>
-            <w:lang w:val="sw_KE" w:bidi="sw_KE"/>
-          </w:rPr>
-          <w:rPr>
-            <w:color w:val="0000EE"/>
-            <w:u w:val="single"/>
-          </w:rPr>
-          <w:t>2 Wafalme 8:10–12</w:t>
-        </w:r>
-      </w:hyperlink>
-    </w:p>
-    <w:p>
-      <w:pPr>
-        <w:pStyle w:val="ListBullet"/>
-        <w:spacing w:line="240" w:lineRule="auto"/>
-        <w:ind w:left="720"/>
-      </w:pPr>
-      <w:r>
-        <w:rPr>
-          <w:lang w:val="sw_KE" w:bidi="sw_KE"/>
-        </w:rPr>
-      </w:r>
-      <w:hyperlink r:id="rId163">
-        <w:r>
-          <w:rPr>
-            <w:lang w:val="sw_KE" w:bidi="sw_KE"/>
-          </w:rPr>
-          <w:rPr>
-            <w:color w:val="0000EE"/>
-            <w:u w:val="single"/>
-          </w:rPr>
-          <w:t>2 Samweli 5:8–10</w:t>
-        </w:r>
-      </w:hyperlink>
-    </w:p>
-    <w:p>
-      <w:pPr>
-        <w:pStyle w:val="ListBullet"/>
-        <w:spacing w:line="240" w:lineRule="auto"/>
-        <w:ind w:left="720"/>
-      </w:pPr>
-      <w:r>
-        <w:rPr>
-          <w:lang w:val="sw_KE" w:bidi="sw_KE"/>
-        </w:rPr>
-      </w:r>
-      <w:hyperlink r:id="rId164">
-        <w:r>
-          <w:rPr>
-            <w:lang w:val="sw_KE" w:bidi="sw_KE"/>
-          </w:rPr>
-          <w:rPr>
-            <w:color w:val="0000EE"/>
-            <w:u w:val="single"/>
-          </w:rPr>
-          <w:t>Matendo 21:35</w:t>
-        </w:r>
-      </w:hyperlink>
-    </w:p>
-    <w:p>
-      <w:pPr>
-        <w:pStyle w:val="ListBullet"/>
-        <w:spacing w:line="240" w:lineRule="auto"/>
-        <w:ind w:left="720"/>
-      </w:pPr>
-      <w:r>
-        <w:rPr>
-          <w:lang w:val="sw_KE" w:bidi="sw_KE"/>
-        </w:rPr>
-      </w:r>
-      <w:hyperlink r:id="rId165">
-        <w:r>
-          <w:rPr>
-            <w:lang w:val="sw_KE" w:bidi="sw_KE"/>
-          </w:rPr>
-          <w:rPr>
-            <w:color w:val="0000EE"/>
-            <w:u w:val="single"/>
-          </w:rPr>
-          <w:t>Habakuki 1:10–11</w:t>
-        </w:r>
-      </w:hyperlink>
+      <w:r>
+        <w:rPr>
+          <w:lang w:val="sw_KE" w:bidi="sw_KE"/>
+        </w:rPr>
+        <w:t>2 Wakorintho 10:4</w:t>
+      </w:r>
+    </w:p>
+    <w:p>
+      <w:pPr>
+        <w:pStyle w:val="ListBullet"/>
+        <w:spacing w:line="240" w:lineRule="auto"/>
+        <w:ind w:left="720"/>
+      </w:pPr>
+      <w:r>
+        <w:rPr>
+          <w:lang w:val="sw_KE" w:bidi="sw_KE"/>
+        </w:rPr>
+      </w:r>
+      <w:r>
+        <w:rPr>
+          <w:lang w:val="sw_KE" w:bidi="sw_KE"/>
+        </w:rPr>
+        <w:t>2 Wafalme 8:10–12</w:t>
+      </w:r>
+    </w:p>
+    <w:p>
+      <w:pPr>
+        <w:pStyle w:val="ListBullet"/>
+        <w:spacing w:line="240" w:lineRule="auto"/>
+        <w:ind w:left="720"/>
+      </w:pPr>
+      <w:r>
+        <w:rPr>
+          <w:lang w:val="sw_KE" w:bidi="sw_KE"/>
+        </w:rPr>
+      </w:r>
+      <w:r>
+        <w:rPr>
+          <w:lang w:val="sw_KE" w:bidi="sw_KE"/>
+        </w:rPr>
+        <w:t>2 Samweli 5:8–10</w:t>
+      </w:r>
+    </w:p>
+    <w:p>
+      <w:pPr>
+        <w:pStyle w:val="ListBullet"/>
+        <w:spacing w:line="240" w:lineRule="auto"/>
+        <w:ind w:left="720"/>
+      </w:pPr>
+      <w:r>
+        <w:rPr>
+          <w:lang w:val="sw_KE" w:bidi="sw_KE"/>
+        </w:rPr>
+      </w:r>
+      <w:r>
+        <w:rPr>
+          <w:lang w:val="sw_KE" w:bidi="sw_KE"/>
+        </w:rPr>
+        <w:t>Matendo 21:35</w:t>
+      </w:r>
+    </w:p>
+    <w:p>
+      <w:pPr>
+        <w:pStyle w:val="ListBullet"/>
+        <w:spacing w:line="240" w:lineRule="auto"/>
+        <w:ind w:left="720"/>
+      </w:pPr>
+      <w:r>
+        <w:rPr>
+          <w:lang w:val="sw_KE" w:bidi="sw_KE"/>
+        </w:rPr>
+      </w:r>
+      <w:r>
+        <w:rPr>
+          <w:lang w:val="sw_KE" w:bidi="sw_KE"/>
+        </w:rPr>
+        <w:t>Habakuki 1:10–11</w:t>
+      </w:r>
     </w:p>
     <w:p>
       <w:pPr>
@@ -12339,138 +11409,102 @@
           <w:lang w:val="sw_KE" w:bidi="sw_KE"/>
         </w:rPr>
       </w:r>
-      <w:hyperlink r:id="rId166">
-        <w:r>
-          <w:rPr>
-            <w:lang w:val="sw_KE" w:bidi="sw_KE"/>
-          </w:rPr>
-          <w:rPr>
-            <w:color w:val="0000EE"/>
-            <w:u w:val="single"/>
-          </w:rPr>
-          <w:t>2 Samweli 3:31</w:t>
-        </w:r>
-      </w:hyperlink>
-    </w:p>
-    <w:p>
-      <w:pPr>
-        <w:pStyle w:val="ListBullet"/>
-        <w:spacing w:line="240" w:lineRule="auto"/>
-        <w:ind w:left="720"/>
-      </w:pPr>
-      <w:r>
-        <w:rPr>
-          <w:lang w:val="sw_KE" w:bidi="sw_KE"/>
-        </w:rPr>
-      </w:r>
-      <w:hyperlink r:id="rId167">
-        <w:r>
-          <w:rPr>
-            <w:lang w:val="sw_KE" w:bidi="sw_KE"/>
-          </w:rPr>
-          <w:rPr>
-            <w:color w:val="0000EE"/>
-            <w:u w:val="single"/>
-          </w:rPr>
-          <w:t>Mwanzo 37:34</w:t>
-        </w:r>
-      </w:hyperlink>
-    </w:p>
-    <w:p>
-      <w:pPr>
-        <w:pStyle w:val="ListBullet"/>
-        <w:spacing w:line="240" w:lineRule="auto"/>
-        <w:ind w:left="720"/>
-      </w:pPr>
-      <w:r>
-        <w:rPr>
-          <w:lang w:val="sw_KE" w:bidi="sw_KE"/>
-        </w:rPr>
-      </w:r>
-      <w:hyperlink r:id="rId168">
-        <w:r>
-          <w:rPr>
-            <w:lang w:val="sw_KE" w:bidi="sw_KE"/>
-          </w:rPr>
-          <w:rPr>
-            <w:color w:val="0000EE"/>
-            <w:u w:val="single"/>
-          </w:rPr>
-          <w:t>Yoeli 1:8–10</w:t>
-        </w:r>
-      </w:hyperlink>
-    </w:p>
-    <w:p>
-      <w:pPr>
-        <w:pStyle w:val="ListBullet"/>
-        <w:spacing w:line="240" w:lineRule="auto"/>
-        <w:ind w:left="720"/>
-      </w:pPr>
-      <w:r>
-        <w:rPr>
-          <w:lang w:val="sw_KE" w:bidi="sw_KE"/>
-        </w:rPr>
-      </w:r>
-      <w:hyperlink r:id="rId169">
-        <w:r>
-          <w:rPr>
-            <w:lang w:val="sw_KE" w:bidi="sw_KE"/>
-          </w:rPr>
-          <w:rPr>
-            <w:color w:val="0000EE"/>
-            <w:u w:val="single"/>
-          </w:rPr>
-          <w:t>Yona 3:5</w:t>
-        </w:r>
-      </w:hyperlink>
-    </w:p>
-    <w:p>
-      <w:pPr>
-        <w:pStyle w:val="ListBullet"/>
-        <w:spacing w:line="240" w:lineRule="auto"/>
-        <w:ind w:left="720"/>
-      </w:pPr>
-      <w:r>
-        <w:rPr>
-          <w:lang w:val="sw_KE" w:bidi="sw_KE"/>
-        </w:rPr>
-      </w:r>
-      <w:hyperlink r:id="rId170">
-        <w:r>
-          <w:rPr>
-            <w:lang w:val="sw_KE" w:bidi="sw_KE"/>
-          </w:rPr>
-          <w:rPr>
-            <w:color w:val="0000EE"/>
-            <w:u w:val="single"/>
-          </w:rPr>
-          <w:t>Luka 10:13</w:t>
-        </w:r>
-      </w:hyperlink>
-    </w:p>
-    <w:p>
-      <w:pPr>
-        <w:pStyle w:val="ListBullet"/>
-        <w:spacing w:line="240" w:lineRule="auto"/>
-        <w:ind w:left="720"/>
-      </w:pPr>
-      <w:r>
-        <w:rPr>
-          <w:lang w:val="sw_KE" w:bidi="sw_KE"/>
-        </w:rPr>
-      </w:r>
-      <w:hyperlink r:id="rId171">
-        <w:r>
-          <w:rPr>
-            <w:lang w:val="sw_KE" w:bidi="sw_KE"/>
-          </w:rPr>
-          <w:rPr>
-            <w:color w:val="0000EE"/>
-            <w:u w:val="single"/>
-          </w:rPr>
-          <w:t>Mathayo 11:21</w:t>
-        </w:r>
-      </w:hyperlink>
+      <w:r>
+        <w:rPr>
+          <w:lang w:val="sw_KE" w:bidi="sw_KE"/>
+        </w:rPr>
+        <w:t>2 Samweli 3:31</w:t>
+      </w:r>
+    </w:p>
+    <w:p>
+      <w:pPr>
+        <w:pStyle w:val="ListBullet"/>
+        <w:spacing w:line="240" w:lineRule="auto"/>
+        <w:ind w:left="720"/>
+      </w:pPr>
+      <w:r>
+        <w:rPr>
+          <w:lang w:val="sw_KE" w:bidi="sw_KE"/>
+        </w:rPr>
+      </w:r>
+      <w:r>
+        <w:rPr>
+          <w:lang w:val="sw_KE" w:bidi="sw_KE"/>
+        </w:rPr>
+        <w:t>Mwanzo 37:34</w:t>
+      </w:r>
+    </w:p>
+    <w:p>
+      <w:pPr>
+        <w:pStyle w:val="ListBullet"/>
+        <w:spacing w:line="240" w:lineRule="auto"/>
+        <w:ind w:left="720"/>
+      </w:pPr>
+      <w:r>
+        <w:rPr>
+          <w:lang w:val="sw_KE" w:bidi="sw_KE"/>
+        </w:rPr>
+      </w:r>
+      <w:r>
+        <w:rPr>
+          <w:lang w:val="sw_KE" w:bidi="sw_KE"/>
+        </w:rPr>
+        <w:t>Yoeli 1:8–10</w:t>
+      </w:r>
+    </w:p>
+    <w:p>
+      <w:pPr>
+        <w:pStyle w:val="ListBullet"/>
+        <w:spacing w:line="240" w:lineRule="auto"/>
+        <w:ind w:left="720"/>
+      </w:pPr>
+      <w:r>
+        <w:rPr>
+          <w:lang w:val="sw_KE" w:bidi="sw_KE"/>
+        </w:rPr>
+      </w:r>
+      <w:r>
+        <w:rPr>
+          <w:lang w:val="sw_KE" w:bidi="sw_KE"/>
+        </w:rPr>
+        <w:t>Yona 3:5</w:t>
+      </w:r>
+    </w:p>
+    <w:p>
+      <w:pPr>
+        <w:pStyle w:val="ListBullet"/>
+        <w:spacing w:line="240" w:lineRule="auto"/>
+        <w:ind w:left="720"/>
+      </w:pPr>
+      <w:r>
+        <w:rPr>
+          <w:lang w:val="sw_KE" w:bidi="sw_KE"/>
+        </w:rPr>
+      </w:r>
+      <w:r>
+        <w:rPr>
+          <w:lang w:val="sw_KE" w:bidi="sw_KE"/>
+        </w:rPr>
+        <w:t>Luka 10:13</w:t>
+      </w:r>
+    </w:p>
+    <w:p>
+      <w:pPr>
+        <w:pStyle w:val="ListBullet"/>
+        <w:spacing w:line="240" w:lineRule="auto"/>
+        <w:ind w:left="720"/>
+      </w:pPr>
+      <w:r>
+        <w:rPr>
+          <w:lang w:val="sw_KE" w:bidi="sw_KE"/>
+        </w:rPr>
+      </w:r>
+      <w:r>
+        <w:rPr>
+          <w:lang w:val="sw_KE" w:bidi="sw_KE"/>
+        </w:rPr>
+        <w:t>Mathayo 11:21</w:t>
+      </w:r>
     </w:p>
     <w:p>
       <w:pPr>
@@ -12694,90 +11728,66 @@
           <w:lang w:val="sw_KE" w:bidi="sw_KE"/>
         </w:rPr>
       </w:r>
-      <w:hyperlink r:id="rId172">
-        <w:r>
-          <w:rPr>
-            <w:lang w:val="sw_KE" w:bidi="sw_KE"/>
-          </w:rPr>
-          <w:rPr>
-            <w:color w:val="0000EE"/>
-            <w:u w:val="single"/>
-          </w:rPr>
-          <w:t>2 Petro 2:22</w:t>
-        </w:r>
-      </w:hyperlink>
-    </w:p>
-    <w:p>
-      <w:pPr>
-        <w:pStyle w:val="ListBullet"/>
-        <w:spacing w:line="240" w:lineRule="auto"/>
-        <w:ind w:left="720"/>
-      </w:pPr>
-      <w:r>
-        <w:rPr>
-          <w:lang w:val="sw_KE" w:bidi="sw_KE"/>
-        </w:rPr>
-      </w:r>
-      <w:hyperlink r:id="rId173">
-        <w:r>
-          <w:rPr>
-            <w:lang w:val="sw_KE" w:bidi="sw_KE"/>
-          </w:rPr>
-          <w:rPr>
-            <w:color w:val="0000EE"/>
-            <w:u w:val="single"/>
-          </w:rPr>
-          <w:t>Marko 5:13</w:t>
-        </w:r>
-      </w:hyperlink>
-    </w:p>
-    <w:p>
-      <w:pPr>
-        <w:pStyle w:val="ListBullet"/>
-        <w:spacing w:line="240" w:lineRule="auto"/>
-        <w:ind w:left="720"/>
-      </w:pPr>
-      <w:r>
-        <w:rPr>
-          <w:lang w:val="sw_KE" w:bidi="sw_KE"/>
-        </w:rPr>
-      </w:r>
-      <w:hyperlink r:id="rId174">
-        <w:r>
-          <w:rPr>
-            <w:lang w:val="sw_KE" w:bidi="sw_KE"/>
-          </w:rPr>
-          <w:rPr>
-            <w:color w:val="0000EE"/>
-            <w:u w:val="single"/>
-          </w:rPr>
-          <w:t>Mathayo 7:6</w:t>
-        </w:r>
-      </w:hyperlink>
-    </w:p>
-    <w:p>
-      <w:pPr>
-        <w:pStyle w:val="ListBullet"/>
-        <w:spacing w:line="240" w:lineRule="auto"/>
-        <w:ind w:left="720"/>
-      </w:pPr>
-      <w:r>
-        <w:rPr>
-          <w:lang w:val="sw_KE" w:bidi="sw_KE"/>
-        </w:rPr>
-      </w:r>
-      <w:hyperlink r:id="rId175">
-        <w:r>
-          <w:rPr>
-            <w:lang w:val="sw_KE" w:bidi="sw_KE"/>
-          </w:rPr>
-          <w:rPr>
-            <w:color w:val="0000EE"/>
-            <w:u w:val="single"/>
-          </w:rPr>
-          <w:t>Mathayo 8:32</w:t>
-        </w:r>
-      </w:hyperlink>
+      <w:r>
+        <w:rPr>
+          <w:lang w:val="sw_KE" w:bidi="sw_KE"/>
+        </w:rPr>
+        <w:t>2 Petro 2:22</w:t>
+      </w:r>
+    </w:p>
+    <w:p>
+      <w:pPr>
+        <w:pStyle w:val="ListBullet"/>
+        <w:spacing w:line="240" w:lineRule="auto"/>
+        <w:ind w:left="720"/>
+      </w:pPr>
+      <w:r>
+        <w:rPr>
+          <w:lang w:val="sw_KE" w:bidi="sw_KE"/>
+        </w:rPr>
+      </w:r>
+      <w:r>
+        <w:rPr>
+          <w:lang w:val="sw_KE" w:bidi="sw_KE"/>
+        </w:rPr>
+        <w:t>Marko 5:13</w:t>
+      </w:r>
+    </w:p>
+    <w:p>
+      <w:pPr>
+        <w:pStyle w:val="ListBullet"/>
+        <w:spacing w:line="240" w:lineRule="auto"/>
+        <w:ind w:left="720"/>
+      </w:pPr>
+      <w:r>
+        <w:rPr>
+          <w:lang w:val="sw_KE" w:bidi="sw_KE"/>
+        </w:rPr>
+      </w:r>
+      <w:r>
+        <w:rPr>
+          <w:lang w:val="sw_KE" w:bidi="sw_KE"/>
+        </w:rPr>
+        <w:t>Mathayo 7:6</w:t>
+      </w:r>
+    </w:p>
+    <w:p>
+      <w:pPr>
+        <w:pStyle w:val="ListBullet"/>
+        <w:spacing w:line="240" w:lineRule="auto"/>
+        <w:ind w:left="720"/>
+      </w:pPr>
+      <w:r>
+        <w:rPr>
+          <w:lang w:val="sw_KE" w:bidi="sw_KE"/>
+        </w:rPr>
+      </w:r>
+      <w:r>
+        <w:rPr>
+          <w:lang w:val="sw_KE" w:bidi="sw_KE"/>
+        </w:rPr>
+        <w:t>Mathayo 8:32</w:t>
+      </w:r>
     </w:p>
     <w:p>
       <w:pPr>
@@ -13065,114 +12075,84 @@
           <w:lang w:val="sw_KE" w:bidi="sw_KE"/>
         </w:rPr>
       </w:r>
-      <w:hyperlink r:id="rId176">
-        <w:r>
-          <w:rPr>
-            <w:lang w:val="sw_KE" w:bidi="sw_KE"/>
-          </w:rPr>
-          <w:rPr>
-            <w:color w:val="0000EE"/>
-            <w:u w:val="single"/>
-          </w:rPr>
-          <w:t>2 Wafalme 18:4</w:t>
-        </w:r>
-      </w:hyperlink>
-    </w:p>
-    <w:p>
-      <w:pPr>
-        <w:pStyle w:val="ListBullet"/>
-        <w:spacing w:line="240" w:lineRule="auto"/>
-        <w:ind w:left="720"/>
-      </w:pPr>
-      <w:r>
-        <w:rPr>
-          <w:lang w:val="sw_KE" w:bidi="sw_KE"/>
-        </w:rPr>
-      </w:r>
-      <w:hyperlink r:id="rId177">
-        <w:r>
-          <w:rPr>
-            <w:lang w:val="sw_KE" w:bidi="sw_KE"/>
-          </w:rPr>
-          <w:rPr>
-            <w:color w:val="0000EE"/>
-            <w:u w:val="single"/>
-          </w:rPr>
-          <w:t>Kutoka 13:21</w:t>
-        </w:r>
-      </w:hyperlink>
-    </w:p>
-    <w:p>
-      <w:pPr>
-        <w:pStyle w:val="ListBullet"/>
-        <w:spacing w:line="240" w:lineRule="auto"/>
-        <w:ind w:left="720"/>
-      </w:pPr>
-      <w:r>
-        <w:rPr>
-          <w:lang w:val="sw_KE" w:bidi="sw_KE"/>
-        </w:rPr>
-      </w:r>
-      <w:hyperlink r:id="rId178">
-        <w:r>
-          <w:rPr>
-            <w:lang w:val="sw_KE" w:bidi="sw_KE"/>
-          </w:rPr>
-          <w:rPr>
-            <w:color w:val="0000EE"/>
-            <w:u w:val="single"/>
-          </w:rPr>
-          <w:t>Kutoka 33:9</w:t>
-        </w:r>
-      </w:hyperlink>
-    </w:p>
-    <w:p>
-      <w:pPr>
-        <w:pStyle w:val="ListBullet"/>
-        <w:spacing w:line="240" w:lineRule="auto"/>
-        <w:ind w:left="720"/>
-      </w:pPr>
-      <w:r>
-        <w:rPr>
-          <w:lang w:val="sw_KE" w:bidi="sw_KE"/>
-        </w:rPr>
-      </w:r>
-      <w:hyperlink r:id="rId179">
-        <w:r>
-          <w:rPr>
-            <w:lang w:val="sw_KE" w:bidi="sw_KE"/>
-          </w:rPr>
-          <w:rPr>
-            <w:color w:val="0000EE"/>
-            <w:u w:val="single"/>
-          </w:rPr>
-          <w:t>Mwanzo 31:45</w:t>
-        </w:r>
-      </w:hyperlink>
-    </w:p>
-    <w:p>
-      <w:pPr>
-        <w:pStyle w:val="ListBullet"/>
-        <w:spacing w:line="240" w:lineRule="auto"/>
-        <w:ind w:left="720"/>
-      </w:pPr>
-      <w:r>
-        <w:rPr>
-          <w:lang w:val="sw_KE" w:bidi="sw_KE"/>
-        </w:rPr>
-      </w:r>
-      <w:hyperlink r:id="rId180">
-        <w:r>
-          <w:rPr>
-            <w:lang w:val="sw_KE" w:bidi="sw_KE"/>
-          </w:rPr>
-          <w:rPr>
-            <w:color w:val="0000EE"/>
-            <w:u w:val="single"/>
-          </w:rPr>
-          <w:t>Mithali 9:1–2</w:t>
-        </w:r>
-      </w:hyperlink>
+      <w:r>
+        <w:rPr>
+          <w:lang w:val="sw_KE" w:bidi="sw_KE"/>
+        </w:rPr>
+        <w:t>2 Wafalme 18:4</w:t>
+      </w:r>
+    </w:p>
+    <w:p>
+      <w:pPr>
+        <w:pStyle w:val="ListBullet"/>
+        <w:spacing w:line="240" w:lineRule="auto"/>
+        <w:ind w:left="720"/>
+      </w:pPr>
+      <w:r>
+        <w:rPr>
+          <w:lang w:val="sw_KE" w:bidi="sw_KE"/>
+        </w:rPr>
+      </w:r>
+      <w:r>
+        <w:rPr>
+          <w:lang w:val="sw_KE" w:bidi="sw_KE"/>
+        </w:rPr>
+        <w:t>Kutoka 13:21</w:t>
+      </w:r>
+    </w:p>
+    <w:p>
+      <w:pPr>
+        <w:pStyle w:val="ListBullet"/>
+        <w:spacing w:line="240" w:lineRule="auto"/>
+        <w:ind w:left="720"/>
+      </w:pPr>
+      <w:r>
+        <w:rPr>
+          <w:lang w:val="sw_KE" w:bidi="sw_KE"/>
+        </w:rPr>
+      </w:r>
+      <w:r>
+        <w:rPr>
+          <w:lang w:val="sw_KE" w:bidi="sw_KE"/>
+        </w:rPr>
+        <w:t>Kutoka 33:9</w:t>
+      </w:r>
+    </w:p>
+    <w:p>
+      <w:pPr>
+        <w:pStyle w:val="ListBullet"/>
+        <w:spacing w:line="240" w:lineRule="auto"/>
+        <w:ind w:left="720"/>
+      </w:pPr>
+      <w:r>
+        <w:rPr>
+          <w:lang w:val="sw_KE" w:bidi="sw_KE"/>
+        </w:rPr>
+      </w:r>
+      <w:r>
+        <w:rPr>
+          <w:lang w:val="sw_KE" w:bidi="sw_KE"/>
+        </w:rPr>
+        <w:t>Mwanzo 31:45</w:t>
+      </w:r>
+    </w:p>
+    <w:p>
+      <w:pPr>
+        <w:pStyle w:val="ListBullet"/>
+        <w:spacing w:line="240" w:lineRule="auto"/>
+        <w:ind w:left="720"/>
+      </w:pPr>
+      <w:r>
+        <w:rPr>
+          <w:lang w:val="sw_KE" w:bidi="sw_KE"/>
+        </w:rPr>
+      </w:r>
+      <w:r>
+        <w:rPr>
+          <w:lang w:val="sw_KE" w:bidi="sw_KE"/>
+        </w:rPr>
+        <w:t>Mithali 9:1–2</w:t>
+      </w:r>
     </w:p>
     <w:p>
       <w:pPr>
@@ -13396,114 +12376,84 @@
           <w:lang w:val="sw_KE" w:bidi="sw_KE"/>
         </w:rPr>
       </w:r>
-      <w:hyperlink r:id="rId181">
-        <w:r>
-          <w:rPr>
-            <w:lang w:val="sw_KE" w:bidi="sw_KE"/>
-          </w:rPr>
-          <w:rPr>
-            <w:color w:val="0000EE"/>
-            <w:u w:val="single"/>
-          </w:rPr>
-          <w:t>Mwanzo 10:11–14</w:t>
-        </w:r>
-      </w:hyperlink>
-    </w:p>
-    <w:p>
-      <w:pPr>
-        <w:pStyle w:val="ListBullet"/>
-        <w:spacing w:line="240" w:lineRule="auto"/>
-        <w:ind w:left="720"/>
-      </w:pPr>
-      <w:r>
-        <w:rPr>
-          <w:lang w:val="sw_KE" w:bidi="sw_KE"/>
-        </w:rPr>
-      </w:r>
-      <w:hyperlink r:id="rId182">
-        <w:r>
-          <w:rPr>
-            <w:lang w:val="sw_KE" w:bidi="sw_KE"/>
-          </w:rPr>
-          <w:rPr>
-            <w:color w:val="0000EE"/>
-            <w:u w:val="single"/>
-          </w:rPr>
-          <w:t>Yona 1:3</w:t>
-        </w:r>
-      </w:hyperlink>
-    </w:p>
-    <w:p>
-      <w:pPr>
-        <w:pStyle w:val="ListBullet"/>
-        <w:spacing w:line="240" w:lineRule="auto"/>
-        <w:ind w:left="720"/>
-      </w:pPr>
-      <w:r>
-        <w:rPr>
-          <w:lang w:val="sw_KE" w:bidi="sw_KE"/>
-        </w:rPr>
-      </w:r>
-      <w:hyperlink r:id="rId183">
-        <w:r>
-          <w:rPr>
-            <w:lang w:val="sw_KE" w:bidi="sw_KE"/>
-          </w:rPr>
-          <w:rPr>
-            <w:color w:val="0000EE"/>
-            <w:u w:val="single"/>
-          </w:rPr>
-          <w:t>Yona 3:3</w:t>
-        </w:r>
-      </w:hyperlink>
-    </w:p>
-    <w:p>
-      <w:pPr>
-        <w:pStyle w:val="ListBullet"/>
-        <w:spacing w:line="240" w:lineRule="auto"/>
-        <w:ind w:left="720"/>
-      </w:pPr>
-      <w:r>
-        <w:rPr>
-          <w:lang w:val="sw_KE" w:bidi="sw_KE"/>
-        </w:rPr>
-      </w:r>
-      <w:hyperlink r:id="rId184">
-        <w:r>
-          <w:rPr>
-            <w:lang w:val="sw_KE" w:bidi="sw_KE"/>
-          </w:rPr>
-          <w:rPr>
-            <w:color w:val="0000EE"/>
-            <w:u w:val="single"/>
-          </w:rPr>
-          <w:t>Luka 11:32</w:t>
-        </w:r>
-      </w:hyperlink>
-    </w:p>
-    <w:p>
-      <w:pPr>
-        <w:pStyle w:val="ListBullet"/>
-        <w:spacing w:line="240" w:lineRule="auto"/>
-        <w:ind w:left="720"/>
-      </w:pPr>
-      <w:r>
-        <w:rPr>
-          <w:lang w:val="sw_KE" w:bidi="sw_KE"/>
-        </w:rPr>
-      </w:r>
-      <w:hyperlink r:id="rId185">
-        <w:r>
-          <w:rPr>
-            <w:lang w:val="sw_KE" w:bidi="sw_KE"/>
-          </w:rPr>
-          <w:rPr>
-            <w:color w:val="0000EE"/>
-            <w:u w:val="single"/>
-          </w:rPr>
-          <w:t>Mathayo 12:41</w:t>
-        </w:r>
-      </w:hyperlink>
+      <w:r>
+        <w:rPr>
+          <w:lang w:val="sw_KE" w:bidi="sw_KE"/>
+        </w:rPr>
+        <w:t>Mwanzo 10:11–14</w:t>
+      </w:r>
+    </w:p>
+    <w:p>
+      <w:pPr>
+        <w:pStyle w:val="ListBullet"/>
+        <w:spacing w:line="240" w:lineRule="auto"/>
+        <w:ind w:left="720"/>
+      </w:pPr>
+      <w:r>
+        <w:rPr>
+          <w:lang w:val="sw_KE" w:bidi="sw_KE"/>
+        </w:rPr>
+      </w:r>
+      <w:r>
+        <w:rPr>
+          <w:lang w:val="sw_KE" w:bidi="sw_KE"/>
+        </w:rPr>
+        <w:t>Yona 1:3</w:t>
+      </w:r>
+    </w:p>
+    <w:p>
+      <w:pPr>
+        <w:pStyle w:val="ListBullet"/>
+        <w:spacing w:line="240" w:lineRule="auto"/>
+        <w:ind w:left="720"/>
+      </w:pPr>
+      <w:r>
+        <w:rPr>
+          <w:lang w:val="sw_KE" w:bidi="sw_KE"/>
+        </w:rPr>
+      </w:r>
+      <w:r>
+        <w:rPr>
+          <w:lang w:val="sw_KE" w:bidi="sw_KE"/>
+        </w:rPr>
+        <w:t>Yona 3:3</w:t>
+      </w:r>
+    </w:p>
+    <w:p>
+      <w:pPr>
+        <w:pStyle w:val="ListBullet"/>
+        <w:spacing w:line="240" w:lineRule="auto"/>
+        <w:ind w:left="720"/>
+      </w:pPr>
+      <w:r>
+        <w:rPr>
+          <w:lang w:val="sw_KE" w:bidi="sw_KE"/>
+        </w:rPr>
+      </w:r>
+      <w:r>
+        <w:rPr>
+          <w:lang w:val="sw_KE" w:bidi="sw_KE"/>
+        </w:rPr>
+        <w:t>Luka 11:32</w:t>
+      </w:r>
+    </w:p>
+    <w:p>
+      <w:pPr>
+        <w:pStyle w:val="ListBullet"/>
+        <w:spacing w:line="240" w:lineRule="auto"/>
+        <w:ind w:left="720"/>
+      </w:pPr>
+      <w:r>
+        <w:rPr>
+          <w:lang w:val="sw_KE" w:bidi="sw_KE"/>
+        </w:rPr>
+      </w:r>
+      <w:r>
+        <w:rPr>
+          <w:lang w:val="sw_KE" w:bidi="sw_KE"/>
+        </w:rPr>
+        <w:t>Mathayo 12:41</w:t>
+      </w:r>
     </w:p>
     <w:p>
       <w:pPr>
@@ -13797,162 +12747,120 @@
           <w:lang w:val="sw_KE" w:bidi="sw_KE"/>
         </w:rPr>
       </w:r>
-      <w:hyperlink r:id="rId186">
-        <w:r>
-          <w:rPr>
-            <w:lang w:val="sw_KE" w:bidi="sw_KE"/>
-          </w:rPr>
-          <w:rPr>
-            <w:color w:val="0000EE"/>
-            <w:u w:val="single"/>
-          </w:rPr>
-          <w:t>Matendo 15:10</w:t>
-        </w:r>
-      </w:hyperlink>
-    </w:p>
-    <w:p>
-      <w:pPr>
-        <w:pStyle w:val="ListBullet"/>
-        <w:spacing w:line="240" w:lineRule="auto"/>
-        <w:ind w:left="720"/>
-      </w:pPr>
-      <w:r>
-        <w:rPr>
-          <w:lang w:val="sw_KE" w:bidi="sw_KE"/>
-        </w:rPr>
-      </w:r>
-      <w:hyperlink r:id="rId187">
-        <w:r>
-          <w:rPr>
-            <w:lang w:val="sw_KE" w:bidi="sw_KE"/>
-          </w:rPr>
-          <w:rPr>
-            <w:color w:val="0000EE"/>
-            <w:u w:val="single"/>
-          </w:rPr>
-          <w:t>Wagalatia 5:1</w:t>
-        </w:r>
-      </w:hyperlink>
-    </w:p>
-    <w:p>
-      <w:pPr>
-        <w:pStyle w:val="ListBullet"/>
-        <w:spacing w:line="240" w:lineRule="auto"/>
-        <w:ind w:left="720"/>
-      </w:pPr>
-      <w:r>
-        <w:rPr>
-          <w:lang w:val="sw_KE" w:bidi="sw_KE"/>
-        </w:rPr>
-      </w:r>
-      <w:hyperlink r:id="rId188">
-        <w:r>
-          <w:rPr>
-            <w:lang w:val="sw_KE" w:bidi="sw_KE"/>
-          </w:rPr>
-          <w:rPr>
-            <w:color w:val="0000EE"/>
-            <w:u w:val="single"/>
-          </w:rPr>
-          <w:t>Mwanzo 27:40</w:t>
-        </w:r>
-      </w:hyperlink>
-    </w:p>
-    <w:p>
-      <w:pPr>
-        <w:pStyle w:val="ListBullet"/>
-        <w:spacing w:line="240" w:lineRule="auto"/>
-        <w:ind w:left="720"/>
-      </w:pPr>
-      <w:r>
-        <w:rPr>
-          <w:lang w:val="sw_KE" w:bidi="sw_KE"/>
-        </w:rPr>
-      </w:r>
-      <w:hyperlink r:id="rId189">
-        <w:r>
-          <w:rPr>
-            <w:lang w:val="sw_KE" w:bidi="sw_KE"/>
-          </w:rPr>
-          <w:rPr>
-            <w:color w:val="0000EE"/>
-            <w:u w:val="single"/>
-          </w:rPr>
-          <w:t>Isaya 9:4</w:t>
-        </w:r>
-      </w:hyperlink>
-    </w:p>
-    <w:p>
-      <w:pPr>
-        <w:pStyle w:val="ListBullet"/>
-        <w:spacing w:line="240" w:lineRule="auto"/>
-        <w:ind w:left="720"/>
-      </w:pPr>
-      <w:r>
-        <w:rPr>
-          <w:lang w:val="sw_KE" w:bidi="sw_KE"/>
-        </w:rPr>
-      </w:r>
-      <w:hyperlink r:id="rId190">
-        <w:r>
-          <w:rPr>
-            <w:lang w:val="sw_KE" w:bidi="sw_KE"/>
-          </w:rPr>
-          <w:rPr>
-            <w:color w:val="0000EE"/>
-            <w:u w:val="single"/>
-          </w:rPr>
-          <w:t>Yeremia 27:4</w:t>
-        </w:r>
-      </w:hyperlink>
-    </w:p>
-    <w:p>
-      <w:pPr>
-        <w:pStyle w:val="ListBullet"/>
-        <w:spacing w:line="240" w:lineRule="auto"/>
-        <w:ind w:left="720"/>
-      </w:pPr>
-      <w:r>
-        <w:rPr>
-          <w:lang w:val="sw_KE" w:bidi="sw_KE"/>
-        </w:rPr>
-      </w:r>
-      <w:hyperlink r:id="rId191">
-        <w:r>
-          <w:rPr>
-            <w:lang w:val="sw_KE" w:bidi="sw_KE"/>
-          </w:rPr>
-          <w:rPr>
-            <w:color w:val="0000EE"/>
-            <w:u w:val="single"/>
-          </w:rPr>
-          <w:t>Mathayo 11:30</w:t>
-        </w:r>
-      </w:hyperlink>
-    </w:p>
-    <w:p>
-      <w:pPr>
-        <w:pStyle w:val="ListBullet"/>
-        <w:spacing w:line="240" w:lineRule="auto"/>
-        <w:ind w:left="720"/>
-      </w:pPr>
-      <w:r>
-        <w:rPr>
-          <w:lang w:val="sw_KE" w:bidi="sw_KE"/>
-        </w:rPr>
-      </w:r>
-      <w:hyperlink r:id="rId192">
-        <w:r>
-          <w:rPr>
-            <w:lang w:val="sw_KE" w:bidi="sw_KE"/>
-          </w:rPr>
-          <w:rPr>
-            <w:color w:val="0000EE"/>
-            <w:u w:val="single"/>
-          </w:rPr>
-          <w:t>Wafilipi 4:3</w:t>
-        </w:r>
-      </w:hyperlink>
+      <w:r>
+        <w:rPr>
+          <w:lang w:val="sw_KE" w:bidi="sw_KE"/>
+        </w:rPr>
+        <w:t>Matendo 15:10</w:t>
+      </w:r>
+    </w:p>
+    <w:p>
+      <w:pPr>
+        <w:pStyle w:val="ListBullet"/>
+        <w:spacing w:line="240" w:lineRule="auto"/>
+        <w:ind w:left="720"/>
+      </w:pPr>
+      <w:r>
+        <w:rPr>
+          <w:lang w:val="sw_KE" w:bidi="sw_KE"/>
+        </w:rPr>
+      </w:r>
+      <w:r>
+        <w:rPr>
+          <w:lang w:val="sw_KE" w:bidi="sw_KE"/>
+        </w:rPr>
+        <w:t>Wagalatia 5:1</w:t>
+      </w:r>
+    </w:p>
+    <w:p>
+      <w:pPr>
+        <w:pStyle w:val="ListBullet"/>
+        <w:spacing w:line="240" w:lineRule="auto"/>
+        <w:ind w:left="720"/>
+      </w:pPr>
+      <w:r>
+        <w:rPr>
+          <w:lang w:val="sw_KE" w:bidi="sw_KE"/>
+        </w:rPr>
+      </w:r>
+      <w:r>
+        <w:rPr>
+          <w:lang w:val="sw_KE" w:bidi="sw_KE"/>
+        </w:rPr>
+        <w:t>Mwanzo 27:40</w:t>
+      </w:r>
+    </w:p>
+    <w:p>
+      <w:pPr>
+        <w:pStyle w:val="ListBullet"/>
+        <w:spacing w:line="240" w:lineRule="auto"/>
+        <w:ind w:left="720"/>
+      </w:pPr>
+      <w:r>
+        <w:rPr>
+          <w:lang w:val="sw_KE" w:bidi="sw_KE"/>
+        </w:rPr>
+      </w:r>
+      <w:r>
+        <w:rPr>
+          <w:lang w:val="sw_KE" w:bidi="sw_KE"/>
+        </w:rPr>
+        <w:t>Isaya 9:4</w:t>
+      </w:r>
+    </w:p>
+    <w:p>
+      <w:pPr>
+        <w:pStyle w:val="ListBullet"/>
+        <w:spacing w:line="240" w:lineRule="auto"/>
+        <w:ind w:left="720"/>
+      </w:pPr>
+      <w:r>
+        <w:rPr>
+          <w:lang w:val="sw_KE" w:bidi="sw_KE"/>
+        </w:rPr>
+      </w:r>
+      <w:r>
+        <w:rPr>
+          <w:lang w:val="sw_KE" w:bidi="sw_KE"/>
+        </w:rPr>
+        <w:t>Yeremia 27:4</w:t>
+      </w:r>
+    </w:p>
+    <w:p>
+      <w:pPr>
+        <w:pStyle w:val="ListBullet"/>
+        <w:spacing w:line="240" w:lineRule="auto"/>
+        <w:ind w:left="720"/>
+      </w:pPr>
+      <w:r>
+        <w:rPr>
+          <w:lang w:val="sw_KE" w:bidi="sw_KE"/>
+        </w:rPr>
+      </w:r>
+      <w:r>
+        <w:rPr>
+          <w:lang w:val="sw_KE" w:bidi="sw_KE"/>
+        </w:rPr>
+        <w:t>Mathayo 11:30</w:t>
+      </w:r>
+    </w:p>
+    <w:p>
+      <w:pPr>
+        <w:pStyle w:val="ListBullet"/>
+        <w:spacing w:line="240" w:lineRule="auto"/>
+        <w:ind w:left="720"/>
+      </w:pPr>
+      <w:r>
+        <w:rPr>
+          <w:lang w:val="sw_KE" w:bidi="sw_KE"/>
+        </w:rPr>
+      </w:r>
+      <w:r>
+        <w:rPr>
+          <w:lang w:val="sw_KE" w:bidi="sw_KE"/>
+        </w:rPr>
+        <w:t>Wafilipi 4:3</w:t>
+      </w:r>
     </w:p>
     <w:p>
       <w:pPr>
@@ -14136,162 +13044,120 @@
           <w:lang w:val="sw_KE" w:bidi="sw_KE"/>
         </w:rPr>
       </w:r>
-      <w:hyperlink r:id="rId193">
-        <w:r>
-          <w:rPr>
-            <w:lang w:val="sw_KE" w:bidi="sw_KE"/>
-          </w:rPr>
-          <w:rPr>
-            <w:color w:val="0000EE"/>
-            <w:u w:val="single"/>
-          </w:rPr>
-          <w:t>1 Mambo ya Nyakati 21:11–12</w:t>
-        </w:r>
-      </w:hyperlink>
-    </w:p>
-    <w:p>
-      <w:pPr>
-        <w:pStyle w:val="ListBullet"/>
-        <w:spacing w:line="240" w:lineRule="auto"/>
-        <w:ind w:left="720"/>
-      </w:pPr>
-      <w:r>
-        <w:rPr>
-          <w:lang w:val="sw_KE" w:bidi="sw_KE"/>
-        </w:rPr>
-      </w:r>
-      <w:hyperlink r:id="rId194">
-        <w:r>
-          <w:rPr>
-            <w:lang w:val="sw_KE" w:bidi="sw_KE"/>
-          </w:rPr>
-          <w:rPr>
-            <w:color w:val="0000EE"/>
-            <w:u w:val="single"/>
-          </w:rPr>
-          <w:t>Matendo 7:11</w:t>
-        </w:r>
-      </w:hyperlink>
-    </w:p>
-    <w:p>
-      <w:pPr>
-        <w:pStyle w:val="ListBullet"/>
-        <w:spacing w:line="240" w:lineRule="auto"/>
-        <w:ind w:left="720"/>
-      </w:pPr>
-      <w:r>
-        <w:rPr>
-          <w:lang w:val="sw_KE" w:bidi="sw_KE"/>
-        </w:rPr>
-      </w:r>
-      <w:hyperlink r:id="rId195">
-        <w:r>
-          <w:rPr>
-            <w:lang w:val="sw_KE" w:bidi="sw_KE"/>
-          </w:rPr>
-          <w:rPr>
-            <w:color w:val="0000EE"/>
-            <w:u w:val="single"/>
-          </w:rPr>
-          <w:t>Mwanzo 12:10</w:t>
-        </w:r>
-      </w:hyperlink>
-    </w:p>
-    <w:p>
-      <w:pPr>
-        <w:pStyle w:val="ListBullet"/>
-        <w:spacing w:line="240" w:lineRule="auto"/>
-        <w:ind w:left="720"/>
-      </w:pPr>
-      <w:r>
-        <w:rPr>
-          <w:lang w:val="sw_KE" w:bidi="sw_KE"/>
-        </w:rPr>
-      </w:r>
-      <w:hyperlink r:id="rId196">
-        <w:r>
-          <w:rPr>
-            <w:lang w:val="sw_KE" w:bidi="sw_KE"/>
-          </w:rPr>
-          <w:rPr>
-            <w:color w:val="0000EE"/>
-            <w:u w:val="single"/>
-          </w:rPr>
-          <w:t>Mwanzo 45:6</w:t>
-        </w:r>
-      </w:hyperlink>
-    </w:p>
-    <w:p>
-      <w:pPr>
-        <w:pStyle w:val="ListBullet"/>
-        <w:spacing w:line="240" w:lineRule="auto"/>
-        <w:ind w:left="720"/>
-      </w:pPr>
-      <w:r>
-        <w:rPr>
-          <w:lang w:val="sw_KE" w:bidi="sw_KE"/>
-        </w:rPr>
-      </w:r>
-      <w:hyperlink r:id="rId197">
-        <w:r>
-          <w:rPr>
-            <w:lang w:val="sw_KE" w:bidi="sw_KE"/>
-          </w:rPr>
-          <w:rPr>
-            <w:color w:val="0000EE"/>
-            <w:u w:val="single"/>
-          </w:rPr>
-          <w:t>Yeremia 11:21–23</w:t>
-        </w:r>
-      </w:hyperlink>
-    </w:p>
-    <w:p>
-      <w:pPr>
-        <w:pStyle w:val="ListBullet"/>
-        <w:spacing w:line="240" w:lineRule="auto"/>
-        <w:ind w:left="720"/>
-      </w:pPr>
-      <w:r>
-        <w:rPr>
-          <w:lang w:val="sw_KE" w:bidi="sw_KE"/>
-        </w:rPr>
-      </w:r>
-      <w:hyperlink r:id="rId198">
-        <w:r>
-          <w:rPr>
-            <w:lang w:val="sw_KE" w:bidi="sw_KE"/>
-          </w:rPr>
-          <w:rPr>
-            <w:color w:val="0000EE"/>
-            <w:u w:val="single"/>
-          </w:rPr>
-          <w:t>Luka 4:25</w:t>
-        </w:r>
-      </w:hyperlink>
-    </w:p>
-    <w:p>
-      <w:pPr>
-        <w:pStyle w:val="ListBullet"/>
-        <w:spacing w:line="240" w:lineRule="auto"/>
-        <w:ind w:left="720"/>
-      </w:pPr>
-      <w:r>
-        <w:rPr>
-          <w:lang w:val="sw_KE" w:bidi="sw_KE"/>
-        </w:rPr>
-      </w:r>
-      <w:hyperlink r:id="rId199">
-        <w:r>
-          <w:rPr>
-            <w:lang w:val="sw_KE" w:bidi="sw_KE"/>
-          </w:rPr>
-          <w:rPr>
-            <w:color w:val="0000EE"/>
-            <w:u w:val="single"/>
-          </w:rPr>
-          <w:t>Mathayo 24:8</w:t>
-        </w:r>
-      </w:hyperlink>
+      <w:r>
+        <w:rPr>
+          <w:lang w:val="sw_KE" w:bidi="sw_KE"/>
+        </w:rPr>
+        <w:t>1 Mambo ya Nyakati 21:11–12</w:t>
+      </w:r>
+    </w:p>
+    <w:p>
+      <w:pPr>
+        <w:pStyle w:val="ListBullet"/>
+        <w:spacing w:line="240" w:lineRule="auto"/>
+        <w:ind w:left="720"/>
+      </w:pPr>
+      <w:r>
+        <w:rPr>
+          <w:lang w:val="sw_KE" w:bidi="sw_KE"/>
+        </w:rPr>
+      </w:r>
+      <w:r>
+        <w:rPr>
+          <w:lang w:val="sw_KE" w:bidi="sw_KE"/>
+        </w:rPr>
+        <w:t>Matendo 7:11</w:t>
+      </w:r>
+    </w:p>
+    <w:p>
+      <w:pPr>
+        <w:pStyle w:val="ListBullet"/>
+        <w:spacing w:line="240" w:lineRule="auto"/>
+        <w:ind w:left="720"/>
+      </w:pPr>
+      <w:r>
+        <w:rPr>
+          <w:lang w:val="sw_KE" w:bidi="sw_KE"/>
+        </w:rPr>
+      </w:r>
+      <w:r>
+        <w:rPr>
+          <w:lang w:val="sw_KE" w:bidi="sw_KE"/>
+        </w:rPr>
+        <w:t>Mwanzo 12:10</w:t>
+      </w:r>
+    </w:p>
+    <w:p>
+      <w:pPr>
+        <w:pStyle w:val="ListBullet"/>
+        <w:spacing w:line="240" w:lineRule="auto"/>
+        <w:ind w:left="720"/>
+      </w:pPr>
+      <w:r>
+        <w:rPr>
+          <w:lang w:val="sw_KE" w:bidi="sw_KE"/>
+        </w:rPr>
+      </w:r>
+      <w:r>
+        <w:rPr>
+          <w:lang w:val="sw_KE" w:bidi="sw_KE"/>
+        </w:rPr>
+        <w:t>Mwanzo 45:6</w:t>
+      </w:r>
+    </w:p>
+    <w:p>
+      <w:pPr>
+        <w:pStyle w:val="ListBullet"/>
+        <w:spacing w:line="240" w:lineRule="auto"/>
+        <w:ind w:left="720"/>
+      </w:pPr>
+      <w:r>
+        <w:rPr>
+          <w:lang w:val="sw_KE" w:bidi="sw_KE"/>
+        </w:rPr>
+      </w:r>
+      <w:r>
+        <w:rPr>
+          <w:lang w:val="sw_KE" w:bidi="sw_KE"/>
+        </w:rPr>
+        <w:t>Yeremia 11:21–23</w:t>
+      </w:r>
+    </w:p>
+    <w:p>
+      <w:pPr>
+        <w:pStyle w:val="ListBullet"/>
+        <w:spacing w:line="240" w:lineRule="auto"/>
+        <w:ind w:left="720"/>
+      </w:pPr>
+      <w:r>
+        <w:rPr>
+          <w:lang w:val="sw_KE" w:bidi="sw_KE"/>
+        </w:rPr>
+      </w:r>
+      <w:r>
+        <w:rPr>
+          <w:lang w:val="sw_KE" w:bidi="sw_KE"/>
+        </w:rPr>
+        <w:t>Luka 4:25</w:t>
+      </w:r>
+    </w:p>
+    <w:p>
+      <w:pPr>
+        <w:pStyle w:val="ListBullet"/>
+        <w:spacing w:line="240" w:lineRule="auto"/>
+        <w:ind w:left="720"/>
+      </w:pPr>
+      <w:r>
+        <w:rPr>
+          <w:lang w:val="sw_KE" w:bidi="sw_KE"/>
+        </w:rPr>
+      </w:r>
+      <w:r>
+        <w:rPr>
+          <w:lang w:val="sw_KE" w:bidi="sw_KE"/>
+        </w:rPr>
+        <w:t>Mathayo 24:8</w:t>
+      </w:r>
     </w:p>
     <w:p>
       <w:pPr>
@@ -14491,18 +13357,12 @@
           <w:lang w:val="sw_KE" w:bidi="sw_KE"/>
         </w:rPr>
       </w:r>
-      <w:hyperlink r:id="rId200">
-        <w:r>
-          <w:rPr>
-            <w:lang w:val="sw_KE" w:bidi="sw_KE"/>
-          </w:rPr>
-          <w:rPr>
-            <w:color w:val="0000EE"/>
-            <w:u w:val="single"/>
-          </w:rPr>
-          <w:t>Hosea 9:6</w:t>
-        </w:r>
-      </w:hyperlink>
+      <w:r>
+        <w:rPr>
+          <w:lang w:val="sw_KE" w:bidi="sw_KE"/>
+        </w:rPr>
+        <w:t>Hosea 9:6</w:t>
+      </w:r>
     </w:p>
     <w:p>
       <w:pPr>
@@ -14738,138 +13598,102 @@
           <w:lang w:val="sw_KE" w:bidi="sw_KE"/>
         </w:rPr>
       </w:r>
-      <w:hyperlink r:id="rId201">
-        <w:r>
-          <w:rPr>
-            <w:lang w:val="sw_KE" w:bidi="sw_KE"/>
-          </w:rPr>
-          <w:rPr>
-            <w:color w:val="0000EE"/>
-            <w:u w:val="single"/>
-          </w:rPr>
-          <w:t>Mwanzo 5:30–31</w:t>
-        </w:r>
-      </w:hyperlink>
-    </w:p>
-    <w:p>
-      <w:pPr>
-        <w:pStyle w:val="ListBullet"/>
-        <w:spacing w:line="240" w:lineRule="auto"/>
-        <w:ind w:left="720"/>
-      </w:pPr>
-      <w:r>
-        <w:rPr>
-          <w:lang w:val="sw_KE" w:bidi="sw_KE"/>
-        </w:rPr>
-      </w:r>
-      <w:hyperlink r:id="rId202">
-        <w:r>
-          <w:rPr>
-            <w:lang w:val="sw_KE" w:bidi="sw_KE"/>
-          </w:rPr>
-          <w:rPr>
-            <w:color w:val="0000EE"/>
-            <w:u w:val="single"/>
-          </w:rPr>
-          <w:t>Mwanzo 5:32</w:t>
-        </w:r>
-      </w:hyperlink>
-    </w:p>
-    <w:p>
-      <w:pPr>
-        <w:pStyle w:val="ListBullet"/>
-        <w:spacing w:line="240" w:lineRule="auto"/>
-        <w:ind w:left="720"/>
-      </w:pPr>
-      <w:r>
-        <w:rPr>
-          <w:lang w:val="sw_KE" w:bidi="sw_KE"/>
-        </w:rPr>
-      </w:r>
-      <w:hyperlink r:id="rId203">
-        <w:r>
-          <w:rPr>
-            <w:lang w:val="sw_KE" w:bidi="sw_KE"/>
-          </w:rPr>
-          <w:rPr>
-            <w:color w:val="0000EE"/>
-            <w:u w:val="single"/>
-          </w:rPr>
-          <w:t>Mwanzo 6:8</w:t>
-        </w:r>
-      </w:hyperlink>
-    </w:p>
-    <w:p>
-      <w:pPr>
-        <w:pStyle w:val="ListBullet"/>
-        <w:spacing w:line="240" w:lineRule="auto"/>
-        <w:ind w:left="720"/>
-      </w:pPr>
-      <w:r>
-        <w:rPr>
-          <w:lang w:val="sw_KE" w:bidi="sw_KE"/>
-        </w:rPr>
-      </w:r>
-      <w:hyperlink r:id="rId204">
-        <w:r>
-          <w:rPr>
-            <w:lang w:val="sw_KE" w:bidi="sw_KE"/>
-          </w:rPr>
-          <w:rPr>
-            <w:color w:val="0000EE"/>
-            <w:u w:val="single"/>
-          </w:rPr>
-          <w:t>Mwanzo 8:1</w:t>
-        </w:r>
-      </w:hyperlink>
-    </w:p>
-    <w:p>
-      <w:pPr>
-        <w:pStyle w:val="ListBullet"/>
-        <w:spacing w:line="240" w:lineRule="auto"/>
-        <w:ind w:left="720"/>
-      </w:pPr>
-      <w:r>
-        <w:rPr>
-          <w:lang w:val="sw_KE" w:bidi="sw_KE"/>
-        </w:rPr>
-      </w:r>
-      <w:hyperlink r:id="rId205">
-        <w:r>
-          <w:rPr>
-            <w:lang w:val="sw_KE" w:bidi="sw_KE"/>
-          </w:rPr>
-          <w:rPr>
-            <w:color w:val="0000EE"/>
-            <w:u w:val="single"/>
-          </w:rPr>
-          <w:t>Waebrania 11:7</w:t>
-        </w:r>
-      </w:hyperlink>
-    </w:p>
-    <w:p>
-      <w:pPr>
-        <w:pStyle w:val="ListBullet"/>
-        <w:spacing w:line="240" w:lineRule="auto"/>
-        <w:ind w:left="720"/>
-      </w:pPr>
-      <w:r>
-        <w:rPr>
-          <w:lang w:val="sw_KE" w:bidi="sw_KE"/>
-        </w:rPr>
-      </w:r>
-      <w:hyperlink r:id="rId206">
-        <w:r>
-          <w:rPr>
-            <w:lang w:val="sw_KE" w:bidi="sw_KE"/>
-          </w:rPr>
-          <w:rPr>
-            <w:color w:val="0000EE"/>
-            <w:u w:val="single"/>
-          </w:rPr>
-          <w:t>Mathayo 24:37</w:t>
-        </w:r>
-      </w:hyperlink>
+      <w:r>
+        <w:rPr>
+          <w:lang w:val="sw_KE" w:bidi="sw_KE"/>
+        </w:rPr>
+        <w:t>Mwanzo 5:30–31</w:t>
+      </w:r>
+    </w:p>
+    <w:p>
+      <w:pPr>
+        <w:pStyle w:val="ListBullet"/>
+        <w:spacing w:line="240" w:lineRule="auto"/>
+        <w:ind w:left="720"/>
+      </w:pPr>
+      <w:r>
+        <w:rPr>
+          <w:lang w:val="sw_KE" w:bidi="sw_KE"/>
+        </w:rPr>
+      </w:r>
+      <w:r>
+        <w:rPr>
+          <w:lang w:val="sw_KE" w:bidi="sw_KE"/>
+        </w:rPr>
+        <w:t>Mwanzo 5:32</w:t>
+      </w:r>
+    </w:p>
+    <w:p>
+      <w:pPr>
+        <w:pStyle w:val="ListBullet"/>
+        <w:spacing w:line="240" w:lineRule="auto"/>
+        <w:ind w:left="720"/>
+      </w:pPr>
+      <w:r>
+        <w:rPr>
+          <w:lang w:val="sw_KE" w:bidi="sw_KE"/>
+        </w:rPr>
+      </w:r>
+      <w:r>
+        <w:rPr>
+          <w:lang w:val="sw_KE" w:bidi="sw_KE"/>
+        </w:rPr>
+        <w:t>Mwanzo 6:8</w:t>
+      </w:r>
+    </w:p>
+    <w:p>
+      <w:pPr>
+        <w:pStyle w:val="ListBullet"/>
+        <w:spacing w:line="240" w:lineRule="auto"/>
+        <w:ind w:left="720"/>
+      </w:pPr>
+      <w:r>
+        <w:rPr>
+          <w:lang w:val="sw_KE" w:bidi="sw_KE"/>
+        </w:rPr>
+      </w:r>
+      <w:r>
+        <w:rPr>
+          <w:lang w:val="sw_KE" w:bidi="sw_KE"/>
+        </w:rPr>
+        <w:t>Mwanzo 8:1</w:t>
+      </w:r>
+    </w:p>
+    <w:p>
+      <w:pPr>
+        <w:pStyle w:val="ListBullet"/>
+        <w:spacing w:line="240" w:lineRule="auto"/>
+        <w:ind w:left="720"/>
+      </w:pPr>
+      <w:r>
+        <w:rPr>
+          <w:lang w:val="sw_KE" w:bidi="sw_KE"/>
+        </w:rPr>
+      </w:r>
+      <w:r>
+        <w:rPr>
+          <w:lang w:val="sw_KE" w:bidi="sw_KE"/>
+        </w:rPr>
+        <w:t>Waebrania 11:7</w:t>
+      </w:r>
+    </w:p>
+    <w:p>
+      <w:pPr>
+        <w:pStyle w:val="ListBullet"/>
+        <w:spacing w:line="240" w:lineRule="auto"/>
+        <w:ind w:left="720"/>
+      </w:pPr>
+      <w:r>
+        <w:rPr>
+          <w:lang w:val="sw_KE" w:bidi="sw_KE"/>
+        </w:rPr>
+      </w:r>
+      <w:r>
+        <w:rPr>
+          <w:lang w:val="sw_KE" w:bidi="sw_KE"/>
+        </w:rPr>
+        <w:t>Mathayo 24:37</w:t>
+      </w:r>
     </w:p>
     <w:p>
       <w:pPr>
@@ -15345,138 +14169,102 @@
           <w:lang w:val="sw_KE" w:bidi="sw_KE"/>
         </w:rPr>
       </w:r>
-      <w:hyperlink r:id="rId207">
-        <w:r>
-          <w:rPr>
-            <w:lang w:val="sw_KE" w:bidi="sw_KE"/>
-          </w:rPr>
-          <w:rPr>
-            <w:color w:val="0000EE"/>
-            <w:u w:val="single"/>
-          </w:rPr>
-          <w:t>Mwanzo 3:3</w:t>
-        </w:r>
-      </w:hyperlink>
-    </w:p>
-    <w:p>
-      <w:pPr>
-        <w:pStyle w:val="ListBullet"/>
-        <w:spacing w:line="240" w:lineRule="auto"/>
-        <w:ind w:left="720"/>
-      </w:pPr>
-      <w:r>
-        <w:rPr>
-          <w:lang w:val="sw_KE" w:bidi="sw_KE"/>
-        </w:rPr>
-      </w:r>
-      <w:hyperlink r:id="rId208">
-        <w:r>
-          <w:rPr>
-            <w:lang w:val="sw_KE" w:bidi="sw_KE"/>
-          </w:rPr>
-          <w:rPr>
-            <w:color w:val="0000EE"/>
-            <w:u w:val="single"/>
-          </w:rPr>
-          <w:t>Mwanzo 3:4–6</w:t>
-        </w:r>
-      </w:hyperlink>
-    </w:p>
-    <w:p>
-      <w:pPr>
-        <w:pStyle w:val="ListBullet"/>
-        <w:spacing w:line="240" w:lineRule="auto"/>
-        <w:ind w:left="720"/>
-      </w:pPr>
-      <w:r>
-        <w:rPr>
-          <w:lang w:val="sw_KE" w:bidi="sw_KE"/>
-        </w:rPr>
-      </w:r>
-      <w:hyperlink r:id="rId209">
-        <w:r>
-          <w:rPr>
-            <w:lang w:val="sw_KE" w:bidi="sw_KE"/>
-          </w:rPr>
-          <w:rPr>
-            <w:color w:val="0000EE"/>
-            <w:u w:val="single"/>
-          </w:rPr>
-          <w:t>Mwanzo 3:12–13</w:t>
-        </w:r>
-      </w:hyperlink>
-    </w:p>
-    <w:p>
-      <w:pPr>
-        <w:pStyle w:val="ListBullet"/>
-        <w:spacing w:line="240" w:lineRule="auto"/>
-        <w:ind w:left="720"/>
-      </w:pPr>
-      <w:r>
-        <w:rPr>
-          <w:lang w:val="sw_KE" w:bidi="sw_KE"/>
-        </w:rPr>
-      </w:r>
-      <w:hyperlink r:id="rId210">
-        <w:r>
-          <w:rPr>
-            <w:lang w:val="sw_KE" w:bidi="sw_KE"/>
-          </w:rPr>
-          <w:rPr>
-            <w:color w:val="0000EE"/>
-            <w:u w:val="single"/>
-          </w:rPr>
-          <w:t>Marko 16:17–18</w:t>
-        </w:r>
-      </w:hyperlink>
-    </w:p>
-    <w:p>
-      <w:pPr>
-        <w:pStyle w:val="ListBullet"/>
-        <w:spacing w:line="240" w:lineRule="auto"/>
-        <w:ind w:left="720"/>
-      </w:pPr>
-      <w:r>
-        <w:rPr>
-          <w:lang w:val="sw_KE" w:bidi="sw_KE"/>
-        </w:rPr>
-      </w:r>
-      <w:hyperlink r:id="rId211">
-        <w:r>
-          <w:rPr>
-            <w:lang w:val="sw_KE" w:bidi="sw_KE"/>
-          </w:rPr>
-          <w:rPr>
-            <w:color w:val="0000EE"/>
-            <w:u w:val="single"/>
-          </w:rPr>
-          <w:t>Mathayo 3:7</w:t>
-        </w:r>
-      </w:hyperlink>
-    </w:p>
-    <w:p>
-      <w:pPr>
-        <w:pStyle w:val="ListBullet"/>
-        <w:spacing w:line="240" w:lineRule="auto"/>
-        <w:ind w:left="720"/>
-      </w:pPr>
-      <w:r>
-        <w:rPr>
-          <w:lang w:val="sw_KE" w:bidi="sw_KE"/>
-        </w:rPr>
-      </w:r>
-      <w:hyperlink r:id="rId212">
-        <w:r>
-          <w:rPr>
-            <w:lang w:val="sw_KE" w:bidi="sw_KE"/>
-          </w:rPr>
-          <w:rPr>
-            <w:color w:val="0000EE"/>
-            <w:u w:val="single"/>
-          </w:rPr>
-          <w:t>Mathayo 23:33</w:t>
-        </w:r>
-      </w:hyperlink>
+      <w:r>
+        <w:rPr>
+          <w:lang w:val="sw_KE" w:bidi="sw_KE"/>
+        </w:rPr>
+        <w:t>Mwanzo 3:3</w:t>
+      </w:r>
+    </w:p>
+    <w:p>
+      <w:pPr>
+        <w:pStyle w:val="ListBullet"/>
+        <w:spacing w:line="240" w:lineRule="auto"/>
+        <w:ind w:left="720"/>
+      </w:pPr>
+      <w:r>
+        <w:rPr>
+          <w:lang w:val="sw_KE" w:bidi="sw_KE"/>
+        </w:rPr>
+      </w:r>
+      <w:r>
+        <w:rPr>
+          <w:lang w:val="sw_KE" w:bidi="sw_KE"/>
+        </w:rPr>
+        <w:t>Mwanzo 3:4–6</w:t>
+      </w:r>
+    </w:p>
+    <w:p>
+      <w:pPr>
+        <w:pStyle w:val="ListBullet"/>
+        <w:spacing w:line="240" w:lineRule="auto"/>
+        <w:ind w:left="720"/>
+      </w:pPr>
+      <w:r>
+        <w:rPr>
+          <w:lang w:val="sw_KE" w:bidi="sw_KE"/>
+        </w:rPr>
+      </w:r>
+      <w:r>
+        <w:rPr>
+          <w:lang w:val="sw_KE" w:bidi="sw_KE"/>
+        </w:rPr>
+        <w:t>Mwanzo 3:12–13</w:t>
+      </w:r>
+    </w:p>
+    <w:p>
+      <w:pPr>
+        <w:pStyle w:val="ListBullet"/>
+        <w:spacing w:line="240" w:lineRule="auto"/>
+        <w:ind w:left="720"/>
+      </w:pPr>
+      <w:r>
+        <w:rPr>
+          <w:lang w:val="sw_KE" w:bidi="sw_KE"/>
+        </w:rPr>
+      </w:r>
+      <w:r>
+        <w:rPr>
+          <w:lang w:val="sw_KE" w:bidi="sw_KE"/>
+        </w:rPr>
+        <w:t>Marko 16:17–18</w:t>
+      </w:r>
+    </w:p>
+    <w:p>
+      <w:pPr>
+        <w:pStyle w:val="ListBullet"/>
+        <w:spacing w:line="240" w:lineRule="auto"/>
+        <w:ind w:left="720"/>
+      </w:pPr>
+      <w:r>
+        <w:rPr>
+          <w:lang w:val="sw_KE" w:bidi="sw_KE"/>
+        </w:rPr>
+      </w:r>
+      <w:r>
+        <w:rPr>
+          <w:lang w:val="sw_KE" w:bidi="sw_KE"/>
+        </w:rPr>
+        <w:t>Mathayo 3:7</w:t>
+      </w:r>
+    </w:p>
+    <w:p>
+      <w:pPr>
+        <w:pStyle w:val="ListBullet"/>
+        <w:spacing w:line="240" w:lineRule="auto"/>
+        <w:ind w:left="720"/>
+      </w:pPr>
+      <w:r>
+        <w:rPr>
+          <w:lang w:val="sw_KE" w:bidi="sw_KE"/>
+        </w:rPr>
+      </w:r>
+      <w:r>
+        <w:rPr>
+          <w:lang w:val="sw_KE" w:bidi="sw_KE"/>
+        </w:rPr>
+        <w:t>Mathayo 23:33</w:t>
+      </w:r>
     </w:p>
     <w:p>
       <w:pPr>
@@ -15865,114 +14653,84 @@
           <w:lang w:val="sw_KE" w:bidi="sw_KE"/>
         </w:rPr>
       </w:r>
-      <w:hyperlink r:id="rId213">
-        <w:r>
-          <w:rPr>
-            <w:lang w:val="sw_KE" w:bidi="sw_KE"/>
-          </w:rPr>
-          <w:rPr>
-            <w:color w:val="0000EE"/>
-            <w:u w:val="single"/>
-          </w:rPr>
-          <w:t>2 Mambo ya Nyakati 10:19</w:t>
-        </w:r>
-      </w:hyperlink>
-    </w:p>
-    <w:p>
-      <w:pPr>
-        <w:pStyle w:val="ListBullet"/>
-        <w:spacing w:line="240" w:lineRule="auto"/>
-        <w:ind w:left="720"/>
-      </w:pPr>
-      <w:r>
-        <w:rPr>
-          <w:lang w:val="sw_KE" w:bidi="sw_KE"/>
-        </w:rPr>
-      </w:r>
-      <w:hyperlink r:id="rId214">
-        <w:r>
-          <w:rPr>
-            <w:lang w:val="sw_KE" w:bidi="sw_KE"/>
-          </w:rPr>
-          <w:rPr>
-            <w:color w:val="0000EE"/>
-            <w:u w:val="single"/>
-          </w:rPr>
-          <w:t>2 Samweli 3:6</w:t>
-        </w:r>
-      </w:hyperlink>
-    </w:p>
-    <w:p>
-      <w:pPr>
-        <w:pStyle w:val="ListBullet"/>
-        <w:spacing w:line="240" w:lineRule="auto"/>
-        <w:ind w:left="720"/>
-      </w:pPr>
-      <w:r>
-        <w:rPr>
-          <w:lang w:val="sw_KE" w:bidi="sw_KE"/>
-        </w:rPr>
-      </w:r>
-      <w:hyperlink r:id="rId215">
-        <w:r>
-          <w:rPr>
-            <w:lang w:val="sw_KE" w:bidi="sw_KE"/>
-          </w:rPr>
-          <w:rPr>
-            <w:color w:val="0000EE"/>
-            <w:u w:val="single"/>
-          </w:rPr>
-          <w:t>Luka 1:69–71</w:t>
-        </w:r>
-      </w:hyperlink>
-    </w:p>
-    <w:p>
-      <w:pPr>
-        <w:pStyle w:val="ListBullet"/>
-        <w:spacing w:line="240" w:lineRule="auto"/>
-        <w:ind w:left="720"/>
-      </w:pPr>
-      <w:r>
-        <w:rPr>
-          <w:lang w:val="sw_KE" w:bidi="sw_KE"/>
-        </w:rPr>
-      </w:r>
-      <w:hyperlink r:id="rId216">
-        <w:r>
-          <w:rPr>
-            <w:lang w:val="sw_KE" w:bidi="sw_KE"/>
-          </w:rPr>
-          <w:rPr>
-            <w:color w:val="0000EE"/>
-            <w:u w:val="single"/>
-          </w:rPr>
-          <w:t>Zaburi 122:5</w:t>
-        </w:r>
-      </w:hyperlink>
-    </w:p>
-    <w:p>
-      <w:pPr>
-        <w:pStyle w:val="ListBullet"/>
-        <w:spacing w:line="240" w:lineRule="auto"/>
-        <w:ind w:left="720"/>
-      </w:pPr>
-      <w:r>
-        <w:rPr>
-          <w:lang w:val="sw_KE" w:bidi="sw_KE"/>
-        </w:rPr>
-      </w:r>
-      <w:hyperlink r:id="rId217">
-        <w:r>
-          <w:rPr>
-            <w:lang w:val="sw_KE" w:bidi="sw_KE"/>
-          </w:rPr>
-          <w:rPr>
-            <w:color w:val="0000EE"/>
-            <w:u w:val="single"/>
-          </w:rPr>
-          <w:t>Zekaria 12:7</w:t>
-        </w:r>
-      </w:hyperlink>
+      <w:r>
+        <w:rPr>
+          <w:lang w:val="sw_KE" w:bidi="sw_KE"/>
+        </w:rPr>
+        <w:t>2 Mambo ya Nyakati 10:19</w:t>
+      </w:r>
+    </w:p>
+    <w:p>
+      <w:pPr>
+        <w:pStyle w:val="ListBullet"/>
+        <w:spacing w:line="240" w:lineRule="auto"/>
+        <w:ind w:left="720"/>
+      </w:pPr>
+      <w:r>
+        <w:rPr>
+          <w:lang w:val="sw_KE" w:bidi="sw_KE"/>
+        </w:rPr>
+      </w:r>
+      <w:r>
+        <w:rPr>
+          <w:lang w:val="sw_KE" w:bidi="sw_KE"/>
+        </w:rPr>
+        <w:t>2 Samweli 3:6</w:t>
+      </w:r>
+    </w:p>
+    <w:p>
+      <w:pPr>
+        <w:pStyle w:val="ListBullet"/>
+        <w:spacing w:line="240" w:lineRule="auto"/>
+        <w:ind w:left="720"/>
+      </w:pPr>
+      <w:r>
+        <w:rPr>
+          <w:lang w:val="sw_KE" w:bidi="sw_KE"/>
+        </w:rPr>
+      </w:r>
+      <w:r>
+        <w:rPr>
+          <w:lang w:val="sw_KE" w:bidi="sw_KE"/>
+        </w:rPr>
+        <w:t>Luka 1:69–71</w:t>
+      </w:r>
+    </w:p>
+    <w:p>
+      <w:pPr>
+        <w:pStyle w:val="ListBullet"/>
+        <w:spacing w:line="240" w:lineRule="auto"/>
+        <w:ind w:left="720"/>
+      </w:pPr>
+      <w:r>
+        <w:rPr>
+          <w:lang w:val="sw_KE" w:bidi="sw_KE"/>
+        </w:rPr>
+      </w:r>
+      <w:r>
+        <w:rPr>
+          <w:lang w:val="sw_KE" w:bidi="sw_KE"/>
+        </w:rPr>
+        <w:t>Zaburi 122:5</w:t>
+      </w:r>
+    </w:p>
+    <w:p>
+      <w:pPr>
+        <w:pStyle w:val="ListBullet"/>
+        <w:spacing w:line="240" w:lineRule="auto"/>
+        <w:ind w:left="720"/>
+      </w:pPr>
+      <w:r>
+        <w:rPr>
+          <w:lang w:val="sw_KE" w:bidi="sw_KE"/>
+        </w:rPr>
+      </w:r>
+      <w:r>
+        <w:rPr>
+          <w:lang w:val="sw_KE" w:bidi="sw_KE"/>
+        </w:rPr>
+        <w:t>Zekaria 12:7</w:t>
+      </w:r>
     </w:p>
     <w:p>
       <w:pPr>
@@ -16325,162 +15083,120 @@
           <w:lang w:val="sw_KE" w:bidi="sw_KE"/>
         </w:rPr>
       </w:r>
-      <w:hyperlink r:id="rId218">
-        <w:r>
-          <w:rPr>
-            <w:lang w:val="sw_KE" w:bidi="sw_KE"/>
-          </w:rPr>
-          <w:rPr>
-            <w:color w:val="0000EE"/>
-            <w:u w:val="single"/>
-          </w:rPr>
-          <w:t>1 Timotheo 3:14–15</w:t>
-        </w:r>
-      </w:hyperlink>
-    </w:p>
-    <w:p>
-      <w:pPr>
-        <w:pStyle w:val="ListBullet"/>
-        <w:spacing w:line="240" w:lineRule="auto"/>
-        <w:ind w:left="720"/>
-      </w:pPr>
-      <w:r>
-        <w:rPr>
-          <w:lang w:val="sw_KE" w:bidi="sw_KE"/>
-        </w:rPr>
-      </w:r>
-      <w:hyperlink r:id="rId143">
-        <w:r>
-          <w:rPr>
-            <w:lang w:val="sw_KE" w:bidi="sw_KE"/>
-          </w:rPr>
-          <w:rPr>
-            <w:color w:val="0000EE"/>
-            <w:u w:val="single"/>
-          </w:rPr>
-          <w:t>2 Mambo ya Nyakati 23:8–9</w:t>
-        </w:r>
-      </w:hyperlink>
-    </w:p>
-    <w:p>
-      <w:pPr>
-        <w:pStyle w:val="ListBullet"/>
-        <w:spacing w:line="240" w:lineRule="auto"/>
-        <w:ind w:left="720"/>
-      </w:pPr>
-      <w:r>
-        <w:rPr>
-          <w:lang w:val="sw_KE" w:bidi="sw_KE"/>
-        </w:rPr>
-      </w:r>
-      <w:hyperlink r:id="rId219">
-        <w:r>
-          <w:rPr>
-            <w:lang w:val="sw_KE" w:bidi="sw_KE"/>
-          </w:rPr>
-          <w:rPr>
-            <w:color w:val="0000EE"/>
-            <w:u w:val="single"/>
-          </w:rPr>
-          <w:t>Ezra 5:13</w:t>
-        </w:r>
-      </w:hyperlink>
-    </w:p>
-    <w:p>
-      <w:pPr>
-        <w:pStyle w:val="ListBullet"/>
-        <w:spacing w:line="240" w:lineRule="auto"/>
-        <w:ind w:left="720"/>
-      </w:pPr>
-      <w:r>
-        <w:rPr>
-          <w:lang w:val="sw_KE" w:bidi="sw_KE"/>
-        </w:rPr>
-      </w:r>
-      <w:hyperlink r:id="rId220">
-        <w:r>
-          <w:rPr>
-            <w:lang w:val="sw_KE" w:bidi="sw_KE"/>
-          </w:rPr>
-          <w:rPr>
-            <w:color w:val="0000EE"/>
-            <w:u w:val="single"/>
-          </w:rPr>
-          <w:t>Mwanzo 28:17</w:t>
-        </w:r>
-      </w:hyperlink>
-    </w:p>
-    <w:p>
-      <w:pPr>
-        <w:pStyle w:val="ListBullet"/>
-        <w:spacing w:line="240" w:lineRule="auto"/>
-        <w:ind w:left="720"/>
-      </w:pPr>
-      <w:r>
-        <w:rPr>
-          <w:lang w:val="sw_KE" w:bidi="sw_KE"/>
-        </w:rPr>
-      </w:r>
-      <w:hyperlink r:id="rId221">
-        <w:r>
-          <w:rPr>
-            <w:lang w:val="sw_KE" w:bidi="sw_KE"/>
-          </w:rPr>
-          <w:rPr>
-            <w:color w:val="0000EE"/>
-            <w:u w:val="single"/>
-          </w:rPr>
-          <w:t>Waamuzi 18:30–31</w:t>
-        </w:r>
-      </w:hyperlink>
-    </w:p>
-    <w:p>
-      <w:pPr>
-        <w:pStyle w:val="ListBullet"/>
-        <w:spacing w:line="240" w:lineRule="auto"/>
-        <w:ind w:left="720"/>
-      </w:pPr>
-      <w:r>
-        <w:rPr>
-          <w:lang w:val="sw_KE" w:bidi="sw_KE"/>
-        </w:rPr>
-      </w:r>
-      <w:hyperlink r:id="rId222">
-        <w:r>
-          <w:rPr>
-            <w:lang w:val="sw_KE" w:bidi="sw_KE"/>
-          </w:rPr>
-          <w:rPr>
-            <w:color w:val="0000EE"/>
-            <w:u w:val="single"/>
-          </w:rPr>
-          <w:t>Marko 2:26</w:t>
-        </w:r>
-      </w:hyperlink>
-    </w:p>
-    <w:p>
-      <w:pPr>
-        <w:pStyle w:val="ListBullet"/>
-        <w:spacing w:line="240" w:lineRule="auto"/>
-        <w:ind w:left="720"/>
-      </w:pPr>
-      <w:r>
-        <w:rPr>
-          <w:lang w:val="sw_KE" w:bidi="sw_KE"/>
-        </w:rPr>
-      </w:r>
-      <w:hyperlink r:id="rId223">
-        <w:r>
-          <w:rPr>
-            <w:lang w:val="sw_KE" w:bidi="sw_KE"/>
-          </w:rPr>
-          <w:rPr>
-            <w:color w:val="0000EE"/>
-            <w:u w:val="single"/>
-          </w:rPr>
-          <w:t>Matayo 12:4</w:t>
-        </w:r>
-      </w:hyperlink>
+      <w:r>
+        <w:rPr>
+          <w:lang w:val="sw_KE" w:bidi="sw_KE"/>
+        </w:rPr>
+        <w:t>1 Timotheo 3:14–15</w:t>
+      </w:r>
+    </w:p>
+    <w:p>
+      <w:pPr>
+        <w:pStyle w:val="ListBullet"/>
+        <w:spacing w:line="240" w:lineRule="auto"/>
+        <w:ind w:left="720"/>
+      </w:pPr>
+      <w:r>
+        <w:rPr>
+          <w:lang w:val="sw_KE" w:bidi="sw_KE"/>
+        </w:rPr>
+      </w:r>
+      <w:r>
+        <w:rPr>
+          <w:lang w:val="sw_KE" w:bidi="sw_KE"/>
+        </w:rPr>
+        <w:t>2 Mambo ya Nyakati 23:8–9</w:t>
+      </w:r>
+    </w:p>
+    <w:p>
+      <w:pPr>
+        <w:pStyle w:val="ListBullet"/>
+        <w:spacing w:line="240" w:lineRule="auto"/>
+        <w:ind w:left="720"/>
+      </w:pPr>
+      <w:r>
+        <w:rPr>
+          <w:lang w:val="sw_KE" w:bidi="sw_KE"/>
+        </w:rPr>
+      </w:r>
+      <w:r>
+        <w:rPr>
+          <w:lang w:val="sw_KE" w:bidi="sw_KE"/>
+        </w:rPr>
+        <w:t>Ezra 5:13</w:t>
+      </w:r>
+    </w:p>
+    <w:p>
+      <w:pPr>
+        <w:pStyle w:val="ListBullet"/>
+        <w:spacing w:line="240" w:lineRule="auto"/>
+        <w:ind w:left="720"/>
+      </w:pPr>
+      <w:r>
+        <w:rPr>
+          <w:lang w:val="sw_KE" w:bidi="sw_KE"/>
+        </w:rPr>
+      </w:r>
+      <w:r>
+        <w:rPr>
+          <w:lang w:val="sw_KE" w:bidi="sw_KE"/>
+        </w:rPr>
+        <w:t>Mwanzo 28:17</w:t>
+      </w:r>
+    </w:p>
+    <w:p>
+      <w:pPr>
+        <w:pStyle w:val="ListBullet"/>
+        <w:spacing w:line="240" w:lineRule="auto"/>
+        <w:ind w:left="720"/>
+      </w:pPr>
+      <w:r>
+        <w:rPr>
+          <w:lang w:val="sw_KE" w:bidi="sw_KE"/>
+        </w:rPr>
+      </w:r>
+      <w:r>
+        <w:rPr>
+          <w:lang w:val="sw_KE" w:bidi="sw_KE"/>
+        </w:rPr>
+        <w:t>Waamuzi 18:30–31</w:t>
+      </w:r>
+    </w:p>
+    <w:p>
+      <w:pPr>
+        <w:pStyle w:val="ListBullet"/>
+        <w:spacing w:line="240" w:lineRule="auto"/>
+        <w:ind w:left="720"/>
+      </w:pPr>
+      <w:r>
+        <w:rPr>
+          <w:lang w:val="sw_KE" w:bidi="sw_KE"/>
+        </w:rPr>
+      </w:r>
+      <w:r>
+        <w:rPr>
+          <w:lang w:val="sw_KE" w:bidi="sw_KE"/>
+        </w:rPr>
+        <w:t>Marko 2:26</w:t>
+      </w:r>
+    </w:p>
+    <w:p>
+      <w:pPr>
+        <w:pStyle w:val="ListBullet"/>
+        <w:spacing w:line="240" w:lineRule="auto"/>
+        <w:ind w:left="720"/>
+      </w:pPr>
+      <w:r>
+        <w:rPr>
+          <w:lang w:val="sw_KE" w:bidi="sw_KE"/>
+        </w:rPr>
+      </w:r>
+      <w:r>
+        <w:rPr>
+          <w:lang w:val="sw_KE" w:bidi="sw_KE"/>
+        </w:rPr>
+        <w:t>Matayo 12:4</w:t>
+      </w:r>
     </w:p>
     <w:p>
       <w:pPr>
@@ -17002,114 +15718,84 @@
           <w:lang w:val="sw_KE" w:bidi="sw_KE"/>
         </w:rPr>
       </w:r>
-      <w:hyperlink r:id="rId224">
-        <w:r>
-          <w:rPr>
-            <w:lang w:val="sw_KE" w:bidi="sw_KE"/>
-          </w:rPr>
-          <w:rPr>
-            <w:color w:val="0000EE"/>
-            <w:u w:val="single"/>
-          </w:rPr>
-          <w:t>2 Mambo ya Nyakati 6:28</w:t>
-        </w:r>
-      </w:hyperlink>
-    </w:p>
-    <w:p>
-      <w:pPr>
-        <w:pStyle w:val="ListBullet"/>
-        <w:spacing w:line="240" w:lineRule="auto"/>
-        <w:ind w:left="720"/>
-      </w:pPr>
-      <w:r>
-        <w:rPr>
-          <w:lang w:val="sw_KE" w:bidi="sw_KE"/>
-        </w:rPr>
-      </w:r>
-      <w:hyperlink r:id="rId225">
-        <w:r>
-          <w:rPr>
-            <w:lang w:val="sw_KE" w:bidi="sw_KE"/>
-          </w:rPr>
-          <w:rPr>
-            <w:color w:val="0000EE"/>
-            <w:u w:val="single"/>
-          </w:rPr>
-          <w:t>Kumbukumbu la Torati 28:38–39</w:t>
-        </w:r>
-      </w:hyperlink>
-    </w:p>
-    <w:p>
-      <w:pPr>
-        <w:pStyle w:val="ListBullet"/>
-        <w:spacing w:line="240" w:lineRule="auto"/>
-        <w:ind w:left="720"/>
-      </w:pPr>
-      <w:r>
-        <w:rPr>
-          <w:lang w:val="sw_KE" w:bidi="sw_KE"/>
-        </w:rPr>
-      </w:r>
-      <w:hyperlink r:id="rId226">
-        <w:r>
-          <w:rPr>
-            <w:lang w:val="sw_KE" w:bidi="sw_KE"/>
-          </w:rPr>
-          <w:rPr>
-            <w:color w:val="0000EE"/>
-            <w:u w:val="single"/>
-          </w:rPr>
-          <w:t>Kutoka 10:3–4</w:t>
-        </w:r>
-      </w:hyperlink>
-    </w:p>
-    <w:p>
-      <w:pPr>
-        <w:pStyle w:val="ListBullet"/>
-        <w:spacing w:line="240" w:lineRule="auto"/>
-        <w:ind w:left="720"/>
-      </w:pPr>
-      <w:r>
-        <w:rPr>
-          <w:lang w:val="sw_KE" w:bidi="sw_KE"/>
-        </w:rPr>
-      </w:r>
-      <w:hyperlink r:id="rId227">
-        <w:r>
-          <w:rPr>
-            <w:lang w:val="sw_KE" w:bidi="sw_KE"/>
-          </w:rPr>
-          <w:rPr>
-            <w:color w:val="0000EE"/>
-            <w:u w:val="single"/>
-          </w:rPr>
-          <w:t>Marko 1:6</w:t>
-        </w:r>
-      </w:hyperlink>
-    </w:p>
-    <w:p>
-      <w:pPr>
-        <w:pStyle w:val="ListBullet"/>
-        <w:spacing w:line="240" w:lineRule="auto"/>
-        <w:ind w:left="720"/>
-      </w:pPr>
-      <w:r>
-        <w:rPr>
-          <w:lang w:val="sw_KE" w:bidi="sw_KE"/>
-        </w:rPr>
-      </w:r>
-      <w:hyperlink r:id="rId228">
-        <w:r>
-          <w:rPr>
-            <w:lang w:val="sw_KE" w:bidi="sw_KE"/>
-          </w:rPr>
-          <w:rPr>
-            <w:color w:val="0000EE"/>
-            <w:u w:val="single"/>
-          </w:rPr>
-          <w:t>Methali 30:27–28</w:t>
-        </w:r>
-      </w:hyperlink>
+      <w:r>
+        <w:rPr>
+          <w:lang w:val="sw_KE" w:bidi="sw_KE"/>
+        </w:rPr>
+        <w:t>2 Mambo ya Nyakati 6:28</w:t>
+      </w:r>
+    </w:p>
+    <w:p>
+      <w:pPr>
+        <w:pStyle w:val="ListBullet"/>
+        <w:spacing w:line="240" w:lineRule="auto"/>
+        <w:ind w:left="720"/>
+      </w:pPr>
+      <w:r>
+        <w:rPr>
+          <w:lang w:val="sw_KE" w:bidi="sw_KE"/>
+        </w:rPr>
+      </w:r>
+      <w:r>
+        <w:rPr>
+          <w:lang w:val="sw_KE" w:bidi="sw_KE"/>
+        </w:rPr>
+        <w:t>Kumbukumbu la Torati 28:38–39</w:t>
+      </w:r>
+    </w:p>
+    <w:p>
+      <w:pPr>
+        <w:pStyle w:val="ListBullet"/>
+        <w:spacing w:line="240" w:lineRule="auto"/>
+        <w:ind w:left="720"/>
+      </w:pPr>
+      <w:r>
+        <w:rPr>
+          <w:lang w:val="sw_KE" w:bidi="sw_KE"/>
+        </w:rPr>
+      </w:r>
+      <w:r>
+        <w:rPr>
+          <w:lang w:val="sw_KE" w:bidi="sw_KE"/>
+        </w:rPr>
+        <w:t>Kutoka 10:3–4</w:t>
+      </w:r>
+    </w:p>
+    <w:p>
+      <w:pPr>
+        <w:pStyle w:val="ListBullet"/>
+        <w:spacing w:line="240" w:lineRule="auto"/>
+        <w:ind w:left="720"/>
+      </w:pPr>
+      <w:r>
+        <w:rPr>
+          <w:lang w:val="sw_KE" w:bidi="sw_KE"/>
+        </w:rPr>
+      </w:r>
+      <w:r>
+        <w:rPr>
+          <w:lang w:val="sw_KE" w:bidi="sw_KE"/>
+        </w:rPr>
+        <w:t>Marko 1:6</w:t>
+      </w:r>
+    </w:p>
+    <w:p>
+      <w:pPr>
+        <w:pStyle w:val="ListBullet"/>
+        <w:spacing w:line="240" w:lineRule="auto"/>
+        <w:ind w:left="720"/>
+      </w:pPr>
+      <w:r>
+        <w:rPr>
+          <w:lang w:val="sw_KE" w:bidi="sw_KE"/>
+        </w:rPr>
+      </w:r>
+      <w:r>
+        <w:rPr>
+          <w:lang w:val="sw_KE" w:bidi="sw_KE"/>
+        </w:rPr>
+        <w:t>Methali 30:27–28</w:t>
+      </w:r>
     </w:p>
     <w:p>
       <w:pPr>
@@ -17426,138 +16112,102 @@
           <w:lang w:val="sw_KE" w:bidi="sw_KE"/>
         </w:rPr>
       </w:r>
-      <w:hyperlink r:id="rId229">
-        <w:r>
-          <w:rPr>
-            <w:lang w:val="sw_KE" w:bidi="sw_KE"/>
-          </w:rPr>
-          <w:rPr>
-            <w:color w:val="0000EE"/>
-            <w:u w:val="single"/>
-          </w:rPr>
-          <w:t>Wagalatia 5:22–24</w:t>
-        </w:r>
-      </w:hyperlink>
-    </w:p>
-    <w:p>
-      <w:pPr>
-        <w:pStyle w:val="ListBullet"/>
-        <w:spacing w:line="240" w:lineRule="auto"/>
-        <w:ind w:left="720"/>
-      </w:pPr>
-      <w:r>
-        <w:rPr>
-          <w:lang w:val="sw_KE" w:bidi="sw_KE"/>
-        </w:rPr>
-      </w:r>
-      <w:hyperlink r:id="rId230">
-        <w:r>
-          <w:rPr>
-            <w:lang w:val="sw_KE" w:bidi="sw_KE"/>
-          </w:rPr>
-          <w:rPr>
-            <w:color w:val="0000EE"/>
-            <w:u w:val="single"/>
-          </w:rPr>
-          <w:t>Mwanzo 1:12</w:t>
-        </w:r>
-      </w:hyperlink>
-    </w:p>
-    <w:p>
-      <w:pPr>
-        <w:pStyle w:val="ListBullet"/>
-        <w:spacing w:line="240" w:lineRule="auto"/>
-        <w:ind w:left="720"/>
-      </w:pPr>
-      <w:r>
-        <w:rPr>
-          <w:lang w:val="sw_KE" w:bidi="sw_KE"/>
-        </w:rPr>
-      </w:r>
-      <w:hyperlink r:id="rId231">
-        <w:r>
-          <w:rPr>
-            <w:lang w:val="sw_KE" w:bidi="sw_KE"/>
-          </w:rPr>
-          <w:rPr>
-            <w:color w:val="0000EE"/>
-            <w:u w:val="single"/>
-          </w:rPr>
-          <w:t>Mwanzo 2:9</w:t>
-        </w:r>
-      </w:hyperlink>
-    </w:p>
-    <w:p>
-      <w:pPr>
-        <w:pStyle w:val="ListBullet"/>
-        <w:spacing w:line="240" w:lineRule="auto"/>
-        <w:ind w:left="720"/>
-      </w:pPr>
-      <w:r>
-        <w:rPr>
-          <w:lang w:val="sw_KE" w:bidi="sw_KE"/>
-        </w:rPr>
-      </w:r>
-      <w:hyperlink r:id="rId232">
-        <w:r>
-          <w:rPr>
-            <w:lang w:val="sw_KE" w:bidi="sw_KE"/>
-          </w:rPr>
-          <w:rPr>
-            <w:color w:val="0000EE"/>
-            <w:u w:val="single"/>
-          </w:rPr>
-          <w:t>Mwanzo 2:17</w:t>
-        </w:r>
-      </w:hyperlink>
-    </w:p>
-    <w:p>
-      <w:pPr>
-        <w:pStyle w:val="ListBullet"/>
-        <w:spacing w:line="240" w:lineRule="auto"/>
-        <w:ind w:left="720"/>
-      </w:pPr>
-      <w:r>
-        <w:rPr>
-          <w:lang w:val="sw_KE" w:bidi="sw_KE"/>
-        </w:rPr>
-      </w:r>
-      <w:hyperlink r:id="rId233">
-        <w:r>
-          <w:rPr>
-            <w:lang w:val="sw_KE" w:bidi="sw_KE"/>
-          </w:rPr>
-          <w:rPr>
-            <w:color w:val="0000EE"/>
-            <w:u w:val="single"/>
-          </w:rPr>
-          <w:t>Yakobo 3:13</w:t>
-        </w:r>
-      </w:hyperlink>
-    </w:p>
-    <w:p>
-      <w:pPr>
-        <w:pStyle w:val="ListBullet"/>
-        <w:spacing w:line="240" w:lineRule="auto"/>
-        <w:ind w:left="720"/>
-      </w:pPr>
-      <w:r>
-        <w:rPr>
-          <w:lang w:val="sw_KE" w:bidi="sw_KE"/>
-        </w:rPr>
-      </w:r>
-      <w:hyperlink r:id="rId234">
-        <w:r>
-          <w:rPr>
-            <w:lang w:val="sw_KE" w:bidi="sw_KE"/>
-          </w:rPr>
-          <w:rPr>
-            <w:color w:val="0000EE"/>
-            <w:u w:val="single"/>
-          </w:rPr>
-          <w:t>Warumi 2:4</w:t>
-        </w:r>
-      </w:hyperlink>
+      <w:r>
+        <w:rPr>
+          <w:lang w:val="sw_KE" w:bidi="sw_KE"/>
+        </w:rPr>
+        <w:t>Wagalatia 5:22–24</w:t>
+      </w:r>
+    </w:p>
+    <w:p>
+      <w:pPr>
+        <w:pStyle w:val="ListBullet"/>
+        <w:spacing w:line="240" w:lineRule="auto"/>
+        <w:ind w:left="720"/>
+      </w:pPr>
+      <w:r>
+        <w:rPr>
+          <w:lang w:val="sw_KE" w:bidi="sw_KE"/>
+        </w:rPr>
+      </w:r>
+      <w:r>
+        <w:rPr>
+          <w:lang w:val="sw_KE" w:bidi="sw_KE"/>
+        </w:rPr>
+        <w:t>Mwanzo 1:12</w:t>
+      </w:r>
+    </w:p>
+    <w:p>
+      <w:pPr>
+        <w:pStyle w:val="ListBullet"/>
+        <w:spacing w:line="240" w:lineRule="auto"/>
+        <w:ind w:left="720"/>
+      </w:pPr>
+      <w:r>
+        <w:rPr>
+          <w:lang w:val="sw_KE" w:bidi="sw_KE"/>
+        </w:rPr>
+      </w:r>
+      <w:r>
+        <w:rPr>
+          <w:lang w:val="sw_KE" w:bidi="sw_KE"/>
+        </w:rPr>
+        <w:t>Mwanzo 2:9</w:t>
+      </w:r>
+    </w:p>
+    <w:p>
+      <w:pPr>
+        <w:pStyle w:val="ListBullet"/>
+        <w:spacing w:line="240" w:lineRule="auto"/>
+        <w:ind w:left="720"/>
+      </w:pPr>
+      <w:r>
+        <w:rPr>
+          <w:lang w:val="sw_KE" w:bidi="sw_KE"/>
+        </w:rPr>
+      </w:r>
+      <w:r>
+        <w:rPr>
+          <w:lang w:val="sw_KE" w:bidi="sw_KE"/>
+        </w:rPr>
+        <w:t>Mwanzo 2:17</w:t>
+      </w:r>
+    </w:p>
+    <w:p>
+      <w:pPr>
+        <w:pStyle w:val="ListBullet"/>
+        <w:spacing w:line="240" w:lineRule="auto"/>
+        <w:ind w:left="720"/>
+      </w:pPr>
+      <w:r>
+        <w:rPr>
+          <w:lang w:val="sw_KE" w:bidi="sw_KE"/>
+        </w:rPr>
+      </w:r>
+      <w:r>
+        <w:rPr>
+          <w:lang w:val="sw_KE" w:bidi="sw_KE"/>
+        </w:rPr>
+        <w:t>Yakobo 3:13</w:t>
+      </w:r>
+    </w:p>
+    <w:p>
+      <w:pPr>
+        <w:pStyle w:val="ListBullet"/>
+        <w:spacing w:line="240" w:lineRule="auto"/>
+        <w:ind w:left="720"/>
+      </w:pPr>
+      <w:r>
+        <w:rPr>
+          <w:lang w:val="sw_KE" w:bidi="sw_KE"/>
+        </w:rPr>
+      </w:r>
+      <w:r>
+        <w:rPr>
+          <w:lang w:val="sw_KE" w:bidi="sw_KE"/>
+        </w:rPr>
+        <w:t>Warumi 2:4</w:t>
+      </w:r>
     </w:p>
     <w:p>
       <w:pPr>

--- a/swh/docx/015.content.docx
+++ b/swh/docx/015.content.docx
@@ -1788,19 +1788,7 @@
         <w:rPr>
           <w:lang w:val="sw_KE" w:bidi="sw_KE"/>
         </w:rPr>
-        <w:t xml:space="preserve">, </w:t>
-      </w:r>
-      <w:r>
-        <w:rPr>
-          <w:lang w:val="sw_KE" w:bidi="sw_KE"/>
-        </w:rPr>
-        <w:t>kweli</w:t>
-      </w:r>
-      <w:r>
-        <w:rPr>
-          <w:lang w:val="sw_KE" w:bidi="sw_KE"/>
-        </w:rPr>
-        <w:t>)</w:t>
+        <w:t>, kweli)</w:t>
       </w:r>
     </w:p>
     <w:p>
@@ -2075,19 +2063,7 @@
         <w:rPr>
           <w:lang w:val="sw_KE" w:bidi="sw_KE"/>
         </w:rPr>
-        <w:t xml:space="preserve">(Tazama pia: </w:t>
-      </w:r>
-      <w:r>
-        <w:rPr>
-          <w:lang w:val="sw_KE" w:bidi="sw_KE"/>
-        </w:rPr>
-        <w:t>kichwa</w:t>
-      </w:r>
-      <w:r>
-        <w:rPr>
-          <w:lang w:val="sw_KE" w:bidi="sw_KE"/>
-        </w:rPr>
-        <w:t xml:space="preserve">, </w:t>
+        <w:t xml:space="preserve">(Tazama pia: kichwa, </w:t>
       </w:r>
       <w:r>
         <w:rPr>
@@ -8221,13 +8197,1207 @@
         <w:rPr>
           <w:lang w:val="sw_KE" w:bidi="sw_KE"/>
         </w:rPr>
+        <w:t>, mwana)</w:t>
+      </w:r>
+    </w:p>
+    <w:p>
+      <w:pPr>
+        <w:pStyle w:val="Heading3"/>
+      </w:pPr>
+      <w:r>
+        <w:rPr>
+          <w:lang w:val="sw_KE" w:bidi="sw_KE"/>
+        </w:rPr>
+        <w:t>Marejeleo ya Biblia:</w:t>
+      </w:r>
+    </w:p>
+    <w:p>
+      <w:pPr>
+        <w:pStyle w:val="ListBullet"/>
+        <w:spacing w:line="240" w:lineRule="auto"/>
+        <w:ind w:left="720"/>
+      </w:pPr>
+      <w:r>
+        <w:rPr>
+          <w:lang w:val="sw_KE" w:bidi="sw_KE"/>
+        </w:rPr>
+      </w:r>
+      <w:r>
+        <w:rPr>
+          <w:lang w:val="sw_KE" w:bidi="sw_KE"/>
+        </w:rPr>
+        <w:t>Ezra 2:1–2</w:t>
+      </w:r>
+    </w:p>
+    <w:p>
+      <w:pPr>
+        <w:pStyle w:val="ListBullet"/>
+        <w:spacing w:line="240" w:lineRule="auto"/>
+        <w:ind w:left="720"/>
+      </w:pPr>
+      <w:r>
+        <w:rPr>
+          <w:lang w:val="sw_KE" w:bidi="sw_KE"/>
+        </w:rPr>
+      </w:r>
+      <w:r>
+        <w:rPr>
+          <w:lang w:val="sw_KE" w:bidi="sw_KE"/>
+        </w:rPr>
+        <w:t>Nehemia 1:2</w:t>
+      </w:r>
+    </w:p>
+    <w:p>
+      <w:pPr>
+        <w:pStyle w:val="ListBullet"/>
+        <w:spacing w:line="240" w:lineRule="auto"/>
+        <w:ind w:left="720"/>
+      </w:pPr>
+      <w:r>
+        <w:rPr>
+          <w:lang w:val="sw_KE" w:bidi="sw_KE"/>
+        </w:rPr>
+      </w:r>
+      <w:r>
+        <w:rPr>
+          <w:lang w:val="sw_KE" w:bidi="sw_KE"/>
+        </w:rPr>
+        <w:t>Nehemia 10:3</w:t>
+      </w:r>
+    </w:p>
+    <w:p>
+      <w:pPr>
+        <w:pStyle w:val="ListBullet"/>
+        <w:spacing w:line="240" w:lineRule="auto"/>
+        <w:ind w:left="720"/>
+      </w:pPr>
+      <w:r>
+        <w:rPr>
+          <w:lang w:val="sw_KE" w:bidi="sw_KE"/>
+        </w:rPr>
+      </w:r>
+      <w:r>
+        <w:rPr>
+          <w:lang w:val="sw_KE" w:bidi="sw_KE"/>
+        </w:rPr>
+        <w:t>Nehemia 12:46</w:t>
+      </w:r>
+    </w:p>
+    <w:p>
+      <w:pPr>
+        <w:pStyle w:val="Heading3"/>
+      </w:pPr>
+      <w:r>
+        <w:rPr>
+          <w:lang w:val="sw_KE" w:bidi="sw_KE"/>
+        </w:rPr>
+        <w:t>Data ya Neno:</w:t>
+      </w:r>
+    </w:p>
+    <w:p>
+      <w:pPr>
+        <w:pStyle w:val="ListBullet"/>
+        <w:spacing w:line="240" w:lineRule="auto"/>
+        <w:ind w:left="720"/>
+      </w:pPr>
+      <w:r>
+        <w:rPr>
+          <w:lang w:val="sw_KE" w:bidi="sw_KE"/>
+        </w:rPr>
+      </w:r>
+      <w:r>
+        <w:rPr>
+          <w:lang w:val="sw_KE" w:bidi="sw_KE"/>
+        </w:rPr>
+        <w:t>Strong's: H5166</w:t>
+      </w:r>
+      <w:r>
+        <w:rPr>
+          <w:lang w:val="sw_KE" w:bidi="sw_KE"/>
+        </w:rPr>
+      </w:r>
+      <w:r>
+        <w:rPr>
+          <w:lang w:val="sw_KE" w:bidi="sw_KE"/>
+        </w:rPr>
+      </w:r>
+    </w:p>
+    <w:p>
+      <w:pPr/>
+      <w:r>
+        <w:rPr>
+          <w:lang w:val="sw_KE" w:bidi="sw_KE"/>
+        </w:rPr>
+      </w:r>
+    </w:p>
+    <w:p>
+      <w:pPr>
+        <w:pStyle w:val="Heading2"/>
+      </w:pPr>
+      <w:r>
+        <w:rPr>
+          <w:lang w:val="sw_KE" w:bidi="sw_KE"/>
+        </w:rPr>
+        <w:t>Neno la Mungu</w:t>
+      </w:r>
+      <w:r>
+        <w:rPr>
+          <w:lang w:val="sw_KE" w:bidi="sw_KE"/>
+        </w:rPr>
+      </w:r>
+    </w:p>
+    <w:p>
+      <w:pPr>
+        <w:pStyle w:val="Heading3"/>
+      </w:pPr>
+      <w:r>
+        <w:rPr>
+          <w:lang w:val="sw_KE" w:bidi="sw_KE"/>
+        </w:rPr>
+        <w:t>Ufafanuzi:</w:t>
+      </w:r>
+    </w:p>
+    <w:p>
+      <w:pPr/>
+      <w:r>
+        <w:rPr>
+          <w:lang w:val="sw_KE" w:bidi="sw_KE"/>
+        </w:rPr>
+      </w:r>
+      <w:r>
+        <w:rPr>
+          <w:lang w:val="sw_KE" w:bidi="sw_KE"/>
+        </w:rPr>
+        <w:t>Kwenye Biblia, neno "neno la Mungu" linamaanisha chochote ambacho Mungu amewasiliana na watu. Hii inajumuisha ujumbe uliozungumzwa na ulioandikwa. Yesu pia anaitwa "Neno la Mungu."</w:t>
+      </w:r>
+    </w:p>
+    <w:p>
+      <w:pPr>
+        <w:pStyle w:val="ListBullet"/>
+        <w:spacing w:line="240" w:lineRule="auto"/>
+        <w:ind w:left="720"/>
+      </w:pPr>
+      <w:r>
+        <w:rPr>
+          <w:lang w:val="sw_KE" w:bidi="sw_KE"/>
+        </w:rPr>
+      </w:r>
+      <w:r>
+        <w:rPr>
+          <w:lang w:val="sw_KE" w:bidi="sw_KE"/>
+        </w:rPr>
+        <w:t>Neno "maandiko" linamaanisha "maandishi." Linatumika tu katika Agano Jipya na linarejelea maandiko ya Kiebrania, ambayo ni Agano la Kale. Maandishi haya yalikuwa ujumbe wa Mungu ambao aliwaambia watu wauandike ili kwamba miaka mingi ijayo watu waweze bado kuusoma.</w:t>
+      </w:r>
+    </w:p>
+    <w:p>
+      <w:pPr>
+        <w:pStyle w:val="ListBullet"/>
+        <w:spacing w:line="240" w:lineRule="auto"/>
+        <w:ind w:left="720"/>
+      </w:pPr>
+      <w:r>
+        <w:rPr>
+          <w:lang w:val="sw_KE" w:bidi="sw_KE"/>
+        </w:rPr>
+      </w:r>
+      <w:r>
+        <w:rPr>
+          <w:lang w:val="sw_KE" w:bidi="sw_KE"/>
+        </w:rPr>
+        <w:t>Maneno yanayohusiana "neno la Yehova" na "neno la Bwana" mara nyingi yanarejelea ujumbe maalum kutoka kwa Mungu uliotolewa kwa nabii au mtu mwingine katika Biblia.</w:t>
+      </w:r>
+    </w:p>
+    <w:p>
+      <w:pPr>
+        <w:pStyle w:val="ListBullet"/>
+        <w:spacing w:line="240" w:lineRule="auto"/>
+        <w:ind w:left="720"/>
+      </w:pPr>
+      <w:r>
+        <w:rPr>
+          <w:lang w:val="sw_KE" w:bidi="sw_KE"/>
+        </w:rPr>
+      </w:r>
+      <w:r>
+        <w:rPr>
+          <w:lang w:val="sw_KE" w:bidi="sw_KE"/>
+        </w:rPr>
+        <w:t>Wakati mwingine neno hili hutokea kama "neno" au "neno langu" au "neno lako" (wakati wa kuzungumzia neno la Mungu).</w:t>
+      </w:r>
+    </w:p>
+    <w:p>
+      <w:pPr>
+        <w:pStyle w:val="ListBullet"/>
+        <w:spacing w:line="240" w:lineRule="auto"/>
+        <w:ind w:left="720"/>
+      </w:pPr>
+      <w:r>
+        <w:rPr>
+          <w:lang w:val="sw_KE" w:bidi="sw_KE"/>
+        </w:rPr>
+      </w:r>
+      <w:r>
+        <w:rPr>
+          <w:lang w:val="sw_KE" w:bidi="sw_KE"/>
+        </w:rPr>
+        <w:t>Kwenye Agano Jipya, Yesu anaitwa "Neno" na "Neno la Mungu." Majina haya yanamaanisha kwamba Yesu anafunua kikamilifu Mungu ni nani, kwa sababu yeye ni Mungu mwenyewe.</w:t>
+      </w:r>
+    </w:p>
+    <w:p>
+      <w:pPr/>
+      <w:r>
+        <w:rPr>
+          <w:lang w:val="sw_KE" w:bidi="sw_KE"/>
+        </w:rPr>
+      </w:r>
+      <w:r>
+        <w:rPr>
+          <w:lang w:val="sw_KE" w:bidi="sw_KE"/>
+        </w:rPr>
+        <w:t>Neno "neno la ukweli" ni njia nyingine ya kurejelea "neno la Mungu," ambalo ni ujumbe au mafundisho yake. Halirejelei neno moja tu.</w:t>
+      </w:r>
+    </w:p>
+    <w:p>
+      <w:pPr>
+        <w:pStyle w:val="ListBullet"/>
+        <w:spacing w:line="240" w:lineRule="auto"/>
+        <w:ind w:left="720"/>
+      </w:pPr>
+      <w:r>
+        <w:rPr>
+          <w:lang w:val="sw_KE" w:bidi="sw_KE"/>
+        </w:rPr>
+      </w:r>
+      <w:r>
+        <w:rPr>
+          <w:lang w:val="sw_KE" w:bidi="sw_KE"/>
+        </w:rPr>
+        <w:t>Neno la Mungu la ukweli linajumuisha kila kitu ambacho Mungu amewafundisha watu kuhusu yeye mwenyewe, uumbaji wake, na mpango wake wa wokovu kupitia Yesu.</w:t>
+      </w:r>
+    </w:p>
+    <w:p>
+      <w:pPr>
+        <w:pStyle w:val="ListBullet"/>
+        <w:spacing w:line="240" w:lineRule="auto"/>
+        <w:ind w:left="720"/>
+      </w:pPr>
+      <w:r>
+        <w:rPr>
+          <w:lang w:val="sw_KE" w:bidi="sw_KE"/>
+        </w:rPr>
+      </w:r>
+      <w:r>
+        <w:rPr>
+          <w:lang w:val="sw_KE" w:bidi="sw_KE"/>
+        </w:rPr>
+        <w:t>Neno hili linaangazia ukweli kwamba kile Mungu ametueleza ni kweli, Mwaminifu, na halisi.</w:t>
+      </w:r>
+    </w:p>
+    <w:p>
+      <w:pPr>
+        <w:pStyle w:val="Heading3"/>
+      </w:pPr>
+      <w:r>
+        <w:rPr>
+          <w:lang w:val="sw_KE" w:bidi="sw_KE"/>
+        </w:rPr>
+        <w:t>Mapendekezo ya Tafsiri:</w:t>
+      </w:r>
+    </w:p>
+    <w:p>
+      <w:pPr>
+        <w:pStyle w:val="ListBullet"/>
+        <w:spacing w:line="240" w:lineRule="auto"/>
+        <w:ind w:left="720"/>
+      </w:pPr>
+      <w:r>
+        <w:rPr>
+          <w:lang w:val="sw_KE" w:bidi="sw_KE"/>
+        </w:rPr>
+      </w:r>
+      <w:r>
+        <w:rPr>
+          <w:lang w:val="sw_KE" w:bidi="sw_KE"/>
+        </w:rPr>
+        <w:t>Kulingana na muktadha, njia nyingine za kutafsiri neno hili zinaweza kujumuisha "ujumbe wa Yehova" au "ujumbe wa Mungu" au "mafundisho kutoka kwa Mungu."</w:t>
+      </w:r>
+    </w:p>
+    <w:p>
+      <w:pPr>
+        <w:pStyle w:val="ListBullet"/>
+        <w:spacing w:line="240" w:lineRule="auto"/>
+        <w:ind w:left="720"/>
+      </w:pPr>
+      <w:r>
+        <w:rPr>
+          <w:lang w:val="sw_KE" w:bidi="sw_KE"/>
+        </w:rPr>
+      </w:r>
+      <w:r>
+        <w:rPr>
+          <w:lang w:val="sw_KE" w:bidi="sw_KE"/>
+        </w:rPr>
+        <w:t>Inaweza kuwa ya kawaida zaidi katika baadhi ya lugha kufanya neno hili kuwa wingi na kusema "maneno ya Mungu" au "maneno ya Yehova"</w:t>
+      </w:r>
+    </w:p>
+    <w:p>
+      <w:pPr>
+        <w:pStyle w:val="ListBullet"/>
+        <w:spacing w:line="240" w:lineRule="auto"/>
+        <w:ind w:left="720"/>
+      </w:pPr>
+      <w:r>
+        <w:rPr>
+          <w:lang w:val="sw_KE" w:bidi="sw_KE"/>
+        </w:rPr>
+      </w:r>
+      <w:r>
+        <w:rPr>
+          <w:lang w:val="sw_KE" w:bidi="sw_KE"/>
+        </w:rPr>
+        <w:t>Kauli "neno la Yahweh lilikuja" mara nyingi hutumiwa kuanzisha kitu ambacho Mungu aliwaambia manabii wake au watu wake. Hii inaweza kutafsiriwa kama "Yehova alisema ujumbe huu" au "Mungu alisema maneno haya."</w:t>
+      </w:r>
+    </w:p>
+    <w:p>
+      <w:pPr>
+        <w:pStyle w:val="ListBullet"/>
+        <w:spacing w:line="240" w:lineRule="auto"/>
+        <w:ind w:left="720"/>
+      </w:pPr>
+      <w:r>
+        <w:rPr>
+          <w:lang w:val="sw_KE" w:bidi="sw_KE"/>
+        </w:rPr>
+      </w:r>
+      <w:r>
+        <w:rPr>
+          <w:lang w:val="sw_KE" w:bidi="sw_KE"/>
+        </w:rPr>
+        <w:t>Neno "andiko" au "maandiko" linaweza kutafsiriwa kama "maandishi" au "ujumbe ulioandikwa kutoka kwa Mungu." Neno hili linapaswa kutafsiriwa tofauti na tafsiri ya neno "neno."</w:t>
+      </w:r>
+    </w:p>
+    <w:p>
+      <w:pPr>
+        <w:pStyle w:val="ListBullet"/>
+        <w:spacing w:line="240" w:lineRule="auto"/>
+        <w:ind w:left="720"/>
+      </w:pPr>
+      <w:r>
+        <w:rPr>
+          <w:lang w:val="sw_KE" w:bidi="sw_KE"/>
+        </w:rPr>
+      </w:r>
+      <w:r>
+        <w:rPr>
+          <w:lang w:val="sw_KE" w:bidi="sw_KE"/>
+        </w:rPr>
+        <w:t>Wakati "neno" linapotokea pekee na linarejelea neno la Mungu, linaweza kutafsiriwa kama "ujumbe" au "neno la Mungu" au "mafundisho." Pia zingatia tafsiri mbadala zilizopendekezwa hapo juu.</w:t>
+      </w:r>
+    </w:p>
+    <w:p>
+      <w:pPr>
+        <w:pStyle w:val="ListBullet"/>
+        <w:spacing w:line="240" w:lineRule="auto"/>
+        <w:ind w:left="720"/>
+      </w:pPr>
+      <w:r>
+        <w:rPr>
+          <w:lang w:val="sw_KE" w:bidi="sw_KE"/>
+        </w:rPr>
+      </w:r>
+      <w:r>
+        <w:rPr>
+          <w:lang w:val="sw_KE" w:bidi="sw_KE"/>
+        </w:rPr>
+        <w:t>Wakati Biblia inamrejelea Yesu kama "Neno," neno hili linaweza kutafsiriwa kama "Ujumbe" au "Kweli."</w:t>
+      </w:r>
+    </w:p>
+    <w:p>
+      <w:pPr>
+        <w:pStyle w:val="ListBullet"/>
+        <w:spacing w:line="240" w:lineRule="auto"/>
+        <w:ind w:left="720"/>
+      </w:pPr>
+      <w:r>
+        <w:rPr>
+          <w:lang w:val="sw_KE" w:bidi="sw_KE"/>
+        </w:rPr>
+      </w:r>
+      <w:r>
+        <w:rPr>
+          <w:lang w:val="sw_KE" w:bidi="sw_KE"/>
+        </w:rPr>
+        <w:t>“Neno la ukweli” linaweza kutafsiriwa kama “Ujumbe wa kweli wa Mungu” au “Neno la Mungu, ambalo ni kweli.”</w:t>
+      </w:r>
+    </w:p>
+    <w:p>
+      <w:pPr>
+        <w:pStyle w:val="ListBullet"/>
+        <w:spacing w:line="240" w:lineRule="auto"/>
+        <w:ind w:left="720"/>
+      </w:pPr>
+      <w:r>
+        <w:rPr>
+          <w:lang w:val="sw_KE" w:bidi="sw_KE"/>
+        </w:rPr>
+      </w:r>
+      <w:r>
+        <w:rPr>
+          <w:lang w:val="sw_KE" w:bidi="sw_KE"/>
+        </w:rPr>
+        <w:t>Ni muhimu kwa tafsiri ya neno hili kujumuisha maana ya kuwa kweli.</w:t>
+      </w:r>
+    </w:p>
+    <w:p>
+      <w:pPr/>
+      <w:r>
+        <w:rPr>
+          <w:lang w:val="sw_KE" w:bidi="sw_KE"/>
+        </w:rPr>
+      </w:r>
+      <w:r>
+        <w:rPr>
+          <w:lang w:val="sw_KE" w:bidi="sw_KE"/>
+        </w:rPr>
+        <w:t xml:space="preserve">(Tazama pia: </w:t>
+      </w:r>
+      <w:r>
+        <w:rPr>
+          <w:lang w:val="sw_KE" w:bidi="sw_KE"/>
+        </w:rPr>
+        <w:t>nabii</w:t>
+      </w:r>
+      <w:r>
+        <w:rPr>
+          <w:lang w:val="sw_KE" w:bidi="sw_KE"/>
+        </w:rPr>
+        <w:t xml:space="preserve">, kweli, </w:t>
+      </w:r>
+      <w:r>
+        <w:rPr>
+          <w:lang w:val="sw_KE" w:bidi="sw_KE"/>
+        </w:rPr>
+        <w:t>Mungu</w:t>
+      </w:r>
+      <w:r>
+        <w:rPr>
+          <w:lang w:val="sw_KE" w:bidi="sw_KE"/>
+        </w:rPr>
+        <w:t>)</w:t>
+      </w:r>
+    </w:p>
+    <w:p>
+      <w:pPr>
+        <w:pStyle w:val="Heading3"/>
+      </w:pPr>
+      <w:r>
+        <w:rPr>
+          <w:lang w:val="sw_KE" w:bidi="sw_KE"/>
+        </w:rPr>
+        <w:t>Marejeleo ya Biblia:</w:t>
+      </w:r>
+    </w:p>
+    <w:p>
+      <w:pPr>
+        <w:pStyle w:val="ListBullet"/>
+        <w:spacing w:line="240" w:lineRule="auto"/>
+        <w:ind w:left="720"/>
+      </w:pPr>
+      <w:r>
+        <w:rPr>
+          <w:lang w:val="sw_KE" w:bidi="sw_KE"/>
+        </w:rPr>
+      </w:r>
+      <w:r>
+        <w:rPr>
+          <w:lang w:val="sw_KE" w:bidi="sw_KE"/>
+        </w:rPr>
+        <w:t>Mwanzo 15:1</w:t>
+      </w:r>
+    </w:p>
+    <w:p>
+      <w:pPr>
+        <w:pStyle w:val="ListBullet"/>
+        <w:spacing w:line="240" w:lineRule="auto"/>
+        <w:ind w:left="720"/>
+      </w:pPr>
+      <w:r>
+        <w:rPr>
+          <w:lang w:val="sw_KE" w:bidi="sw_KE"/>
+        </w:rPr>
+      </w:r>
+      <w:r>
+        <w:rPr>
+          <w:lang w:val="sw_KE" w:bidi="sw_KE"/>
+        </w:rPr>
+        <w:t>1 Wafalme 13:1</w:t>
+      </w:r>
+    </w:p>
+    <w:p>
+      <w:pPr>
+        <w:pStyle w:val="ListBullet"/>
+        <w:spacing w:line="240" w:lineRule="auto"/>
+        <w:ind w:left="720"/>
+      </w:pPr>
+      <w:r>
+        <w:rPr>
+          <w:lang w:val="sw_KE" w:bidi="sw_KE"/>
+        </w:rPr>
+      </w:r>
+      <w:r>
+        <w:rPr>
+          <w:lang w:val="sw_KE" w:bidi="sw_KE"/>
+        </w:rPr>
+        <w:t>Yeremia 36:1–3</w:t>
+      </w:r>
+    </w:p>
+    <w:p>
+      <w:pPr>
+        <w:pStyle w:val="ListBullet"/>
+        <w:spacing w:line="240" w:lineRule="auto"/>
+        <w:ind w:left="720"/>
+      </w:pPr>
+      <w:r>
+        <w:rPr>
+          <w:lang w:val="sw_KE" w:bidi="sw_KE"/>
+        </w:rPr>
+      </w:r>
+      <w:r>
+        <w:rPr>
+          <w:lang w:val="sw_KE" w:bidi="sw_KE"/>
+        </w:rPr>
+        <w:t>Luka 8:11</w:t>
+      </w:r>
+    </w:p>
+    <w:p>
+      <w:pPr>
+        <w:pStyle w:val="ListBullet"/>
+        <w:spacing w:line="240" w:lineRule="auto"/>
+        <w:ind w:left="720"/>
+      </w:pPr>
+      <w:r>
+        <w:rPr>
+          <w:lang w:val="sw_KE" w:bidi="sw_KE"/>
+        </w:rPr>
+      </w:r>
+      <w:r>
+        <w:rPr>
+          <w:lang w:val="sw_KE" w:bidi="sw_KE"/>
+        </w:rPr>
+        <w:t>Yohana 5:39</w:t>
+      </w:r>
+    </w:p>
+    <w:p>
+      <w:pPr>
+        <w:pStyle w:val="ListBullet"/>
+        <w:spacing w:line="240" w:lineRule="auto"/>
+        <w:ind w:left="720"/>
+      </w:pPr>
+      <w:r>
+        <w:rPr>
+          <w:lang w:val="sw_KE" w:bidi="sw_KE"/>
+        </w:rPr>
+      </w:r>
+      <w:r>
+        <w:rPr>
+          <w:lang w:val="sw_KE" w:bidi="sw_KE"/>
+        </w:rPr>
+        <w:t>Matendo 6:2</w:t>
+      </w:r>
+    </w:p>
+    <w:p>
+      <w:pPr>
+        <w:pStyle w:val="ListBullet"/>
+        <w:spacing w:line="240" w:lineRule="auto"/>
+        <w:ind w:left="720"/>
+      </w:pPr>
+      <w:r>
+        <w:rPr>
+          <w:lang w:val="sw_KE" w:bidi="sw_KE"/>
+        </w:rPr>
+      </w:r>
+      <w:r>
+        <w:rPr>
+          <w:lang w:val="sw_KE" w:bidi="sw_KE"/>
+        </w:rPr>
+        <w:t>Matendo 12:24</w:t>
+      </w:r>
+    </w:p>
+    <w:p>
+      <w:pPr>
+        <w:pStyle w:val="ListBullet"/>
+        <w:spacing w:line="240" w:lineRule="auto"/>
+        <w:ind w:left="720"/>
+      </w:pPr>
+      <w:r>
+        <w:rPr>
+          <w:lang w:val="sw_KE" w:bidi="sw_KE"/>
+        </w:rPr>
+      </w:r>
+      <w:r>
+        <w:rPr>
+          <w:lang w:val="sw_KE" w:bidi="sw_KE"/>
+        </w:rPr>
+        <w:t>Warumi 1:2</w:t>
+      </w:r>
+    </w:p>
+    <w:p>
+      <w:pPr>
+        <w:pStyle w:val="ListBullet"/>
+        <w:spacing w:line="240" w:lineRule="auto"/>
+        <w:ind w:left="720"/>
+      </w:pPr>
+      <w:r>
+        <w:rPr>
+          <w:lang w:val="sw_KE" w:bidi="sw_KE"/>
+        </w:rPr>
+      </w:r>
+      <w:r>
+        <w:rPr>
+          <w:lang w:val="sw_KE" w:bidi="sw_KE"/>
+        </w:rPr>
+        <w:t>2 Wakorintho 6:7</w:t>
+      </w:r>
+    </w:p>
+    <w:p>
+      <w:pPr>
+        <w:pStyle w:val="ListBullet"/>
+        <w:spacing w:line="240" w:lineRule="auto"/>
+        <w:ind w:left="720"/>
+      </w:pPr>
+      <w:r>
+        <w:rPr>
+          <w:lang w:val="sw_KE" w:bidi="sw_KE"/>
+        </w:rPr>
+      </w:r>
+      <w:r>
+        <w:rPr>
+          <w:lang w:val="sw_KE" w:bidi="sw_KE"/>
+        </w:rPr>
+        <w:t>Waefeso 1:13</w:t>
+      </w:r>
+    </w:p>
+    <w:p>
+      <w:pPr>
+        <w:pStyle w:val="ListBullet"/>
+        <w:spacing w:line="240" w:lineRule="auto"/>
+        <w:ind w:left="720"/>
+      </w:pPr>
+      <w:r>
+        <w:rPr>
+          <w:lang w:val="sw_KE" w:bidi="sw_KE"/>
+        </w:rPr>
+      </w:r>
+      <w:r>
+        <w:rPr>
+          <w:lang w:val="sw_KE" w:bidi="sw_KE"/>
+        </w:rPr>
+        <w:t>2 Timotheo 3:16</w:t>
+      </w:r>
+    </w:p>
+    <w:p>
+      <w:pPr>
+        <w:pStyle w:val="ListBullet"/>
+        <w:spacing w:line="240" w:lineRule="auto"/>
+        <w:ind w:left="720"/>
+      </w:pPr>
+      <w:r>
+        <w:rPr>
+          <w:lang w:val="sw_KE" w:bidi="sw_KE"/>
+        </w:rPr>
+      </w:r>
+      <w:r>
+        <w:rPr>
+          <w:lang w:val="sw_KE" w:bidi="sw_KE"/>
+        </w:rPr>
+        <w:t>Yakobo 1:18</w:t>
+      </w:r>
+    </w:p>
+    <w:p>
+      <w:pPr>
+        <w:pStyle w:val="ListBullet"/>
+        <w:spacing w:line="240" w:lineRule="auto"/>
+        <w:ind w:left="720"/>
+      </w:pPr>
+      <w:r>
+        <w:rPr>
+          <w:lang w:val="sw_KE" w:bidi="sw_KE"/>
+        </w:rPr>
+      </w:r>
+      <w:r>
+        <w:rPr>
+          <w:lang w:val="sw_KE" w:bidi="sw_KE"/>
+        </w:rPr>
+        <w:t>Yakobo 2:8–9</w:t>
+      </w:r>
+    </w:p>
+    <w:p>
+      <w:pPr>
+        <w:pStyle w:val="Heading3"/>
+      </w:pPr>
+      <w:r>
+        <w:rPr>
+          <w:lang w:val="sw_KE" w:bidi="sw_KE"/>
+        </w:rPr>
+        <w:t>Mifano kutoka kwa hadithi za Biblia:</w:t>
+      </w:r>
+    </w:p>
+    <w:p>
+      <w:pPr>
+        <w:pStyle w:val="ListBullet"/>
+        <w:spacing w:line="240" w:lineRule="auto"/>
+        <w:ind w:left="720"/>
+      </w:pPr>
+      <w:r>
+        <w:rPr>
+          <w:lang w:val="sw_KE" w:bidi="sw_KE"/>
+        </w:rPr>
+      </w:r>
+      <w:r>
+        <w:rPr>
+          <w:b/>
+          <w:lang w:val="sw_KE" w:bidi="sw_KE"/>
+        </w:rPr>
+        <w:t>25:7</w:t>
+      </w:r>
+      <w:r>
+        <w:rPr>
+          <w:lang w:val="sw_KE" w:bidi="sw_KE"/>
+        </w:rPr>
+        <w:t xml:space="preserve"> Katika </w:t>
+      </w:r>
+      <w:r>
+        <w:rPr>
+          <w:b/>
+          <w:lang w:val="sw_KE" w:bidi="sw_KE"/>
+        </w:rPr>
+        <w:t>neno la Mungu</w:t>
+      </w:r>
+      <w:r>
+        <w:rPr>
+          <w:lang w:val="sw_KE" w:bidi="sw_KE"/>
+        </w:rPr>
+        <w:t xml:space="preserve"> anawaamuru watu wake, “Mwabuduni tu Bwana Mungu wako na mtumikieni yeye pekee.”</w:t>
+      </w:r>
+    </w:p>
+    <w:p>
+      <w:pPr>
+        <w:pStyle w:val="ListBullet"/>
+        <w:spacing w:line="240" w:lineRule="auto"/>
+        <w:ind w:left="720"/>
+      </w:pPr>
+      <w:r>
+        <w:rPr>
+          <w:lang w:val="sw_KE" w:bidi="sw_KE"/>
+        </w:rPr>
+      </w:r>
+      <w:r>
+        <w:rPr>
+          <w:b/>
+          <w:lang w:val="sw_KE" w:bidi="sw_KE"/>
+        </w:rPr>
+        <w:t>33:6</w:t>
+      </w:r>
+      <w:r>
+        <w:rPr>
+          <w:lang w:val="sw_KE" w:bidi="sw_KE"/>
+        </w:rPr>
+        <w:t xml:space="preserve"> Kwa hivyo Yesu alieleza, “Mbegu ni </w:t>
+      </w:r>
+      <w:r>
+        <w:rPr>
+          <w:b/>
+          <w:lang w:val="sw_KE" w:bidi="sw_KE"/>
+        </w:rPr>
+        <w:t>neno la Mungu</w:t>
+      </w:r>
+      <w:r>
+        <w:rPr>
+          <w:lang w:val="sw_KE" w:bidi="sw_KE"/>
+        </w:rPr>
+        <w:t>.”</w:t>
+      </w:r>
+    </w:p>
+    <w:p>
+      <w:pPr>
+        <w:pStyle w:val="ListBullet"/>
+        <w:spacing w:line="240" w:lineRule="auto"/>
+        <w:ind w:left="720"/>
+      </w:pPr>
+      <w:r>
+        <w:rPr>
+          <w:lang w:val="sw_KE" w:bidi="sw_KE"/>
+        </w:rPr>
+      </w:r>
+      <w:r>
+        <w:rPr>
+          <w:b/>
+          <w:lang w:val="sw_KE" w:bidi="sw_KE"/>
+        </w:rPr>
+        <w:t>42:3</w:t>
+      </w:r>
+      <w:r>
+        <w:rPr>
+          <w:lang w:val="sw_KE" w:bidi="sw_KE"/>
+        </w:rPr>
+        <w:t xml:space="preserve"> Kisha Yesu akawaelezea kile ambacho </w:t>
+      </w:r>
+      <w:r>
+        <w:rPr>
+          <w:b/>
+          <w:lang w:val="sw_KE" w:bidi="sw_KE"/>
+        </w:rPr>
+        <w:t>neno la Mungu</w:t>
+      </w:r>
+      <w:r>
+        <w:rPr>
+          <w:lang w:val="sw_KE" w:bidi="sw_KE"/>
+        </w:rPr>
+        <w:t xml:space="preserve"> linasema kuhusu Masihi.</w:t>
+      </w:r>
+    </w:p>
+    <w:p>
+      <w:pPr>
+        <w:pStyle w:val="ListBullet"/>
+        <w:spacing w:line="240" w:lineRule="auto"/>
+        <w:ind w:left="720"/>
+      </w:pPr>
+      <w:r>
+        <w:rPr>
+          <w:lang w:val="sw_KE" w:bidi="sw_KE"/>
+        </w:rPr>
+      </w:r>
+      <w:r>
+        <w:rPr>
+          <w:b/>
+          <w:lang w:val="sw_KE" w:bidi="sw_KE"/>
+        </w:rPr>
+        <w:t>42:7</w:t>
+      </w:r>
+      <w:r>
+        <w:rPr>
+          <w:lang w:val="sw_KE" w:bidi="sw_KE"/>
+        </w:rPr>
+        <w:t xml:space="preserve"> Yesu alisema, “Niliwaambia kwamba kila kitu kilichoandikwa kunihusu katika </w:t>
+      </w:r>
+      <w:r>
+        <w:rPr>
+          <w:b/>
+          <w:lang w:val="sw_KE" w:bidi="sw_KE"/>
+        </w:rPr>
+        <w:t>Neno la Mungu</w:t>
+      </w:r>
+      <w:r>
+        <w:rPr>
+          <w:lang w:val="sw_KE" w:bidi="sw_KE"/>
+        </w:rPr>
+        <w:t xml:space="preserve"> lazima kitimizwe.” Kisha akafungua akili zao ili waweze kuelewa </w:t>
+      </w:r>
+      <w:r>
+        <w:rPr>
+          <w:b/>
+          <w:lang w:val="sw_KE" w:bidi="sw_KE"/>
+        </w:rPr>
+        <w:t>Neno la Mungu</w:t>
+      </w:r>
+      <w:r>
+        <w:rPr>
+          <w:lang w:val="sw_KE" w:bidi="sw_KE"/>
+        </w:rPr>
+        <w:t>.</w:t>
+      </w:r>
+    </w:p>
+    <w:p>
+      <w:pPr>
+        <w:pStyle w:val="ListBullet"/>
+        <w:spacing w:line="240" w:lineRule="auto"/>
+        <w:ind w:left="720"/>
+      </w:pPr>
+      <w:r>
+        <w:rPr>
+          <w:lang w:val="sw_KE" w:bidi="sw_KE"/>
+        </w:rPr>
+      </w:r>
+      <w:r>
+        <w:rPr>
+          <w:b/>
+          <w:lang w:val="sw_KE" w:bidi="sw_KE"/>
+        </w:rPr>
+        <w:t>45:10</w:t>
+      </w:r>
+      <w:r>
+        <w:rPr>
+          <w:lang w:val="sw_KE" w:bidi="sw_KE"/>
+        </w:rPr>
+        <w:t xml:space="preserve"> Filipo pia alitumia maandiko mengine kumweleza Habari Njema za Yesu.</w:t>
+      </w:r>
+    </w:p>
+    <w:p>
+      <w:pPr>
+        <w:pStyle w:val="ListBullet"/>
+        <w:spacing w:line="240" w:lineRule="auto"/>
+        <w:ind w:left="720"/>
+      </w:pPr>
+      <w:r>
+        <w:rPr>
+          <w:lang w:val="sw_KE" w:bidi="sw_KE"/>
+        </w:rPr>
+      </w:r>
+      <w:r>
+        <w:rPr>
+          <w:b/>
+          <w:lang w:val="sw_KE" w:bidi="sw_KE"/>
+        </w:rPr>
+        <w:t>48:12</w:t>
+      </w:r>
+      <w:r>
+        <w:rPr>
+          <w:lang w:val="sw_KE" w:bidi="sw_KE"/>
+        </w:rPr>
+        <w:t xml:space="preserve"> Lakini Yesu ndiye nabii mkuu wa wote. Yeye ni </w:t>
+      </w:r>
+      <w:r>
+        <w:rPr>
+          <w:b/>
+          <w:lang w:val="sw_KE" w:bidi="sw_KE"/>
+        </w:rPr>
+        <w:t>Neno la Mungu</w:t>
+      </w:r>
+      <w:r>
+        <w:rPr>
+          <w:lang w:val="sw_KE" w:bidi="sw_KE"/>
+        </w:rPr>
+        <w:t>.</w:t>
+      </w:r>
+    </w:p>
+    <w:p>
+      <w:pPr>
+        <w:pStyle w:val="ListBullet"/>
+        <w:spacing w:line="240" w:lineRule="auto"/>
+        <w:ind w:left="720"/>
+      </w:pPr>
+      <w:r>
+        <w:rPr>
+          <w:lang w:val="sw_KE" w:bidi="sw_KE"/>
+        </w:rPr>
+      </w:r>
+      <w:r>
+        <w:rPr>
+          <w:b/>
+          <w:lang w:val="sw_KE" w:bidi="sw_KE"/>
+        </w:rPr>
+        <w:t>49:18</w:t>
+      </w:r>
+      <w:r>
+        <w:rPr>
+          <w:lang w:val="sw_KE" w:bidi="sw_KE"/>
+        </w:rPr>
+        <w:t xml:space="preserve"> Mungu anakwambia uombe, usome </w:t>
+      </w:r>
+      <w:r>
+        <w:rPr>
+          <w:b/>
+          <w:lang w:val="sw_KE" w:bidi="sw_KE"/>
+        </w:rPr>
+        <w:t>neno</w:t>
+      </w:r>
+      <w:r>
+        <w:rPr>
+          <w:lang w:val="sw_KE" w:bidi="sw_KE"/>
+        </w:rPr>
+        <w:t xml:space="preserve"> lake, umwabudu pamoja na Wakristo wengine, na uwaambie wengine kile alichokufanyia.</w:t>
+      </w:r>
+    </w:p>
+    <w:p>
+      <w:pPr>
+        <w:pStyle w:val="Heading3"/>
+      </w:pPr>
+      <w:r>
+        <w:rPr>
+          <w:lang w:val="sw_KE" w:bidi="sw_KE"/>
+        </w:rPr>
+        <w:t>Data ya Neno:</w:t>
+      </w:r>
+    </w:p>
+    <w:p>
+      <w:pPr>
+        <w:pStyle w:val="ListBullet"/>
+        <w:spacing w:line="240" w:lineRule="auto"/>
+        <w:ind w:left="720"/>
+      </w:pPr>
+      <w:r>
+        <w:rPr>
+          <w:lang w:val="sw_KE" w:bidi="sw_KE"/>
+        </w:rPr>
+      </w:r>
+      <w:r>
+        <w:rPr>
+          <w:lang w:val="sw_KE" w:bidi="sw_KE"/>
+        </w:rPr>
+        <w:t>Strong's: H0561, H0565, H1697, H3068, G30560, G44870</w:t>
+      </w:r>
+      <w:r>
+        <w:rPr>
+          <w:lang w:val="sw_KE" w:bidi="sw_KE"/>
+        </w:rPr>
+      </w:r>
+      <w:r>
+        <w:rPr>
+          <w:lang w:val="sw_KE" w:bidi="sw_KE"/>
+        </w:rPr>
+      </w:r>
+    </w:p>
+    <w:p>
+      <w:pPr/>
+      <w:r>
+        <w:rPr>
+          <w:lang w:val="sw_KE" w:bidi="sw_KE"/>
+        </w:rPr>
+      </w:r>
+    </w:p>
+    <w:p>
+      <w:pPr>
+        <w:pStyle w:val="Heading2"/>
+      </w:pPr>
+      <w:r>
+        <w:rPr>
+          <w:lang w:val="sw_KE" w:bidi="sw_KE"/>
+        </w:rPr>
+        <w:t>Ngamia</w:t>
+      </w:r>
+      <w:r>
+        <w:rPr>
+          <w:lang w:val="sw_KE" w:bidi="sw_KE"/>
+        </w:rPr>
+      </w:r>
+    </w:p>
+    <w:p>
+      <w:pPr>
+        <w:pStyle w:val="Heading3"/>
+      </w:pPr>
+      <w:r>
+        <w:rPr>
+          <w:lang w:val="sw_KE" w:bidi="sw_KE"/>
+        </w:rPr>
+        <w:t>Ufafanuzi:</w:t>
+      </w:r>
+    </w:p>
+    <w:p>
+      <w:pPr/>
+      <w:r>
+        <w:rPr>
+          <w:lang w:val="sw_KE" w:bidi="sw_KE"/>
+        </w:rPr>
+      </w:r>
+      <w:r>
+        <w:rPr>
+          <w:lang w:val="sw_KE" w:bidi="sw_KE"/>
+        </w:rPr>
+        <w:t>Ngamia ni mnyama mkubwa mwenye miguu minne na nundu moja au mbili mgongoni mwake. (Tazama pia: Jinsi ya Kutafsiri Visivyojulikana)</w:t>
+      </w:r>
+    </w:p>
+    <w:p>
+      <w:pPr>
+        <w:pStyle w:val="ListBullet"/>
+        <w:spacing w:line="240" w:lineRule="auto"/>
+        <w:ind w:left="720"/>
+      </w:pPr>
+      <w:r>
+        <w:rPr>
+          <w:lang w:val="sw_KE" w:bidi="sw_KE"/>
+        </w:rPr>
+      </w:r>
+      <w:r>
+        <w:rPr>
+          <w:lang w:val="sw_KE" w:bidi="sw_KE"/>
+        </w:rPr>
+        <w:t>Katika nyakati za Biblia, ngamia alikuwa mnyama mkubwa zaidi aliyepatikana Israeli na maeneo yanayozunguka.</w:t>
+      </w:r>
+    </w:p>
+    <w:p>
+      <w:pPr>
+        <w:pStyle w:val="ListBullet"/>
+        <w:spacing w:line="240" w:lineRule="auto"/>
+        <w:ind w:left="720"/>
+      </w:pPr>
+      <w:r>
+        <w:rPr>
+          <w:lang w:val="sw_KE" w:bidi="sw_KE"/>
+        </w:rPr>
+      </w:r>
+      <w:r>
+        <w:rPr>
+          <w:lang w:val="sw_KE" w:bidi="sw_KE"/>
+        </w:rPr>
+        <w:t>Ngamia alitumika hasa kubeba watu na mizigo.</w:t>
+      </w:r>
+    </w:p>
+    <w:p>
+      <w:pPr>
+        <w:pStyle w:val="ListBullet"/>
+        <w:spacing w:line="240" w:lineRule="auto"/>
+        <w:ind w:left="720"/>
+      </w:pPr>
+      <w:r>
+        <w:rPr>
+          <w:lang w:val="sw_KE" w:bidi="sw_KE"/>
+        </w:rPr>
+      </w:r>
+      <w:r>
+        <w:rPr>
+          <w:lang w:val="sw_KE" w:bidi="sw_KE"/>
+        </w:rPr>
+        <w:t>Baadhi ya makundi ya watu pia walitumia ngamia kwa chakula lakini si Waisraeli kwa sababu Mungu alisema kwamba ngamia walikuwa najisi na hawakupaswa kuliwa.</w:t>
+      </w:r>
+    </w:p>
+    <w:p>
+      <w:pPr>
+        <w:pStyle w:val="ListBullet"/>
+        <w:spacing w:line="240" w:lineRule="auto"/>
+        <w:ind w:left="720"/>
+      </w:pPr>
+      <w:r>
+        <w:rPr>
+          <w:lang w:val="sw_KE" w:bidi="sw_KE"/>
+        </w:rPr>
+      </w:r>
+      <w:r>
+        <w:rPr>
+          <w:lang w:val="sw_KE" w:bidi="sw_KE"/>
+        </w:rPr>
+        <w:t>Ngamia walikuwa wa thamani kwa sababu wangeweza kusonga haraka kwenye mchanga na wangeweza kuishi bila chakula na maji kwa wiki kadhaa kwa wakati mmoja.</w:t>
+      </w:r>
+    </w:p>
+    <w:p>
+      <w:pPr/>
+      <w:r>
+        <w:rPr>
+          <w:lang w:val="sw_KE" w:bidi="sw_KE"/>
+        </w:rPr>
+      </w:r>
+      <w:r>
+        <w:rPr>
+          <w:lang w:val="sw_KE" w:bidi="sw_KE"/>
+        </w:rPr>
+        <w:t xml:space="preserve">(Tazama pia: </w:t>
+      </w:r>
+      <w:r>
+        <w:rPr>
+          <w:lang w:val="sw_KE" w:bidi="sw_KE"/>
+        </w:rPr>
+        <w:t>mzigo</w:t>
+      </w:r>
+      <w:r>
+        <w:rPr>
+          <w:lang w:val="sw_KE" w:bidi="sw_KE"/>
+        </w:rPr>
         <w:t xml:space="preserve">, </w:t>
       </w:r>
       <w:r>
         <w:rPr>
           <w:lang w:val="sw_KE" w:bidi="sw_KE"/>
         </w:rPr>
-        <w:t>mwana</w:t>
+        <w:t>safi</w:t>
       </w:r>
       <w:r>
         <w:rPr>
@@ -8262,61 +9432,97 @@
         <w:rPr>
           <w:lang w:val="sw_KE" w:bidi="sw_KE"/>
         </w:rPr>
-        <w:t>Ezra 2:1–2</w:t>
-      </w:r>
-    </w:p>
-    <w:p>
-      <w:pPr>
-        <w:pStyle w:val="ListBullet"/>
-        <w:spacing w:line="240" w:lineRule="auto"/>
-        <w:ind w:left="720"/>
-      </w:pPr>
-      <w:r>
-        <w:rPr>
-          <w:lang w:val="sw_KE" w:bidi="sw_KE"/>
-        </w:rPr>
-      </w:r>
-      <w:r>
-        <w:rPr>
-          <w:lang w:val="sw_KE" w:bidi="sw_KE"/>
-        </w:rPr>
-        <w:t>Nehemia 1:2</w:t>
-      </w:r>
-    </w:p>
-    <w:p>
-      <w:pPr>
-        <w:pStyle w:val="ListBullet"/>
-        <w:spacing w:line="240" w:lineRule="auto"/>
-        <w:ind w:left="720"/>
-      </w:pPr>
-      <w:r>
-        <w:rPr>
-          <w:lang w:val="sw_KE" w:bidi="sw_KE"/>
-        </w:rPr>
-      </w:r>
-      <w:r>
-        <w:rPr>
-          <w:lang w:val="sw_KE" w:bidi="sw_KE"/>
-        </w:rPr>
-        <w:t>Nehemia 10:3</w:t>
-      </w:r>
-    </w:p>
-    <w:p>
-      <w:pPr>
-        <w:pStyle w:val="ListBullet"/>
-        <w:spacing w:line="240" w:lineRule="auto"/>
-        <w:ind w:left="720"/>
-      </w:pPr>
-      <w:r>
-        <w:rPr>
-          <w:lang w:val="sw_KE" w:bidi="sw_KE"/>
-        </w:rPr>
-      </w:r>
-      <w:r>
-        <w:rPr>
-          <w:lang w:val="sw_KE" w:bidi="sw_KE"/>
-        </w:rPr>
-        <w:t>Nehemia 12:46</w:t>
+        <w:t>1 Mambo ya Nyakati 5:21</w:t>
+      </w:r>
+    </w:p>
+    <w:p>
+      <w:pPr>
+        <w:pStyle w:val="ListBullet"/>
+        <w:spacing w:line="240" w:lineRule="auto"/>
+        <w:ind w:left="720"/>
+      </w:pPr>
+      <w:r>
+        <w:rPr>
+          <w:lang w:val="sw_KE" w:bidi="sw_KE"/>
+        </w:rPr>
+      </w:r>
+      <w:r>
+        <w:rPr>
+          <w:lang w:val="sw_KE" w:bidi="sw_KE"/>
+        </w:rPr>
+        <w:t>2 Mambo ya Nyakati 9:1–2</w:t>
+      </w:r>
+    </w:p>
+    <w:p>
+      <w:pPr>
+        <w:pStyle w:val="ListBullet"/>
+        <w:spacing w:line="240" w:lineRule="auto"/>
+        <w:ind w:left="720"/>
+      </w:pPr>
+      <w:r>
+        <w:rPr>
+          <w:lang w:val="sw_KE" w:bidi="sw_KE"/>
+        </w:rPr>
+      </w:r>
+      <w:r>
+        <w:rPr>
+          <w:lang w:val="sw_KE" w:bidi="sw_KE"/>
+        </w:rPr>
+        <w:t>Kutoka 9:1–4</w:t>
+      </w:r>
+    </w:p>
+    <w:p>
+      <w:pPr>
+        <w:pStyle w:val="ListBullet"/>
+        <w:spacing w:line="240" w:lineRule="auto"/>
+        <w:ind w:left="720"/>
+      </w:pPr>
+      <w:r>
+        <w:rPr>
+          <w:lang w:val="sw_KE" w:bidi="sw_KE"/>
+        </w:rPr>
+      </w:r>
+      <w:r>
+        <w:rPr>
+          <w:lang w:val="sw_KE" w:bidi="sw_KE"/>
+        </w:rPr>
+        <w:t>Marko 10:25</w:t>
+      </w:r>
+    </w:p>
+    <w:p>
+      <w:pPr>
+        <w:pStyle w:val="ListBullet"/>
+        <w:spacing w:line="240" w:lineRule="auto"/>
+        <w:ind w:left="720"/>
+      </w:pPr>
+      <w:r>
+        <w:rPr>
+          <w:lang w:val="sw_KE" w:bidi="sw_KE"/>
+        </w:rPr>
+      </w:r>
+      <w:r>
+        <w:rPr>
+          <w:lang w:val="sw_KE" w:bidi="sw_KE"/>
+        </w:rPr>
+        <w:t>Mathayo 3:4</w:t>
+      </w:r>
+    </w:p>
+    <w:p>
+      <w:pPr>
+        <w:pStyle w:val="ListBullet"/>
+        <w:spacing w:line="240" w:lineRule="auto"/>
+        <w:ind w:left="720"/>
+      </w:pPr>
+      <w:r>
+        <w:rPr>
+          <w:lang w:val="sw_KE" w:bidi="sw_KE"/>
+        </w:rPr>
+      </w:r>
+      <w:r>
+        <w:rPr>
+          <w:lang w:val="sw_KE" w:bidi="sw_KE"/>
+        </w:rPr>
+        <w:t>Mathayo 19:23–24</w:t>
       </w:r>
     </w:p>
     <w:p>
@@ -8345,7 +9551,7 @@
         <w:rPr>
           <w:lang w:val="sw_KE" w:bidi="sw_KE"/>
         </w:rPr>
-        <w:t>Strong's: H5166</w:t>
+        <w:t>Strong's: H1581, G25740</w:t>
       </w:r>
       <w:r>
         <w:rPr>
@@ -8374,7 +9580,7 @@
         <w:rPr>
           <w:lang w:val="sw_KE" w:bidi="sw_KE"/>
         </w:rPr>
-        <w:t>Neno la Mungu</w:t>
+        <w:t>Ngano</w:t>
       </w:r>
       <w:r>
         <w:rPr>
@@ -8404,79 +9610,79 @@
         <w:rPr>
           <w:lang w:val="sw_KE" w:bidi="sw_KE"/>
         </w:rPr>
-        <w:t>Kwenye Biblia, neno "neno la Mungu" linamaanisha chochote ambacho Mungu amewasiliana na watu. Hii inajumuisha ujumbe uliozungumzwa na ulioandikwa. Yesu pia anaitwa "Neno la Mungu."</w:t>
-      </w:r>
-    </w:p>
-    <w:p>
-      <w:pPr>
-        <w:pStyle w:val="ListBullet"/>
-        <w:spacing w:line="240" w:lineRule="auto"/>
-        <w:ind w:left="720"/>
-      </w:pPr>
-      <w:r>
-        <w:rPr>
-          <w:lang w:val="sw_KE" w:bidi="sw_KE"/>
-        </w:rPr>
-      </w:r>
-      <w:r>
-        <w:rPr>
-          <w:lang w:val="sw_KE" w:bidi="sw_KE"/>
-        </w:rPr>
-        <w:t>Neno "maandiko" linamaanisha "maandishi." Linatumika tu katika Agano Jipya na linarejelea maandiko ya Kiebrania, ambayo ni Agano la Kale. Maandishi haya yalikuwa ujumbe wa Mungu ambao aliwaambia watu wauandike ili kwamba miaka mingi ijayo watu waweze bado kuusoma.</w:t>
-      </w:r>
-    </w:p>
-    <w:p>
-      <w:pPr>
-        <w:pStyle w:val="ListBullet"/>
-        <w:spacing w:line="240" w:lineRule="auto"/>
-        <w:ind w:left="720"/>
-      </w:pPr>
-      <w:r>
-        <w:rPr>
-          <w:lang w:val="sw_KE" w:bidi="sw_KE"/>
-        </w:rPr>
-      </w:r>
-      <w:r>
-        <w:rPr>
-          <w:lang w:val="sw_KE" w:bidi="sw_KE"/>
-        </w:rPr>
-        <w:t>Maneno yanayohusiana "neno la Yehova" na "neno la Bwana" mara nyingi yanarejelea ujumbe maalum kutoka kwa Mungu uliotolewa kwa nabii au mtu mwingine katika Biblia.</w:t>
-      </w:r>
-    </w:p>
-    <w:p>
-      <w:pPr>
-        <w:pStyle w:val="ListBullet"/>
-        <w:spacing w:line="240" w:lineRule="auto"/>
-        <w:ind w:left="720"/>
-      </w:pPr>
-      <w:r>
-        <w:rPr>
-          <w:lang w:val="sw_KE" w:bidi="sw_KE"/>
-        </w:rPr>
-      </w:r>
-      <w:r>
-        <w:rPr>
-          <w:lang w:val="sw_KE" w:bidi="sw_KE"/>
-        </w:rPr>
-        <w:t>Wakati mwingine neno hili hutokea kama "neno" au "neno langu" au "neno lako" (wakati wa kuzungumzia neno la Mungu).</w:t>
-      </w:r>
-    </w:p>
-    <w:p>
-      <w:pPr>
-        <w:pStyle w:val="ListBullet"/>
-        <w:spacing w:line="240" w:lineRule="auto"/>
-        <w:ind w:left="720"/>
-      </w:pPr>
-      <w:r>
-        <w:rPr>
-          <w:lang w:val="sw_KE" w:bidi="sw_KE"/>
-        </w:rPr>
-      </w:r>
-      <w:r>
-        <w:rPr>
-          <w:lang w:val="sw_KE" w:bidi="sw_KE"/>
-        </w:rPr>
-        <w:t>Kwenye Agano Jipya, Yesu anaitwa "Neno" na "Neno la Mungu." Majina haya yanamaanisha kwamba Yesu anafunua kikamilifu Mungu ni nani, kwa sababu yeye ni Mungu mwenyewe.</w:t>
+        <w:t>Ngano ni aina ya nafaka ambayo watu hulima kwa ajili ya chakula. Biblia inapozungumzia "nafaka" au "mbegu," mara nyingi inazungumzia nafaka au mbegu za ngano.</w:t>
+      </w:r>
+    </w:p>
+    <w:p>
+      <w:pPr>
+        <w:pStyle w:val="ListBullet"/>
+        <w:spacing w:line="240" w:lineRule="auto"/>
+        <w:ind w:left="720"/>
+      </w:pPr>
+      <w:r>
+        <w:rPr>
+          <w:lang w:val="sw_KE" w:bidi="sw_KE"/>
+        </w:rPr>
+      </w:r>
+      <w:r>
+        <w:rPr>
+          <w:lang w:val="sw_KE" w:bidi="sw_KE"/>
+        </w:rPr>
+        <w:t>Mbegu za ngano au nafaka hukua juu ya mmea wa ngano.</w:t>
+      </w:r>
+    </w:p>
+    <w:p>
+      <w:pPr>
+        <w:pStyle w:val="ListBullet"/>
+        <w:spacing w:line="240" w:lineRule="auto"/>
+        <w:ind w:left="720"/>
+      </w:pPr>
+      <w:r>
+        <w:rPr>
+          <w:lang w:val="sw_KE" w:bidi="sw_KE"/>
+        </w:rPr>
+      </w:r>
+      <w:r>
+        <w:rPr>
+          <w:lang w:val="sw_KE" w:bidi="sw_KE"/>
+        </w:rPr>
+        <w:t>Baada ya kuvuna ngano, nafaka hutenganishwa na shina la mmea kwa kuipura. Shina la mmea wa ngano pia huitwa "majani" na mara nyingi huwekwa chini kwa ajili ya wanyama kulala juu yake.</w:t>
+      </w:r>
+    </w:p>
+    <w:p>
+      <w:pPr>
+        <w:pStyle w:val="ListBullet"/>
+        <w:spacing w:line="240" w:lineRule="auto"/>
+        <w:ind w:left="720"/>
+      </w:pPr>
+      <w:r>
+        <w:rPr>
+          <w:lang w:val="sw_KE" w:bidi="sw_KE"/>
+        </w:rPr>
+      </w:r>
+      <w:r>
+        <w:rPr>
+          <w:lang w:val="sw_KE" w:bidi="sw_KE"/>
+        </w:rPr>
+        <w:t>Baada ya kupura, makapi yanayozunguka mbegu ya nafaka hutenganishwa na nafaka kwa kupurua na hutupwa mbali.</w:t>
+      </w:r>
+    </w:p>
+    <w:p>
+      <w:pPr>
+        <w:pStyle w:val="ListBullet"/>
+        <w:spacing w:line="240" w:lineRule="auto"/>
+        <w:ind w:left="720"/>
+      </w:pPr>
+      <w:r>
+        <w:rPr>
+          <w:lang w:val="sw_KE" w:bidi="sw_KE"/>
+        </w:rPr>
+      </w:r>
+      <w:r>
+        <w:rPr>
+          <w:lang w:val="sw_KE" w:bidi="sw_KE"/>
+        </w:rPr>
+        <w:t>Watu husaga nafaka ya ngano kuwa unga, na hutumia hii kutengeneza mkate.</w:t>
       </w:r>
     </w:p>
     <w:p>
@@ -8490,43 +9696,79 @@
         <w:rPr>
           <w:lang w:val="sw_KE" w:bidi="sw_KE"/>
         </w:rPr>
-        <w:t>Neno "neno la ukweli" ni njia nyingine ya kurejelea "neno la Mungu," ambalo ni ujumbe au mafundisho yake. Halirejelei neno moja tu.</w:t>
-      </w:r>
-    </w:p>
-    <w:p>
-      <w:pPr>
-        <w:pStyle w:val="ListBullet"/>
-        <w:spacing w:line="240" w:lineRule="auto"/>
-        <w:ind w:left="720"/>
-      </w:pPr>
-      <w:r>
-        <w:rPr>
-          <w:lang w:val="sw_KE" w:bidi="sw_KE"/>
-        </w:rPr>
-      </w:r>
-      <w:r>
-        <w:rPr>
-          <w:lang w:val="sw_KE" w:bidi="sw_KE"/>
-        </w:rPr>
-        <w:t>Neno la Mungu la ukweli linajumuisha kila kitu ambacho Mungu amewafundisha watu kuhusu yeye mwenyewe, uumbaji wake, na mpango wake wa wokovu kupitia Yesu.</w:t>
-      </w:r>
-    </w:p>
-    <w:p>
-      <w:pPr>
-        <w:pStyle w:val="ListBullet"/>
-        <w:spacing w:line="240" w:lineRule="auto"/>
-        <w:ind w:left="720"/>
-      </w:pPr>
-      <w:r>
-        <w:rPr>
-          <w:lang w:val="sw_KE" w:bidi="sw_KE"/>
-        </w:rPr>
-      </w:r>
-      <w:r>
-        <w:rPr>
-          <w:lang w:val="sw_KE" w:bidi="sw_KE"/>
-        </w:rPr>
-        <w:t>Neno hili linaangazia ukweli kwamba kile Mungu ametueleza ni kweli, Mwaminifu, na halisi.</w:t>
+        <w:t xml:space="preserve">(Tazama pia: </w:t>
+      </w:r>
+      <w:r>
+        <w:rPr>
+          <w:lang w:val="sw_KE" w:bidi="sw_KE"/>
+        </w:rPr>
+        <w:t>shayiri</w:t>
+      </w:r>
+      <w:r>
+        <w:rPr>
+          <w:lang w:val="sw_KE" w:bidi="sw_KE"/>
+        </w:rPr>
+        <w:t xml:space="preserve">, </w:t>
+      </w:r>
+      <w:r>
+        <w:rPr>
+          <w:lang w:val="sw_KE" w:bidi="sw_KE"/>
+        </w:rPr>
+        <w:t>makapi</w:t>
+      </w:r>
+      <w:r>
+        <w:rPr>
+          <w:lang w:val="sw_KE" w:bidi="sw_KE"/>
+        </w:rPr>
+        <w:t xml:space="preserve">, </w:t>
+      </w:r>
+      <w:r>
+        <w:rPr>
+          <w:lang w:val="sw_KE" w:bidi="sw_KE"/>
+        </w:rPr>
+        <w:t>nafaka</w:t>
+      </w:r>
+      <w:r>
+        <w:rPr>
+          <w:lang w:val="sw_KE" w:bidi="sw_KE"/>
+        </w:rPr>
+        <w:t xml:space="preserve">, </w:t>
+      </w:r>
+      <w:r>
+        <w:rPr>
+          <w:lang w:val="sw_KE" w:bidi="sw_KE"/>
+        </w:rPr>
+        <w:t>mbegu</w:t>
+      </w:r>
+      <w:r>
+        <w:rPr>
+          <w:lang w:val="sw_KE" w:bidi="sw_KE"/>
+        </w:rPr>
+        <w:t xml:space="preserve">, </w:t>
+      </w:r>
+      <w:r>
+        <w:rPr>
+          <w:lang w:val="sw_KE" w:bidi="sw_KE"/>
+        </w:rPr>
+        <w:t>kupura</w:t>
+      </w:r>
+      <w:r>
+        <w:rPr>
+          <w:lang w:val="sw_KE" w:bidi="sw_KE"/>
+        </w:rPr>
+        <w:t xml:space="preserve">, </w:t>
+      </w:r>
+      <w:r>
+        <w:rPr>
+          <w:lang w:val="sw_KE" w:bidi="sw_KE"/>
+        </w:rPr>
+        <w:t>pepeta</w:t>
+      </w:r>
+      <w:r>
+        <w:rPr>
+          <w:lang w:val="sw_KE" w:bidi="sw_KE"/>
+        </w:rPr>
+        <w:t>)</w:t>
       </w:r>
     </w:p>
     <w:p>
@@ -8537,151 +9779,154 @@
         <w:rPr>
           <w:lang w:val="sw_KE" w:bidi="sw_KE"/>
         </w:rPr>
-        <w:t>Mapendekezo ya Tafsiri:</w:t>
-      </w:r>
-    </w:p>
-    <w:p>
-      <w:pPr>
-        <w:pStyle w:val="ListBullet"/>
-        <w:spacing w:line="240" w:lineRule="auto"/>
-        <w:ind w:left="720"/>
-      </w:pPr>
-      <w:r>
-        <w:rPr>
-          <w:lang w:val="sw_KE" w:bidi="sw_KE"/>
-        </w:rPr>
-      </w:r>
-      <w:r>
-        <w:rPr>
-          <w:lang w:val="sw_KE" w:bidi="sw_KE"/>
-        </w:rPr>
-        <w:t>Kulingana na muktadha, njia nyingine za kutafsiri neno hili zinaweza kujumuisha "ujumbe wa Yehova" au "ujumbe wa Mungu" au "mafundisho kutoka kwa Mungu."</w:t>
-      </w:r>
-    </w:p>
-    <w:p>
-      <w:pPr>
-        <w:pStyle w:val="ListBullet"/>
-        <w:spacing w:line="240" w:lineRule="auto"/>
-        <w:ind w:left="720"/>
-      </w:pPr>
-      <w:r>
-        <w:rPr>
-          <w:lang w:val="sw_KE" w:bidi="sw_KE"/>
-        </w:rPr>
-      </w:r>
-      <w:r>
-        <w:rPr>
-          <w:lang w:val="sw_KE" w:bidi="sw_KE"/>
-        </w:rPr>
-        <w:t>Inaweza kuwa ya kawaida zaidi katika baadhi ya lugha kufanya neno hili kuwa wingi na kusema "maneno ya Mungu" au "maneno ya Yehova"</w:t>
-      </w:r>
-    </w:p>
-    <w:p>
-      <w:pPr>
-        <w:pStyle w:val="ListBullet"/>
-        <w:spacing w:line="240" w:lineRule="auto"/>
-        <w:ind w:left="720"/>
-      </w:pPr>
-      <w:r>
-        <w:rPr>
-          <w:lang w:val="sw_KE" w:bidi="sw_KE"/>
-        </w:rPr>
-      </w:r>
-      <w:r>
-        <w:rPr>
-          <w:lang w:val="sw_KE" w:bidi="sw_KE"/>
-        </w:rPr>
-        <w:t>Kauli "neno la Yahweh lilikuja" mara nyingi hutumiwa kuanzisha kitu ambacho Mungu aliwaambia manabii wake au watu wake. Hii inaweza kutafsiriwa kama "Yehova alisema ujumbe huu" au "Mungu alisema maneno haya."</w:t>
-      </w:r>
-    </w:p>
-    <w:p>
-      <w:pPr>
-        <w:pStyle w:val="ListBullet"/>
-        <w:spacing w:line="240" w:lineRule="auto"/>
-        <w:ind w:left="720"/>
-      </w:pPr>
-      <w:r>
-        <w:rPr>
-          <w:lang w:val="sw_KE" w:bidi="sw_KE"/>
-        </w:rPr>
-      </w:r>
-      <w:r>
-        <w:rPr>
-          <w:lang w:val="sw_KE" w:bidi="sw_KE"/>
-        </w:rPr>
-        <w:t>Neno "andiko" au "maandiko" linaweza kutafsiriwa kama "maandishi" au "ujumbe ulioandikwa kutoka kwa Mungu." Neno hili linapaswa kutafsiriwa tofauti na tafsiri ya neno "neno."</w:t>
-      </w:r>
-    </w:p>
-    <w:p>
-      <w:pPr>
-        <w:pStyle w:val="ListBullet"/>
-        <w:spacing w:line="240" w:lineRule="auto"/>
-        <w:ind w:left="720"/>
-      </w:pPr>
-      <w:r>
-        <w:rPr>
-          <w:lang w:val="sw_KE" w:bidi="sw_KE"/>
-        </w:rPr>
-      </w:r>
-      <w:r>
-        <w:rPr>
-          <w:lang w:val="sw_KE" w:bidi="sw_KE"/>
-        </w:rPr>
-        <w:t>Wakati "neno" linapotokea pekee na linarejelea neno la Mungu, linaweza kutafsiriwa kama "ujumbe" au "neno la Mungu" au "mafundisho." Pia zingatia tafsiri mbadala zilizopendekezwa hapo juu.</w:t>
-      </w:r>
-    </w:p>
-    <w:p>
-      <w:pPr>
-        <w:pStyle w:val="ListBullet"/>
-        <w:spacing w:line="240" w:lineRule="auto"/>
-        <w:ind w:left="720"/>
-      </w:pPr>
-      <w:r>
-        <w:rPr>
-          <w:lang w:val="sw_KE" w:bidi="sw_KE"/>
-        </w:rPr>
-      </w:r>
-      <w:r>
-        <w:rPr>
-          <w:lang w:val="sw_KE" w:bidi="sw_KE"/>
-        </w:rPr>
-        <w:t>Wakati Biblia inamrejelea Yesu kama "Neno," neno hili linaweza kutafsiriwa kama "Ujumbe" au "Kweli."</w:t>
-      </w:r>
-    </w:p>
-    <w:p>
-      <w:pPr>
-        <w:pStyle w:val="ListBullet"/>
-        <w:spacing w:line="240" w:lineRule="auto"/>
-        <w:ind w:left="720"/>
-      </w:pPr>
-      <w:r>
-        <w:rPr>
-          <w:lang w:val="sw_KE" w:bidi="sw_KE"/>
-        </w:rPr>
-      </w:r>
-      <w:r>
-        <w:rPr>
-          <w:lang w:val="sw_KE" w:bidi="sw_KE"/>
-        </w:rPr>
-        <w:t>“Neno la ukweli” linaweza kutafsiriwa kama “Ujumbe wa kweli wa Mungu” au “Neno la Mungu, ambalo ni kweli.”</w:t>
-      </w:r>
-    </w:p>
-    <w:p>
-      <w:pPr>
-        <w:pStyle w:val="ListBullet"/>
-        <w:spacing w:line="240" w:lineRule="auto"/>
-        <w:ind w:left="720"/>
-      </w:pPr>
-      <w:r>
-        <w:rPr>
-          <w:lang w:val="sw_KE" w:bidi="sw_KE"/>
-        </w:rPr>
-      </w:r>
-      <w:r>
-        <w:rPr>
-          <w:lang w:val="sw_KE" w:bidi="sw_KE"/>
-        </w:rPr>
-        <w:t>Ni muhimu kwa tafsiri ya neno hili kujumuisha maana ya kuwa kweli.</w:t>
+        <w:t>Marejeleo ya Biblia:</w:t>
+      </w:r>
+    </w:p>
+    <w:p>
+      <w:pPr>
+        <w:pStyle w:val="ListBullet"/>
+        <w:spacing w:line="240" w:lineRule="auto"/>
+        <w:ind w:left="720"/>
+      </w:pPr>
+      <w:r>
+        <w:rPr>
+          <w:lang w:val="sw_KE" w:bidi="sw_KE"/>
+        </w:rPr>
+      </w:r>
+      <w:r>
+        <w:rPr>
+          <w:lang w:val="sw_KE" w:bidi="sw_KE"/>
+        </w:rPr>
+        <w:t>Matendo 27:36–38</w:t>
+      </w:r>
+    </w:p>
+    <w:p>
+      <w:pPr>
+        <w:pStyle w:val="ListBullet"/>
+        <w:spacing w:line="240" w:lineRule="auto"/>
+        <w:ind w:left="720"/>
+      </w:pPr>
+      <w:r>
+        <w:rPr>
+          <w:lang w:val="sw_KE" w:bidi="sw_KE"/>
+        </w:rPr>
+      </w:r>
+      <w:r>
+        <w:rPr>
+          <w:lang w:val="sw_KE" w:bidi="sw_KE"/>
+        </w:rPr>
+        <w:t>Kutoka 34:21–22</w:t>
+      </w:r>
+    </w:p>
+    <w:p>
+      <w:pPr>
+        <w:pStyle w:val="ListBullet"/>
+        <w:spacing w:line="240" w:lineRule="auto"/>
+        <w:ind w:left="720"/>
+      </w:pPr>
+      <w:r>
+        <w:rPr>
+          <w:lang w:val="sw_KE" w:bidi="sw_KE"/>
+        </w:rPr>
+      </w:r>
+      <w:r>
+        <w:rPr>
+          <w:lang w:val="sw_KE" w:bidi="sw_KE"/>
+        </w:rPr>
+        <w:t>Yohana 12:24</w:t>
+      </w:r>
+    </w:p>
+    <w:p>
+      <w:pPr>
+        <w:pStyle w:val="ListBullet"/>
+        <w:spacing w:line="240" w:lineRule="auto"/>
+        <w:ind w:left="720"/>
+      </w:pPr>
+      <w:r>
+        <w:rPr>
+          <w:lang w:val="sw_KE" w:bidi="sw_KE"/>
+        </w:rPr>
+      </w:r>
+      <w:r>
+        <w:rPr>
+          <w:lang w:val="sw_KE" w:bidi="sw_KE"/>
+        </w:rPr>
+        <w:t>Luka 3:17</w:t>
+      </w:r>
+    </w:p>
+    <w:p>
+      <w:pPr>
+        <w:pStyle w:val="ListBullet"/>
+        <w:spacing w:line="240" w:lineRule="auto"/>
+        <w:ind w:left="720"/>
+      </w:pPr>
+      <w:r>
+        <w:rPr>
+          <w:lang w:val="sw_KE" w:bidi="sw_KE"/>
+        </w:rPr>
+      </w:r>
+      <w:r>
+        <w:rPr>
+          <w:lang w:val="sw_KE" w:bidi="sw_KE"/>
+        </w:rPr>
+        <w:t>Mathayo 3:12</w:t>
+      </w:r>
+    </w:p>
+    <w:p>
+      <w:pPr>
+        <w:pStyle w:val="ListBullet"/>
+        <w:spacing w:line="240" w:lineRule="auto"/>
+        <w:ind w:left="720"/>
+      </w:pPr>
+      <w:r>
+        <w:rPr>
+          <w:lang w:val="sw_KE" w:bidi="sw_KE"/>
+        </w:rPr>
+      </w:r>
+      <w:r>
+        <w:rPr>
+          <w:lang w:val="sw_KE" w:bidi="sw_KE"/>
+        </w:rPr>
+        <w:t>Matayo 13:26</w:t>
+      </w:r>
+    </w:p>
+    <w:p>
+      <w:pPr>
+        <w:pStyle w:val="Heading3"/>
+      </w:pPr>
+      <w:r>
+        <w:rPr>
+          <w:lang w:val="sw_KE" w:bidi="sw_KE"/>
+        </w:rPr>
+        <w:t>Data ya Neno:</w:t>
+      </w:r>
+    </w:p>
+    <w:p>
+      <w:pPr>
+        <w:pStyle w:val="ListBullet"/>
+        <w:spacing w:line="240" w:lineRule="auto"/>
+        <w:ind w:left="720"/>
+      </w:pPr>
+      <w:r>
+        <w:rPr>
+          <w:lang w:val="sw_KE" w:bidi="sw_KE"/>
+        </w:rPr>
+      </w:r>
+      <w:r>
+        <w:rPr>
+          <w:lang w:val="sw_KE" w:bidi="sw_KE"/>
+        </w:rPr>
+        <w:t>Strong's: H1250, H2406, G46210</w:t>
+      </w:r>
+      <w:r>
+        <w:rPr>
+          <w:lang w:val="sw_KE" w:bidi="sw_KE"/>
+        </w:rPr>
+      </w:r>
+      <w:r>
+        <w:rPr>
+          <w:lang w:val="sw_KE" w:bidi="sw_KE"/>
+        </w:rPr>
       </w:r>
     </w:p>
     <w:p>
@@ -8691,6 +9936,109 @@
           <w:lang w:val="sw_KE" w:bidi="sw_KE"/>
         </w:rPr>
       </w:r>
+    </w:p>
+    <w:p>
+      <w:pPr>
+        <w:pStyle w:val="Heading2"/>
+      </w:pPr>
+      <w:r>
+        <w:rPr>
+          <w:lang w:val="sw_KE" w:bidi="sw_KE"/>
+        </w:rPr>
+        <w:t>Ngao</w:t>
+      </w:r>
+      <w:r>
+        <w:rPr>
+          <w:lang w:val="sw_KE" w:bidi="sw_KE"/>
+        </w:rPr>
+      </w:r>
+    </w:p>
+    <w:p>
+      <w:pPr>
+        <w:pStyle w:val="Heading3"/>
+      </w:pPr>
+      <w:r>
+        <w:rPr>
+          <w:lang w:val="sw_KE" w:bidi="sw_KE"/>
+        </w:rPr>
+        <w:t>Maelezo:</w:t>
+      </w:r>
+    </w:p>
+    <w:p>
+      <w:pPr/>
+      <w:r>
+        <w:rPr>
+          <w:lang w:val="sw_KE" w:bidi="sw_KE"/>
+        </w:rPr>
+      </w:r>
+      <w:r>
+        <w:rPr>
+          <w:lang w:val="sw_KE" w:bidi="sw_KE"/>
+        </w:rPr>
+        <w:t>Ngao ilikuwa kifaa kilichoshikiliwa na askari vitani ili kujilinda dhidi ya kujeruhiwa na silaha za adui. "Kumkinga" mtu inamaanisha kumlinda mtu huyo dhidi ya madhara.</w:t>
+      </w:r>
+    </w:p>
+    <w:p>
+      <w:pPr>
+        <w:pStyle w:val="ListBullet"/>
+        <w:spacing w:line="240" w:lineRule="auto"/>
+        <w:ind w:left="720"/>
+      </w:pPr>
+      <w:r>
+        <w:rPr>
+          <w:lang w:val="sw_KE" w:bidi="sw_KE"/>
+        </w:rPr>
+      </w:r>
+      <w:r>
+        <w:rPr>
+          <w:lang w:val="sw_KE" w:bidi="sw_KE"/>
+        </w:rPr>
+        <w:t>Ngao mara nyingi zilikuwa za mviringo, zilitengenezwa kwa vifaa kama ngozi, mbao, au chuma, na zilikuwa imara na nene vya kutosha kuzuia upanga au mshale usipenye.</w:t>
+      </w:r>
+    </w:p>
+    <w:p>
+      <w:pPr>
+        <w:pStyle w:val="ListBullet"/>
+        <w:spacing w:line="240" w:lineRule="auto"/>
+        <w:ind w:left="720"/>
+      </w:pPr>
+      <w:r>
+        <w:rPr>
+          <w:lang w:val="sw_KE" w:bidi="sw_KE"/>
+        </w:rPr>
+      </w:r>
+      <w:r>
+        <w:rPr>
+          <w:lang w:val="sw_KE" w:bidi="sw_KE"/>
+        </w:rPr>
+        <w:t>Kwa kutumia neno hili kama sitiari, Biblia inamrejelea Mungu kama ngao ya ulinzi kwa watu wake. (Tazama: Sitiari)</w:t>
+      </w:r>
+    </w:p>
+    <w:p>
+      <w:pPr>
+        <w:pStyle w:val="ListBullet"/>
+        <w:spacing w:line="240" w:lineRule="auto"/>
+        <w:ind w:left="720"/>
+      </w:pPr>
+      <w:r>
+        <w:rPr>
+          <w:lang w:val="sw_KE" w:bidi="sw_KE"/>
+        </w:rPr>
+      </w:r>
+      <w:r>
+        <w:rPr>
+          <w:lang w:val="sw_KE" w:bidi="sw_KE"/>
+        </w:rPr>
+        <w:t>Paulo alizungumzia "ngao ya imani," ambayo ni njia ya mfano ya kueleza kwamba kuwa na imani katika Yesu na kuishi kwa kumtii Mungu kutawalinda waumini dhidi ya mashambulizi ya kiroho ya Shetani.</w:t>
+      </w:r>
+    </w:p>
+    <w:p>
+      <w:pPr/>
+      <w:r>
+        <w:rPr>
+          <w:lang w:val="sw_KE" w:bidi="sw_KE"/>
+        </w:rPr>
+      </w:r>
       <w:r>
         <w:rPr>
           <w:lang w:val="sw_KE" w:bidi="sw_KE"/>
@@ -8701,1421 +10049,13 @@
         <w:rPr>
           <w:lang w:val="sw_KE" w:bidi="sw_KE"/>
         </w:rPr>
-        <w:t>nabii</w:t>
-      </w:r>
-      <w:r>
-        <w:rPr>
-          <w:lang w:val="sw_KE" w:bidi="sw_KE"/>
-        </w:rPr>
-        <w:t xml:space="preserve">, </w:t>
-      </w:r>
-      <w:r>
-        <w:rPr>
-          <w:lang w:val="sw_KE" w:bidi="sw_KE"/>
-        </w:rPr>
-        <w:t>kweli</w:t>
-      </w:r>
-      <w:r>
-        <w:rPr>
-          <w:lang w:val="sw_KE" w:bidi="sw_KE"/>
-        </w:rPr>
-        <w:t xml:space="preserve">, </w:t>
-      </w:r>
-      <w:r>
-        <w:rPr>
-          <w:lang w:val="sw_KE" w:bidi="sw_KE"/>
-        </w:rPr>
-        <w:t>Mungu</w:t>
-      </w:r>
-      <w:r>
-        <w:rPr>
-          <w:lang w:val="sw_KE" w:bidi="sw_KE"/>
-        </w:rPr>
-        <w:t>)</w:t>
-      </w:r>
-    </w:p>
-    <w:p>
-      <w:pPr>
-        <w:pStyle w:val="Heading3"/>
-      </w:pPr>
-      <w:r>
-        <w:rPr>
-          <w:lang w:val="sw_KE" w:bidi="sw_KE"/>
-        </w:rPr>
-        <w:t>Marejeleo ya Biblia:</w:t>
-      </w:r>
-    </w:p>
-    <w:p>
-      <w:pPr>
-        <w:pStyle w:val="ListBullet"/>
-        <w:spacing w:line="240" w:lineRule="auto"/>
-        <w:ind w:left="720"/>
-      </w:pPr>
-      <w:r>
-        <w:rPr>
-          <w:lang w:val="sw_KE" w:bidi="sw_KE"/>
-        </w:rPr>
-      </w:r>
-      <w:r>
-        <w:rPr>
-          <w:lang w:val="sw_KE" w:bidi="sw_KE"/>
-        </w:rPr>
-        <w:t>Mwanzo 15:1</w:t>
-      </w:r>
-    </w:p>
-    <w:p>
-      <w:pPr>
-        <w:pStyle w:val="ListBullet"/>
-        <w:spacing w:line="240" w:lineRule="auto"/>
-        <w:ind w:left="720"/>
-      </w:pPr>
-      <w:r>
-        <w:rPr>
-          <w:lang w:val="sw_KE" w:bidi="sw_KE"/>
-        </w:rPr>
-      </w:r>
-      <w:r>
-        <w:rPr>
-          <w:lang w:val="sw_KE" w:bidi="sw_KE"/>
-        </w:rPr>
-        <w:t>1 Wafalme 13:1</w:t>
-      </w:r>
-    </w:p>
-    <w:p>
-      <w:pPr>
-        <w:pStyle w:val="ListBullet"/>
-        <w:spacing w:line="240" w:lineRule="auto"/>
-        <w:ind w:left="720"/>
-      </w:pPr>
-      <w:r>
-        <w:rPr>
-          <w:lang w:val="sw_KE" w:bidi="sw_KE"/>
-        </w:rPr>
-      </w:r>
-      <w:r>
-        <w:rPr>
-          <w:lang w:val="sw_KE" w:bidi="sw_KE"/>
-        </w:rPr>
-        <w:t>Yeremia 36:1–3</w:t>
-      </w:r>
-    </w:p>
-    <w:p>
-      <w:pPr>
-        <w:pStyle w:val="ListBullet"/>
-        <w:spacing w:line="240" w:lineRule="auto"/>
-        <w:ind w:left="720"/>
-      </w:pPr>
-      <w:r>
-        <w:rPr>
-          <w:lang w:val="sw_KE" w:bidi="sw_KE"/>
-        </w:rPr>
-      </w:r>
-      <w:r>
-        <w:rPr>
-          <w:lang w:val="sw_KE" w:bidi="sw_KE"/>
-        </w:rPr>
-        <w:t>Luka 8:11</w:t>
-      </w:r>
-    </w:p>
-    <w:p>
-      <w:pPr>
-        <w:pStyle w:val="ListBullet"/>
-        <w:spacing w:line="240" w:lineRule="auto"/>
-        <w:ind w:left="720"/>
-      </w:pPr>
-      <w:r>
-        <w:rPr>
-          <w:lang w:val="sw_KE" w:bidi="sw_KE"/>
-        </w:rPr>
-      </w:r>
-      <w:r>
-        <w:rPr>
-          <w:lang w:val="sw_KE" w:bidi="sw_KE"/>
-        </w:rPr>
-        <w:t>Yohana 5:39</w:t>
-      </w:r>
-    </w:p>
-    <w:p>
-      <w:pPr>
-        <w:pStyle w:val="ListBullet"/>
-        <w:spacing w:line="240" w:lineRule="auto"/>
-        <w:ind w:left="720"/>
-      </w:pPr>
-      <w:r>
-        <w:rPr>
-          <w:lang w:val="sw_KE" w:bidi="sw_KE"/>
-        </w:rPr>
-      </w:r>
-      <w:r>
-        <w:rPr>
-          <w:lang w:val="sw_KE" w:bidi="sw_KE"/>
-        </w:rPr>
-        <w:t>Matendo 6:2</w:t>
-      </w:r>
-    </w:p>
-    <w:p>
-      <w:pPr>
-        <w:pStyle w:val="ListBullet"/>
-        <w:spacing w:line="240" w:lineRule="auto"/>
-        <w:ind w:left="720"/>
-      </w:pPr>
-      <w:r>
-        <w:rPr>
-          <w:lang w:val="sw_KE" w:bidi="sw_KE"/>
-        </w:rPr>
-      </w:r>
-      <w:r>
-        <w:rPr>
-          <w:lang w:val="sw_KE" w:bidi="sw_KE"/>
-        </w:rPr>
-        <w:t>Matendo 12:24</w:t>
-      </w:r>
-    </w:p>
-    <w:p>
-      <w:pPr>
-        <w:pStyle w:val="ListBullet"/>
-        <w:spacing w:line="240" w:lineRule="auto"/>
-        <w:ind w:left="720"/>
-      </w:pPr>
-      <w:r>
-        <w:rPr>
-          <w:lang w:val="sw_KE" w:bidi="sw_KE"/>
-        </w:rPr>
-      </w:r>
-      <w:r>
-        <w:rPr>
-          <w:lang w:val="sw_KE" w:bidi="sw_KE"/>
-        </w:rPr>
-        <w:t>Warumi 1:2</w:t>
-      </w:r>
-    </w:p>
-    <w:p>
-      <w:pPr>
-        <w:pStyle w:val="ListBullet"/>
-        <w:spacing w:line="240" w:lineRule="auto"/>
-        <w:ind w:left="720"/>
-      </w:pPr>
-      <w:r>
-        <w:rPr>
-          <w:lang w:val="sw_KE" w:bidi="sw_KE"/>
-        </w:rPr>
-      </w:r>
-      <w:r>
-        <w:rPr>
-          <w:lang w:val="sw_KE" w:bidi="sw_KE"/>
-        </w:rPr>
-        <w:t>2 Wakorintho 6:7</w:t>
-      </w:r>
-    </w:p>
-    <w:p>
-      <w:pPr>
-        <w:pStyle w:val="ListBullet"/>
-        <w:spacing w:line="240" w:lineRule="auto"/>
-        <w:ind w:left="720"/>
-      </w:pPr>
-      <w:r>
-        <w:rPr>
-          <w:lang w:val="sw_KE" w:bidi="sw_KE"/>
-        </w:rPr>
-      </w:r>
-      <w:r>
-        <w:rPr>
-          <w:lang w:val="sw_KE" w:bidi="sw_KE"/>
-        </w:rPr>
-        <w:t>Waefeso 1:13</w:t>
-      </w:r>
-    </w:p>
-    <w:p>
-      <w:pPr>
-        <w:pStyle w:val="ListBullet"/>
-        <w:spacing w:line="240" w:lineRule="auto"/>
-        <w:ind w:left="720"/>
-      </w:pPr>
-      <w:r>
-        <w:rPr>
-          <w:lang w:val="sw_KE" w:bidi="sw_KE"/>
-        </w:rPr>
-      </w:r>
-      <w:r>
-        <w:rPr>
-          <w:lang w:val="sw_KE" w:bidi="sw_KE"/>
-        </w:rPr>
-        <w:t>2 Timotheo 3:16</w:t>
-      </w:r>
-    </w:p>
-    <w:p>
-      <w:pPr>
-        <w:pStyle w:val="ListBullet"/>
-        <w:spacing w:line="240" w:lineRule="auto"/>
-        <w:ind w:left="720"/>
-      </w:pPr>
-      <w:r>
-        <w:rPr>
-          <w:lang w:val="sw_KE" w:bidi="sw_KE"/>
-        </w:rPr>
-      </w:r>
-      <w:r>
-        <w:rPr>
-          <w:lang w:val="sw_KE" w:bidi="sw_KE"/>
-        </w:rPr>
-        <w:t>Yakobo 1:18</w:t>
-      </w:r>
-    </w:p>
-    <w:p>
-      <w:pPr>
-        <w:pStyle w:val="ListBullet"/>
-        <w:spacing w:line="240" w:lineRule="auto"/>
-        <w:ind w:left="720"/>
-      </w:pPr>
-      <w:r>
-        <w:rPr>
-          <w:lang w:val="sw_KE" w:bidi="sw_KE"/>
-        </w:rPr>
-      </w:r>
-      <w:r>
-        <w:rPr>
-          <w:lang w:val="sw_KE" w:bidi="sw_KE"/>
-        </w:rPr>
-        <w:t>Yakobo 2:8–9</w:t>
-      </w:r>
-    </w:p>
-    <w:p>
-      <w:pPr>
-        <w:pStyle w:val="Heading3"/>
-      </w:pPr>
-      <w:r>
-        <w:rPr>
-          <w:lang w:val="sw_KE" w:bidi="sw_KE"/>
-        </w:rPr>
-        <w:t>Mifano kutoka kwa hadithi za Biblia:</w:t>
-      </w:r>
-    </w:p>
-    <w:p>
-      <w:pPr>
-        <w:pStyle w:val="ListBullet"/>
-        <w:spacing w:line="240" w:lineRule="auto"/>
-        <w:ind w:left="720"/>
-      </w:pPr>
-      <w:r>
-        <w:rPr>
-          <w:lang w:val="sw_KE" w:bidi="sw_KE"/>
-        </w:rPr>
-      </w:r>
-      <w:r>
-        <w:rPr>
-          <w:b/>
-          <w:lang w:val="sw_KE" w:bidi="sw_KE"/>
-        </w:rPr>
-        <w:t>25:7</w:t>
-      </w:r>
-      <w:r>
-        <w:rPr>
-          <w:lang w:val="sw_KE" w:bidi="sw_KE"/>
-        </w:rPr>
-        <w:t xml:space="preserve"> Katika </w:t>
-      </w:r>
-      <w:r>
-        <w:rPr>
-          <w:b/>
-          <w:lang w:val="sw_KE" w:bidi="sw_KE"/>
-        </w:rPr>
-        <w:t>neno la Mungu</w:t>
-      </w:r>
-      <w:r>
-        <w:rPr>
-          <w:lang w:val="sw_KE" w:bidi="sw_KE"/>
-        </w:rPr>
-        <w:t xml:space="preserve"> anawaamuru watu wake, “Mwabuduni tu Bwana Mungu wako na mtumikieni yeye pekee.”</w:t>
-      </w:r>
-    </w:p>
-    <w:p>
-      <w:pPr>
-        <w:pStyle w:val="ListBullet"/>
-        <w:spacing w:line="240" w:lineRule="auto"/>
-        <w:ind w:left="720"/>
-      </w:pPr>
-      <w:r>
-        <w:rPr>
-          <w:lang w:val="sw_KE" w:bidi="sw_KE"/>
-        </w:rPr>
-      </w:r>
-      <w:r>
-        <w:rPr>
-          <w:b/>
-          <w:lang w:val="sw_KE" w:bidi="sw_KE"/>
-        </w:rPr>
-        <w:t>33:6</w:t>
-      </w:r>
-      <w:r>
-        <w:rPr>
-          <w:lang w:val="sw_KE" w:bidi="sw_KE"/>
-        </w:rPr>
-        <w:t xml:space="preserve"> Kwa hivyo Yesu alieleza, “Mbegu ni </w:t>
-      </w:r>
-      <w:r>
-        <w:rPr>
-          <w:b/>
-          <w:lang w:val="sw_KE" w:bidi="sw_KE"/>
-        </w:rPr>
-        <w:t>neno la Mungu</w:t>
-      </w:r>
-      <w:r>
-        <w:rPr>
-          <w:lang w:val="sw_KE" w:bidi="sw_KE"/>
-        </w:rPr>
-        <w:t>.”</w:t>
-      </w:r>
-    </w:p>
-    <w:p>
-      <w:pPr>
-        <w:pStyle w:val="ListBullet"/>
-        <w:spacing w:line="240" w:lineRule="auto"/>
-        <w:ind w:left="720"/>
-      </w:pPr>
-      <w:r>
-        <w:rPr>
-          <w:lang w:val="sw_KE" w:bidi="sw_KE"/>
-        </w:rPr>
-      </w:r>
-      <w:r>
-        <w:rPr>
-          <w:b/>
-          <w:lang w:val="sw_KE" w:bidi="sw_KE"/>
-        </w:rPr>
-        <w:t>42:3</w:t>
-      </w:r>
-      <w:r>
-        <w:rPr>
-          <w:lang w:val="sw_KE" w:bidi="sw_KE"/>
-        </w:rPr>
-        <w:t xml:space="preserve"> Kisha Yesu akawaelezea kile ambacho </w:t>
-      </w:r>
-      <w:r>
-        <w:rPr>
-          <w:b/>
-          <w:lang w:val="sw_KE" w:bidi="sw_KE"/>
-        </w:rPr>
-        <w:t>neno la Mungu</w:t>
-      </w:r>
-      <w:r>
-        <w:rPr>
-          <w:lang w:val="sw_KE" w:bidi="sw_KE"/>
-        </w:rPr>
-        <w:t xml:space="preserve"> linasema kuhusu Masihi.</w:t>
-      </w:r>
-    </w:p>
-    <w:p>
-      <w:pPr>
-        <w:pStyle w:val="ListBullet"/>
-        <w:spacing w:line="240" w:lineRule="auto"/>
-        <w:ind w:left="720"/>
-      </w:pPr>
-      <w:r>
-        <w:rPr>
-          <w:lang w:val="sw_KE" w:bidi="sw_KE"/>
-        </w:rPr>
-      </w:r>
-      <w:r>
-        <w:rPr>
-          <w:b/>
-          <w:lang w:val="sw_KE" w:bidi="sw_KE"/>
-        </w:rPr>
-        <w:t>42:7</w:t>
-      </w:r>
-      <w:r>
-        <w:rPr>
-          <w:lang w:val="sw_KE" w:bidi="sw_KE"/>
-        </w:rPr>
-        <w:t xml:space="preserve"> Yesu alisema, “Niliwaambia kwamba kila kitu kilichoandikwa kunihusu katika </w:t>
-      </w:r>
-      <w:r>
-        <w:rPr>
-          <w:b/>
-          <w:lang w:val="sw_KE" w:bidi="sw_KE"/>
-        </w:rPr>
-        <w:t>Neno la Mungu</w:t>
-      </w:r>
-      <w:r>
-        <w:rPr>
-          <w:lang w:val="sw_KE" w:bidi="sw_KE"/>
-        </w:rPr>
-        <w:t xml:space="preserve"> lazima kitimizwe.” Kisha akafungua akili zao ili waweze kuelewa </w:t>
-      </w:r>
-      <w:r>
-        <w:rPr>
-          <w:b/>
-          <w:lang w:val="sw_KE" w:bidi="sw_KE"/>
-        </w:rPr>
-        <w:t>Neno la Mungu</w:t>
-      </w:r>
-      <w:r>
-        <w:rPr>
-          <w:lang w:val="sw_KE" w:bidi="sw_KE"/>
-        </w:rPr>
-        <w:t>.</w:t>
-      </w:r>
-    </w:p>
-    <w:p>
-      <w:pPr>
-        <w:pStyle w:val="ListBullet"/>
-        <w:spacing w:line="240" w:lineRule="auto"/>
-        <w:ind w:left="720"/>
-      </w:pPr>
-      <w:r>
-        <w:rPr>
-          <w:lang w:val="sw_KE" w:bidi="sw_KE"/>
-        </w:rPr>
-      </w:r>
-      <w:r>
-        <w:rPr>
-          <w:b/>
-          <w:lang w:val="sw_KE" w:bidi="sw_KE"/>
-        </w:rPr>
-        <w:t>45:10</w:t>
-      </w:r>
-      <w:r>
-        <w:rPr>
-          <w:lang w:val="sw_KE" w:bidi="sw_KE"/>
-        </w:rPr>
-        <w:t xml:space="preserve"> Filipo pia alitumia maandiko mengine kumweleza Habari Njema za Yesu.</w:t>
-      </w:r>
-    </w:p>
-    <w:p>
-      <w:pPr>
-        <w:pStyle w:val="ListBullet"/>
-        <w:spacing w:line="240" w:lineRule="auto"/>
-        <w:ind w:left="720"/>
-      </w:pPr>
-      <w:r>
-        <w:rPr>
-          <w:lang w:val="sw_KE" w:bidi="sw_KE"/>
-        </w:rPr>
-      </w:r>
-      <w:r>
-        <w:rPr>
-          <w:b/>
-          <w:lang w:val="sw_KE" w:bidi="sw_KE"/>
-        </w:rPr>
-        <w:t>48:12</w:t>
-      </w:r>
-      <w:r>
-        <w:rPr>
-          <w:lang w:val="sw_KE" w:bidi="sw_KE"/>
-        </w:rPr>
-        <w:t xml:space="preserve"> Lakini Yesu ndiye nabii mkuu wa wote. Yeye ni </w:t>
-      </w:r>
-      <w:r>
-        <w:rPr>
-          <w:b/>
-          <w:lang w:val="sw_KE" w:bidi="sw_KE"/>
-        </w:rPr>
-        <w:t>Neno la Mungu</w:t>
-      </w:r>
-      <w:r>
-        <w:rPr>
-          <w:lang w:val="sw_KE" w:bidi="sw_KE"/>
-        </w:rPr>
-        <w:t>.</w:t>
-      </w:r>
-    </w:p>
-    <w:p>
-      <w:pPr>
-        <w:pStyle w:val="ListBullet"/>
-        <w:spacing w:line="240" w:lineRule="auto"/>
-        <w:ind w:left="720"/>
-      </w:pPr>
-      <w:r>
-        <w:rPr>
-          <w:lang w:val="sw_KE" w:bidi="sw_KE"/>
-        </w:rPr>
-      </w:r>
-      <w:r>
-        <w:rPr>
-          <w:b/>
-          <w:lang w:val="sw_KE" w:bidi="sw_KE"/>
-        </w:rPr>
-        <w:t>49:18</w:t>
-      </w:r>
-      <w:r>
-        <w:rPr>
-          <w:lang w:val="sw_KE" w:bidi="sw_KE"/>
-        </w:rPr>
-        <w:t xml:space="preserve"> Mungu anakwambia uombe, usome </w:t>
-      </w:r>
-      <w:r>
-        <w:rPr>
-          <w:b/>
-          <w:lang w:val="sw_KE" w:bidi="sw_KE"/>
-        </w:rPr>
-        <w:t>neno</w:t>
-      </w:r>
-      <w:r>
-        <w:rPr>
-          <w:lang w:val="sw_KE" w:bidi="sw_KE"/>
-        </w:rPr>
-        <w:t xml:space="preserve"> lake, umwabudu pamoja na Wakristo wengine, na uwaambie wengine kile alichokufanyia.</w:t>
-      </w:r>
-    </w:p>
-    <w:p>
-      <w:pPr>
-        <w:pStyle w:val="Heading3"/>
-      </w:pPr>
-      <w:r>
-        <w:rPr>
-          <w:lang w:val="sw_KE" w:bidi="sw_KE"/>
-        </w:rPr>
-        <w:t>Data ya Neno:</w:t>
-      </w:r>
-    </w:p>
-    <w:p>
-      <w:pPr>
-        <w:pStyle w:val="ListBullet"/>
-        <w:spacing w:line="240" w:lineRule="auto"/>
-        <w:ind w:left="720"/>
-      </w:pPr>
-      <w:r>
-        <w:rPr>
-          <w:lang w:val="sw_KE" w:bidi="sw_KE"/>
-        </w:rPr>
-      </w:r>
-      <w:r>
-        <w:rPr>
-          <w:lang w:val="sw_KE" w:bidi="sw_KE"/>
-        </w:rPr>
-        <w:t>Strong's: H0561, H0565, H1697, H3068, G30560, G44870</w:t>
-      </w:r>
-      <w:r>
-        <w:rPr>
-          <w:lang w:val="sw_KE" w:bidi="sw_KE"/>
-        </w:rPr>
-      </w:r>
-      <w:r>
-        <w:rPr>
-          <w:lang w:val="sw_KE" w:bidi="sw_KE"/>
-        </w:rPr>
-      </w:r>
-    </w:p>
-    <w:p>
-      <w:pPr/>
-      <w:r>
-        <w:rPr>
-          <w:lang w:val="sw_KE" w:bidi="sw_KE"/>
-        </w:rPr>
-      </w:r>
-    </w:p>
-    <w:p>
-      <w:pPr>
-        <w:pStyle w:val="Heading2"/>
-      </w:pPr>
-      <w:r>
-        <w:rPr>
-          <w:lang w:val="sw_KE" w:bidi="sw_KE"/>
-        </w:rPr>
-        <w:t>Ngamia</w:t>
-      </w:r>
-      <w:r>
-        <w:rPr>
-          <w:lang w:val="sw_KE" w:bidi="sw_KE"/>
-        </w:rPr>
-      </w:r>
-    </w:p>
-    <w:p>
-      <w:pPr>
-        <w:pStyle w:val="Heading3"/>
-      </w:pPr>
-      <w:r>
-        <w:rPr>
-          <w:lang w:val="sw_KE" w:bidi="sw_KE"/>
-        </w:rPr>
-        <w:t>Ufafanuzi:</w:t>
-      </w:r>
-    </w:p>
-    <w:p>
-      <w:pPr/>
-      <w:r>
-        <w:rPr>
-          <w:lang w:val="sw_KE" w:bidi="sw_KE"/>
-        </w:rPr>
-      </w:r>
-      <w:r>
-        <w:rPr>
-          <w:lang w:val="sw_KE" w:bidi="sw_KE"/>
-        </w:rPr>
-        <w:t>Ngamia ni mnyama mkubwa mwenye miguu minne na nundu moja au mbili mgongoni mwake. (Tazama pia: Jinsi ya Kutafsiri Visivyojulikana)</w:t>
-      </w:r>
-    </w:p>
-    <w:p>
-      <w:pPr>
-        <w:pStyle w:val="ListBullet"/>
-        <w:spacing w:line="240" w:lineRule="auto"/>
-        <w:ind w:left="720"/>
-      </w:pPr>
-      <w:r>
-        <w:rPr>
-          <w:lang w:val="sw_KE" w:bidi="sw_KE"/>
-        </w:rPr>
-      </w:r>
-      <w:r>
-        <w:rPr>
-          <w:lang w:val="sw_KE" w:bidi="sw_KE"/>
-        </w:rPr>
-        <w:t>Katika nyakati za Biblia, ngamia alikuwa mnyama mkubwa zaidi aliyepatikana Israeli na maeneo yanayozunguka.</w:t>
-      </w:r>
-    </w:p>
-    <w:p>
-      <w:pPr>
-        <w:pStyle w:val="ListBullet"/>
-        <w:spacing w:line="240" w:lineRule="auto"/>
-        <w:ind w:left="720"/>
-      </w:pPr>
-      <w:r>
-        <w:rPr>
-          <w:lang w:val="sw_KE" w:bidi="sw_KE"/>
-        </w:rPr>
-      </w:r>
-      <w:r>
-        <w:rPr>
-          <w:lang w:val="sw_KE" w:bidi="sw_KE"/>
-        </w:rPr>
-        <w:t>Ngamia alitumika hasa kubeba watu na mizigo.</w:t>
-      </w:r>
-    </w:p>
-    <w:p>
-      <w:pPr>
-        <w:pStyle w:val="ListBullet"/>
-        <w:spacing w:line="240" w:lineRule="auto"/>
-        <w:ind w:left="720"/>
-      </w:pPr>
-      <w:r>
-        <w:rPr>
-          <w:lang w:val="sw_KE" w:bidi="sw_KE"/>
-        </w:rPr>
-      </w:r>
-      <w:r>
-        <w:rPr>
-          <w:lang w:val="sw_KE" w:bidi="sw_KE"/>
-        </w:rPr>
-        <w:t>Baadhi ya makundi ya watu pia walitumia ngamia kwa chakula lakini si Waisraeli kwa sababu Mungu alisema kwamba ngamia walikuwa najisi na hawakupaswa kuliwa.</w:t>
-      </w:r>
-    </w:p>
-    <w:p>
-      <w:pPr>
-        <w:pStyle w:val="ListBullet"/>
-        <w:spacing w:line="240" w:lineRule="auto"/>
-        <w:ind w:left="720"/>
-      </w:pPr>
-      <w:r>
-        <w:rPr>
-          <w:lang w:val="sw_KE" w:bidi="sw_KE"/>
-        </w:rPr>
-      </w:r>
-      <w:r>
-        <w:rPr>
-          <w:lang w:val="sw_KE" w:bidi="sw_KE"/>
-        </w:rPr>
-        <w:t>Ngamia walikuwa wa thamani kwa sababu wangeweza kusonga haraka kwenye mchanga na wangeweza kuishi bila chakula na maji kwa wiki kadhaa kwa wakati mmoja.</w:t>
-      </w:r>
-    </w:p>
-    <w:p>
-      <w:pPr/>
-      <w:r>
-        <w:rPr>
-          <w:lang w:val="sw_KE" w:bidi="sw_KE"/>
-        </w:rPr>
-      </w:r>
-      <w:r>
-        <w:rPr>
-          <w:lang w:val="sw_KE" w:bidi="sw_KE"/>
-        </w:rPr>
-        <w:t xml:space="preserve">(Tazama pia: </w:t>
-      </w:r>
-      <w:r>
-        <w:rPr>
-          <w:lang w:val="sw_KE" w:bidi="sw_KE"/>
-        </w:rPr>
-        <w:t>mzigo</w:t>
-      </w:r>
-      <w:r>
-        <w:rPr>
-          <w:lang w:val="sw_KE" w:bidi="sw_KE"/>
-        </w:rPr>
-        <w:t xml:space="preserve">, </w:t>
-      </w:r>
-      <w:r>
-        <w:rPr>
-          <w:lang w:val="sw_KE" w:bidi="sw_KE"/>
-        </w:rPr>
-        <w:t>safi</w:t>
-      </w:r>
-      <w:r>
-        <w:rPr>
-          <w:lang w:val="sw_KE" w:bidi="sw_KE"/>
-        </w:rPr>
-        <w:t>)</w:t>
-      </w:r>
-    </w:p>
-    <w:p>
-      <w:pPr>
-        <w:pStyle w:val="Heading3"/>
-      </w:pPr>
-      <w:r>
-        <w:rPr>
-          <w:lang w:val="sw_KE" w:bidi="sw_KE"/>
-        </w:rPr>
-        <w:t>Marejeleo ya Biblia:</w:t>
-      </w:r>
-    </w:p>
-    <w:p>
-      <w:pPr>
-        <w:pStyle w:val="ListBullet"/>
-        <w:spacing w:line="240" w:lineRule="auto"/>
-        <w:ind w:left="720"/>
-      </w:pPr>
-      <w:r>
-        <w:rPr>
-          <w:lang w:val="sw_KE" w:bidi="sw_KE"/>
-        </w:rPr>
-      </w:r>
-      <w:r>
-        <w:rPr>
-          <w:lang w:val="sw_KE" w:bidi="sw_KE"/>
-        </w:rPr>
-        <w:t>1 Mambo ya Nyakati 5:21</w:t>
-      </w:r>
-    </w:p>
-    <w:p>
-      <w:pPr>
-        <w:pStyle w:val="ListBullet"/>
-        <w:spacing w:line="240" w:lineRule="auto"/>
-        <w:ind w:left="720"/>
-      </w:pPr>
-      <w:r>
-        <w:rPr>
-          <w:lang w:val="sw_KE" w:bidi="sw_KE"/>
-        </w:rPr>
-      </w:r>
-      <w:r>
-        <w:rPr>
-          <w:lang w:val="sw_KE" w:bidi="sw_KE"/>
-        </w:rPr>
-        <w:t>2 Mambo ya Nyakati 9:1–2</w:t>
-      </w:r>
-    </w:p>
-    <w:p>
-      <w:pPr>
-        <w:pStyle w:val="ListBullet"/>
-        <w:spacing w:line="240" w:lineRule="auto"/>
-        <w:ind w:left="720"/>
-      </w:pPr>
-      <w:r>
-        <w:rPr>
-          <w:lang w:val="sw_KE" w:bidi="sw_KE"/>
-        </w:rPr>
-      </w:r>
-      <w:r>
-        <w:rPr>
-          <w:lang w:val="sw_KE" w:bidi="sw_KE"/>
-        </w:rPr>
-        <w:t>Kutoka 9:1–4</w:t>
-      </w:r>
-    </w:p>
-    <w:p>
-      <w:pPr>
-        <w:pStyle w:val="ListBullet"/>
-        <w:spacing w:line="240" w:lineRule="auto"/>
-        <w:ind w:left="720"/>
-      </w:pPr>
-      <w:r>
-        <w:rPr>
-          <w:lang w:val="sw_KE" w:bidi="sw_KE"/>
-        </w:rPr>
-      </w:r>
-      <w:r>
-        <w:rPr>
-          <w:lang w:val="sw_KE" w:bidi="sw_KE"/>
-        </w:rPr>
-        <w:t>Marko 10:25</w:t>
-      </w:r>
-    </w:p>
-    <w:p>
-      <w:pPr>
-        <w:pStyle w:val="ListBullet"/>
-        <w:spacing w:line="240" w:lineRule="auto"/>
-        <w:ind w:left="720"/>
-      </w:pPr>
-      <w:r>
-        <w:rPr>
-          <w:lang w:val="sw_KE" w:bidi="sw_KE"/>
-        </w:rPr>
-      </w:r>
-      <w:r>
-        <w:rPr>
-          <w:lang w:val="sw_KE" w:bidi="sw_KE"/>
-        </w:rPr>
-        <w:t>Mathayo 3:4</w:t>
-      </w:r>
-    </w:p>
-    <w:p>
-      <w:pPr>
-        <w:pStyle w:val="ListBullet"/>
-        <w:spacing w:line="240" w:lineRule="auto"/>
-        <w:ind w:left="720"/>
-      </w:pPr>
-      <w:r>
-        <w:rPr>
-          <w:lang w:val="sw_KE" w:bidi="sw_KE"/>
-        </w:rPr>
-      </w:r>
-      <w:r>
-        <w:rPr>
-          <w:lang w:val="sw_KE" w:bidi="sw_KE"/>
-        </w:rPr>
-        <w:t>Mathayo 19:23–24</w:t>
-      </w:r>
-    </w:p>
-    <w:p>
-      <w:pPr>
-        <w:pStyle w:val="Heading3"/>
-      </w:pPr>
-      <w:r>
-        <w:rPr>
-          <w:lang w:val="sw_KE" w:bidi="sw_KE"/>
-        </w:rPr>
-        <w:t>Data ya Neno:</w:t>
-      </w:r>
-    </w:p>
-    <w:p>
-      <w:pPr>
-        <w:pStyle w:val="ListBullet"/>
-        <w:spacing w:line="240" w:lineRule="auto"/>
-        <w:ind w:left="720"/>
-      </w:pPr>
-      <w:r>
-        <w:rPr>
-          <w:lang w:val="sw_KE" w:bidi="sw_KE"/>
-        </w:rPr>
-      </w:r>
-      <w:r>
-        <w:rPr>
-          <w:lang w:val="sw_KE" w:bidi="sw_KE"/>
-        </w:rPr>
-        <w:t>Strong's: H1581, G25740</w:t>
-      </w:r>
-      <w:r>
-        <w:rPr>
-          <w:lang w:val="sw_KE" w:bidi="sw_KE"/>
-        </w:rPr>
-      </w:r>
-      <w:r>
-        <w:rPr>
-          <w:lang w:val="sw_KE" w:bidi="sw_KE"/>
-        </w:rPr>
-      </w:r>
-    </w:p>
-    <w:p>
-      <w:pPr/>
-      <w:r>
-        <w:rPr>
-          <w:lang w:val="sw_KE" w:bidi="sw_KE"/>
-        </w:rPr>
-      </w:r>
-    </w:p>
-    <w:p>
-      <w:pPr>
-        <w:pStyle w:val="Heading2"/>
-      </w:pPr>
-      <w:r>
-        <w:rPr>
-          <w:lang w:val="sw_KE" w:bidi="sw_KE"/>
-        </w:rPr>
-        <w:t>Ngano</w:t>
-      </w:r>
-      <w:r>
-        <w:rPr>
-          <w:lang w:val="sw_KE" w:bidi="sw_KE"/>
-        </w:rPr>
-      </w:r>
-    </w:p>
-    <w:p>
-      <w:pPr>
-        <w:pStyle w:val="Heading3"/>
-      </w:pPr>
-      <w:r>
-        <w:rPr>
-          <w:lang w:val="sw_KE" w:bidi="sw_KE"/>
-        </w:rPr>
-        <w:t>Ufafanuzi:</w:t>
-      </w:r>
-    </w:p>
-    <w:p>
-      <w:pPr/>
-      <w:r>
-        <w:rPr>
-          <w:lang w:val="sw_KE" w:bidi="sw_KE"/>
-        </w:rPr>
-      </w:r>
-      <w:r>
-        <w:rPr>
-          <w:lang w:val="sw_KE" w:bidi="sw_KE"/>
-        </w:rPr>
-        <w:t>Ngano ni aina ya nafaka ambayo watu hulima kwa ajili ya chakula. Biblia inapozungumzia "nafaka" au "mbegu," mara nyingi inazungumzia nafaka au mbegu za ngano.</w:t>
-      </w:r>
-    </w:p>
-    <w:p>
-      <w:pPr>
-        <w:pStyle w:val="ListBullet"/>
-        <w:spacing w:line="240" w:lineRule="auto"/>
-        <w:ind w:left="720"/>
-      </w:pPr>
-      <w:r>
-        <w:rPr>
-          <w:lang w:val="sw_KE" w:bidi="sw_KE"/>
-        </w:rPr>
-      </w:r>
-      <w:r>
-        <w:rPr>
-          <w:lang w:val="sw_KE" w:bidi="sw_KE"/>
-        </w:rPr>
-        <w:t>Mbegu za ngano au nafaka hukua juu ya mmea wa ngano.</w:t>
-      </w:r>
-    </w:p>
-    <w:p>
-      <w:pPr>
-        <w:pStyle w:val="ListBullet"/>
-        <w:spacing w:line="240" w:lineRule="auto"/>
-        <w:ind w:left="720"/>
-      </w:pPr>
-      <w:r>
-        <w:rPr>
-          <w:lang w:val="sw_KE" w:bidi="sw_KE"/>
-        </w:rPr>
-      </w:r>
-      <w:r>
-        <w:rPr>
-          <w:lang w:val="sw_KE" w:bidi="sw_KE"/>
-        </w:rPr>
-        <w:t>Baada ya kuvuna ngano, nafaka hutenganishwa na shina la mmea kwa kuipura. Shina la mmea wa ngano pia huitwa "majani" na mara nyingi huwekwa chini kwa ajili ya wanyama kulala juu yake.</w:t>
-      </w:r>
-    </w:p>
-    <w:p>
-      <w:pPr>
-        <w:pStyle w:val="ListBullet"/>
-        <w:spacing w:line="240" w:lineRule="auto"/>
-        <w:ind w:left="720"/>
-      </w:pPr>
-      <w:r>
-        <w:rPr>
-          <w:lang w:val="sw_KE" w:bidi="sw_KE"/>
-        </w:rPr>
-      </w:r>
-      <w:r>
-        <w:rPr>
-          <w:lang w:val="sw_KE" w:bidi="sw_KE"/>
-        </w:rPr>
-        <w:t>Baada ya kupura, makapi yanayozunguka mbegu ya nafaka hutenganishwa na nafaka kwa kupurua na hutupwa mbali.</w:t>
-      </w:r>
-    </w:p>
-    <w:p>
-      <w:pPr>
-        <w:pStyle w:val="ListBullet"/>
-        <w:spacing w:line="240" w:lineRule="auto"/>
-        <w:ind w:left="720"/>
-      </w:pPr>
-      <w:r>
-        <w:rPr>
-          <w:lang w:val="sw_KE" w:bidi="sw_KE"/>
-        </w:rPr>
-      </w:r>
-      <w:r>
-        <w:rPr>
-          <w:lang w:val="sw_KE" w:bidi="sw_KE"/>
-        </w:rPr>
-        <w:t>Watu husaga nafaka ya ngano kuwa unga, na hutumia hii kutengeneza mkate.</w:t>
-      </w:r>
-    </w:p>
-    <w:p>
-      <w:pPr/>
-      <w:r>
-        <w:rPr>
-          <w:lang w:val="sw_KE" w:bidi="sw_KE"/>
-        </w:rPr>
-      </w:r>
-      <w:r>
-        <w:rPr>
-          <w:lang w:val="sw_KE" w:bidi="sw_KE"/>
-        </w:rPr>
-        <w:t xml:space="preserve">(Tazama pia: </w:t>
-      </w:r>
-      <w:r>
-        <w:rPr>
-          <w:lang w:val="sw_KE" w:bidi="sw_KE"/>
-        </w:rPr>
-        <w:t>shayiri</w:t>
-      </w:r>
-      <w:r>
-        <w:rPr>
-          <w:lang w:val="sw_KE" w:bidi="sw_KE"/>
-        </w:rPr>
-        <w:t xml:space="preserve">, </w:t>
-      </w:r>
-      <w:r>
-        <w:rPr>
-          <w:lang w:val="sw_KE" w:bidi="sw_KE"/>
-        </w:rPr>
-        <w:t>makapi</w:t>
-      </w:r>
-      <w:r>
-        <w:rPr>
-          <w:lang w:val="sw_KE" w:bidi="sw_KE"/>
-        </w:rPr>
-        <w:t xml:space="preserve">, </w:t>
-      </w:r>
-      <w:r>
-        <w:rPr>
-          <w:lang w:val="sw_KE" w:bidi="sw_KE"/>
-        </w:rPr>
-        <w:t>nafaka</w:t>
-      </w:r>
-      <w:r>
-        <w:rPr>
-          <w:lang w:val="sw_KE" w:bidi="sw_KE"/>
-        </w:rPr>
-        <w:t xml:space="preserve">, </w:t>
-      </w:r>
-      <w:r>
-        <w:rPr>
-          <w:lang w:val="sw_KE" w:bidi="sw_KE"/>
-        </w:rPr>
-        <w:t>mbegu</w:t>
-      </w:r>
-      <w:r>
-        <w:rPr>
-          <w:lang w:val="sw_KE" w:bidi="sw_KE"/>
-        </w:rPr>
-        <w:t xml:space="preserve">, </w:t>
-      </w:r>
-      <w:r>
-        <w:rPr>
-          <w:lang w:val="sw_KE" w:bidi="sw_KE"/>
-        </w:rPr>
-        <w:t>kupura</w:t>
-      </w:r>
-      <w:r>
-        <w:rPr>
-          <w:lang w:val="sw_KE" w:bidi="sw_KE"/>
-        </w:rPr>
-        <w:t xml:space="preserve">, </w:t>
-      </w:r>
-      <w:r>
-        <w:rPr>
-          <w:lang w:val="sw_KE" w:bidi="sw_KE"/>
-        </w:rPr>
-        <w:t>pepeta</w:t>
-      </w:r>
-      <w:r>
-        <w:rPr>
-          <w:lang w:val="sw_KE" w:bidi="sw_KE"/>
-        </w:rPr>
-        <w:t>)</w:t>
-      </w:r>
-    </w:p>
-    <w:p>
-      <w:pPr>
-        <w:pStyle w:val="Heading3"/>
-      </w:pPr>
-      <w:r>
-        <w:rPr>
-          <w:lang w:val="sw_KE" w:bidi="sw_KE"/>
-        </w:rPr>
-        <w:t>Marejeleo ya Biblia:</w:t>
-      </w:r>
-    </w:p>
-    <w:p>
-      <w:pPr>
-        <w:pStyle w:val="ListBullet"/>
-        <w:spacing w:line="240" w:lineRule="auto"/>
-        <w:ind w:left="720"/>
-      </w:pPr>
-      <w:r>
-        <w:rPr>
-          <w:lang w:val="sw_KE" w:bidi="sw_KE"/>
-        </w:rPr>
-      </w:r>
-      <w:r>
-        <w:rPr>
-          <w:lang w:val="sw_KE" w:bidi="sw_KE"/>
-        </w:rPr>
-        <w:t>Matendo 27:36–38</w:t>
-      </w:r>
-    </w:p>
-    <w:p>
-      <w:pPr>
-        <w:pStyle w:val="ListBullet"/>
-        <w:spacing w:line="240" w:lineRule="auto"/>
-        <w:ind w:left="720"/>
-      </w:pPr>
-      <w:r>
-        <w:rPr>
-          <w:lang w:val="sw_KE" w:bidi="sw_KE"/>
-        </w:rPr>
-      </w:r>
-      <w:r>
-        <w:rPr>
-          <w:lang w:val="sw_KE" w:bidi="sw_KE"/>
-        </w:rPr>
-        <w:t>Kutoka 34:21–22</w:t>
-      </w:r>
-    </w:p>
-    <w:p>
-      <w:pPr>
-        <w:pStyle w:val="ListBullet"/>
-        <w:spacing w:line="240" w:lineRule="auto"/>
-        <w:ind w:left="720"/>
-      </w:pPr>
-      <w:r>
-        <w:rPr>
-          <w:lang w:val="sw_KE" w:bidi="sw_KE"/>
-        </w:rPr>
-      </w:r>
-      <w:r>
-        <w:rPr>
-          <w:lang w:val="sw_KE" w:bidi="sw_KE"/>
-        </w:rPr>
-        <w:t>Yohana 12:24</w:t>
-      </w:r>
-    </w:p>
-    <w:p>
-      <w:pPr>
-        <w:pStyle w:val="ListBullet"/>
-        <w:spacing w:line="240" w:lineRule="auto"/>
-        <w:ind w:left="720"/>
-      </w:pPr>
-      <w:r>
-        <w:rPr>
-          <w:lang w:val="sw_KE" w:bidi="sw_KE"/>
-        </w:rPr>
-      </w:r>
-      <w:r>
-        <w:rPr>
-          <w:lang w:val="sw_KE" w:bidi="sw_KE"/>
-        </w:rPr>
-        <w:t>Luka 3:17</w:t>
-      </w:r>
-    </w:p>
-    <w:p>
-      <w:pPr>
-        <w:pStyle w:val="ListBullet"/>
-        <w:spacing w:line="240" w:lineRule="auto"/>
-        <w:ind w:left="720"/>
-      </w:pPr>
-      <w:r>
-        <w:rPr>
-          <w:lang w:val="sw_KE" w:bidi="sw_KE"/>
-        </w:rPr>
-      </w:r>
-      <w:r>
-        <w:rPr>
-          <w:lang w:val="sw_KE" w:bidi="sw_KE"/>
-        </w:rPr>
-        <w:t>Mathayo 3:12</w:t>
-      </w:r>
-    </w:p>
-    <w:p>
-      <w:pPr>
-        <w:pStyle w:val="ListBullet"/>
-        <w:spacing w:line="240" w:lineRule="auto"/>
-        <w:ind w:left="720"/>
-      </w:pPr>
-      <w:r>
-        <w:rPr>
-          <w:lang w:val="sw_KE" w:bidi="sw_KE"/>
-        </w:rPr>
-      </w:r>
-      <w:r>
-        <w:rPr>
-          <w:lang w:val="sw_KE" w:bidi="sw_KE"/>
-        </w:rPr>
-        <w:t>Matayo 13:26</w:t>
-      </w:r>
-    </w:p>
-    <w:p>
-      <w:pPr>
-        <w:pStyle w:val="Heading3"/>
-      </w:pPr>
-      <w:r>
-        <w:rPr>
-          <w:lang w:val="sw_KE" w:bidi="sw_KE"/>
-        </w:rPr>
-        <w:t>Data ya Neno:</w:t>
-      </w:r>
-    </w:p>
-    <w:p>
-      <w:pPr>
-        <w:pStyle w:val="ListBullet"/>
-        <w:spacing w:line="240" w:lineRule="auto"/>
-        <w:ind w:left="720"/>
-      </w:pPr>
-      <w:r>
-        <w:rPr>
-          <w:lang w:val="sw_KE" w:bidi="sw_KE"/>
-        </w:rPr>
-      </w:r>
-      <w:r>
-        <w:rPr>
-          <w:lang w:val="sw_KE" w:bidi="sw_KE"/>
-        </w:rPr>
-        <w:t>Strong's: H1250, H2406, G46210</w:t>
-      </w:r>
-      <w:r>
-        <w:rPr>
-          <w:lang w:val="sw_KE" w:bidi="sw_KE"/>
-        </w:rPr>
-      </w:r>
-      <w:r>
-        <w:rPr>
-          <w:lang w:val="sw_KE" w:bidi="sw_KE"/>
-        </w:rPr>
-      </w:r>
-    </w:p>
-    <w:p>
-      <w:pPr/>
-      <w:r>
-        <w:rPr>
-          <w:lang w:val="sw_KE" w:bidi="sw_KE"/>
-        </w:rPr>
-      </w:r>
-    </w:p>
-    <w:p>
-      <w:pPr>
-        <w:pStyle w:val="Heading2"/>
-      </w:pPr>
-      <w:r>
-        <w:rPr>
-          <w:lang w:val="sw_KE" w:bidi="sw_KE"/>
-        </w:rPr>
-        <w:t>Ngao</w:t>
-      </w:r>
-      <w:r>
-        <w:rPr>
-          <w:lang w:val="sw_KE" w:bidi="sw_KE"/>
-        </w:rPr>
-      </w:r>
-    </w:p>
-    <w:p>
-      <w:pPr>
-        <w:pStyle w:val="Heading3"/>
-      </w:pPr>
-      <w:r>
-        <w:rPr>
-          <w:lang w:val="sw_KE" w:bidi="sw_KE"/>
-        </w:rPr>
-        <w:t>Maelezo:</w:t>
-      </w:r>
-    </w:p>
-    <w:p>
-      <w:pPr/>
-      <w:r>
-        <w:rPr>
-          <w:lang w:val="sw_KE" w:bidi="sw_KE"/>
-        </w:rPr>
-      </w:r>
-      <w:r>
-        <w:rPr>
-          <w:lang w:val="sw_KE" w:bidi="sw_KE"/>
-        </w:rPr>
-        <w:t>Ngao ilikuwa kifaa kilichoshikiliwa na askari vitani ili kujilinda dhidi ya kujeruhiwa na silaha za adui. "Kumkinga" mtu inamaanisha kumlinda mtu huyo dhidi ya madhara.</w:t>
-      </w:r>
-    </w:p>
-    <w:p>
-      <w:pPr>
-        <w:pStyle w:val="ListBullet"/>
-        <w:spacing w:line="240" w:lineRule="auto"/>
-        <w:ind w:left="720"/>
-      </w:pPr>
-      <w:r>
-        <w:rPr>
-          <w:lang w:val="sw_KE" w:bidi="sw_KE"/>
-        </w:rPr>
-      </w:r>
-      <w:r>
-        <w:rPr>
-          <w:lang w:val="sw_KE" w:bidi="sw_KE"/>
-        </w:rPr>
-        <w:t>Ngao mara nyingi zilikuwa za mviringo, zilitengenezwa kwa vifaa kama ngozi, mbao, au chuma, na zilikuwa imara na nene vya kutosha kuzuia upanga au mshale usipenye.</w:t>
-      </w:r>
-    </w:p>
-    <w:p>
-      <w:pPr>
-        <w:pStyle w:val="ListBullet"/>
-        <w:spacing w:line="240" w:lineRule="auto"/>
-        <w:ind w:left="720"/>
-      </w:pPr>
-      <w:r>
-        <w:rPr>
-          <w:lang w:val="sw_KE" w:bidi="sw_KE"/>
-        </w:rPr>
-      </w:r>
-      <w:r>
-        <w:rPr>
-          <w:lang w:val="sw_KE" w:bidi="sw_KE"/>
-        </w:rPr>
-        <w:t>Kwa kutumia neno hili kama sitiari, Biblia inamrejelea Mungu kama ngao ya ulinzi kwa watu wake. (Tazama: Sitiari)</w:t>
-      </w:r>
-    </w:p>
-    <w:p>
-      <w:pPr>
-        <w:pStyle w:val="ListBullet"/>
-        <w:spacing w:line="240" w:lineRule="auto"/>
-        <w:ind w:left="720"/>
-      </w:pPr>
-      <w:r>
-        <w:rPr>
-          <w:lang w:val="sw_KE" w:bidi="sw_KE"/>
-        </w:rPr>
-      </w:r>
-      <w:r>
-        <w:rPr>
-          <w:lang w:val="sw_KE" w:bidi="sw_KE"/>
-        </w:rPr>
-        <w:t>Paulo alizungumzia "ngao ya imani," ambayo ni njia ya mfano ya kueleza kwamba kuwa na imani katika Yesu na kuishi kwa kumtii Mungu kutawalinda waumini dhidi ya mashambulizi ya kiroho ya Shetani.</w:t>
-      </w:r>
-    </w:p>
-    <w:p>
-      <w:pPr/>
-      <w:r>
-        <w:rPr>
-          <w:lang w:val="sw_KE" w:bidi="sw_KE"/>
-        </w:rPr>
-      </w:r>
-      <w:r>
-        <w:rPr>
-          <w:lang w:val="sw_KE" w:bidi="sw_KE"/>
-        </w:rPr>
-        <w:t xml:space="preserve">(Tazama pia: </w:t>
-      </w:r>
-      <w:r>
-        <w:rPr>
-          <w:lang w:val="sw_KE" w:bidi="sw_KE"/>
-        </w:rPr>
         <w:t>imani</w:t>
       </w:r>
       <w:r>
         <w:rPr>
           <w:lang w:val="sw_KE" w:bidi="sw_KE"/>
         </w:rPr>
-        <w:t xml:space="preserve">, </w:t>
-      </w:r>
-      <w:r>
-        <w:rPr>
-          <w:lang w:val="sw_KE" w:bidi="sw_KE"/>
-        </w:rPr>
-        <w:t>kutii</w:t>
-      </w:r>
-      <w:r>
-        <w:rPr>
-          <w:lang w:val="sw_KE" w:bidi="sw_KE"/>
-        </w:rPr>
-        <w:t xml:space="preserve">, </w:t>
+        <w:t xml:space="preserve">, kutii, </w:t>
       </w:r>
       <w:r>
         <w:rPr>
@@ -11300,13 +11240,715 @@
         <w:rPr>
           <w:lang w:val="sw_KE" w:bidi="sw_KE"/>
         </w:rPr>
+        <w:t xml:space="preserve">(Tazama pia: vumbi, </w:t>
+      </w:r>
+      <w:r>
+        <w:rPr>
+          <w:lang w:val="sw_KE" w:bidi="sw_KE"/>
+        </w:rPr>
+        <w:t>ngamia</w:t>
+      </w:r>
+      <w:r>
+        <w:rPr>
+          <w:lang w:val="sw_KE" w:bidi="sw_KE"/>
+        </w:rPr>
+        <w:t xml:space="preserve">, </w:t>
+      </w:r>
+      <w:r>
+        <w:rPr>
+          <w:lang w:val="sw_KE" w:bidi="sw_KE"/>
+        </w:rPr>
+        <w:t>mbuzi</w:t>
+      </w:r>
+      <w:r>
+        <w:rPr>
+          <w:lang w:val="sw_KE" w:bidi="sw_KE"/>
+        </w:rPr>
+        <w:t xml:space="preserve">, </w:t>
+      </w:r>
+      <w:r>
+        <w:rPr>
+          <w:lang w:val="sw_KE" w:bidi="sw_KE"/>
+        </w:rPr>
+        <w:t>mnyenyekevu</w:t>
+      </w:r>
+      <w:r>
+        <w:rPr>
+          <w:lang w:val="sw_KE" w:bidi="sw_KE"/>
+        </w:rPr>
+        <w:t xml:space="preserve">, </w:t>
+      </w:r>
+      <w:r>
+        <w:rPr>
+          <w:lang w:val="sw_KE" w:bidi="sw_KE"/>
+        </w:rPr>
+        <w:t>omboleza</w:t>
+      </w:r>
+      <w:r>
+        <w:rPr>
+          <w:lang w:val="sw_KE" w:bidi="sw_KE"/>
+        </w:rPr>
+        <w:t xml:space="preserve">, </w:t>
+      </w:r>
+      <w:r>
+        <w:rPr>
+          <w:lang w:val="sw_KE" w:bidi="sw_KE"/>
+        </w:rPr>
+        <w:t>tubu</w:t>
+      </w:r>
+      <w:r>
+        <w:rPr>
+          <w:lang w:val="sw_KE" w:bidi="sw_KE"/>
+        </w:rPr>
+        <w:t xml:space="preserve">, </w:t>
+      </w:r>
+      <w:r>
+        <w:rPr>
+          <w:lang w:val="sw_KE" w:bidi="sw_KE"/>
+        </w:rPr>
+        <w:t>ishara</w:t>
+      </w:r>
+      <w:r>
+        <w:rPr>
+          <w:lang w:val="sw_KE" w:bidi="sw_KE"/>
+        </w:rPr>
+        <w:t>)</w:t>
+      </w:r>
+    </w:p>
+    <w:p>
+      <w:pPr>
+        <w:pStyle w:val="Heading3"/>
+      </w:pPr>
+      <w:r>
+        <w:rPr>
+          <w:lang w:val="sw_KE" w:bidi="sw_KE"/>
+        </w:rPr>
+        <w:t>Marejeleo ya Biblia:</w:t>
+      </w:r>
+    </w:p>
+    <w:p>
+      <w:pPr>
+        <w:pStyle w:val="ListBullet"/>
+        <w:spacing w:line="240" w:lineRule="auto"/>
+        <w:ind w:left="720"/>
+      </w:pPr>
+      <w:r>
+        <w:rPr>
+          <w:lang w:val="sw_KE" w:bidi="sw_KE"/>
+        </w:rPr>
+      </w:r>
+      <w:r>
+        <w:rPr>
+          <w:lang w:val="sw_KE" w:bidi="sw_KE"/>
+        </w:rPr>
+        <w:t>2 Samweli 3:31</w:t>
+      </w:r>
+    </w:p>
+    <w:p>
+      <w:pPr>
+        <w:pStyle w:val="ListBullet"/>
+        <w:spacing w:line="240" w:lineRule="auto"/>
+        <w:ind w:left="720"/>
+      </w:pPr>
+      <w:r>
+        <w:rPr>
+          <w:lang w:val="sw_KE" w:bidi="sw_KE"/>
+        </w:rPr>
+      </w:r>
+      <w:r>
+        <w:rPr>
+          <w:lang w:val="sw_KE" w:bidi="sw_KE"/>
+        </w:rPr>
+        <w:t>Mwanzo 37:34</w:t>
+      </w:r>
+    </w:p>
+    <w:p>
+      <w:pPr>
+        <w:pStyle w:val="ListBullet"/>
+        <w:spacing w:line="240" w:lineRule="auto"/>
+        <w:ind w:left="720"/>
+      </w:pPr>
+      <w:r>
+        <w:rPr>
+          <w:lang w:val="sw_KE" w:bidi="sw_KE"/>
+        </w:rPr>
+      </w:r>
+      <w:r>
+        <w:rPr>
+          <w:lang w:val="sw_KE" w:bidi="sw_KE"/>
+        </w:rPr>
+        <w:t>Yoeli 1:8–10</w:t>
+      </w:r>
+    </w:p>
+    <w:p>
+      <w:pPr>
+        <w:pStyle w:val="ListBullet"/>
+        <w:spacing w:line="240" w:lineRule="auto"/>
+        <w:ind w:left="720"/>
+      </w:pPr>
+      <w:r>
+        <w:rPr>
+          <w:lang w:val="sw_KE" w:bidi="sw_KE"/>
+        </w:rPr>
+      </w:r>
+      <w:r>
+        <w:rPr>
+          <w:lang w:val="sw_KE" w:bidi="sw_KE"/>
+        </w:rPr>
+        <w:t>Yona 3:5</w:t>
+      </w:r>
+    </w:p>
+    <w:p>
+      <w:pPr>
+        <w:pStyle w:val="ListBullet"/>
+        <w:spacing w:line="240" w:lineRule="auto"/>
+        <w:ind w:left="720"/>
+      </w:pPr>
+      <w:r>
+        <w:rPr>
+          <w:lang w:val="sw_KE" w:bidi="sw_KE"/>
+        </w:rPr>
+      </w:r>
+      <w:r>
+        <w:rPr>
+          <w:lang w:val="sw_KE" w:bidi="sw_KE"/>
+        </w:rPr>
+        <w:t>Luka 10:13</w:t>
+      </w:r>
+    </w:p>
+    <w:p>
+      <w:pPr>
+        <w:pStyle w:val="ListBullet"/>
+        <w:spacing w:line="240" w:lineRule="auto"/>
+        <w:ind w:left="720"/>
+      </w:pPr>
+      <w:r>
+        <w:rPr>
+          <w:lang w:val="sw_KE" w:bidi="sw_KE"/>
+        </w:rPr>
+      </w:r>
+      <w:r>
+        <w:rPr>
+          <w:lang w:val="sw_KE" w:bidi="sw_KE"/>
+        </w:rPr>
+        <w:t>Mathayo 11:21</w:t>
+      </w:r>
+    </w:p>
+    <w:p>
+      <w:pPr>
+        <w:pStyle w:val="Heading3"/>
+      </w:pPr>
+      <w:r>
+        <w:rPr>
+          <w:lang w:val="sw_KE" w:bidi="sw_KE"/>
+        </w:rPr>
+        <w:t>Data ya Neno:</w:t>
+      </w:r>
+    </w:p>
+    <w:p>
+      <w:pPr>
+        <w:pStyle w:val="ListBullet"/>
+        <w:spacing w:line="240" w:lineRule="auto"/>
+        <w:ind w:left="1440"/>
+      </w:pPr>
+      <w:r>
+        <w:rPr>
+          <w:lang w:val="sw_KE" w:bidi="sw_KE"/>
+        </w:rPr>
+      </w:r>
+      <w:r>
+        <w:rPr>
+          <w:lang w:val="sw_KE" w:bidi="sw_KE"/>
+        </w:rPr>
+        <w:t>Strong’s: H8242, G45260</w:t>
+      </w:r>
+      <w:r>
+        <w:rPr>
+          <w:lang w:val="sw_KE" w:bidi="sw_KE"/>
+        </w:rPr>
+      </w:r>
+      <w:r>
+        <w:rPr>
+          <w:lang w:val="sw_KE" w:bidi="sw_KE"/>
+        </w:rPr>
+      </w:r>
+    </w:p>
+    <w:p>
+      <w:pPr/>
+      <w:r>
+        <w:rPr>
+          <w:lang w:val="sw_KE" w:bidi="sw_KE"/>
+        </w:rPr>
+      </w:r>
+    </w:p>
+    <w:p>
+      <w:pPr>
+        <w:pStyle w:val="Heading2"/>
+      </w:pPr>
+      <w:r>
+        <w:rPr>
+          <w:lang w:val="sw_KE" w:bidi="sw_KE"/>
+        </w:rPr>
+        <w:t>Nguruwe</w:t>
+      </w:r>
+      <w:r>
+        <w:rPr>
+          <w:lang w:val="sw_KE" w:bidi="sw_KE"/>
+        </w:rPr>
+      </w:r>
+    </w:p>
+    <w:p>
+      <w:pPr>
+        <w:pStyle w:val="Heading3"/>
+      </w:pPr>
+      <w:r>
+        <w:rPr>
+          <w:lang w:val="sw_KE" w:bidi="sw_KE"/>
+        </w:rPr>
+        <w:t>Ufafanuzi:</w:t>
+      </w:r>
+    </w:p>
+    <w:p>
+      <w:pPr/>
+      <w:r>
+        <w:rPr>
+          <w:lang w:val="sw_KE" w:bidi="sw_KE"/>
+        </w:rPr>
+      </w:r>
+      <w:r>
+        <w:rPr>
+          <w:lang w:val="sw_KE" w:bidi="sw_KE"/>
+        </w:rPr>
+        <w:t>Nguruwe ni aina ya mnyama mwenye miguu minne na kwato anayefugwa kwa ajili ya nyama. Nyama yake inaitwa "nguruwe." Jina la jumla kwa nguruwe na wanyama wanaohusiana nao ni "nguruwe."</w:t>
+      </w:r>
+    </w:p>
+    <w:p>
+      <w:pPr>
+        <w:pStyle w:val="ListBullet"/>
+        <w:spacing w:line="240" w:lineRule="auto"/>
+        <w:ind w:left="720"/>
+      </w:pPr>
+      <w:r>
+        <w:rPr>
+          <w:lang w:val="sw_KE" w:bidi="sw_KE"/>
+        </w:rPr>
+      </w:r>
+      <w:r>
+        <w:rPr>
+          <w:lang w:val="sw_KE" w:bidi="sw_KE"/>
+        </w:rPr>
+        <w:t>Mungu aliwaambia Waisraeli wasile nyama ya nguruwe na kuiona kuwa najisi. Wayahudi leo bado wanaona nguruwe kuwa najisi na hawali nyama ya nguruwe.</w:t>
+      </w:r>
+    </w:p>
+    <w:p>
+      <w:pPr>
+        <w:pStyle w:val="ListBullet"/>
+        <w:spacing w:line="240" w:lineRule="auto"/>
+        <w:ind w:left="720"/>
+      </w:pPr>
+      <w:r>
+        <w:rPr>
+          <w:lang w:val="sw_KE" w:bidi="sw_KE"/>
+        </w:rPr>
+      </w:r>
+      <w:r>
+        <w:rPr>
+          <w:lang w:val="sw_KE" w:bidi="sw_KE"/>
+        </w:rPr>
+        <w:t>Nguruwe hufugwa mashambani ili kuuzwa kwa watu wengine kwa ajili ya nyama yao.</w:t>
+      </w:r>
+    </w:p>
+    <w:p>
+      <w:pPr>
+        <w:pStyle w:val="ListBullet"/>
+        <w:spacing w:line="240" w:lineRule="auto"/>
+        <w:ind w:left="720"/>
+      </w:pPr>
+      <w:r>
+        <w:rPr>
+          <w:lang w:val="sw_KE" w:bidi="sw_KE"/>
+        </w:rPr>
+      </w:r>
+      <w:r>
+        <w:rPr>
+          <w:lang w:val="sw_KE" w:bidi="sw_KE"/>
+        </w:rPr>
+        <w:t>Kuna aina ya nguruwe ambayo haifugwi kwenye mashamba bali huishi porini; inaitwa "nguruwe mwitu." Nguruwe mwitu wana meno makubwa na wanachukuliwa kuwa wanyama hatari sana.</w:t>
+      </w:r>
+    </w:p>
+    <w:p>
+      <w:pPr>
+        <w:pStyle w:val="ListBullet"/>
+        <w:spacing w:line="240" w:lineRule="auto"/>
+        <w:ind w:left="720"/>
+      </w:pPr>
+      <w:r>
+        <w:rPr>
+          <w:lang w:val="sw_KE" w:bidi="sw_KE"/>
+        </w:rPr>
+      </w:r>
+      <w:r>
+        <w:rPr>
+          <w:lang w:val="sw_KE" w:bidi="sw_KE"/>
+        </w:rPr>
+        <w:t>Wakati mwingine nguruwe wakubwa huitwa "nguruwe."</w:t>
+      </w:r>
+    </w:p>
+    <w:p>
+      <w:pPr/>
+      <w:r>
+        <w:rPr>
+          <w:lang w:val="sw_KE" w:bidi="sw_KE"/>
+        </w:rPr>
+      </w:r>
+      <w:r>
+        <w:rPr>
+          <w:lang w:val="sw_KE" w:bidi="sw_KE"/>
+        </w:rPr>
+        <w:t>(Tazama pia: Jinsi ya Kutafsiri Visivyojulikana)</w:t>
+      </w:r>
+    </w:p>
+    <w:p>
+      <w:pPr/>
+      <w:r>
+        <w:rPr>
+          <w:lang w:val="sw_KE" w:bidi="sw_KE"/>
+        </w:rPr>
+      </w:r>
+      <w:r>
+        <w:rPr>
+          <w:lang w:val="sw_KE" w:bidi="sw_KE"/>
+        </w:rPr>
         <w:t xml:space="preserve">(Tazama pia: </w:t>
       </w:r>
       <w:r>
         <w:rPr>
           <w:lang w:val="sw_KE" w:bidi="sw_KE"/>
         </w:rPr>
-        <w:t>vumbi</w:t>
+        <w:t>safi</w:t>
+      </w:r>
+      <w:r>
+        <w:rPr>
+          <w:lang w:val="sw_KE" w:bidi="sw_KE"/>
+        </w:rPr>
+        <w:t>)</w:t>
+      </w:r>
+    </w:p>
+    <w:p>
+      <w:pPr>
+        <w:pStyle w:val="Heading3"/>
+      </w:pPr>
+      <w:r>
+        <w:rPr>
+          <w:lang w:val="sw_KE" w:bidi="sw_KE"/>
+        </w:rPr>
+        <w:t>Marejeleo ya Biblia:</w:t>
+      </w:r>
+    </w:p>
+    <w:p>
+      <w:pPr>
+        <w:pStyle w:val="ListBullet"/>
+        <w:spacing w:line="240" w:lineRule="auto"/>
+        <w:ind w:left="720"/>
+      </w:pPr>
+      <w:r>
+        <w:rPr>
+          <w:lang w:val="sw_KE" w:bidi="sw_KE"/>
+        </w:rPr>
+      </w:r>
+      <w:r>
+        <w:rPr>
+          <w:lang w:val="sw_KE" w:bidi="sw_KE"/>
+        </w:rPr>
+        <w:t>2 Petro 2:22</w:t>
+      </w:r>
+    </w:p>
+    <w:p>
+      <w:pPr>
+        <w:pStyle w:val="ListBullet"/>
+        <w:spacing w:line="240" w:lineRule="auto"/>
+        <w:ind w:left="720"/>
+      </w:pPr>
+      <w:r>
+        <w:rPr>
+          <w:lang w:val="sw_KE" w:bidi="sw_KE"/>
+        </w:rPr>
+      </w:r>
+      <w:r>
+        <w:rPr>
+          <w:lang w:val="sw_KE" w:bidi="sw_KE"/>
+        </w:rPr>
+        <w:t>Marko 5:13</w:t>
+      </w:r>
+    </w:p>
+    <w:p>
+      <w:pPr>
+        <w:pStyle w:val="ListBullet"/>
+        <w:spacing w:line="240" w:lineRule="auto"/>
+        <w:ind w:left="720"/>
+      </w:pPr>
+      <w:r>
+        <w:rPr>
+          <w:lang w:val="sw_KE" w:bidi="sw_KE"/>
+        </w:rPr>
+      </w:r>
+      <w:r>
+        <w:rPr>
+          <w:lang w:val="sw_KE" w:bidi="sw_KE"/>
+        </w:rPr>
+        <w:t>Mathayo 7:6</w:t>
+      </w:r>
+    </w:p>
+    <w:p>
+      <w:pPr>
+        <w:pStyle w:val="ListBullet"/>
+        <w:spacing w:line="240" w:lineRule="auto"/>
+        <w:ind w:left="720"/>
+      </w:pPr>
+      <w:r>
+        <w:rPr>
+          <w:lang w:val="sw_KE" w:bidi="sw_KE"/>
+        </w:rPr>
+      </w:r>
+      <w:r>
+        <w:rPr>
+          <w:lang w:val="sw_KE" w:bidi="sw_KE"/>
+        </w:rPr>
+        <w:t>Mathayo 8:32</w:t>
+      </w:r>
+    </w:p>
+    <w:p>
+      <w:pPr>
+        <w:pStyle w:val="Heading3"/>
+      </w:pPr>
+      <w:r>
+        <w:rPr>
+          <w:lang w:val="sw_KE" w:bidi="sw_KE"/>
+        </w:rPr>
+        <w:t>Neno Data:</w:t>
+      </w:r>
+    </w:p>
+    <w:p>
+      <w:pPr>
+        <w:pStyle w:val="ListBullet"/>
+        <w:spacing w:line="240" w:lineRule="auto"/>
+        <w:ind w:left="720"/>
+      </w:pPr>
+      <w:r>
+        <w:rPr>
+          <w:lang w:val="sw_KE" w:bidi="sw_KE"/>
+        </w:rPr>
+      </w:r>
+      <w:r>
+        <w:rPr>
+          <w:lang w:val="sw_KE" w:bidi="sw_KE"/>
+        </w:rPr>
+        <w:t>Strong's: H2386, G55190</w:t>
+      </w:r>
+      <w:r>
+        <w:rPr>
+          <w:lang w:val="sw_KE" w:bidi="sw_KE"/>
+        </w:rPr>
+      </w:r>
+      <w:r>
+        <w:rPr>
+          <w:lang w:val="sw_KE" w:bidi="sw_KE"/>
+        </w:rPr>
+      </w:r>
+    </w:p>
+    <w:p>
+      <w:pPr/>
+      <w:r>
+        <w:rPr>
+          <w:lang w:val="sw_KE" w:bidi="sw_KE"/>
+        </w:rPr>
+      </w:r>
+    </w:p>
+    <w:p>
+      <w:pPr>
+        <w:pStyle w:val="Heading2"/>
+      </w:pPr>
+      <w:r>
+        <w:rPr>
+          <w:lang w:val="sw_KE" w:bidi="sw_KE"/>
+        </w:rPr>
+        <w:t>Nguzo</w:t>
+      </w:r>
+      <w:r>
+        <w:rPr>
+          <w:lang w:val="sw_KE" w:bidi="sw_KE"/>
+        </w:rPr>
+      </w:r>
+    </w:p>
+    <w:p>
+      <w:pPr>
+        <w:pStyle w:val="Heading3"/>
+      </w:pPr>
+      <w:r>
+        <w:rPr>
+          <w:lang w:val="sw_KE" w:bidi="sw_KE"/>
+        </w:rPr>
+        <w:t>Ufafanuzi:</w:t>
+      </w:r>
+    </w:p>
+    <w:p>
+      <w:pPr/>
+      <w:r>
+        <w:rPr>
+          <w:lang w:val="sw_KE" w:bidi="sw_KE"/>
+        </w:rPr>
+      </w:r>
+      <w:r>
+        <w:rPr>
+          <w:lang w:val="sw_KE" w:bidi="sw_KE"/>
+        </w:rPr>
+        <w:t>Neno "nguzo" kwa kawaida linamaanisha muundo mkubwa wa wima unaotumika kushikilia paa au sehemu nyingine ya jengo. Neno jingine kwa "nguzo" ni "safuwima."</w:t>
+      </w:r>
+    </w:p>
+    <w:p>
+      <w:pPr>
+        <w:pStyle w:val="ListBullet"/>
+        <w:spacing w:line="240" w:lineRule="auto"/>
+        <w:ind w:left="720"/>
+      </w:pPr>
+      <w:r>
+        <w:rPr>
+          <w:lang w:val="sw_KE" w:bidi="sw_KE"/>
+        </w:rPr>
+      </w:r>
+      <w:r>
+        <w:rPr>
+          <w:lang w:val="sw_KE" w:bidi="sw_KE"/>
+        </w:rPr>
+        <w:t>Katika nyakati za Biblia, nguzo zilizotumika kama msaada katika majengo mara nyingi zilichongwa kutoka kwenye jiwe moja.</w:t>
+      </w:r>
+    </w:p>
+    <w:p>
+      <w:pPr>
+        <w:pStyle w:val="ListBullet"/>
+        <w:spacing w:line="240" w:lineRule="auto"/>
+        <w:ind w:left="720"/>
+      </w:pPr>
+      <w:r>
+        <w:rPr>
+          <w:lang w:val="sw_KE" w:bidi="sw_KE"/>
+        </w:rPr>
+      </w:r>
+      <w:r>
+        <w:rPr>
+          <w:lang w:val="sw_KE" w:bidi="sw_KE"/>
+        </w:rPr>
+        <w:t>Katika Agano la Kale, Samsoni alikamatwa na Wafilisti na aliharibu hekalu lao la kipagani kwa kusukuma nguzo zilizolishikilia, na kusababisha hekalu hilo kuporomoka.</w:t>
+      </w:r>
+    </w:p>
+    <w:p>
+      <w:pPr>
+        <w:pStyle w:val="ListBullet"/>
+        <w:spacing w:line="240" w:lineRule="auto"/>
+        <w:ind w:left="720"/>
+      </w:pPr>
+      <w:r>
+        <w:rPr>
+          <w:lang w:val="sw_KE" w:bidi="sw_KE"/>
+        </w:rPr>
+      </w:r>
+      <w:r>
+        <w:rPr>
+          <w:lang w:val="sw_KE" w:bidi="sw_KE"/>
+        </w:rPr>
+        <w:t>Neno "nguzo" wakati mwingine linamaanisha jiwe kubwa au mwamba uliowekwa kama kumbukumbu ya alama ya kaburi au mahali ambapo tukio muhimu lilitokea.</w:t>
+      </w:r>
+    </w:p>
+    <w:p>
+      <w:pPr>
+        <w:pStyle w:val="ListBullet"/>
+        <w:spacing w:line="240" w:lineRule="auto"/>
+        <w:ind w:left="720"/>
+      </w:pPr>
+      <w:r>
+        <w:rPr>
+          <w:lang w:val="sw_KE" w:bidi="sw_KE"/>
+        </w:rPr>
+      </w:r>
+      <w:r>
+        <w:rPr>
+          <w:lang w:val="sw_KE" w:bidi="sw_KE"/>
+        </w:rPr>
+        <w:t>Pia inaweza kumaanisha sanamu iliyotengenezwa kwa ajili ya kuabudu mungu wa uongo. Ni jina lingine la "picha iliyochongwa" na linaweza kutafsiriwa kama "sanamu."</w:t>
+      </w:r>
+    </w:p>
+    <w:p>
+      <w:pPr>
+        <w:pStyle w:val="ListBullet"/>
+        <w:spacing w:line="240" w:lineRule="auto"/>
+        <w:ind w:left="720"/>
+      </w:pPr>
+      <w:r>
+        <w:rPr>
+          <w:lang w:val="sw_KE" w:bidi="sw_KE"/>
+        </w:rPr>
+      </w:r>
+      <w:r>
+        <w:rPr>
+          <w:lang w:val="sw_KE" w:bidi="sw_KE"/>
+        </w:rPr>
+        <w:t>Neno "nguzo" linatumika kumaanisha kitu chenye umbo la nguzo, kama vile "nguzo ya moto" iliyowaongoza Waisraeli usiku jangwani au "nguzo ya chumvi" ambayo mke wa Lutu aligeuka kuwa baada ya kuangalia nyuma kwenye mji.</w:t>
+      </w:r>
+    </w:p>
+    <w:p>
+      <w:pPr>
+        <w:pStyle w:val="ListBullet"/>
+        <w:spacing w:line="240" w:lineRule="auto"/>
+        <w:ind w:left="720"/>
+      </w:pPr>
+      <w:r>
+        <w:rPr>
+          <w:lang w:val="sw_KE" w:bidi="sw_KE"/>
+        </w:rPr>
+      </w:r>
+      <w:r>
+        <w:rPr>
+          <w:lang w:val="sw_KE" w:bidi="sw_KE"/>
+        </w:rPr>
+        <w:t>Kama muundo unaounga mkono jengo, neno "nguzo" au "safu" linaweza kutafsiriwa kama "boriti ya msaada ya jiwe iliyosimama wima" au "muundo wa jiwe unaounga mkono."</w:t>
+      </w:r>
+    </w:p>
+    <w:p>
+      <w:pPr>
+        <w:pStyle w:val="ListBullet"/>
+        <w:spacing w:line="240" w:lineRule="auto"/>
+        <w:ind w:left="720"/>
+      </w:pPr>
+      <w:r>
+        <w:rPr>
+          <w:lang w:val="sw_KE" w:bidi="sw_KE"/>
+        </w:rPr>
+      </w:r>
+      <w:r>
+        <w:rPr>
+          <w:lang w:val="sw_KE" w:bidi="sw_KE"/>
+        </w:rPr>
+        <w:t>Matumizi mengine ya "nguzo" yanaweza kumaanisha "sanamu," "lundo," "kilima," "mnara," au "umati mrefu," kulingana na muktadha.</w:t>
+      </w:r>
+    </w:p>
+    <w:p>
+      <w:pPr/>
+      <w:r>
+        <w:rPr>
+          <w:lang w:val="sw_KE" w:bidi="sw_KE"/>
+        </w:rPr>
+      </w:r>
+      <w:r>
+        <w:rPr>
+          <w:lang w:val="sw_KE" w:bidi="sw_KE"/>
+        </w:rPr>
+        <w:t xml:space="preserve">(Tazama pia: </w:t>
+      </w:r>
+      <w:r>
+        <w:rPr>
+          <w:lang w:val="sw_KE" w:bidi="sw_KE"/>
+        </w:rPr>
+        <w:t>msingi</w:t>
       </w:r>
       <w:r>
         <w:rPr>
@@ -11318,7 +11960,7 @@
         <w:rPr>
           <w:lang w:val="sw_KE" w:bidi="sw_KE"/>
         </w:rPr>
-        <w:t>ngamia</w:t>
+        <w:t>mungu wa uongo</w:t>
       </w:r>
       <w:r>
         <w:rPr>
@@ -11330,7 +11972,272 @@
         <w:rPr>
           <w:lang w:val="sw_KE" w:bidi="sw_KE"/>
         </w:rPr>
-        <w:t>mbuzi</w:t>
+        <w:t>picha</w:t>
+      </w:r>
+      <w:r>
+        <w:rPr>
+          <w:lang w:val="sw_KE" w:bidi="sw_KE"/>
+        </w:rPr>
+        <w:t>)</w:t>
+      </w:r>
+    </w:p>
+    <w:p>
+      <w:pPr>
+        <w:pStyle w:val="Heading3"/>
+      </w:pPr>
+      <w:r>
+        <w:rPr>
+          <w:lang w:val="sw_KE" w:bidi="sw_KE"/>
+        </w:rPr>
+        <w:t>Marejeleo ya Biblia:</w:t>
+      </w:r>
+    </w:p>
+    <w:p>
+      <w:pPr>
+        <w:pStyle w:val="ListBullet"/>
+        <w:spacing w:line="240" w:lineRule="auto"/>
+        <w:ind w:left="720"/>
+      </w:pPr>
+      <w:r>
+        <w:rPr>
+          <w:lang w:val="sw_KE" w:bidi="sw_KE"/>
+        </w:rPr>
+      </w:r>
+      <w:r>
+        <w:rPr>
+          <w:lang w:val="sw_KE" w:bidi="sw_KE"/>
+        </w:rPr>
+        <w:t>2 Wafalme 18:4</w:t>
+      </w:r>
+    </w:p>
+    <w:p>
+      <w:pPr>
+        <w:pStyle w:val="ListBullet"/>
+        <w:spacing w:line="240" w:lineRule="auto"/>
+        <w:ind w:left="720"/>
+      </w:pPr>
+      <w:r>
+        <w:rPr>
+          <w:lang w:val="sw_KE" w:bidi="sw_KE"/>
+        </w:rPr>
+      </w:r>
+      <w:r>
+        <w:rPr>
+          <w:lang w:val="sw_KE" w:bidi="sw_KE"/>
+        </w:rPr>
+        <w:t>Kutoka 13:21</w:t>
+      </w:r>
+    </w:p>
+    <w:p>
+      <w:pPr>
+        <w:pStyle w:val="ListBullet"/>
+        <w:spacing w:line="240" w:lineRule="auto"/>
+        <w:ind w:left="720"/>
+      </w:pPr>
+      <w:r>
+        <w:rPr>
+          <w:lang w:val="sw_KE" w:bidi="sw_KE"/>
+        </w:rPr>
+      </w:r>
+      <w:r>
+        <w:rPr>
+          <w:lang w:val="sw_KE" w:bidi="sw_KE"/>
+        </w:rPr>
+        <w:t>Kutoka 33:9</w:t>
+      </w:r>
+    </w:p>
+    <w:p>
+      <w:pPr>
+        <w:pStyle w:val="ListBullet"/>
+        <w:spacing w:line="240" w:lineRule="auto"/>
+        <w:ind w:left="720"/>
+      </w:pPr>
+      <w:r>
+        <w:rPr>
+          <w:lang w:val="sw_KE" w:bidi="sw_KE"/>
+        </w:rPr>
+      </w:r>
+      <w:r>
+        <w:rPr>
+          <w:lang w:val="sw_KE" w:bidi="sw_KE"/>
+        </w:rPr>
+        <w:t>Mwanzo 31:45</w:t>
+      </w:r>
+    </w:p>
+    <w:p>
+      <w:pPr>
+        <w:pStyle w:val="ListBullet"/>
+        <w:spacing w:line="240" w:lineRule="auto"/>
+        <w:ind w:left="720"/>
+      </w:pPr>
+      <w:r>
+        <w:rPr>
+          <w:lang w:val="sw_KE" w:bidi="sw_KE"/>
+        </w:rPr>
+      </w:r>
+      <w:r>
+        <w:rPr>
+          <w:lang w:val="sw_KE" w:bidi="sw_KE"/>
+        </w:rPr>
+        <w:t>Mithali 9:1–2</w:t>
+      </w:r>
+    </w:p>
+    <w:p>
+      <w:pPr>
+        <w:pStyle w:val="Heading3"/>
+      </w:pPr>
+      <w:r>
+        <w:rPr>
+          <w:lang w:val="sw_KE" w:bidi="sw_KE"/>
+        </w:rPr>
+        <w:t>Data ya Neno:</w:t>
+      </w:r>
+    </w:p>
+    <w:p>
+      <w:pPr>
+        <w:pStyle w:val="ListBullet"/>
+        <w:spacing w:line="240" w:lineRule="auto"/>
+        <w:ind w:left="720"/>
+      </w:pPr>
+      <w:r>
+        <w:rPr>
+          <w:lang w:val="sw_KE" w:bidi="sw_KE"/>
+        </w:rPr>
+      </w:r>
+      <w:r>
+        <w:rPr>
+          <w:lang w:val="sw_KE" w:bidi="sw_KE"/>
+        </w:rPr>
+        <w:t>Strong's: H0352, H0547, H2106, H2553, H3730, H4552, H4676, H4678, H4690, H5324, H5333, H5982, H8490, G47690</w:t>
+      </w:r>
+      <w:r>
+        <w:rPr>
+          <w:lang w:val="sw_KE" w:bidi="sw_KE"/>
+        </w:rPr>
+      </w:r>
+      <w:r>
+        <w:rPr>
+          <w:lang w:val="sw_KE" w:bidi="sw_KE"/>
+        </w:rPr>
+      </w:r>
+    </w:p>
+    <w:p>
+      <w:pPr/>
+      <w:r>
+        <w:rPr>
+          <w:lang w:val="sw_KE" w:bidi="sw_KE"/>
+        </w:rPr>
+      </w:r>
+    </w:p>
+    <w:p>
+      <w:pPr>
+        <w:pStyle w:val="Heading2"/>
+      </w:pPr>
+      <w:r>
+        <w:rPr>
+          <w:lang w:val="sw_KE" w:bidi="sw_KE"/>
+        </w:rPr>
+        <w:t>Ninawi</w:t>
+      </w:r>
+      <w:r>
+        <w:rPr>
+          <w:lang w:val="sw_KE" w:bidi="sw_KE"/>
+        </w:rPr>
+      </w:r>
+    </w:p>
+    <w:p>
+      <w:pPr>
+        <w:pStyle w:val="Heading3"/>
+      </w:pPr>
+      <w:r>
+        <w:rPr>
+          <w:lang w:val="sw_KE" w:bidi="sw_KE"/>
+        </w:rPr>
+        <w:t>Uhalisia:</w:t>
+      </w:r>
+    </w:p>
+    <w:p>
+      <w:pPr/>
+      <w:r>
+        <w:rPr>
+          <w:lang w:val="sw_KE" w:bidi="sw_KE"/>
+        </w:rPr>
+      </w:r>
+      <w:r>
+        <w:rPr>
+          <w:lang w:val="sw_KE" w:bidi="sw_KE"/>
+        </w:rPr>
+        <w:t>Ninawi ilikuwa mji mkuu wa ufalme wa Ashuru. "Mninawi" alikuwa mtu aliyeishi Ninawi.</w:t>
+      </w:r>
+    </w:p>
+    <w:p>
+      <w:pPr>
+        <w:pStyle w:val="ListBullet"/>
+        <w:spacing w:line="240" w:lineRule="auto"/>
+        <w:ind w:left="720"/>
+      </w:pPr>
+      <w:r>
+        <w:rPr>
+          <w:lang w:val="sw_KE" w:bidi="sw_KE"/>
+        </w:rPr>
+      </w:r>
+      <w:r>
+        <w:rPr>
+          <w:lang w:val="sw_KE" w:bidi="sw_KE"/>
+        </w:rPr>
+        <w:t>Mungu alimtuma nabii Yona kuwaonya Waninawa kuacha njia zao mbaya. Watu waliacha kutenda kwa ukatili na Mungu hakuwaangamiza wakati huo.</w:t>
+      </w:r>
+    </w:p>
+    <w:p>
+      <w:pPr>
+        <w:pStyle w:val="ListBullet"/>
+        <w:spacing w:line="240" w:lineRule="auto"/>
+        <w:ind w:left="720"/>
+      </w:pPr>
+      <w:r>
+        <w:rPr>
+          <w:lang w:val="sw_KE" w:bidi="sw_KE"/>
+        </w:rPr>
+      </w:r>
+      <w:r>
+        <w:rPr>
+          <w:lang w:val="sw_KE" w:bidi="sw_KE"/>
+        </w:rPr>
+        <w:t>Manabii Nahumu na Sefania wote walitabiri kwamba Mungu angeharibu Ninawi kama hukumu kwa dhambi zao.</w:t>
+      </w:r>
+    </w:p>
+    <w:p>
+      <w:pPr/>
+      <w:r>
+        <w:rPr>
+          <w:lang w:val="sw_KE" w:bidi="sw_KE"/>
+        </w:rPr>
+      </w:r>
+      <w:r>
+        <w:rPr>
+          <w:lang w:val="sw_KE" w:bidi="sw_KE"/>
+        </w:rPr>
+        <w:t>(Mapendekezo ya Tafsiri: Jinsi ya Kutafsiri Majina)</w:t>
+      </w:r>
+    </w:p>
+    <w:p>
+      <w:pPr/>
+      <w:r>
+        <w:rPr>
+          <w:lang w:val="sw_KE" w:bidi="sw_KE"/>
+        </w:rPr>
+      </w:r>
+      <w:r>
+        <w:rPr>
+          <w:lang w:val="sw_KE" w:bidi="sw_KE"/>
+        </w:rPr>
+        <w:t xml:space="preserve">(Tazama pia: </w:t>
+      </w:r>
+      <w:r>
+        <w:rPr>
+          <w:lang w:val="sw_KE" w:bidi="sw_KE"/>
+        </w:rPr>
+        <w:t>Ashuru</w:t>
       </w:r>
       <w:r>
         <w:rPr>
@@ -11342,7 +12249,7 @@
         <w:rPr>
           <w:lang w:val="sw_KE" w:bidi="sw_KE"/>
         </w:rPr>
-        <w:t>mnyenyekevu</w:t>
+        <w:t>Yona</w:t>
       </w:r>
       <w:r>
         <w:rPr>
@@ -11354,7 +12261,342 @@
         <w:rPr>
           <w:lang w:val="sw_KE" w:bidi="sw_KE"/>
         </w:rPr>
-        <w:t>omboleza</w:t>
+        <w:t>tubu</w:t>
+      </w:r>
+      <w:r>
+        <w:rPr>
+          <w:lang w:val="sw_KE" w:bidi="sw_KE"/>
+        </w:rPr>
+        <w:t>, geuka)</w:t>
+      </w:r>
+    </w:p>
+    <w:p>
+      <w:pPr>
+        <w:pStyle w:val="Heading3"/>
+      </w:pPr>
+      <w:r>
+        <w:rPr>
+          <w:lang w:val="sw_KE" w:bidi="sw_KE"/>
+        </w:rPr>
+        <w:t>Marejeleo ya Biblia:</w:t>
+      </w:r>
+    </w:p>
+    <w:p>
+      <w:pPr>
+        <w:pStyle w:val="ListBullet"/>
+        <w:spacing w:line="240" w:lineRule="auto"/>
+        <w:ind w:left="720"/>
+      </w:pPr>
+      <w:r>
+        <w:rPr>
+          <w:lang w:val="sw_KE" w:bidi="sw_KE"/>
+        </w:rPr>
+      </w:r>
+      <w:r>
+        <w:rPr>
+          <w:lang w:val="sw_KE" w:bidi="sw_KE"/>
+        </w:rPr>
+        <w:t>Mwanzo 10:11–14</w:t>
+      </w:r>
+    </w:p>
+    <w:p>
+      <w:pPr>
+        <w:pStyle w:val="ListBullet"/>
+        <w:spacing w:line="240" w:lineRule="auto"/>
+        <w:ind w:left="720"/>
+      </w:pPr>
+      <w:r>
+        <w:rPr>
+          <w:lang w:val="sw_KE" w:bidi="sw_KE"/>
+        </w:rPr>
+      </w:r>
+      <w:r>
+        <w:rPr>
+          <w:lang w:val="sw_KE" w:bidi="sw_KE"/>
+        </w:rPr>
+        <w:t>Yona 1:3</w:t>
+      </w:r>
+    </w:p>
+    <w:p>
+      <w:pPr>
+        <w:pStyle w:val="ListBullet"/>
+        <w:spacing w:line="240" w:lineRule="auto"/>
+        <w:ind w:left="720"/>
+      </w:pPr>
+      <w:r>
+        <w:rPr>
+          <w:lang w:val="sw_KE" w:bidi="sw_KE"/>
+        </w:rPr>
+      </w:r>
+      <w:r>
+        <w:rPr>
+          <w:lang w:val="sw_KE" w:bidi="sw_KE"/>
+        </w:rPr>
+        <w:t>Yona 3:3</w:t>
+      </w:r>
+    </w:p>
+    <w:p>
+      <w:pPr>
+        <w:pStyle w:val="ListBullet"/>
+        <w:spacing w:line="240" w:lineRule="auto"/>
+        <w:ind w:left="720"/>
+      </w:pPr>
+      <w:r>
+        <w:rPr>
+          <w:lang w:val="sw_KE" w:bidi="sw_KE"/>
+        </w:rPr>
+      </w:r>
+      <w:r>
+        <w:rPr>
+          <w:lang w:val="sw_KE" w:bidi="sw_KE"/>
+        </w:rPr>
+        <w:t>Luka 11:32</w:t>
+      </w:r>
+    </w:p>
+    <w:p>
+      <w:pPr>
+        <w:pStyle w:val="ListBullet"/>
+        <w:spacing w:line="240" w:lineRule="auto"/>
+        <w:ind w:left="720"/>
+      </w:pPr>
+      <w:r>
+        <w:rPr>
+          <w:lang w:val="sw_KE" w:bidi="sw_KE"/>
+        </w:rPr>
+      </w:r>
+      <w:r>
+        <w:rPr>
+          <w:lang w:val="sw_KE" w:bidi="sw_KE"/>
+        </w:rPr>
+        <w:t>Mathayo 12:41</w:t>
+      </w:r>
+    </w:p>
+    <w:p>
+      <w:pPr>
+        <w:pStyle w:val="Heading3"/>
+      </w:pPr>
+      <w:r>
+        <w:rPr>
+          <w:lang w:val="sw_KE" w:bidi="sw_KE"/>
+        </w:rPr>
+        <w:t>Data ya Neno:</w:t>
+      </w:r>
+    </w:p>
+    <w:p>
+      <w:pPr>
+        <w:pStyle w:val="ListBullet"/>
+        <w:spacing w:line="240" w:lineRule="auto"/>
+        <w:ind w:left="720"/>
+      </w:pPr>
+      <w:r>
+        <w:rPr>
+          <w:lang w:val="sw_KE" w:bidi="sw_KE"/>
+        </w:rPr>
+      </w:r>
+      <w:r>
+        <w:rPr>
+          <w:lang w:val="sw_KE" w:bidi="sw_KE"/>
+        </w:rPr>
+        <w:t>Strong's: H5210, G35350, G35360</w:t>
+      </w:r>
+      <w:r>
+        <w:rPr>
+          <w:lang w:val="sw_KE" w:bidi="sw_KE"/>
+        </w:rPr>
+      </w:r>
+      <w:r>
+        <w:rPr>
+          <w:lang w:val="sw_KE" w:bidi="sw_KE"/>
+        </w:rPr>
+      </w:r>
+    </w:p>
+    <w:p>
+      <w:pPr/>
+      <w:r>
+        <w:rPr>
+          <w:lang w:val="sw_KE" w:bidi="sw_KE"/>
+        </w:rPr>
+      </w:r>
+    </w:p>
+    <w:p>
+      <w:pPr>
+        <w:pStyle w:val="Heading2"/>
+      </w:pPr>
+      <w:r>
+        <w:rPr>
+          <w:lang w:val="sw_KE" w:bidi="sw_KE"/>
+        </w:rPr>
+        <w:t>Nira</w:t>
+      </w:r>
+      <w:r>
+        <w:rPr>
+          <w:lang w:val="sw_KE" w:bidi="sw_KE"/>
+        </w:rPr>
+      </w:r>
+    </w:p>
+    <w:p>
+      <w:pPr>
+        <w:pStyle w:val="Heading2"/>
+      </w:pPr>
+      <w:r>
+        <w:rPr>
+          <w:lang w:val="sw_KE" w:bidi="sw_KE"/>
+        </w:rPr>
+        <w:t>nira, iliyofungwa, iliyo</w:t>
+      </w:r>
+      <w:r>
+        <w:rPr>
+          <w:b/>
+          <w:lang w:val="sw_KE" w:bidi="sw_KE"/>
+        </w:rPr>
+        <w:t>shikiliwa</w:t>
+      </w:r>
+    </w:p>
+    <w:p>
+      <w:pPr>
+        <w:pStyle w:val="Heading3"/>
+      </w:pPr>
+      <w:r>
+        <w:rPr>
+          <w:lang w:val="sw_KE" w:bidi="sw_KE"/>
+        </w:rPr>
+        <w:t>Ufafanuzi:</w:t>
+      </w:r>
+    </w:p>
+    <w:p>
+      <w:pPr/>
+      <w:r>
+        <w:rPr>
+          <w:lang w:val="sw_KE" w:bidi="sw_KE"/>
+        </w:rPr>
+      </w:r>
+      <w:r>
+        <w:rPr>
+          <w:lang w:val="sw_KE" w:bidi="sw_KE"/>
+        </w:rPr>
+        <w:t>Nira ni kipande cha mbao au chuma kilichounganishwa kwa wanyama wawili au zaidi ili kuwaunganisha kwa ajili ya kuvuta jembe au gari. Pia kuna maana kadhaa za mfano kwa neno hili.</w:t>
+      </w:r>
+    </w:p>
+    <w:p>
+      <w:pPr>
+        <w:pStyle w:val="ListBullet"/>
+        <w:spacing w:line="240" w:lineRule="auto"/>
+        <w:ind w:left="720"/>
+      </w:pPr>
+      <w:r>
+        <w:rPr>
+          <w:lang w:val="sw_KE" w:bidi="sw_KE"/>
+        </w:rPr>
+      </w:r>
+      <w:r>
+        <w:rPr>
+          <w:lang w:val="sw_KE" w:bidi="sw_KE"/>
+        </w:rPr>
+        <w:t>Neno "nira" linatumika kwa njia ya mfano kurejelea kitu kinachowaunganisha watu kwa lengo la kufanya kazi pamoja, kama vile katika kumtumikia Yesu.</w:t>
+      </w:r>
+    </w:p>
+    <w:p>
+      <w:pPr>
+        <w:pStyle w:val="ListBullet"/>
+        <w:spacing w:line="240" w:lineRule="auto"/>
+        <w:ind w:left="720"/>
+      </w:pPr>
+      <w:r>
+        <w:rPr>
+          <w:lang w:val="sw_KE" w:bidi="sw_KE"/>
+        </w:rPr>
+      </w:r>
+      <w:r>
+        <w:rPr>
+          <w:lang w:val="sw_KE" w:bidi="sw_KE"/>
+        </w:rPr>
+        <w:t>Paulo alitumia neno "mshirika wa nira" kumrejelea mtu ambaye alikuwa akimtumikia Kristo kama yeye. Hii inaweza pia kutafsiriwa kama "mshirika katika kazi," "mtumishi mwenzake," au "mshirika katika huduma."</w:t>
+      </w:r>
+    </w:p>
+    <w:p>
+      <w:pPr>
+        <w:pStyle w:val="ListBullet"/>
+        <w:spacing w:line="240" w:lineRule="auto"/>
+        <w:ind w:left="720"/>
+      </w:pPr>
+      <w:r>
+        <w:rPr>
+          <w:lang w:val="sw_KE" w:bidi="sw_KE"/>
+        </w:rPr>
+      </w:r>
+      <w:r>
+        <w:rPr>
+          <w:lang w:val="sw_KE" w:bidi="sw_KE"/>
+        </w:rPr>
+        <w:t>Neno "nira" pia mara nyingi hutumiwa kwa njia ya mfano kurejelea mzigo mzito ambao mtu anapaswa kubeba, kama vile wakati wa kuteswa na utumwa au mateso.</w:t>
+      </w:r>
+    </w:p>
+    <w:p>
+      <w:pPr>
+        <w:pStyle w:val="ListBullet"/>
+        <w:spacing w:line="240" w:lineRule="auto"/>
+        <w:ind w:left="720"/>
+      </w:pPr>
+      <w:r>
+        <w:rPr>
+          <w:lang w:val="sw_KE" w:bidi="sw_KE"/>
+        </w:rPr>
+      </w:r>
+      <w:r>
+        <w:rPr>
+          <w:lang w:val="sw_KE" w:bidi="sw_KE"/>
+        </w:rPr>
+        <w:t>Kwenye muktadha mwingi, ni bora kutafsiri neno hili moja kwa moja, kwa kutumia neno la kienyeji kwa ajili ya nira inayotumika kwa kilimo.</w:t>
+      </w:r>
+    </w:p>
+    <w:p>
+      <w:pPr>
+        <w:pStyle w:val="ListBullet"/>
+        <w:spacing w:line="240" w:lineRule="auto"/>
+        <w:ind w:left="720"/>
+      </w:pPr>
+      <w:r>
+        <w:rPr>
+          <w:lang w:val="sw_KE" w:bidi="sw_KE"/>
+        </w:rPr>
+      </w:r>
+      <w:r>
+        <w:rPr>
+          <w:lang w:val="sw_KE" w:bidi="sw_KE"/>
+        </w:rPr>
+        <w:t>Njia nyingine za kutafsiri matumizi ya sitiari ya neno hili zinaweza kuwa, "mzigo wa kukandamiza" au "mzigo mzito" au "kifungo," kulingana na muktadha.</w:t>
+      </w:r>
+    </w:p>
+    <w:p>
+      <w:pPr/>
+      <w:r>
+        <w:rPr>
+          <w:lang w:val="sw_KE" w:bidi="sw_KE"/>
+        </w:rPr>
+      </w:r>
+      <w:r>
+        <w:rPr>
+          <w:lang w:val="sw_KE" w:bidi="sw_KE"/>
+        </w:rPr>
+        <w:t xml:space="preserve">(Tazama pia: funga, </w:t>
+      </w:r>
+      <w:r>
+        <w:rPr>
+          <w:lang w:val="sw_KE" w:bidi="sw_KE"/>
+        </w:rPr>
+        <w:t>mzigo</w:t>
+      </w:r>
+      <w:r>
+        <w:rPr>
+          <w:lang w:val="sw_KE" w:bidi="sw_KE"/>
+        </w:rPr>
+        <w:t xml:space="preserve">, kandamiza, </w:t>
+      </w:r>
+      <w:r>
+        <w:rPr>
+          <w:lang w:val="sw_KE" w:bidi="sw_KE"/>
+        </w:rPr>
+        <w:t>tesa</w:t>
       </w:r>
       <w:r>
         <w:rPr>
@@ -11366,7 +12608,605 @@
         <w:rPr>
           <w:lang w:val="sw_KE" w:bidi="sw_KE"/>
         </w:rPr>
-        <w:t>tubu</w:t>
+        <w:t>mtumishi</w:t>
+      </w:r>
+      <w:r>
+        <w:rPr>
+          <w:lang w:val="sw_KE" w:bidi="sw_KE"/>
+        </w:rPr>
+        <w:t>)</w:t>
+      </w:r>
+    </w:p>
+    <w:p>
+      <w:pPr>
+        <w:pStyle w:val="Heading3"/>
+      </w:pPr>
+      <w:r>
+        <w:rPr>
+          <w:lang w:val="sw_KE" w:bidi="sw_KE"/>
+        </w:rPr>
+        <w:t>Marejeleo ya Biblia:</w:t>
+      </w:r>
+    </w:p>
+    <w:p>
+      <w:pPr>
+        <w:pStyle w:val="ListBullet"/>
+        <w:spacing w:line="240" w:lineRule="auto"/>
+        <w:ind w:left="720"/>
+      </w:pPr>
+      <w:r>
+        <w:rPr>
+          <w:lang w:val="sw_KE" w:bidi="sw_KE"/>
+        </w:rPr>
+      </w:r>
+      <w:r>
+        <w:rPr>
+          <w:lang w:val="sw_KE" w:bidi="sw_KE"/>
+        </w:rPr>
+        <w:t>Matendo 15:10</w:t>
+      </w:r>
+    </w:p>
+    <w:p>
+      <w:pPr>
+        <w:pStyle w:val="ListBullet"/>
+        <w:spacing w:line="240" w:lineRule="auto"/>
+        <w:ind w:left="720"/>
+      </w:pPr>
+      <w:r>
+        <w:rPr>
+          <w:lang w:val="sw_KE" w:bidi="sw_KE"/>
+        </w:rPr>
+      </w:r>
+      <w:r>
+        <w:rPr>
+          <w:lang w:val="sw_KE" w:bidi="sw_KE"/>
+        </w:rPr>
+        <w:t>Wagalatia 5:1</w:t>
+      </w:r>
+    </w:p>
+    <w:p>
+      <w:pPr>
+        <w:pStyle w:val="ListBullet"/>
+        <w:spacing w:line="240" w:lineRule="auto"/>
+        <w:ind w:left="720"/>
+      </w:pPr>
+      <w:r>
+        <w:rPr>
+          <w:lang w:val="sw_KE" w:bidi="sw_KE"/>
+        </w:rPr>
+      </w:r>
+      <w:r>
+        <w:rPr>
+          <w:lang w:val="sw_KE" w:bidi="sw_KE"/>
+        </w:rPr>
+        <w:t>Mwanzo 27:40</w:t>
+      </w:r>
+    </w:p>
+    <w:p>
+      <w:pPr>
+        <w:pStyle w:val="ListBullet"/>
+        <w:spacing w:line="240" w:lineRule="auto"/>
+        <w:ind w:left="720"/>
+      </w:pPr>
+      <w:r>
+        <w:rPr>
+          <w:lang w:val="sw_KE" w:bidi="sw_KE"/>
+        </w:rPr>
+      </w:r>
+      <w:r>
+        <w:rPr>
+          <w:lang w:val="sw_KE" w:bidi="sw_KE"/>
+        </w:rPr>
+        <w:t>Isaya 9:4</w:t>
+      </w:r>
+    </w:p>
+    <w:p>
+      <w:pPr>
+        <w:pStyle w:val="ListBullet"/>
+        <w:spacing w:line="240" w:lineRule="auto"/>
+        <w:ind w:left="720"/>
+      </w:pPr>
+      <w:r>
+        <w:rPr>
+          <w:lang w:val="sw_KE" w:bidi="sw_KE"/>
+        </w:rPr>
+      </w:r>
+      <w:r>
+        <w:rPr>
+          <w:lang w:val="sw_KE" w:bidi="sw_KE"/>
+        </w:rPr>
+        <w:t>Yeremia 27:4</w:t>
+      </w:r>
+    </w:p>
+    <w:p>
+      <w:pPr>
+        <w:pStyle w:val="ListBullet"/>
+        <w:spacing w:line="240" w:lineRule="auto"/>
+        <w:ind w:left="720"/>
+      </w:pPr>
+      <w:r>
+        <w:rPr>
+          <w:lang w:val="sw_KE" w:bidi="sw_KE"/>
+        </w:rPr>
+      </w:r>
+      <w:r>
+        <w:rPr>
+          <w:lang w:val="sw_KE" w:bidi="sw_KE"/>
+        </w:rPr>
+        <w:t>Mathayo 11:30</w:t>
+      </w:r>
+    </w:p>
+    <w:p>
+      <w:pPr>
+        <w:pStyle w:val="ListBullet"/>
+        <w:spacing w:line="240" w:lineRule="auto"/>
+        <w:ind w:left="720"/>
+      </w:pPr>
+      <w:r>
+        <w:rPr>
+          <w:lang w:val="sw_KE" w:bidi="sw_KE"/>
+        </w:rPr>
+      </w:r>
+      <w:r>
+        <w:rPr>
+          <w:lang w:val="sw_KE" w:bidi="sw_KE"/>
+        </w:rPr>
+        <w:t>Wafilipi 4:3</w:t>
+      </w:r>
+    </w:p>
+    <w:p>
+      <w:pPr>
+        <w:pStyle w:val="Heading3"/>
+      </w:pPr>
+      <w:r>
+        <w:rPr>
+          <w:lang w:val="sw_KE" w:bidi="sw_KE"/>
+        </w:rPr>
+        <w:t>Data ya Neno:</w:t>
+      </w:r>
+    </w:p>
+    <w:p>
+      <w:pPr>
+        <w:pStyle w:val="ListBullet"/>
+        <w:spacing w:line="240" w:lineRule="auto"/>
+        <w:ind w:left="720"/>
+      </w:pPr>
+      <w:r>
+        <w:rPr>
+          <w:lang w:val="sw_KE" w:bidi="sw_KE"/>
+        </w:rPr>
+      </w:r>
+      <w:r>
+        <w:rPr>
+          <w:lang w:val="sw_KE" w:bidi="sw_KE"/>
+        </w:rPr>
+        <w:t>Strong's: H3627, H4132, H4133, H5674, H5923, H6776, G20860, G22180</w:t>
+      </w:r>
+      <w:r>
+        <w:rPr>
+          <w:lang w:val="sw_KE" w:bidi="sw_KE"/>
+        </w:rPr>
+      </w:r>
+      <w:r>
+        <w:rPr>
+          <w:lang w:val="sw_KE" w:bidi="sw_KE"/>
+        </w:rPr>
+      </w:r>
+    </w:p>
+    <w:p>
+      <w:pPr/>
+      <w:r>
+        <w:rPr>
+          <w:lang w:val="sw_KE" w:bidi="sw_KE"/>
+        </w:rPr>
+      </w:r>
+    </w:p>
+    <w:p>
+      <w:pPr>
+        <w:pStyle w:val="Heading2"/>
+      </w:pPr>
+      <w:r>
+        <w:rPr>
+          <w:lang w:val="sw_KE" w:bidi="sw_KE"/>
+        </w:rPr>
+        <w:t>Njaa</w:t>
+      </w:r>
+      <w:r>
+        <w:rPr>
+          <w:lang w:val="sw_KE" w:bidi="sw_KE"/>
+        </w:rPr>
+      </w:r>
+    </w:p>
+    <w:p>
+      <w:pPr>
+        <w:pStyle w:val="Heading3"/>
+      </w:pPr>
+      <w:r>
+        <w:rPr>
+          <w:lang w:val="sw_KE" w:bidi="sw_KE"/>
+        </w:rPr>
+        <w:t>Ufafanuzi:</w:t>
+      </w:r>
+    </w:p>
+    <w:p>
+      <w:pPr/>
+      <w:r>
+        <w:rPr>
+          <w:lang w:val="sw_KE" w:bidi="sw_KE"/>
+        </w:rPr>
+      </w:r>
+      <w:r>
+        <w:rPr>
+          <w:lang w:val="sw_KE" w:bidi="sw_KE"/>
+        </w:rPr>
+        <w:t>Neno "njaa" linamaanisha ukosefu mkubwa wa chakula katika nchi au eneo, kawaida kutokana na ukosefu wa mvua wa kutosha.</w:t>
+      </w:r>
+    </w:p>
+    <w:p>
+      <w:pPr>
+        <w:pStyle w:val="ListBullet"/>
+        <w:spacing w:line="240" w:lineRule="auto"/>
+        <w:ind w:left="720"/>
+      </w:pPr>
+      <w:r>
+        <w:rPr>
+          <w:lang w:val="sw_KE" w:bidi="sw_KE"/>
+        </w:rPr>
+      </w:r>
+      <w:r>
+        <w:rPr>
+          <w:lang w:val="sw_KE" w:bidi="sw_KE"/>
+        </w:rPr>
+        <w:t>Mazao ya chakula yanaweza kuharibika kutokana na sababu za kiasili kama vile ukosefu wa mvua, magonjwa ya mazao, au wadudu.</w:t>
+      </w:r>
+    </w:p>
+    <w:p>
+      <w:pPr>
+        <w:pStyle w:val="ListBullet"/>
+        <w:spacing w:line="240" w:lineRule="auto"/>
+        <w:ind w:left="720"/>
+      </w:pPr>
+      <w:r>
+        <w:rPr>
+          <w:lang w:val="sw_KE" w:bidi="sw_KE"/>
+        </w:rPr>
+      </w:r>
+      <w:r>
+        <w:rPr>
+          <w:lang w:val="sw_KE" w:bidi="sw_KE"/>
+        </w:rPr>
+        <w:t>Upungufu wa chakula unaweza pia kusababishwa na watu, kama vile maadui wanaoharibu mazao.</w:t>
+      </w:r>
+    </w:p>
+    <w:p>
+      <w:pPr>
+        <w:pStyle w:val="ListBullet"/>
+        <w:spacing w:line="240" w:lineRule="auto"/>
+        <w:ind w:left="720"/>
+      </w:pPr>
+      <w:r>
+        <w:rPr>
+          <w:lang w:val="sw_KE" w:bidi="sw_KE"/>
+        </w:rPr>
+      </w:r>
+      <w:r>
+        <w:rPr>
+          <w:lang w:val="sw_KE" w:bidi="sw_KE"/>
+        </w:rPr>
+        <w:t>Kwenye Biblia, Mungu wakati mwingine alisababisha njaa kama njia ya kuadhibu mataifa yalipomkosea.</w:t>
+      </w:r>
+    </w:p>
+    <w:p>
+      <w:pPr>
+        <w:pStyle w:val="ListBullet"/>
+        <w:spacing w:line="240" w:lineRule="auto"/>
+        <w:ind w:left="720"/>
+      </w:pPr>
+      <w:r>
+        <w:rPr>
+          <w:lang w:val="sw_KE" w:bidi="sw_KE"/>
+        </w:rPr>
+      </w:r>
+      <w:r>
+        <w:rPr>
+          <w:lang w:val="sw_KE" w:bidi="sw_KE"/>
+        </w:rPr>
+        <w:t>Kwenye Amosi 8:11 neno "njaa" limetumika kwa njia ya mfano kumaanisha wakati ambapo Mungu aliwaadhibu watu wake kwa kutowazungumzia. Hii inaweza kutafsiriwa kwa neno la "njaa" katika lugha yako, au kwa kifungu kama "ukosefu mkubwa" au "upungufu mkali."</w:t>
+      </w:r>
+    </w:p>
+    <w:p>
+      <w:pPr>
+        <w:pStyle w:val="Heading3"/>
+      </w:pPr>
+      <w:r>
+        <w:rPr>
+          <w:lang w:val="sw_KE" w:bidi="sw_KE"/>
+        </w:rPr>
+        <w:t>Marejeleo ya Biblia:</w:t>
+      </w:r>
+    </w:p>
+    <w:p>
+      <w:pPr>
+        <w:pStyle w:val="ListBullet"/>
+        <w:spacing w:line="240" w:lineRule="auto"/>
+        <w:ind w:left="720"/>
+      </w:pPr>
+      <w:r>
+        <w:rPr>
+          <w:lang w:val="sw_KE" w:bidi="sw_KE"/>
+        </w:rPr>
+      </w:r>
+      <w:r>
+        <w:rPr>
+          <w:lang w:val="sw_KE" w:bidi="sw_KE"/>
+        </w:rPr>
+        <w:t>1 Mambo ya Nyakati 21:11–12</w:t>
+      </w:r>
+    </w:p>
+    <w:p>
+      <w:pPr>
+        <w:pStyle w:val="ListBullet"/>
+        <w:spacing w:line="240" w:lineRule="auto"/>
+        <w:ind w:left="720"/>
+      </w:pPr>
+      <w:r>
+        <w:rPr>
+          <w:lang w:val="sw_KE" w:bidi="sw_KE"/>
+        </w:rPr>
+      </w:r>
+      <w:r>
+        <w:rPr>
+          <w:lang w:val="sw_KE" w:bidi="sw_KE"/>
+        </w:rPr>
+        <w:t>Matendo 7:11</w:t>
+      </w:r>
+    </w:p>
+    <w:p>
+      <w:pPr>
+        <w:pStyle w:val="ListBullet"/>
+        <w:spacing w:line="240" w:lineRule="auto"/>
+        <w:ind w:left="720"/>
+      </w:pPr>
+      <w:r>
+        <w:rPr>
+          <w:lang w:val="sw_KE" w:bidi="sw_KE"/>
+        </w:rPr>
+      </w:r>
+      <w:r>
+        <w:rPr>
+          <w:lang w:val="sw_KE" w:bidi="sw_KE"/>
+        </w:rPr>
+        <w:t>Mwanzo 12:10</w:t>
+      </w:r>
+    </w:p>
+    <w:p>
+      <w:pPr>
+        <w:pStyle w:val="ListBullet"/>
+        <w:spacing w:line="240" w:lineRule="auto"/>
+        <w:ind w:left="720"/>
+      </w:pPr>
+      <w:r>
+        <w:rPr>
+          <w:lang w:val="sw_KE" w:bidi="sw_KE"/>
+        </w:rPr>
+      </w:r>
+      <w:r>
+        <w:rPr>
+          <w:lang w:val="sw_KE" w:bidi="sw_KE"/>
+        </w:rPr>
+        <w:t>Mwanzo 45:6</w:t>
+      </w:r>
+    </w:p>
+    <w:p>
+      <w:pPr>
+        <w:pStyle w:val="ListBullet"/>
+        <w:spacing w:line="240" w:lineRule="auto"/>
+        <w:ind w:left="720"/>
+      </w:pPr>
+      <w:r>
+        <w:rPr>
+          <w:lang w:val="sw_KE" w:bidi="sw_KE"/>
+        </w:rPr>
+      </w:r>
+      <w:r>
+        <w:rPr>
+          <w:lang w:val="sw_KE" w:bidi="sw_KE"/>
+        </w:rPr>
+        <w:t>Yeremia 11:21–23</w:t>
+      </w:r>
+    </w:p>
+    <w:p>
+      <w:pPr>
+        <w:pStyle w:val="ListBullet"/>
+        <w:spacing w:line="240" w:lineRule="auto"/>
+        <w:ind w:left="720"/>
+      </w:pPr>
+      <w:r>
+        <w:rPr>
+          <w:lang w:val="sw_KE" w:bidi="sw_KE"/>
+        </w:rPr>
+      </w:r>
+      <w:r>
+        <w:rPr>
+          <w:lang w:val="sw_KE" w:bidi="sw_KE"/>
+        </w:rPr>
+        <w:t>Luka 4:25</w:t>
+      </w:r>
+    </w:p>
+    <w:p>
+      <w:pPr>
+        <w:pStyle w:val="ListBullet"/>
+        <w:spacing w:line="240" w:lineRule="auto"/>
+        <w:ind w:left="720"/>
+      </w:pPr>
+      <w:r>
+        <w:rPr>
+          <w:lang w:val="sw_KE" w:bidi="sw_KE"/>
+        </w:rPr>
+      </w:r>
+      <w:r>
+        <w:rPr>
+          <w:lang w:val="sw_KE" w:bidi="sw_KE"/>
+        </w:rPr>
+        <w:t>Mathayo 24:8</w:t>
+      </w:r>
+    </w:p>
+    <w:p>
+      <w:pPr>
+        <w:pStyle w:val="Heading3"/>
+      </w:pPr>
+      <w:r>
+        <w:rPr>
+          <w:lang w:val="sw_KE" w:bidi="sw_KE"/>
+        </w:rPr>
+        <w:t>Neno Data:</w:t>
+      </w:r>
+    </w:p>
+    <w:p>
+      <w:pPr>
+        <w:pStyle w:val="ListBullet"/>
+        <w:spacing w:line="240" w:lineRule="auto"/>
+        <w:ind w:left="720"/>
+      </w:pPr>
+      <w:r>
+        <w:rPr>
+          <w:lang w:val="sw_KE" w:bidi="sw_KE"/>
+        </w:rPr>
+      </w:r>
+      <w:r>
+        <w:rPr>
+          <w:lang w:val="sw_KE" w:bidi="sw_KE"/>
+        </w:rPr>
+        <w:t>Strong's: H3720, H7458, H7459, G30420</w:t>
+      </w:r>
+      <w:r>
+        <w:rPr>
+          <w:lang w:val="sw_KE" w:bidi="sw_KE"/>
+        </w:rPr>
+      </w:r>
+      <w:r>
+        <w:rPr>
+          <w:lang w:val="sw_KE" w:bidi="sw_KE"/>
+        </w:rPr>
+      </w:r>
+    </w:p>
+    <w:p>
+      <w:pPr/>
+      <w:r>
+        <w:rPr>
+          <w:lang w:val="sw_KE" w:bidi="sw_KE"/>
+        </w:rPr>
+      </w:r>
+    </w:p>
+    <w:p>
+      <w:pPr>
+        <w:pStyle w:val="Heading2"/>
+      </w:pPr>
+      <w:r>
+        <w:rPr>
+          <w:lang w:val="sw_KE" w:bidi="sw_KE"/>
+        </w:rPr>
+        <w:t>Nofu</w:t>
+      </w:r>
+      <w:r>
+        <w:rPr>
+          <w:lang w:val="sw_KE" w:bidi="sw_KE"/>
+        </w:rPr>
+      </w:r>
+    </w:p>
+    <w:p>
+      <w:pPr>
+        <w:pStyle w:val="Heading3"/>
+      </w:pPr>
+      <w:r>
+        <w:rPr>
+          <w:lang w:val="sw_KE" w:bidi="sw_KE"/>
+        </w:rPr>
+        <w:t>Maelezo:</w:t>
+      </w:r>
+    </w:p>
+    <w:p>
+      <w:pPr/>
+      <w:r>
+        <w:rPr>
+          <w:lang w:val="sw_KE" w:bidi="sw_KE"/>
+        </w:rPr>
+      </w:r>
+      <w:r>
+        <w:rPr>
+          <w:lang w:val="sw_KE" w:bidi="sw_KE"/>
+        </w:rPr>
+        <w:t>Nofu ilikuwa mji mkuu wa zamani katika Misri, kando ya Mto Nile.</w:t>
+      </w:r>
+    </w:p>
+    <w:p>
+      <w:pPr>
+        <w:pStyle w:val="ListBullet"/>
+        <w:spacing w:line="240" w:lineRule="auto"/>
+        <w:ind w:left="720"/>
+      </w:pPr>
+      <w:r>
+        <w:rPr>
+          <w:lang w:val="sw_KE" w:bidi="sw_KE"/>
+        </w:rPr>
+      </w:r>
+      <w:r>
+        <w:rPr>
+          <w:lang w:val="sw_KE" w:bidi="sw_KE"/>
+        </w:rPr>
+        <w:t>Nofu ilikuwa katika Lower Misri, kusini tu mwa delta ya Mto Nile, ambapo udongo ulikuwa na rutuba sana na mazao yalikuwa mengi.</w:t>
+      </w:r>
+    </w:p>
+    <w:p>
+      <w:pPr>
+        <w:pStyle w:val="ListBullet"/>
+        <w:spacing w:line="240" w:lineRule="auto"/>
+        <w:ind w:left="720"/>
+      </w:pPr>
+      <w:r>
+        <w:rPr>
+          <w:lang w:val="sw_KE" w:bidi="sw_KE"/>
+        </w:rPr>
+      </w:r>
+      <w:r>
+        <w:rPr>
+          <w:lang w:val="sw_KE" w:bidi="sw_KE"/>
+        </w:rPr>
+        <w:t>Udongo wake wenye rutuba na eneo lake muhimu kati ya Misri ya Juu na ya Chini vilisababisha Nofu kuwa jiji kuu la biashara.</w:t>
+      </w:r>
+    </w:p>
+    <w:p>
+      <w:pPr/>
+      <w:r>
+        <w:rPr>
+          <w:lang w:val="sw_KE" w:bidi="sw_KE"/>
+        </w:rPr>
+      </w:r>
+      <w:r>
+        <w:rPr>
+          <w:lang w:val="sw_KE" w:bidi="sw_KE"/>
+        </w:rPr>
+        <w:t>(Pendekezo la Tafsiri: Tafsiri ya Majina)</w:t>
+      </w:r>
+    </w:p>
+    <w:p>
+      <w:pPr/>
+      <w:r>
+        <w:rPr>
+          <w:lang w:val="sw_KE" w:bidi="sw_KE"/>
+        </w:rPr>
+      </w:r>
+      <w:r>
+        <w:rPr>
+          <w:lang w:val="sw_KE" w:bidi="sw_KE"/>
+        </w:rPr>
+        <w:t xml:space="preserve">(Tazama pia: </w:t>
+      </w:r>
+      <w:r>
+        <w:rPr>
+          <w:lang w:val="sw_KE" w:bidi="sw_KE"/>
+        </w:rPr>
+        <w:t>Misri</w:t>
       </w:r>
       <w:r>
         <w:rPr>
@@ -11378,7 +13218,7 @@
         <w:rPr>
           <w:lang w:val="sw_KE" w:bidi="sw_KE"/>
         </w:rPr>
-        <w:t>ishara</w:t>
+        <w:t>Mto Nile</w:t>
       </w:r>
       <w:r>
         <w:rPr>
@@ -11413,97 +13253,7 @@
         <w:rPr>
           <w:lang w:val="sw_KE" w:bidi="sw_KE"/>
         </w:rPr>
-        <w:t>2 Samweli 3:31</w:t>
-      </w:r>
-    </w:p>
-    <w:p>
-      <w:pPr>
-        <w:pStyle w:val="ListBullet"/>
-        <w:spacing w:line="240" w:lineRule="auto"/>
-        <w:ind w:left="720"/>
-      </w:pPr>
-      <w:r>
-        <w:rPr>
-          <w:lang w:val="sw_KE" w:bidi="sw_KE"/>
-        </w:rPr>
-      </w:r>
-      <w:r>
-        <w:rPr>
-          <w:lang w:val="sw_KE" w:bidi="sw_KE"/>
-        </w:rPr>
-        <w:t>Mwanzo 37:34</w:t>
-      </w:r>
-    </w:p>
-    <w:p>
-      <w:pPr>
-        <w:pStyle w:val="ListBullet"/>
-        <w:spacing w:line="240" w:lineRule="auto"/>
-        <w:ind w:left="720"/>
-      </w:pPr>
-      <w:r>
-        <w:rPr>
-          <w:lang w:val="sw_KE" w:bidi="sw_KE"/>
-        </w:rPr>
-      </w:r>
-      <w:r>
-        <w:rPr>
-          <w:lang w:val="sw_KE" w:bidi="sw_KE"/>
-        </w:rPr>
-        <w:t>Yoeli 1:8–10</w:t>
-      </w:r>
-    </w:p>
-    <w:p>
-      <w:pPr>
-        <w:pStyle w:val="ListBullet"/>
-        <w:spacing w:line="240" w:lineRule="auto"/>
-        <w:ind w:left="720"/>
-      </w:pPr>
-      <w:r>
-        <w:rPr>
-          <w:lang w:val="sw_KE" w:bidi="sw_KE"/>
-        </w:rPr>
-      </w:r>
-      <w:r>
-        <w:rPr>
-          <w:lang w:val="sw_KE" w:bidi="sw_KE"/>
-        </w:rPr>
-        <w:t>Yona 3:5</w:t>
-      </w:r>
-    </w:p>
-    <w:p>
-      <w:pPr>
-        <w:pStyle w:val="ListBullet"/>
-        <w:spacing w:line="240" w:lineRule="auto"/>
-        <w:ind w:left="720"/>
-      </w:pPr>
-      <w:r>
-        <w:rPr>
-          <w:lang w:val="sw_KE" w:bidi="sw_KE"/>
-        </w:rPr>
-      </w:r>
-      <w:r>
-        <w:rPr>
-          <w:lang w:val="sw_KE" w:bidi="sw_KE"/>
-        </w:rPr>
-        <w:t>Luka 10:13</w:t>
-      </w:r>
-    </w:p>
-    <w:p>
-      <w:pPr>
-        <w:pStyle w:val="ListBullet"/>
-        <w:spacing w:line="240" w:lineRule="auto"/>
-        <w:ind w:left="720"/>
-      </w:pPr>
-      <w:r>
-        <w:rPr>
-          <w:lang w:val="sw_KE" w:bidi="sw_KE"/>
-        </w:rPr>
-      </w:r>
-      <w:r>
-        <w:rPr>
-          <w:lang w:val="sw_KE" w:bidi="sw_KE"/>
-        </w:rPr>
-        <w:t>Mathayo 11:21</w:t>
+        <w:t>Hosea 9:6</w:t>
       </w:r>
     </w:p>
     <w:p>
@@ -11514,6 +13264,475 @@
         <w:rPr>
           <w:lang w:val="sw_KE" w:bidi="sw_KE"/>
         </w:rPr>
+        <w:t>Tarehe ya Neno:</w:t>
+      </w:r>
+    </w:p>
+    <w:p>
+      <w:pPr>
+        <w:pStyle w:val="ListBullet"/>
+        <w:spacing w:line="240" w:lineRule="auto"/>
+        <w:ind w:left="720"/>
+      </w:pPr>
+      <w:r>
+        <w:rPr>
+          <w:lang w:val="sw_KE" w:bidi="sw_KE"/>
+        </w:rPr>
+      </w:r>
+      <w:r>
+        <w:rPr>
+          <w:lang w:val="sw_KE" w:bidi="sw_KE"/>
+        </w:rPr>
+        <w:t>Strong's: H4644, H5297</w:t>
+      </w:r>
+      <w:r>
+        <w:rPr>
+          <w:lang w:val="sw_KE" w:bidi="sw_KE"/>
+        </w:rPr>
+      </w:r>
+      <w:r>
+        <w:rPr>
+          <w:lang w:val="sw_KE" w:bidi="sw_KE"/>
+        </w:rPr>
+      </w:r>
+    </w:p>
+    <w:p>
+      <w:pPr/>
+      <w:r>
+        <w:rPr>
+          <w:lang w:val="sw_KE" w:bidi="sw_KE"/>
+        </w:rPr>
+      </w:r>
+    </w:p>
+    <w:p>
+      <w:pPr>
+        <w:pStyle w:val="Heading2"/>
+      </w:pPr>
+      <w:r>
+        <w:rPr>
+          <w:lang w:val="sw_KE" w:bidi="sw_KE"/>
+        </w:rPr>
+        <w:t>Nuhu</w:t>
+      </w:r>
+      <w:r>
+        <w:rPr>
+          <w:lang w:val="sw_KE" w:bidi="sw_KE"/>
+        </w:rPr>
+      </w:r>
+    </w:p>
+    <w:p>
+      <w:pPr>
+        <w:pStyle w:val="Heading3"/>
+      </w:pPr>
+      <w:r>
+        <w:rPr>
+          <w:lang w:val="sw_KE" w:bidi="sw_KE"/>
+        </w:rPr>
+        <w:t>Uhalisia:</w:t>
+      </w:r>
+    </w:p>
+    <w:p>
+      <w:pPr/>
+      <w:r>
+        <w:rPr>
+          <w:lang w:val="sw_KE" w:bidi="sw_KE"/>
+        </w:rPr>
+      </w:r>
+      <w:r>
+        <w:rPr>
+          <w:lang w:val="sw_KE" w:bidi="sw_KE"/>
+        </w:rPr>
+        <w:t>Nuhu alikuwa mtu aliyeishi zaidi ya miaka 4,000 iliyopita, wakati Mungu alipotuma Gharika duniani kote ili kuangamiza watu wote waovu duniani. Mungu alimwambia Nuhu ajenge safina kubwa ambayo yeye na familia yake wangeweza kuishi wakati maji ya Gharika yalipofunika dunia.</w:t>
+      </w:r>
+    </w:p>
+    <w:p>
+      <w:pPr>
+        <w:pStyle w:val="ListBullet"/>
+        <w:spacing w:line="240" w:lineRule="auto"/>
+        <w:ind w:left="720"/>
+      </w:pPr>
+      <w:r>
+        <w:rPr>
+          <w:lang w:val="sw_KE" w:bidi="sw_KE"/>
+        </w:rPr>
+      </w:r>
+      <w:r>
+        <w:rPr>
+          <w:lang w:val="sw_KE" w:bidi="sw_KE"/>
+        </w:rPr>
+        <w:t>Nuhu alikuwa mtu mwenye haki ambaye alitii Mungu katika kila jambo.</w:t>
+      </w:r>
+    </w:p>
+    <w:p>
+      <w:pPr>
+        <w:pStyle w:val="ListBullet"/>
+        <w:spacing w:line="240" w:lineRule="auto"/>
+        <w:ind w:left="720"/>
+      </w:pPr>
+      <w:r>
+        <w:rPr>
+          <w:lang w:val="sw_KE" w:bidi="sw_KE"/>
+        </w:rPr>
+      </w:r>
+      <w:r>
+        <w:rPr>
+          <w:lang w:val="sw_KE" w:bidi="sw_KE"/>
+        </w:rPr>
+        <w:t>Wakati Mungu alipomwambia Nuhu jinsi ya kujenga safina kubwa, Nuhu aliijenga kwa usahihi jinsi Mungu alivyomwambia.</w:t>
+      </w:r>
+    </w:p>
+    <w:p>
+      <w:pPr>
+        <w:pStyle w:val="ListBullet"/>
+        <w:spacing w:line="240" w:lineRule="auto"/>
+        <w:ind w:left="720"/>
+      </w:pPr>
+      <w:r>
+        <w:rPr>
+          <w:lang w:val="sw_KE" w:bidi="sw_KE"/>
+        </w:rPr>
+      </w:r>
+      <w:r>
+        <w:rPr>
+          <w:lang w:val="sw_KE" w:bidi="sw_KE"/>
+        </w:rPr>
+        <w:t>Ndani ya safina, Nuhu na familia yake walihifadhiwa salama, na baadaye watoto wao na wajukuu wao walijaza dunia tena na watu.</w:t>
+      </w:r>
+    </w:p>
+    <w:p>
+      <w:pPr>
+        <w:pStyle w:val="ListBullet"/>
+        <w:spacing w:line="240" w:lineRule="auto"/>
+        <w:ind w:left="720"/>
+      </w:pPr>
+      <w:r>
+        <w:rPr>
+          <w:lang w:val="sw_KE" w:bidi="sw_KE"/>
+        </w:rPr>
+      </w:r>
+      <w:r>
+        <w:rPr>
+          <w:lang w:val="sw_KE" w:bidi="sw_KE"/>
+        </w:rPr>
+        <w:t>Kila mtu aliyezaliwa tangu wakati wa Gharika ni mzawa wa Nuhu.</w:t>
+      </w:r>
+    </w:p>
+    <w:p>
+      <w:pPr/>
+      <w:r>
+        <w:rPr>
+          <w:lang w:val="sw_KE" w:bidi="sw_KE"/>
+        </w:rPr>
+      </w:r>
+      <w:r>
+        <w:rPr>
+          <w:lang w:val="sw_KE" w:bidi="sw_KE"/>
+        </w:rPr>
+        <w:t>(Mapendekezo ya Tafsiri: Jinsi ya Kutafsiri Majina)</w:t>
+      </w:r>
+    </w:p>
+    <w:p>
+      <w:pPr/>
+      <w:r>
+        <w:rPr>
+          <w:lang w:val="sw_KE" w:bidi="sw_KE"/>
+        </w:rPr>
+      </w:r>
+      <w:r>
+        <w:rPr>
+          <w:lang w:val="sw_KE" w:bidi="sw_KE"/>
+        </w:rPr>
+        <w:t xml:space="preserve">(Tazama pia: </w:t>
+      </w:r>
+      <w:r>
+        <w:rPr>
+          <w:lang w:val="sw_KE" w:bidi="sw_KE"/>
+        </w:rPr>
+        <w:t>mjukuu</w:t>
+      </w:r>
+      <w:r>
+        <w:rPr>
+          <w:lang w:val="sw_KE" w:bidi="sw_KE"/>
+        </w:rPr>
+        <w:t xml:space="preserve">, </w:t>
+      </w:r>
+      <w:r>
+        <w:rPr>
+          <w:lang w:val="sw_KE" w:bidi="sw_KE"/>
+        </w:rPr>
+        <w:t>safina</w:t>
+      </w:r>
+      <w:r>
+        <w:rPr>
+          <w:lang w:val="sw_KE" w:bidi="sw_KE"/>
+        </w:rPr>
+        <w:t>)</w:t>
+      </w:r>
+    </w:p>
+    <w:p>
+      <w:pPr>
+        <w:pStyle w:val="Heading3"/>
+      </w:pPr>
+      <w:r>
+        <w:rPr>
+          <w:lang w:val="sw_KE" w:bidi="sw_KE"/>
+        </w:rPr>
+        <w:t>Marejeleo ya Biblia:</w:t>
+      </w:r>
+    </w:p>
+    <w:p>
+      <w:pPr>
+        <w:pStyle w:val="ListBullet"/>
+        <w:spacing w:line="240" w:lineRule="auto"/>
+        <w:ind w:left="720"/>
+      </w:pPr>
+      <w:r>
+        <w:rPr>
+          <w:lang w:val="sw_KE" w:bidi="sw_KE"/>
+        </w:rPr>
+      </w:r>
+      <w:r>
+        <w:rPr>
+          <w:lang w:val="sw_KE" w:bidi="sw_KE"/>
+        </w:rPr>
+        <w:t>Mwanzo 5:30–31</w:t>
+      </w:r>
+    </w:p>
+    <w:p>
+      <w:pPr>
+        <w:pStyle w:val="ListBullet"/>
+        <w:spacing w:line="240" w:lineRule="auto"/>
+        <w:ind w:left="720"/>
+      </w:pPr>
+      <w:r>
+        <w:rPr>
+          <w:lang w:val="sw_KE" w:bidi="sw_KE"/>
+        </w:rPr>
+      </w:r>
+      <w:r>
+        <w:rPr>
+          <w:lang w:val="sw_KE" w:bidi="sw_KE"/>
+        </w:rPr>
+        <w:t>Mwanzo 5:32</w:t>
+      </w:r>
+    </w:p>
+    <w:p>
+      <w:pPr>
+        <w:pStyle w:val="ListBullet"/>
+        <w:spacing w:line="240" w:lineRule="auto"/>
+        <w:ind w:left="720"/>
+      </w:pPr>
+      <w:r>
+        <w:rPr>
+          <w:lang w:val="sw_KE" w:bidi="sw_KE"/>
+        </w:rPr>
+      </w:r>
+      <w:r>
+        <w:rPr>
+          <w:lang w:val="sw_KE" w:bidi="sw_KE"/>
+        </w:rPr>
+        <w:t>Mwanzo 6:8</w:t>
+      </w:r>
+    </w:p>
+    <w:p>
+      <w:pPr>
+        <w:pStyle w:val="ListBullet"/>
+        <w:spacing w:line="240" w:lineRule="auto"/>
+        <w:ind w:left="720"/>
+      </w:pPr>
+      <w:r>
+        <w:rPr>
+          <w:lang w:val="sw_KE" w:bidi="sw_KE"/>
+        </w:rPr>
+      </w:r>
+      <w:r>
+        <w:rPr>
+          <w:lang w:val="sw_KE" w:bidi="sw_KE"/>
+        </w:rPr>
+        <w:t>Mwanzo 8:1</w:t>
+      </w:r>
+    </w:p>
+    <w:p>
+      <w:pPr>
+        <w:pStyle w:val="ListBullet"/>
+        <w:spacing w:line="240" w:lineRule="auto"/>
+        <w:ind w:left="720"/>
+      </w:pPr>
+      <w:r>
+        <w:rPr>
+          <w:lang w:val="sw_KE" w:bidi="sw_KE"/>
+        </w:rPr>
+      </w:r>
+      <w:r>
+        <w:rPr>
+          <w:lang w:val="sw_KE" w:bidi="sw_KE"/>
+        </w:rPr>
+        <w:t>Waebrania 11:7</w:t>
+      </w:r>
+    </w:p>
+    <w:p>
+      <w:pPr>
+        <w:pStyle w:val="ListBullet"/>
+        <w:spacing w:line="240" w:lineRule="auto"/>
+        <w:ind w:left="720"/>
+      </w:pPr>
+      <w:r>
+        <w:rPr>
+          <w:lang w:val="sw_KE" w:bidi="sw_KE"/>
+        </w:rPr>
+      </w:r>
+      <w:r>
+        <w:rPr>
+          <w:lang w:val="sw_KE" w:bidi="sw_KE"/>
+        </w:rPr>
+        <w:t>Mathayo 24:37</w:t>
+      </w:r>
+    </w:p>
+    <w:p>
+      <w:pPr>
+        <w:pStyle w:val="Heading3"/>
+      </w:pPr>
+      <w:r>
+        <w:rPr>
+          <w:lang w:val="sw_KE" w:bidi="sw_KE"/>
+        </w:rPr>
+        <w:t>Mifano kutoka kwa hadithi za Biblia:</w:t>
+      </w:r>
+    </w:p>
+    <w:p>
+      <w:pPr>
+        <w:pStyle w:val="ListBullet"/>
+        <w:spacing w:line="240" w:lineRule="auto"/>
+        <w:ind w:left="720"/>
+      </w:pPr>
+      <w:r>
+        <w:rPr>
+          <w:lang w:val="sw_KE" w:bidi="sw_KE"/>
+        </w:rPr>
+      </w:r>
+      <w:r>
+        <w:rPr>
+          <w:b/>
+          <w:lang w:val="sw_KE" w:bidi="sw_KE"/>
+        </w:rPr>
+        <w:t>3:2</w:t>
+      </w:r>
+      <w:r>
+        <w:rPr>
+          <w:lang w:val="sw_KE" w:bidi="sw_KE"/>
+        </w:rPr>
+        <w:t xml:space="preserve"> Lakini </w:t>
+      </w:r>
+      <w:r>
+        <w:rPr>
+          <w:b/>
+          <w:lang w:val="sw_KE" w:bidi="sw_KE"/>
+        </w:rPr>
+        <w:t>Nuhu</w:t>
+      </w:r>
+      <w:r>
+        <w:rPr>
+          <w:lang w:val="sw_KE" w:bidi="sw_KE"/>
+        </w:rPr>
+        <w:t xml:space="preserve"> alipata kibali kwa Mungu.</w:t>
+      </w:r>
+    </w:p>
+    <w:p>
+      <w:pPr>
+        <w:pStyle w:val="ListBullet"/>
+        <w:spacing w:line="240" w:lineRule="auto"/>
+        <w:ind w:left="720"/>
+      </w:pPr>
+      <w:r>
+        <w:rPr>
+          <w:lang w:val="sw_KE" w:bidi="sw_KE"/>
+        </w:rPr>
+      </w:r>
+      <w:r>
+        <w:rPr>
+          <w:b/>
+          <w:lang w:val="sw_KE" w:bidi="sw_KE"/>
+        </w:rPr>
+        <w:t>3:4</w:t>
+      </w:r>
+      <w:r>
+        <w:rPr>
+          <w:lang w:val="sw_KE" w:bidi="sw_KE"/>
+        </w:rPr>
+        <w:t xml:space="preserve"> </w:t>
+      </w:r>
+      <w:r>
+        <w:rPr>
+          <w:b/>
+          <w:lang w:val="sw_KE" w:bidi="sw_KE"/>
+        </w:rPr>
+        <w:t>Nuhu</w:t>
+      </w:r>
+      <w:r>
+        <w:rPr>
+          <w:lang w:val="sw_KE" w:bidi="sw_KE"/>
+        </w:rPr>
+        <w:t xml:space="preserve"> alimtii Mungu. Yeye na wanawe watatu walijenga safina kama vile Mungu alivyowaambia.</w:t>
+      </w:r>
+    </w:p>
+    <w:p>
+      <w:pPr>
+        <w:pStyle w:val="ListBullet"/>
+        <w:spacing w:line="240" w:lineRule="auto"/>
+        <w:ind w:left="720"/>
+      </w:pPr>
+      <w:r>
+        <w:rPr>
+          <w:lang w:val="sw_KE" w:bidi="sw_KE"/>
+        </w:rPr>
+      </w:r>
+      <w:r>
+        <w:rPr>
+          <w:b/>
+          <w:lang w:val="sw_KE" w:bidi="sw_KE"/>
+        </w:rPr>
+        <w:t>3:13</w:t>
+      </w:r>
+      <w:r>
+        <w:rPr>
+          <w:lang w:val="sw_KE" w:bidi="sw_KE"/>
+        </w:rPr>
+        <w:t xml:space="preserve"> Miezi miwili baadaye Mungu alisema kwa </w:t>
+      </w:r>
+      <w:r>
+        <w:rPr>
+          <w:b/>
+          <w:lang w:val="sw_KE" w:bidi="sw_KE"/>
+        </w:rPr>
+        <w:t>Nuhu</w:t>
+      </w:r>
+      <w:r>
+        <w:rPr>
+          <w:lang w:val="sw_KE" w:bidi="sw_KE"/>
+        </w:rPr>
+        <w:t xml:space="preserve">, “Wewe na familia yako na wanyama wote mnaweza kutoka kwenye mashua sasa. Kuwa na watoto wengi na wajukuu na mjaze dunia.” Hivyo </w:t>
+      </w:r>
+      <w:r>
+        <w:rPr>
+          <w:b/>
+          <w:lang w:val="sw_KE" w:bidi="sw_KE"/>
+        </w:rPr>
+        <w:t>Nuhu</w:t>
+      </w:r>
+      <w:r>
+        <w:rPr>
+          <w:lang w:val="sw_KE" w:bidi="sw_KE"/>
+        </w:rPr>
+        <w:t xml:space="preserve"> na familia yake walitoka kwenye mashua.</w:t>
+      </w:r>
+    </w:p>
+    <w:p>
+      <w:pPr>
+        <w:pStyle w:val="Heading3"/>
+      </w:pPr>
+      <w:r>
+        <w:rPr>
+          <w:lang w:val="sw_KE" w:bidi="sw_KE"/>
+        </w:rPr>
         <w:t>Data ya Neno:</w:t>
       </w:r>
     </w:p>
@@ -11521,18 +13740,18 @@
       <w:pPr>
         <w:pStyle w:val="ListBullet"/>
         <w:spacing w:line="240" w:lineRule="auto"/>
-        <w:ind w:left="1440"/>
-      </w:pPr>
-      <w:r>
-        <w:rPr>
-          <w:lang w:val="sw_KE" w:bidi="sw_KE"/>
-        </w:rPr>
-      </w:r>
-      <w:r>
-        <w:rPr>
-          <w:lang w:val="sw_KE" w:bidi="sw_KE"/>
-        </w:rPr>
-        <w:t>Strong’s: H8242, G45260</w:t>
+        <w:ind w:left="720"/>
+      </w:pPr>
+      <w:r>
+        <w:rPr>
+          <w:lang w:val="sw_KE" w:bidi="sw_KE"/>
+        </w:rPr>
+      </w:r>
+      <w:r>
+        <w:rPr>
+          <w:lang w:val="sw_KE" w:bidi="sw_KE"/>
+        </w:rPr>
+        <w:t>Strong's: H5146, G35750</w:t>
       </w:r>
       <w:r>
         <w:rPr>
@@ -11561,12 +13780,30 @@
         <w:rPr>
           <w:lang w:val="sw_KE" w:bidi="sw_KE"/>
         </w:rPr>
-        <w:t>Nguruwe</w:t>
-      </w:r>
-      <w:r>
-        <w:rPr>
-          <w:lang w:val="sw_KE" w:bidi="sw_KE"/>
-        </w:rPr>
+        <w:t>Nyoka</w:t>
+      </w:r>
+      <w:r>
+        <w:rPr>
+          <w:lang w:val="sw_KE" w:bidi="sw_KE"/>
+        </w:rPr>
+      </w:r>
+    </w:p>
+    <w:p>
+      <w:pPr>
+        <w:pStyle w:val="Heading2"/>
+      </w:pPr>
+      <w:r>
+        <w:rPr>
+          <w:lang w:val="sw_KE" w:bidi="sw_KE"/>
+        </w:rPr>
+        <w:t xml:space="preserve">nyoka, nyoka, </w:t>
+      </w:r>
+      <w:r>
+        <w:rPr>
+          <w:b/>
+          <w:lang w:val="sw_KE" w:bidi="sw_KE"/>
+        </w:rPr>
+        <w:t>nyoka mwekundu</w:t>
       </w:r>
     </w:p>
     <w:p>
@@ -11577,7 +13814,7 @@
         <w:rPr>
           <w:lang w:val="sw_KE" w:bidi="sw_KE"/>
         </w:rPr>
-        <w:t>Ufafanuzi:</w:t>
+        <w:t>Uhalisia:</w:t>
       </w:r>
     </w:p>
     <w:p>
@@ -11591,79 +13828,79 @@
         <w:rPr>
           <w:lang w:val="sw_KE" w:bidi="sw_KE"/>
         </w:rPr>
-        <w:t>Nguruwe ni aina ya mnyama mwenye miguu minne na kwato anayefugwa kwa ajili ya nyama. Nyama yake inaitwa "nguruwe." Jina la jumla kwa nguruwe na wanyama wanaohusiana nao ni "nguruwe."</w:t>
-      </w:r>
-    </w:p>
-    <w:p>
-      <w:pPr>
-        <w:pStyle w:val="ListBullet"/>
-        <w:spacing w:line="240" w:lineRule="auto"/>
-        <w:ind w:left="720"/>
-      </w:pPr>
-      <w:r>
-        <w:rPr>
-          <w:lang w:val="sw_KE" w:bidi="sw_KE"/>
-        </w:rPr>
-      </w:r>
-      <w:r>
-        <w:rPr>
-          <w:lang w:val="sw_KE" w:bidi="sw_KE"/>
-        </w:rPr>
-        <w:t>Mungu aliwaambia Waisraeli wasile nyama ya nguruwe na kuiona kuwa najisi. Wayahudi leo bado wanaona nguruwe kuwa najisi na hawali nyama ya nguruwe.</w:t>
-      </w:r>
-    </w:p>
-    <w:p>
-      <w:pPr>
-        <w:pStyle w:val="ListBullet"/>
-        <w:spacing w:line="240" w:lineRule="auto"/>
-        <w:ind w:left="720"/>
-      </w:pPr>
-      <w:r>
-        <w:rPr>
-          <w:lang w:val="sw_KE" w:bidi="sw_KE"/>
-        </w:rPr>
-      </w:r>
-      <w:r>
-        <w:rPr>
-          <w:lang w:val="sw_KE" w:bidi="sw_KE"/>
-        </w:rPr>
-        <w:t>Nguruwe hufugwa mashambani ili kuuzwa kwa watu wengine kwa ajili ya nyama yao.</w:t>
-      </w:r>
-    </w:p>
-    <w:p>
-      <w:pPr>
-        <w:pStyle w:val="ListBullet"/>
-        <w:spacing w:line="240" w:lineRule="auto"/>
-        <w:ind w:left="720"/>
-      </w:pPr>
-      <w:r>
-        <w:rPr>
-          <w:lang w:val="sw_KE" w:bidi="sw_KE"/>
-        </w:rPr>
-      </w:r>
-      <w:r>
-        <w:rPr>
-          <w:lang w:val="sw_KE" w:bidi="sw_KE"/>
-        </w:rPr>
-        <w:t>Kuna aina ya nguruwe ambayo haifugwi kwenye mashamba bali huishi porini; inaitwa "nguruwe mwitu." Nguruwe mwitu wana meno makubwa na wanachukuliwa kuwa wanyama hatari sana.</w:t>
-      </w:r>
-    </w:p>
-    <w:p>
-      <w:pPr>
-        <w:pStyle w:val="ListBullet"/>
-        <w:spacing w:line="240" w:lineRule="auto"/>
-        <w:ind w:left="720"/>
-      </w:pPr>
-      <w:r>
-        <w:rPr>
-          <w:lang w:val="sw_KE" w:bidi="sw_KE"/>
-        </w:rPr>
-      </w:r>
-      <w:r>
-        <w:rPr>
-          <w:lang w:val="sw_KE" w:bidi="sw_KE"/>
-        </w:rPr>
-        <w:t>Wakati mwingine nguruwe wakubwa huitwa "nguruwe."</w:t>
+        <w:t>Maneno haya yote yanarejelea aina ya reptilia ambayo ina mwili mrefu, mwembamba, na taya kubwa zenye meno makali, na hutembea kwa kujikunja mbele na nyuma juu ya ardhi. Neno 'nyoka' mara nyingi linarejelea nyoka mkubwa na 'nyoka mwekundu' linarejelea aina ya nyoka yenye sumu ambayo hutumia sumu yake kumtia myo katika mnyama wake.</w:t>
+      </w:r>
+    </w:p>
+    <w:p>
+      <w:pPr>
+        <w:pStyle w:val="ListBullet"/>
+        <w:spacing w:line="240" w:lineRule="auto"/>
+        <w:ind w:left="720"/>
+      </w:pPr>
+      <w:r>
+        <w:rPr>
+          <w:lang w:val="sw_KE" w:bidi="sw_KE"/>
+        </w:rPr>
+      </w:r>
+      <w:r>
+        <w:rPr>
+          <w:lang w:val="sw_KE" w:bidi="sw_KE"/>
+        </w:rPr>
+        <w:t>Mnyama huyu pia hutumiwa kwa njia ya mfano kumrejelea mtu ambaye ni mwovu, hasa mtu ambaye ni mdanganyifu.</w:t>
+      </w:r>
+    </w:p>
+    <w:p>
+      <w:pPr>
+        <w:pStyle w:val="ListBullet"/>
+        <w:spacing w:line="240" w:lineRule="auto"/>
+        <w:ind w:left="720"/>
+      </w:pPr>
+      <w:r>
+        <w:rPr>
+          <w:lang w:val="sw_KE" w:bidi="sw_KE"/>
+        </w:rPr>
+      </w:r>
+      <w:r>
+        <w:rPr>
+          <w:lang w:val="sw_KE" w:bidi="sw_KE"/>
+        </w:rPr>
+        <w:t>Yesu aliita viongozi wa kidini “wana wa nyoka” kwa sababu walijifanya kuwa wenye haki lakini walidanganya watu na kuwatendea kwa njia isiyo ya haki.</w:t>
+      </w:r>
+    </w:p>
+    <w:p>
+      <w:pPr>
+        <w:pStyle w:val="ListBullet"/>
+        <w:spacing w:line="240" w:lineRule="auto"/>
+        <w:ind w:left="720"/>
+      </w:pPr>
+      <w:r>
+        <w:rPr>
+          <w:lang w:val="sw_KE" w:bidi="sw_KE"/>
+        </w:rPr>
+      </w:r>
+      <w:r>
+        <w:rPr>
+          <w:lang w:val="sw_KE" w:bidi="sw_KE"/>
+        </w:rPr>
+        <w:t>Kwenye bustani ya Edeni, Shetani alichukua umbo la nyoka alipoongea na Hawa na kumjaribu kutotii Mungu.</w:t>
+      </w:r>
+    </w:p>
+    <w:p>
+      <w:pPr>
+        <w:pStyle w:val="ListBullet"/>
+        <w:spacing w:line="240" w:lineRule="auto"/>
+        <w:ind w:left="720"/>
+      </w:pPr>
+      <w:r>
+        <w:rPr>
+          <w:lang w:val="sw_KE" w:bidi="sw_KE"/>
+        </w:rPr>
+      </w:r>
+      <w:r>
+        <w:rPr>
+          <w:lang w:val="sw_KE" w:bidi="sw_KE"/>
+        </w:rPr>
+        <w:t>Baada ya nyoka kumjaribu Hawa kufanya dhambi, na wote Hawa na mume wake Adamu walifanya dhambi, Mungu alilaani nyoka, akisema kwamba kuanzia wakati huo, nyoka wote wangejiviringisha chini, ikimaanisha kwamba kabla ya hapo walikuwa na miguu.</w:t>
       </w:r>
     </w:p>
     <w:p>
@@ -11677,7 +13914,7 @@
         <w:rPr>
           <w:lang w:val="sw_KE" w:bidi="sw_KE"/>
         </w:rPr>
-        <w:t>(Tazama pia: Jinsi ya Kutafsiri Visivyojulikana)</w:t>
+        <w:t>(Mapendekezo ya Tafsiri: Jinsi ya Kutafsiri Majina)</w:t>
       </w:r>
     </w:p>
     <w:p>
@@ -11697,330 +13934,7 @@
         <w:rPr>
           <w:lang w:val="sw_KE" w:bidi="sw_KE"/>
         </w:rPr>
-        <w:t>safi</w:t>
-      </w:r>
-      <w:r>
-        <w:rPr>
-          <w:lang w:val="sw_KE" w:bidi="sw_KE"/>
-        </w:rPr>
-        <w:t>)</w:t>
-      </w:r>
-    </w:p>
-    <w:p>
-      <w:pPr>
-        <w:pStyle w:val="Heading3"/>
-      </w:pPr>
-      <w:r>
-        <w:rPr>
-          <w:lang w:val="sw_KE" w:bidi="sw_KE"/>
-        </w:rPr>
-        <w:t>Marejeleo ya Biblia:</w:t>
-      </w:r>
-    </w:p>
-    <w:p>
-      <w:pPr>
-        <w:pStyle w:val="ListBullet"/>
-        <w:spacing w:line="240" w:lineRule="auto"/>
-        <w:ind w:left="720"/>
-      </w:pPr>
-      <w:r>
-        <w:rPr>
-          <w:lang w:val="sw_KE" w:bidi="sw_KE"/>
-        </w:rPr>
-      </w:r>
-      <w:r>
-        <w:rPr>
-          <w:lang w:val="sw_KE" w:bidi="sw_KE"/>
-        </w:rPr>
-        <w:t>2 Petro 2:22</w:t>
-      </w:r>
-    </w:p>
-    <w:p>
-      <w:pPr>
-        <w:pStyle w:val="ListBullet"/>
-        <w:spacing w:line="240" w:lineRule="auto"/>
-        <w:ind w:left="720"/>
-      </w:pPr>
-      <w:r>
-        <w:rPr>
-          <w:lang w:val="sw_KE" w:bidi="sw_KE"/>
-        </w:rPr>
-      </w:r>
-      <w:r>
-        <w:rPr>
-          <w:lang w:val="sw_KE" w:bidi="sw_KE"/>
-        </w:rPr>
-        <w:t>Marko 5:13</w:t>
-      </w:r>
-    </w:p>
-    <w:p>
-      <w:pPr>
-        <w:pStyle w:val="ListBullet"/>
-        <w:spacing w:line="240" w:lineRule="auto"/>
-        <w:ind w:left="720"/>
-      </w:pPr>
-      <w:r>
-        <w:rPr>
-          <w:lang w:val="sw_KE" w:bidi="sw_KE"/>
-        </w:rPr>
-      </w:r>
-      <w:r>
-        <w:rPr>
-          <w:lang w:val="sw_KE" w:bidi="sw_KE"/>
-        </w:rPr>
-        <w:t>Mathayo 7:6</w:t>
-      </w:r>
-    </w:p>
-    <w:p>
-      <w:pPr>
-        <w:pStyle w:val="ListBullet"/>
-        <w:spacing w:line="240" w:lineRule="auto"/>
-        <w:ind w:left="720"/>
-      </w:pPr>
-      <w:r>
-        <w:rPr>
-          <w:lang w:val="sw_KE" w:bidi="sw_KE"/>
-        </w:rPr>
-      </w:r>
-      <w:r>
-        <w:rPr>
-          <w:lang w:val="sw_KE" w:bidi="sw_KE"/>
-        </w:rPr>
-        <w:t>Mathayo 8:32</w:t>
-      </w:r>
-    </w:p>
-    <w:p>
-      <w:pPr>
-        <w:pStyle w:val="Heading3"/>
-      </w:pPr>
-      <w:r>
-        <w:rPr>
-          <w:lang w:val="sw_KE" w:bidi="sw_KE"/>
-        </w:rPr>
-        <w:t>Neno Data:</w:t>
-      </w:r>
-    </w:p>
-    <w:p>
-      <w:pPr>
-        <w:pStyle w:val="ListBullet"/>
-        <w:spacing w:line="240" w:lineRule="auto"/>
-        <w:ind w:left="720"/>
-      </w:pPr>
-      <w:r>
-        <w:rPr>
-          <w:lang w:val="sw_KE" w:bidi="sw_KE"/>
-        </w:rPr>
-      </w:r>
-      <w:r>
-        <w:rPr>
-          <w:lang w:val="sw_KE" w:bidi="sw_KE"/>
-        </w:rPr>
-        <w:t>Strong's: H2386, G55190</w:t>
-      </w:r>
-      <w:r>
-        <w:rPr>
-          <w:lang w:val="sw_KE" w:bidi="sw_KE"/>
-        </w:rPr>
-      </w:r>
-      <w:r>
-        <w:rPr>
-          <w:lang w:val="sw_KE" w:bidi="sw_KE"/>
-        </w:rPr>
-      </w:r>
-    </w:p>
-    <w:p>
-      <w:pPr/>
-      <w:r>
-        <w:rPr>
-          <w:lang w:val="sw_KE" w:bidi="sw_KE"/>
-        </w:rPr>
-      </w:r>
-    </w:p>
-    <w:p>
-      <w:pPr>
-        <w:pStyle w:val="Heading2"/>
-      </w:pPr>
-      <w:r>
-        <w:rPr>
-          <w:lang w:val="sw_KE" w:bidi="sw_KE"/>
-        </w:rPr>
-        <w:t>Nguzo</w:t>
-      </w:r>
-      <w:r>
-        <w:rPr>
-          <w:lang w:val="sw_KE" w:bidi="sw_KE"/>
-        </w:rPr>
-      </w:r>
-    </w:p>
-    <w:p>
-      <w:pPr>
-        <w:pStyle w:val="Heading3"/>
-      </w:pPr>
-      <w:r>
-        <w:rPr>
-          <w:lang w:val="sw_KE" w:bidi="sw_KE"/>
-        </w:rPr>
-        <w:t>Ufafanuzi:</w:t>
-      </w:r>
-    </w:p>
-    <w:p>
-      <w:pPr/>
-      <w:r>
-        <w:rPr>
-          <w:lang w:val="sw_KE" w:bidi="sw_KE"/>
-        </w:rPr>
-      </w:r>
-      <w:r>
-        <w:rPr>
-          <w:lang w:val="sw_KE" w:bidi="sw_KE"/>
-        </w:rPr>
-        <w:t>Neno "nguzo" kwa kawaida linamaanisha muundo mkubwa wa wima unaotumika kushikilia paa au sehemu nyingine ya jengo. Neno jingine kwa "nguzo" ni "safuwima."</w:t>
-      </w:r>
-    </w:p>
-    <w:p>
-      <w:pPr>
-        <w:pStyle w:val="ListBullet"/>
-        <w:spacing w:line="240" w:lineRule="auto"/>
-        <w:ind w:left="720"/>
-      </w:pPr>
-      <w:r>
-        <w:rPr>
-          <w:lang w:val="sw_KE" w:bidi="sw_KE"/>
-        </w:rPr>
-      </w:r>
-      <w:r>
-        <w:rPr>
-          <w:lang w:val="sw_KE" w:bidi="sw_KE"/>
-        </w:rPr>
-        <w:t>Katika nyakati za Biblia, nguzo zilizotumika kama msaada katika majengo mara nyingi zilichongwa kutoka kwenye jiwe moja.</w:t>
-      </w:r>
-    </w:p>
-    <w:p>
-      <w:pPr>
-        <w:pStyle w:val="ListBullet"/>
-        <w:spacing w:line="240" w:lineRule="auto"/>
-        <w:ind w:left="720"/>
-      </w:pPr>
-      <w:r>
-        <w:rPr>
-          <w:lang w:val="sw_KE" w:bidi="sw_KE"/>
-        </w:rPr>
-      </w:r>
-      <w:r>
-        <w:rPr>
-          <w:lang w:val="sw_KE" w:bidi="sw_KE"/>
-        </w:rPr>
-        <w:t>Katika Agano la Kale, Samsoni alikamatwa na Wafilisti na aliharibu hekalu lao la kipagani kwa kusukuma nguzo zilizolishikilia, na kusababisha hekalu hilo kuporomoka.</w:t>
-      </w:r>
-    </w:p>
-    <w:p>
-      <w:pPr>
-        <w:pStyle w:val="ListBullet"/>
-        <w:spacing w:line="240" w:lineRule="auto"/>
-        <w:ind w:left="720"/>
-      </w:pPr>
-      <w:r>
-        <w:rPr>
-          <w:lang w:val="sw_KE" w:bidi="sw_KE"/>
-        </w:rPr>
-      </w:r>
-      <w:r>
-        <w:rPr>
-          <w:lang w:val="sw_KE" w:bidi="sw_KE"/>
-        </w:rPr>
-        <w:t>Neno "nguzo" wakati mwingine linamaanisha jiwe kubwa au mwamba uliowekwa kama kumbukumbu ya alama ya kaburi au mahali ambapo tukio muhimu lilitokea.</w:t>
-      </w:r>
-    </w:p>
-    <w:p>
-      <w:pPr>
-        <w:pStyle w:val="ListBullet"/>
-        <w:spacing w:line="240" w:lineRule="auto"/>
-        <w:ind w:left="720"/>
-      </w:pPr>
-      <w:r>
-        <w:rPr>
-          <w:lang w:val="sw_KE" w:bidi="sw_KE"/>
-        </w:rPr>
-      </w:r>
-      <w:r>
-        <w:rPr>
-          <w:lang w:val="sw_KE" w:bidi="sw_KE"/>
-        </w:rPr>
-        <w:t>Pia inaweza kumaanisha sanamu iliyotengenezwa kwa ajili ya kuabudu mungu wa uongo. Ni jina lingine la "picha iliyochongwa" na linaweza kutafsiriwa kama "sanamu."</w:t>
-      </w:r>
-    </w:p>
-    <w:p>
-      <w:pPr>
-        <w:pStyle w:val="ListBullet"/>
-        <w:spacing w:line="240" w:lineRule="auto"/>
-        <w:ind w:left="720"/>
-      </w:pPr>
-      <w:r>
-        <w:rPr>
-          <w:lang w:val="sw_KE" w:bidi="sw_KE"/>
-        </w:rPr>
-      </w:r>
-      <w:r>
-        <w:rPr>
-          <w:lang w:val="sw_KE" w:bidi="sw_KE"/>
-        </w:rPr>
-        <w:t>Neno "nguzo" linatumika kumaanisha kitu chenye umbo la nguzo, kama vile "nguzo ya moto" iliyowaongoza Waisraeli usiku jangwani au "nguzo ya chumvi" ambayo mke wa Lutu aligeuka kuwa baada ya kuangalia nyuma kwenye mji.</w:t>
-      </w:r>
-    </w:p>
-    <w:p>
-      <w:pPr>
-        <w:pStyle w:val="ListBullet"/>
-        <w:spacing w:line="240" w:lineRule="auto"/>
-        <w:ind w:left="720"/>
-      </w:pPr>
-      <w:r>
-        <w:rPr>
-          <w:lang w:val="sw_KE" w:bidi="sw_KE"/>
-        </w:rPr>
-      </w:r>
-      <w:r>
-        <w:rPr>
-          <w:lang w:val="sw_KE" w:bidi="sw_KE"/>
-        </w:rPr>
-        <w:t>Kama muundo unaounga mkono jengo, neno "nguzo" au "safu" linaweza kutafsiriwa kama "boriti ya msaada ya jiwe iliyosimama wima" au "muundo wa jiwe unaounga mkono."</w:t>
-      </w:r>
-    </w:p>
-    <w:p>
-      <w:pPr>
-        <w:pStyle w:val="ListBullet"/>
-        <w:spacing w:line="240" w:lineRule="auto"/>
-        <w:ind w:left="720"/>
-      </w:pPr>
-      <w:r>
-        <w:rPr>
-          <w:lang w:val="sw_KE" w:bidi="sw_KE"/>
-        </w:rPr>
-      </w:r>
-      <w:r>
-        <w:rPr>
-          <w:lang w:val="sw_KE" w:bidi="sw_KE"/>
-        </w:rPr>
-        <w:t>Matumizi mengine ya "nguzo" yanaweza kumaanisha "sanamu," "lundo," "kilima," "mnara," au "umati mrefu," kulingana na muktadha.</w:t>
-      </w:r>
-    </w:p>
-    <w:p>
-      <w:pPr/>
-      <w:r>
-        <w:rPr>
-          <w:lang w:val="sw_KE" w:bidi="sw_KE"/>
-        </w:rPr>
-      </w:r>
-      <w:r>
-        <w:rPr>
-          <w:lang w:val="sw_KE" w:bidi="sw_KE"/>
-        </w:rPr>
-        <w:t xml:space="preserve">(Tazama pia: </w:t>
-      </w:r>
-      <w:r>
-        <w:rPr>
-          <w:lang w:val="sw_KE" w:bidi="sw_KE"/>
-        </w:rPr>
-        <w:t>msingi</w:t>
+        <w:t>laana</w:t>
       </w:r>
       <w:r>
         <w:rPr>
@@ -12032,2047 +13946,13 @@
         <w:rPr>
           <w:lang w:val="sw_KE" w:bidi="sw_KE"/>
         </w:rPr>
-        <w:t>mungu wa uongo</w:t>
-      </w:r>
-      <w:r>
-        <w:rPr>
-          <w:lang w:val="sw_KE" w:bidi="sw_KE"/>
-        </w:rPr>
-        <w:t xml:space="preserve">, </w:t>
-      </w:r>
-      <w:r>
-        <w:rPr>
-          <w:lang w:val="sw_KE" w:bidi="sw_KE"/>
-        </w:rPr>
-        <w:t>picha</w:t>
-      </w:r>
-      <w:r>
-        <w:rPr>
-          <w:lang w:val="sw_KE" w:bidi="sw_KE"/>
-        </w:rPr>
-        <w:t>)</w:t>
-      </w:r>
-    </w:p>
-    <w:p>
-      <w:pPr>
-        <w:pStyle w:val="Heading3"/>
-      </w:pPr>
-      <w:r>
-        <w:rPr>
-          <w:lang w:val="sw_KE" w:bidi="sw_KE"/>
-        </w:rPr>
-        <w:t>Marejeleo ya Biblia:</w:t>
-      </w:r>
-    </w:p>
-    <w:p>
-      <w:pPr>
-        <w:pStyle w:val="ListBullet"/>
-        <w:spacing w:line="240" w:lineRule="auto"/>
-        <w:ind w:left="720"/>
-      </w:pPr>
-      <w:r>
-        <w:rPr>
-          <w:lang w:val="sw_KE" w:bidi="sw_KE"/>
-        </w:rPr>
-      </w:r>
-      <w:r>
-        <w:rPr>
-          <w:lang w:val="sw_KE" w:bidi="sw_KE"/>
-        </w:rPr>
-        <w:t>2 Wafalme 18:4</w:t>
-      </w:r>
-    </w:p>
-    <w:p>
-      <w:pPr>
-        <w:pStyle w:val="ListBullet"/>
-        <w:spacing w:line="240" w:lineRule="auto"/>
-        <w:ind w:left="720"/>
-      </w:pPr>
-      <w:r>
-        <w:rPr>
-          <w:lang w:val="sw_KE" w:bidi="sw_KE"/>
-        </w:rPr>
-      </w:r>
-      <w:r>
-        <w:rPr>
-          <w:lang w:val="sw_KE" w:bidi="sw_KE"/>
-        </w:rPr>
-        <w:t>Kutoka 13:21</w:t>
-      </w:r>
-    </w:p>
-    <w:p>
-      <w:pPr>
-        <w:pStyle w:val="ListBullet"/>
-        <w:spacing w:line="240" w:lineRule="auto"/>
-        <w:ind w:left="720"/>
-      </w:pPr>
-      <w:r>
-        <w:rPr>
-          <w:lang w:val="sw_KE" w:bidi="sw_KE"/>
-        </w:rPr>
-      </w:r>
-      <w:r>
-        <w:rPr>
-          <w:lang w:val="sw_KE" w:bidi="sw_KE"/>
-        </w:rPr>
-        <w:t>Kutoka 33:9</w:t>
-      </w:r>
-    </w:p>
-    <w:p>
-      <w:pPr>
-        <w:pStyle w:val="ListBullet"/>
-        <w:spacing w:line="240" w:lineRule="auto"/>
-        <w:ind w:left="720"/>
-      </w:pPr>
-      <w:r>
-        <w:rPr>
-          <w:lang w:val="sw_KE" w:bidi="sw_KE"/>
-        </w:rPr>
-      </w:r>
-      <w:r>
-        <w:rPr>
-          <w:lang w:val="sw_KE" w:bidi="sw_KE"/>
-        </w:rPr>
-        <w:t>Mwanzo 31:45</w:t>
-      </w:r>
-    </w:p>
-    <w:p>
-      <w:pPr>
-        <w:pStyle w:val="ListBullet"/>
-        <w:spacing w:line="240" w:lineRule="auto"/>
-        <w:ind w:left="720"/>
-      </w:pPr>
-      <w:r>
-        <w:rPr>
-          <w:lang w:val="sw_KE" w:bidi="sw_KE"/>
-        </w:rPr>
-      </w:r>
-      <w:r>
-        <w:rPr>
-          <w:lang w:val="sw_KE" w:bidi="sw_KE"/>
-        </w:rPr>
-        <w:t>Mithali 9:1–2</w:t>
-      </w:r>
-    </w:p>
-    <w:p>
-      <w:pPr>
-        <w:pStyle w:val="Heading3"/>
-      </w:pPr>
-      <w:r>
-        <w:rPr>
-          <w:lang w:val="sw_KE" w:bidi="sw_KE"/>
-        </w:rPr>
-        <w:t>Data ya Neno:</w:t>
-      </w:r>
-    </w:p>
-    <w:p>
-      <w:pPr>
-        <w:pStyle w:val="ListBullet"/>
-        <w:spacing w:line="240" w:lineRule="auto"/>
-        <w:ind w:left="720"/>
-      </w:pPr>
-      <w:r>
-        <w:rPr>
-          <w:lang w:val="sw_KE" w:bidi="sw_KE"/>
-        </w:rPr>
-      </w:r>
-      <w:r>
-        <w:rPr>
-          <w:lang w:val="sw_KE" w:bidi="sw_KE"/>
-        </w:rPr>
-        <w:t>Strong's: H0352, H0547, H2106, H2553, H3730, H4552, H4676, H4678, H4690, H5324, H5333, H5982, H8490, G47690</w:t>
-      </w:r>
-      <w:r>
-        <w:rPr>
-          <w:lang w:val="sw_KE" w:bidi="sw_KE"/>
-        </w:rPr>
-      </w:r>
-      <w:r>
-        <w:rPr>
-          <w:lang w:val="sw_KE" w:bidi="sw_KE"/>
-        </w:rPr>
-      </w:r>
-    </w:p>
-    <w:p>
-      <w:pPr/>
-      <w:r>
-        <w:rPr>
-          <w:lang w:val="sw_KE" w:bidi="sw_KE"/>
-        </w:rPr>
-      </w:r>
-    </w:p>
-    <w:p>
-      <w:pPr>
-        <w:pStyle w:val="Heading2"/>
-      </w:pPr>
-      <w:r>
-        <w:rPr>
-          <w:lang w:val="sw_KE" w:bidi="sw_KE"/>
-        </w:rPr>
-        <w:t>Ninawi</w:t>
-      </w:r>
-      <w:r>
-        <w:rPr>
-          <w:lang w:val="sw_KE" w:bidi="sw_KE"/>
-        </w:rPr>
-      </w:r>
-    </w:p>
-    <w:p>
-      <w:pPr>
-        <w:pStyle w:val="Heading3"/>
-      </w:pPr>
-      <w:r>
-        <w:rPr>
-          <w:lang w:val="sw_KE" w:bidi="sw_KE"/>
-        </w:rPr>
-        <w:t>Uhalisia:</w:t>
-      </w:r>
-    </w:p>
-    <w:p>
-      <w:pPr/>
-      <w:r>
-        <w:rPr>
-          <w:lang w:val="sw_KE" w:bidi="sw_KE"/>
-        </w:rPr>
-      </w:r>
-      <w:r>
-        <w:rPr>
-          <w:lang w:val="sw_KE" w:bidi="sw_KE"/>
-        </w:rPr>
-        <w:t>Ninawi ilikuwa mji mkuu wa ufalme wa Ashuru. "Mninawi" alikuwa mtu aliyeishi Ninawi.</w:t>
-      </w:r>
-    </w:p>
-    <w:p>
-      <w:pPr>
-        <w:pStyle w:val="ListBullet"/>
-        <w:spacing w:line="240" w:lineRule="auto"/>
-        <w:ind w:left="720"/>
-      </w:pPr>
-      <w:r>
-        <w:rPr>
-          <w:lang w:val="sw_KE" w:bidi="sw_KE"/>
-        </w:rPr>
-      </w:r>
-      <w:r>
-        <w:rPr>
-          <w:lang w:val="sw_KE" w:bidi="sw_KE"/>
-        </w:rPr>
-        <w:t>Mungu alimtuma nabii Yona kuwaonya Waninawa kuacha njia zao mbaya. Watu waliacha kutenda kwa ukatili na Mungu hakuwaangamiza wakati huo.</w:t>
-      </w:r>
-    </w:p>
-    <w:p>
-      <w:pPr>
-        <w:pStyle w:val="ListBullet"/>
-        <w:spacing w:line="240" w:lineRule="auto"/>
-        <w:ind w:left="720"/>
-      </w:pPr>
-      <w:r>
-        <w:rPr>
-          <w:lang w:val="sw_KE" w:bidi="sw_KE"/>
-        </w:rPr>
-      </w:r>
-      <w:r>
-        <w:rPr>
-          <w:lang w:val="sw_KE" w:bidi="sw_KE"/>
-        </w:rPr>
-        <w:t>Manabii Nahumu na Sefania wote walitabiri kwamba Mungu angeharibu Ninawi kama hukumu kwa dhambi zao.</w:t>
-      </w:r>
-    </w:p>
-    <w:p>
-      <w:pPr/>
-      <w:r>
-        <w:rPr>
-          <w:lang w:val="sw_KE" w:bidi="sw_KE"/>
-        </w:rPr>
-      </w:r>
-      <w:r>
-        <w:rPr>
-          <w:lang w:val="sw_KE" w:bidi="sw_KE"/>
-        </w:rPr>
-        <w:t>(Mapendekezo ya Tafsiri: Jinsi ya Kutafsiri Majina)</w:t>
-      </w:r>
-    </w:p>
-    <w:p>
-      <w:pPr/>
-      <w:r>
-        <w:rPr>
-          <w:lang w:val="sw_KE" w:bidi="sw_KE"/>
-        </w:rPr>
-      </w:r>
-      <w:r>
-        <w:rPr>
-          <w:lang w:val="sw_KE" w:bidi="sw_KE"/>
-        </w:rPr>
-        <w:t xml:space="preserve">(Tazama pia: </w:t>
-      </w:r>
-      <w:r>
-        <w:rPr>
-          <w:lang w:val="sw_KE" w:bidi="sw_KE"/>
-        </w:rPr>
-        <w:t>Ashuru</w:t>
-      </w:r>
-      <w:r>
-        <w:rPr>
-          <w:lang w:val="sw_KE" w:bidi="sw_KE"/>
-        </w:rPr>
-        <w:t xml:space="preserve">, </w:t>
-      </w:r>
-      <w:r>
-        <w:rPr>
-          <w:lang w:val="sw_KE" w:bidi="sw_KE"/>
-        </w:rPr>
-        <w:t>Yona</w:t>
-      </w:r>
-      <w:r>
-        <w:rPr>
-          <w:lang w:val="sw_KE" w:bidi="sw_KE"/>
-        </w:rPr>
-        <w:t xml:space="preserve">, </w:t>
-      </w:r>
-      <w:r>
-        <w:rPr>
-          <w:lang w:val="sw_KE" w:bidi="sw_KE"/>
-        </w:rPr>
-        <w:t>tubu</w:t>
-      </w:r>
-      <w:r>
-        <w:rPr>
-          <w:lang w:val="sw_KE" w:bidi="sw_KE"/>
-        </w:rPr>
-        <w:t xml:space="preserve">, </w:t>
-      </w:r>
-      <w:r>
-        <w:rPr>
-          <w:lang w:val="sw_KE" w:bidi="sw_KE"/>
-        </w:rPr>
-        <w:t>geuka</w:t>
-      </w:r>
-      <w:r>
-        <w:rPr>
-          <w:lang w:val="sw_KE" w:bidi="sw_KE"/>
-        </w:rPr>
-        <w:t>)</w:t>
-      </w:r>
-    </w:p>
-    <w:p>
-      <w:pPr>
-        <w:pStyle w:val="Heading3"/>
-      </w:pPr>
-      <w:r>
-        <w:rPr>
-          <w:lang w:val="sw_KE" w:bidi="sw_KE"/>
-        </w:rPr>
-        <w:t>Marejeleo ya Biblia:</w:t>
-      </w:r>
-    </w:p>
-    <w:p>
-      <w:pPr>
-        <w:pStyle w:val="ListBullet"/>
-        <w:spacing w:line="240" w:lineRule="auto"/>
-        <w:ind w:left="720"/>
-      </w:pPr>
-      <w:r>
-        <w:rPr>
-          <w:lang w:val="sw_KE" w:bidi="sw_KE"/>
-        </w:rPr>
-      </w:r>
-      <w:r>
-        <w:rPr>
-          <w:lang w:val="sw_KE" w:bidi="sw_KE"/>
-        </w:rPr>
-        <w:t>Mwanzo 10:11–14</w:t>
-      </w:r>
-    </w:p>
-    <w:p>
-      <w:pPr>
-        <w:pStyle w:val="ListBullet"/>
-        <w:spacing w:line="240" w:lineRule="auto"/>
-        <w:ind w:left="720"/>
-      </w:pPr>
-      <w:r>
-        <w:rPr>
-          <w:lang w:val="sw_KE" w:bidi="sw_KE"/>
-        </w:rPr>
-      </w:r>
-      <w:r>
-        <w:rPr>
-          <w:lang w:val="sw_KE" w:bidi="sw_KE"/>
-        </w:rPr>
-        <w:t>Yona 1:3</w:t>
-      </w:r>
-    </w:p>
-    <w:p>
-      <w:pPr>
-        <w:pStyle w:val="ListBullet"/>
-        <w:spacing w:line="240" w:lineRule="auto"/>
-        <w:ind w:left="720"/>
-      </w:pPr>
-      <w:r>
-        <w:rPr>
-          <w:lang w:val="sw_KE" w:bidi="sw_KE"/>
-        </w:rPr>
-      </w:r>
-      <w:r>
-        <w:rPr>
-          <w:lang w:val="sw_KE" w:bidi="sw_KE"/>
-        </w:rPr>
-        <w:t>Yona 3:3</w:t>
-      </w:r>
-    </w:p>
-    <w:p>
-      <w:pPr>
-        <w:pStyle w:val="ListBullet"/>
-        <w:spacing w:line="240" w:lineRule="auto"/>
-        <w:ind w:left="720"/>
-      </w:pPr>
-      <w:r>
-        <w:rPr>
-          <w:lang w:val="sw_KE" w:bidi="sw_KE"/>
-        </w:rPr>
-      </w:r>
-      <w:r>
-        <w:rPr>
-          <w:lang w:val="sw_KE" w:bidi="sw_KE"/>
-        </w:rPr>
-        <w:t>Luka 11:32</w:t>
-      </w:r>
-    </w:p>
-    <w:p>
-      <w:pPr>
-        <w:pStyle w:val="ListBullet"/>
-        <w:spacing w:line="240" w:lineRule="auto"/>
-        <w:ind w:left="720"/>
-      </w:pPr>
-      <w:r>
-        <w:rPr>
-          <w:lang w:val="sw_KE" w:bidi="sw_KE"/>
-        </w:rPr>
-      </w:r>
-      <w:r>
-        <w:rPr>
-          <w:lang w:val="sw_KE" w:bidi="sw_KE"/>
-        </w:rPr>
-        <w:t>Mathayo 12:41</w:t>
-      </w:r>
-    </w:p>
-    <w:p>
-      <w:pPr>
-        <w:pStyle w:val="Heading3"/>
-      </w:pPr>
-      <w:r>
-        <w:rPr>
-          <w:lang w:val="sw_KE" w:bidi="sw_KE"/>
-        </w:rPr>
-        <w:t>Data ya Neno:</w:t>
-      </w:r>
-    </w:p>
-    <w:p>
-      <w:pPr>
-        <w:pStyle w:val="ListBullet"/>
-        <w:spacing w:line="240" w:lineRule="auto"/>
-        <w:ind w:left="720"/>
-      </w:pPr>
-      <w:r>
-        <w:rPr>
-          <w:lang w:val="sw_KE" w:bidi="sw_KE"/>
-        </w:rPr>
-      </w:r>
-      <w:r>
-        <w:rPr>
-          <w:lang w:val="sw_KE" w:bidi="sw_KE"/>
-        </w:rPr>
-        <w:t>Strong's: H5210, G35350, G35360</w:t>
-      </w:r>
-      <w:r>
-        <w:rPr>
-          <w:lang w:val="sw_KE" w:bidi="sw_KE"/>
-        </w:rPr>
-      </w:r>
-      <w:r>
-        <w:rPr>
-          <w:lang w:val="sw_KE" w:bidi="sw_KE"/>
-        </w:rPr>
-      </w:r>
-    </w:p>
-    <w:p>
-      <w:pPr/>
-      <w:r>
-        <w:rPr>
-          <w:lang w:val="sw_KE" w:bidi="sw_KE"/>
-        </w:rPr>
-      </w:r>
-    </w:p>
-    <w:p>
-      <w:pPr>
-        <w:pStyle w:val="Heading2"/>
-      </w:pPr>
-      <w:r>
-        <w:rPr>
-          <w:lang w:val="sw_KE" w:bidi="sw_KE"/>
-        </w:rPr>
-        <w:t>Nira</w:t>
-      </w:r>
-      <w:r>
-        <w:rPr>
-          <w:lang w:val="sw_KE" w:bidi="sw_KE"/>
-        </w:rPr>
-      </w:r>
-    </w:p>
-    <w:p>
-      <w:pPr>
-        <w:pStyle w:val="Heading2"/>
-      </w:pPr>
-      <w:r>
-        <w:rPr>
-          <w:lang w:val="sw_KE" w:bidi="sw_KE"/>
-        </w:rPr>
-        <w:t>nira, iliyofungwa, iliyo</w:t>
-      </w:r>
-      <w:r>
-        <w:rPr>
-          <w:b/>
-          <w:lang w:val="sw_KE" w:bidi="sw_KE"/>
-        </w:rPr>
-        <w:t>shikiliwa</w:t>
-      </w:r>
-    </w:p>
-    <w:p>
-      <w:pPr>
-        <w:pStyle w:val="Heading3"/>
-      </w:pPr>
-      <w:r>
-        <w:rPr>
-          <w:lang w:val="sw_KE" w:bidi="sw_KE"/>
-        </w:rPr>
-        <w:t>Ufafanuzi:</w:t>
-      </w:r>
-    </w:p>
-    <w:p>
-      <w:pPr/>
-      <w:r>
-        <w:rPr>
-          <w:lang w:val="sw_KE" w:bidi="sw_KE"/>
-        </w:rPr>
-      </w:r>
-      <w:r>
-        <w:rPr>
-          <w:lang w:val="sw_KE" w:bidi="sw_KE"/>
-        </w:rPr>
-        <w:t>Nira ni kipande cha mbao au chuma kilichounganishwa kwa wanyama wawili au zaidi ili kuwaunganisha kwa ajili ya kuvuta jembe au gari. Pia kuna maana kadhaa za mfano kwa neno hili.</w:t>
-      </w:r>
-    </w:p>
-    <w:p>
-      <w:pPr>
-        <w:pStyle w:val="ListBullet"/>
-        <w:spacing w:line="240" w:lineRule="auto"/>
-        <w:ind w:left="720"/>
-      </w:pPr>
-      <w:r>
-        <w:rPr>
-          <w:lang w:val="sw_KE" w:bidi="sw_KE"/>
-        </w:rPr>
-      </w:r>
-      <w:r>
-        <w:rPr>
-          <w:lang w:val="sw_KE" w:bidi="sw_KE"/>
-        </w:rPr>
-        <w:t>Neno "nira" linatumika kwa njia ya mfano kurejelea kitu kinachowaunganisha watu kwa lengo la kufanya kazi pamoja, kama vile katika kumtumikia Yesu.</w:t>
-      </w:r>
-    </w:p>
-    <w:p>
-      <w:pPr>
-        <w:pStyle w:val="ListBullet"/>
-        <w:spacing w:line="240" w:lineRule="auto"/>
-        <w:ind w:left="720"/>
-      </w:pPr>
-      <w:r>
-        <w:rPr>
-          <w:lang w:val="sw_KE" w:bidi="sw_KE"/>
-        </w:rPr>
-      </w:r>
-      <w:r>
-        <w:rPr>
-          <w:lang w:val="sw_KE" w:bidi="sw_KE"/>
-        </w:rPr>
-        <w:t>Paulo alitumia neno "mshirika wa nira" kumrejelea mtu ambaye alikuwa akimtumikia Kristo kama yeye. Hii inaweza pia kutafsiriwa kama "mshirika katika kazi," "mtumishi mwenzake," au "mshirika katika huduma."</w:t>
-      </w:r>
-    </w:p>
-    <w:p>
-      <w:pPr>
-        <w:pStyle w:val="ListBullet"/>
-        <w:spacing w:line="240" w:lineRule="auto"/>
-        <w:ind w:left="720"/>
-      </w:pPr>
-      <w:r>
-        <w:rPr>
-          <w:lang w:val="sw_KE" w:bidi="sw_KE"/>
-        </w:rPr>
-      </w:r>
-      <w:r>
-        <w:rPr>
-          <w:lang w:val="sw_KE" w:bidi="sw_KE"/>
-        </w:rPr>
-        <w:t>Neno "nira" pia mara nyingi hutumiwa kwa njia ya mfano kurejelea mzigo mzito ambao mtu anapaswa kubeba, kama vile wakati wa kuteswa na utumwa au mateso.</w:t>
-      </w:r>
-    </w:p>
-    <w:p>
-      <w:pPr>
-        <w:pStyle w:val="ListBullet"/>
-        <w:spacing w:line="240" w:lineRule="auto"/>
-        <w:ind w:left="720"/>
-      </w:pPr>
-      <w:r>
-        <w:rPr>
-          <w:lang w:val="sw_KE" w:bidi="sw_KE"/>
-        </w:rPr>
-      </w:r>
-      <w:r>
-        <w:rPr>
-          <w:lang w:val="sw_KE" w:bidi="sw_KE"/>
-        </w:rPr>
-        <w:t>Kwenye muktadha mwingi, ni bora kutafsiri neno hili moja kwa moja, kwa kutumia neno la kienyeji kwa ajili ya nira inayotumika kwa kilimo.</w:t>
-      </w:r>
-    </w:p>
-    <w:p>
-      <w:pPr>
-        <w:pStyle w:val="ListBullet"/>
-        <w:spacing w:line="240" w:lineRule="auto"/>
-        <w:ind w:left="720"/>
-      </w:pPr>
-      <w:r>
-        <w:rPr>
-          <w:lang w:val="sw_KE" w:bidi="sw_KE"/>
-        </w:rPr>
-      </w:r>
-      <w:r>
-        <w:rPr>
-          <w:lang w:val="sw_KE" w:bidi="sw_KE"/>
-        </w:rPr>
-        <w:t>Njia nyingine za kutafsiri matumizi ya sitiari ya neno hili zinaweza kuwa, "mzigo wa kukandamiza" au "mzigo mzito" au "kifungo," kulingana na muktadha.</w:t>
-      </w:r>
-    </w:p>
-    <w:p>
-      <w:pPr/>
-      <w:r>
-        <w:rPr>
-          <w:lang w:val="sw_KE" w:bidi="sw_KE"/>
-        </w:rPr>
-      </w:r>
-      <w:r>
-        <w:rPr>
-          <w:lang w:val="sw_KE" w:bidi="sw_KE"/>
-        </w:rPr>
-        <w:t xml:space="preserve">(Tazama pia: </w:t>
-      </w:r>
-      <w:r>
-        <w:rPr>
-          <w:lang w:val="sw_KE" w:bidi="sw_KE"/>
-        </w:rPr>
-        <w:t>funga</w:t>
-      </w:r>
-      <w:r>
-        <w:rPr>
-          <w:lang w:val="sw_KE" w:bidi="sw_KE"/>
-        </w:rPr>
-        <w:t xml:space="preserve">, </w:t>
-      </w:r>
-      <w:r>
-        <w:rPr>
-          <w:lang w:val="sw_KE" w:bidi="sw_KE"/>
-        </w:rPr>
-        <w:t>mzigo</w:t>
-      </w:r>
-      <w:r>
-        <w:rPr>
-          <w:lang w:val="sw_KE" w:bidi="sw_KE"/>
-        </w:rPr>
-        <w:t xml:space="preserve">, </w:t>
-      </w:r>
-      <w:r>
-        <w:rPr>
-          <w:lang w:val="sw_KE" w:bidi="sw_KE"/>
-        </w:rPr>
-        <w:t>kandamiza</w:t>
-      </w:r>
-      <w:r>
-        <w:rPr>
-          <w:lang w:val="sw_KE" w:bidi="sw_KE"/>
-        </w:rPr>
-        <w:t xml:space="preserve">, </w:t>
-      </w:r>
-      <w:r>
-        <w:rPr>
-          <w:lang w:val="sw_KE" w:bidi="sw_KE"/>
-        </w:rPr>
-        <w:t>tesa</w:t>
-      </w:r>
-      <w:r>
-        <w:rPr>
-          <w:lang w:val="sw_KE" w:bidi="sw_KE"/>
-        </w:rPr>
-        <w:t xml:space="preserve">, </w:t>
-      </w:r>
-      <w:r>
-        <w:rPr>
-          <w:lang w:val="sw_KE" w:bidi="sw_KE"/>
-        </w:rPr>
-        <w:t>mtumishi</w:t>
-      </w:r>
-      <w:r>
-        <w:rPr>
-          <w:lang w:val="sw_KE" w:bidi="sw_KE"/>
-        </w:rPr>
-        <w:t>)</w:t>
-      </w:r>
-    </w:p>
-    <w:p>
-      <w:pPr>
-        <w:pStyle w:val="Heading3"/>
-      </w:pPr>
-      <w:r>
-        <w:rPr>
-          <w:lang w:val="sw_KE" w:bidi="sw_KE"/>
-        </w:rPr>
-        <w:t>Marejeleo ya Biblia:</w:t>
-      </w:r>
-    </w:p>
-    <w:p>
-      <w:pPr>
-        <w:pStyle w:val="ListBullet"/>
-        <w:spacing w:line="240" w:lineRule="auto"/>
-        <w:ind w:left="720"/>
-      </w:pPr>
-      <w:r>
-        <w:rPr>
-          <w:lang w:val="sw_KE" w:bidi="sw_KE"/>
-        </w:rPr>
-      </w:r>
-      <w:r>
-        <w:rPr>
-          <w:lang w:val="sw_KE" w:bidi="sw_KE"/>
-        </w:rPr>
-        <w:t>Matendo 15:10</w:t>
-      </w:r>
-    </w:p>
-    <w:p>
-      <w:pPr>
-        <w:pStyle w:val="ListBullet"/>
-        <w:spacing w:line="240" w:lineRule="auto"/>
-        <w:ind w:left="720"/>
-      </w:pPr>
-      <w:r>
-        <w:rPr>
-          <w:lang w:val="sw_KE" w:bidi="sw_KE"/>
-        </w:rPr>
-      </w:r>
-      <w:r>
-        <w:rPr>
-          <w:lang w:val="sw_KE" w:bidi="sw_KE"/>
-        </w:rPr>
-        <w:t>Wagalatia 5:1</w:t>
-      </w:r>
-    </w:p>
-    <w:p>
-      <w:pPr>
-        <w:pStyle w:val="ListBullet"/>
-        <w:spacing w:line="240" w:lineRule="auto"/>
-        <w:ind w:left="720"/>
-      </w:pPr>
-      <w:r>
-        <w:rPr>
-          <w:lang w:val="sw_KE" w:bidi="sw_KE"/>
-        </w:rPr>
-      </w:r>
-      <w:r>
-        <w:rPr>
-          <w:lang w:val="sw_KE" w:bidi="sw_KE"/>
-        </w:rPr>
-        <w:t>Mwanzo 27:40</w:t>
-      </w:r>
-    </w:p>
-    <w:p>
-      <w:pPr>
-        <w:pStyle w:val="ListBullet"/>
-        <w:spacing w:line="240" w:lineRule="auto"/>
-        <w:ind w:left="720"/>
-      </w:pPr>
-      <w:r>
-        <w:rPr>
-          <w:lang w:val="sw_KE" w:bidi="sw_KE"/>
-        </w:rPr>
-      </w:r>
-      <w:r>
-        <w:rPr>
-          <w:lang w:val="sw_KE" w:bidi="sw_KE"/>
-        </w:rPr>
-        <w:t>Isaya 9:4</w:t>
-      </w:r>
-    </w:p>
-    <w:p>
-      <w:pPr>
-        <w:pStyle w:val="ListBullet"/>
-        <w:spacing w:line="240" w:lineRule="auto"/>
-        <w:ind w:left="720"/>
-      </w:pPr>
-      <w:r>
-        <w:rPr>
-          <w:lang w:val="sw_KE" w:bidi="sw_KE"/>
-        </w:rPr>
-      </w:r>
-      <w:r>
-        <w:rPr>
-          <w:lang w:val="sw_KE" w:bidi="sw_KE"/>
-        </w:rPr>
-        <w:t>Yeremia 27:4</w:t>
-      </w:r>
-    </w:p>
-    <w:p>
-      <w:pPr>
-        <w:pStyle w:val="ListBullet"/>
-        <w:spacing w:line="240" w:lineRule="auto"/>
-        <w:ind w:left="720"/>
-      </w:pPr>
-      <w:r>
-        <w:rPr>
-          <w:lang w:val="sw_KE" w:bidi="sw_KE"/>
-        </w:rPr>
-      </w:r>
-      <w:r>
-        <w:rPr>
-          <w:lang w:val="sw_KE" w:bidi="sw_KE"/>
-        </w:rPr>
-        <w:t>Mathayo 11:30</w:t>
-      </w:r>
-    </w:p>
-    <w:p>
-      <w:pPr>
-        <w:pStyle w:val="ListBullet"/>
-        <w:spacing w:line="240" w:lineRule="auto"/>
-        <w:ind w:left="720"/>
-      </w:pPr>
-      <w:r>
-        <w:rPr>
-          <w:lang w:val="sw_KE" w:bidi="sw_KE"/>
-        </w:rPr>
-      </w:r>
-      <w:r>
-        <w:rPr>
-          <w:lang w:val="sw_KE" w:bidi="sw_KE"/>
-        </w:rPr>
-        <w:t>Wafilipi 4:3</w:t>
-      </w:r>
-    </w:p>
-    <w:p>
-      <w:pPr>
-        <w:pStyle w:val="Heading3"/>
-      </w:pPr>
-      <w:r>
-        <w:rPr>
-          <w:lang w:val="sw_KE" w:bidi="sw_KE"/>
-        </w:rPr>
-        <w:t>Data ya Neno:</w:t>
-      </w:r>
-    </w:p>
-    <w:p>
-      <w:pPr>
-        <w:pStyle w:val="ListBullet"/>
-        <w:spacing w:line="240" w:lineRule="auto"/>
-        <w:ind w:left="720"/>
-      </w:pPr>
-      <w:r>
-        <w:rPr>
-          <w:lang w:val="sw_KE" w:bidi="sw_KE"/>
-        </w:rPr>
-      </w:r>
-      <w:r>
-        <w:rPr>
-          <w:lang w:val="sw_KE" w:bidi="sw_KE"/>
-        </w:rPr>
-        <w:t>Strong's: H3627, H4132, H4133, H5674, H5923, H6776, G20860, G22180</w:t>
-      </w:r>
-      <w:r>
-        <w:rPr>
-          <w:lang w:val="sw_KE" w:bidi="sw_KE"/>
-        </w:rPr>
-      </w:r>
-      <w:r>
-        <w:rPr>
-          <w:lang w:val="sw_KE" w:bidi="sw_KE"/>
-        </w:rPr>
-      </w:r>
-    </w:p>
-    <w:p>
-      <w:pPr/>
-      <w:r>
-        <w:rPr>
-          <w:lang w:val="sw_KE" w:bidi="sw_KE"/>
-        </w:rPr>
-      </w:r>
-    </w:p>
-    <w:p>
-      <w:pPr>
-        <w:pStyle w:val="Heading2"/>
-      </w:pPr>
-      <w:r>
-        <w:rPr>
-          <w:lang w:val="sw_KE" w:bidi="sw_KE"/>
-        </w:rPr>
-        <w:t>Njaa</w:t>
-      </w:r>
-      <w:r>
-        <w:rPr>
-          <w:lang w:val="sw_KE" w:bidi="sw_KE"/>
-        </w:rPr>
-      </w:r>
-    </w:p>
-    <w:p>
-      <w:pPr>
-        <w:pStyle w:val="Heading3"/>
-      </w:pPr>
-      <w:r>
-        <w:rPr>
-          <w:lang w:val="sw_KE" w:bidi="sw_KE"/>
-        </w:rPr>
-        <w:t>Ufafanuzi:</w:t>
-      </w:r>
-    </w:p>
-    <w:p>
-      <w:pPr/>
-      <w:r>
-        <w:rPr>
-          <w:lang w:val="sw_KE" w:bidi="sw_KE"/>
-        </w:rPr>
-      </w:r>
-      <w:r>
-        <w:rPr>
-          <w:lang w:val="sw_KE" w:bidi="sw_KE"/>
-        </w:rPr>
-        <w:t>Neno "njaa" linamaanisha ukosefu mkubwa wa chakula katika nchi au eneo, kawaida kutokana na ukosefu wa mvua wa kutosha.</w:t>
-      </w:r>
-    </w:p>
-    <w:p>
-      <w:pPr>
-        <w:pStyle w:val="ListBullet"/>
-        <w:spacing w:line="240" w:lineRule="auto"/>
-        <w:ind w:left="720"/>
-      </w:pPr>
-      <w:r>
-        <w:rPr>
-          <w:lang w:val="sw_KE" w:bidi="sw_KE"/>
-        </w:rPr>
-      </w:r>
-      <w:r>
-        <w:rPr>
-          <w:lang w:val="sw_KE" w:bidi="sw_KE"/>
-        </w:rPr>
-        <w:t>Mazao ya chakula yanaweza kuharibika kutokana na sababu za kiasili kama vile ukosefu wa mvua, magonjwa ya mazao, au wadudu.</w:t>
-      </w:r>
-    </w:p>
-    <w:p>
-      <w:pPr>
-        <w:pStyle w:val="ListBullet"/>
-        <w:spacing w:line="240" w:lineRule="auto"/>
-        <w:ind w:left="720"/>
-      </w:pPr>
-      <w:r>
-        <w:rPr>
-          <w:lang w:val="sw_KE" w:bidi="sw_KE"/>
-        </w:rPr>
-      </w:r>
-      <w:r>
-        <w:rPr>
-          <w:lang w:val="sw_KE" w:bidi="sw_KE"/>
-        </w:rPr>
-        <w:t>Upungufu wa chakula unaweza pia kusababishwa na watu, kama vile maadui wanaoharibu mazao.</w:t>
-      </w:r>
-    </w:p>
-    <w:p>
-      <w:pPr>
-        <w:pStyle w:val="ListBullet"/>
-        <w:spacing w:line="240" w:lineRule="auto"/>
-        <w:ind w:left="720"/>
-      </w:pPr>
-      <w:r>
-        <w:rPr>
-          <w:lang w:val="sw_KE" w:bidi="sw_KE"/>
-        </w:rPr>
-      </w:r>
-      <w:r>
-        <w:rPr>
-          <w:lang w:val="sw_KE" w:bidi="sw_KE"/>
-        </w:rPr>
-        <w:t>Kwenye Biblia, Mungu wakati mwingine alisababisha njaa kama njia ya kuadhibu mataifa yalipomkosea.</w:t>
-      </w:r>
-    </w:p>
-    <w:p>
-      <w:pPr>
-        <w:pStyle w:val="ListBullet"/>
-        <w:spacing w:line="240" w:lineRule="auto"/>
-        <w:ind w:left="720"/>
-      </w:pPr>
-      <w:r>
-        <w:rPr>
-          <w:lang w:val="sw_KE" w:bidi="sw_KE"/>
-        </w:rPr>
-      </w:r>
-      <w:r>
-        <w:rPr>
-          <w:lang w:val="sw_KE" w:bidi="sw_KE"/>
-        </w:rPr>
-        <w:t>Kwenye Amosi 8:11 neno "njaa" limetumika kwa njia ya mfano kumaanisha wakati ambapo Mungu aliwaadhibu watu wake kwa kutowazungumzia. Hii inaweza kutafsiriwa kwa neno la "njaa" katika lugha yako, au kwa kifungu kama "ukosefu mkubwa" au "upungufu mkali."</w:t>
-      </w:r>
-    </w:p>
-    <w:p>
-      <w:pPr>
-        <w:pStyle w:val="Heading3"/>
-      </w:pPr>
-      <w:r>
-        <w:rPr>
-          <w:lang w:val="sw_KE" w:bidi="sw_KE"/>
-        </w:rPr>
-        <w:t>Marejeleo ya Biblia:</w:t>
-      </w:r>
-    </w:p>
-    <w:p>
-      <w:pPr>
-        <w:pStyle w:val="ListBullet"/>
-        <w:spacing w:line="240" w:lineRule="auto"/>
-        <w:ind w:left="720"/>
-      </w:pPr>
-      <w:r>
-        <w:rPr>
-          <w:lang w:val="sw_KE" w:bidi="sw_KE"/>
-        </w:rPr>
-      </w:r>
-      <w:r>
-        <w:rPr>
-          <w:lang w:val="sw_KE" w:bidi="sw_KE"/>
-        </w:rPr>
-        <w:t>1 Mambo ya Nyakati 21:11–12</w:t>
-      </w:r>
-    </w:p>
-    <w:p>
-      <w:pPr>
-        <w:pStyle w:val="ListBullet"/>
-        <w:spacing w:line="240" w:lineRule="auto"/>
-        <w:ind w:left="720"/>
-      </w:pPr>
-      <w:r>
-        <w:rPr>
-          <w:lang w:val="sw_KE" w:bidi="sw_KE"/>
-        </w:rPr>
-      </w:r>
-      <w:r>
-        <w:rPr>
-          <w:lang w:val="sw_KE" w:bidi="sw_KE"/>
-        </w:rPr>
-        <w:t>Matendo 7:11</w:t>
-      </w:r>
-    </w:p>
-    <w:p>
-      <w:pPr>
-        <w:pStyle w:val="ListBullet"/>
-        <w:spacing w:line="240" w:lineRule="auto"/>
-        <w:ind w:left="720"/>
-      </w:pPr>
-      <w:r>
-        <w:rPr>
-          <w:lang w:val="sw_KE" w:bidi="sw_KE"/>
-        </w:rPr>
-      </w:r>
-      <w:r>
-        <w:rPr>
-          <w:lang w:val="sw_KE" w:bidi="sw_KE"/>
-        </w:rPr>
-        <w:t>Mwanzo 12:10</w:t>
-      </w:r>
-    </w:p>
-    <w:p>
-      <w:pPr>
-        <w:pStyle w:val="ListBullet"/>
-        <w:spacing w:line="240" w:lineRule="auto"/>
-        <w:ind w:left="720"/>
-      </w:pPr>
-      <w:r>
-        <w:rPr>
-          <w:lang w:val="sw_KE" w:bidi="sw_KE"/>
-        </w:rPr>
-      </w:r>
-      <w:r>
-        <w:rPr>
-          <w:lang w:val="sw_KE" w:bidi="sw_KE"/>
-        </w:rPr>
-        <w:t>Mwanzo 45:6</w:t>
-      </w:r>
-    </w:p>
-    <w:p>
-      <w:pPr>
-        <w:pStyle w:val="ListBullet"/>
-        <w:spacing w:line="240" w:lineRule="auto"/>
-        <w:ind w:left="720"/>
-      </w:pPr>
-      <w:r>
-        <w:rPr>
-          <w:lang w:val="sw_KE" w:bidi="sw_KE"/>
-        </w:rPr>
-      </w:r>
-      <w:r>
-        <w:rPr>
-          <w:lang w:val="sw_KE" w:bidi="sw_KE"/>
-        </w:rPr>
-        <w:t>Yeremia 11:21–23</w:t>
-      </w:r>
-    </w:p>
-    <w:p>
-      <w:pPr>
-        <w:pStyle w:val="ListBullet"/>
-        <w:spacing w:line="240" w:lineRule="auto"/>
-        <w:ind w:left="720"/>
-      </w:pPr>
-      <w:r>
-        <w:rPr>
-          <w:lang w:val="sw_KE" w:bidi="sw_KE"/>
-        </w:rPr>
-      </w:r>
-      <w:r>
-        <w:rPr>
-          <w:lang w:val="sw_KE" w:bidi="sw_KE"/>
-        </w:rPr>
-        <w:t>Luka 4:25</w:t>
-      </w:r>
-    </w:p>
-    <w:p>
-      <w:pPr>
-        <w:pStyle w:val="ListBullet"/>
-        <w:spacing w:line="240" w:lineRule="auto"/>
-        <w:ind w:left="720"/>
-      </w:pPr>
-      <w:r>
-        <w:rPr>
-          <w:lang w:val="sw_KE" w:bidi="sw_KE"/>
-        </w:rPr>
-      </w:r>
-      <w:r>
-        <w:rPr>
-          <w:lang w:val="sw_KE" w:bidi="sw_KE"/>
-        </w:rPr>
-        <w:t>Mathayo 24:8</w:t>
-      </w:r>
-    </w:p>
-    <w:p>
-      <w:pPr>
-        <w:pStyle w:val="Heading3"/>
-      </w:pPr>
-      <w:r>
-        <w:rPr>
-          <w:lang w:val="sw_KE" w:bidi="sw_KE"/>
-        </w:rPr>
-        <w:t>Neno Data:</w:t>
-      </w:r>
-    </w:p>
-    <w:p>
-      <w:pPr>
-        <w:pStyle w:val="ListBullet"/>
-        <w:spacing w:line="240" w:lineRule="auto"/>
-        <w:ind w:left="720"/>
-      </w:pPr>
-      <w:r>
-        <w:rPr>
-          <w:lang w:val="sw_KE" w:bidi="sw_KE"/>
-        </w:rPr>
-      </w:r>
-      <w:r>
-        <w:rPr>
-          <w:lang w:val="sw_KE" w:bidi="sw_KE"/>
-        </w:rPr>
-        <w:t>Strong's: H3720, H7458, H7459, G30420</w:t>
-      </w:r>
-      <w:r>
-        <w:rPr>
-          <w:lang w:val="sw_KE" w:bidi="sw_KE"/>
-        </w:rPr>
-      </w:r>
-      <w:r>
-        <w:rPr>
-          <w:lang w:val="sw_KE" w:bidi="sw_KE"/>
-        </w:rPr>
-      </w:r>
-    </w:p>
-    <w:p>
-      <w:pPr/>
-      <w:r>
-        <w:rPr>
-          <w:lang w:val="sw_KE" w:bidi="sw_KE"/>
-        </w:rPr>
-      </w:r>
-    </w:p>
-    <w:p>
-      <w:pPr>
-        <w:pStyle w:val="Heading2"/>
-      </w:pPr>
-      <w:r>
-        <w:rPr>
-          <w:lang w:val="sw_KE" w:bidi="sw_KE"/>
-        </w:rPr>
-        <w:t>Nofu</w:t>
-      </w:r>
-      <w:r>
-        <w:rPr>
-          <w:lang w:val="sw_KE" w:bidi="sw_KE"/>
-        </w:rPr>
-      </w:r>
-    </w:p>
-    <w:p>
-      <w:pPr>
-        <w:pStyle w:val="Heading3"/>
-      </w:pPr>
-      <w:r>
-        <w:rPr>
-          <w:lang w:val="sw_KE" w:bidi="sw_KE"/>
-        </w:rPr>
-        <w:t>Maelezo:</w:t>
-      </w:r>
-    </w:p>
-    <w:p>
-      <w:pPr/>
-      <w:r>
-        <w:rPr>
-          <w:lang w:val="sw_KE" w:bidi="sw_KE"/>
-        </w:rPr>
-      </w:r>
-      <w:r>
-        <w:rPr>
-          <w:lang w:val="sw_KE" w:bidi="sw_KE"/>
-        </w:rPr>
-        <w:t>Nofu ilikuwa mji mkuu wa zamani katika Misri, kando ya Mto Nile.</w:t>
-      </w:r>
-    </w:p>
-    <w:p>
-      <w:pPr>
-        <w:pStyle w:val="ListBullet"/>
-        <w:spacing w:line="240" w:lineRule="auto"/>
-        <w:ind w:left="720"/>
-      </w:pPr>
-      <w:r>
-        <w:rPr>
-          <w:lang w:val="sw_KE" w:bidi="sw_KE"/>
-        </w:rPr>
-      </w:r>
-      <w:r>
-        <w:rPr>
-          <w:lang w:val="sw_KE" w:bidi="sw_KE"/>
-        </w:rPr>
-        <w:t>Nofu ilikuwa katika Lower Misri, kusini tu mwa delta ya Mto Nile, ambapo udongo ulikuwa na rutuba sana na mazao yalikuwa mengi.</w:t>
-      </w:r>
-    </w:p>
-    <w:p>
-      <w:pPr>
-        <w:pStyle w:val="ListBullet"/>
-        <w:spacing w:line="240" w:lineRule="auto"/>
-        <w:ind w:left="720"/>
-      </w:pPr>
-      <w:r>
-        <w:rPr>
-          <w:lang w:val="sw_KE" w:bidi="sw_KE"/>
-        </w:rPr>
-      </w:r>
-      <w:r>
-        <w:rPr>
-          <w:lang w:val="sw_KE" w:bidi="sw_KE"/>
-        </w:rPr>
-        <w:t>Udongo wake wenye rutuba na eneo lake muhimu kati ya Misri ya Juu na ya Chini vilisababisha Nofu kuwa jiji kuu la biashara.</w:t>
-      </w:r>
-    </w:p>
-    <w:p>
-      <w:pPr/>
-      <w:r>
-        <w:rPr>
-          <w:lang w:val="sw_KE" w:bidi="sw_KE"/>
-        </w:rPr>
-      </w:r>
-      <w:r>
-        <w:rPr>
-          <w:lang w:val="sw_KE" w:bidi="sw_KE"/>
-        </w:rPr>
-        <w:t>(Pendekezo la Tafsiri: Tafsiri ya Majina)</w:t>
-      </w:r>
-    </w:p>
-    <w:p>
-      <w:pPr/>
-      <w:r>
-        <w:rPr>
-          <w:lang w:val="sw_KE" w:bidi="sw_KE"/>
-        </w:rPr>
-      </w:r>
-      <w:r>
-        <w:rPr>
-          <w:lang w:val="sw_KE" w:bidi="sw_KE"/>
-        </w:rPr>
-        <w:t xml:space="preserve">(Tazama pia: </w:t>
-      </w:r>
-      <w:r>
-        <w:rPr>
-          <w:lang w:val="sw_KE" w:bidi="sw_KE"/>
-        </w:rPr>
-        <w:t>Misri</w:t>
-      </w:r>
-      <w:r>
-        <w:rPr>
-          <w:lang w:val="sw_KE" w:bidi="sw_KE"/>
-        </w:rPr>
-        <w:t xml:space="preserve">, </w:t>
-      </w:r>
-      <w:r>
-        <w:rPr>
-          <w:lang w:val="sw_KE" w:bidi="sw_KE"/>
-        </w:rPr>
-        <w:t>Mto Nile</w:t>
-      </w:r>
-      <w:r>
-        <w:rPr>
-          <w:lang w:val="sw_KE" w:bidi="sw_KE"/>
-        </w:rPr>
-        <w:t>)</w:t>
-      </w:r>
-    </w:p>
-    <w:p>
-      <w:pPr>
-        <w:pStyle w:val="Heading3"/>
-      </w:pPr>
-      <w:r>
-        <w:rPr>
-          <w:lang w:val="sw_KE" w:bidi="sw_KE"/>
-        </w:rPr>
-        <w:t>Marejeleo ya Biblia:</w:t>
-      </w:r>
-    </w:p>
-    <w:p>
-      <w:pPr>
-        <w:pStyle w:val="ListBullet"/>
-        <w:spacing w:line="240" w:lineRule="auto"/>
-        <w:ind w:left="720"/>
-      </w:pPr>
-      <w:r>
-        <w:rPr>
-          <w:lang w:val="sw_KE" w:bidi="sw_KE"/>
-        </w:rPr>
-      </w:r>
-      <w:r>
-        <w:rPr>
-          <w:lang w:val="sw_KE" w:bidi="sw_KE"/>
-        </w:rPr>
-        <w:t>Hosea 9:6</w:t>
-      </w:r>
-    </w:p>
-    <w:p>
-      <w:pPr>
-        <w:pStyle w:val="Heading3"/>
-      </w:pPr>
-      <w:r>
-        <w:rPr>
-          <w:lang w:val="sw_KE" w:bidi="sw_KE"/>
-        </w:rPr>
-        <w:t>Tarehe ya Neno:</w:t>
-      </w:r>
-    </w:p>
-    <w:p>
-      <w:pPr>
-        <w:pStyle w:val="ListBullet"/>
-        <w:spacing w:line="240" w:lineRule="auto"/>
-        <w:ind w:left="720"/>
-      </w:pPr>
-      <w:r>
-        <w:rPr>
-          <w:lang w:val="sw_KE" w:bidi="sw_KE"/>
-        </w:rPr>
-      </w:r>
-      <w:r>
-        <w:rPr>
-          <w:lang w:val="sw_KE" w:bidi="sw_KE"/>
-        </w:rPr>
-        <w:t>Strong's: H4644, H5297</w:t>
-      </w:r>
-      <w:r>
-        <w:rPr>
-          <w:lang w:val="sw_KE" w:bidi="sw_KE"/>
-        </w:rPr>
-      </w:r>
-      <w:r>
-        <w:rPr>
-          <w:lang w:val="sw_KE" w:bidi="sw_KE"/>
-        </w:rPr>
-      </w:r>
-    </w:p>
-    <w:p>
-      <w:pPr/>
-      <w:r>
-        <w:rPr>
-          <w:lang w:val="sw_KE" w:bidi="sw_KE"/>
-        </w:rPr>
-      </w:r>
-    </w:p>
-    <w:p>
-      <w:pPr>
-        <w:pStyle w:val="Heading2"/>
-      </w:pPr>
-      <w:r>
-        <w:rPr>
-          <w:lang w:val="sw_KE" w:bidi="sw_KE"/>
-        </w:rPr>
-        <w:t>Nuhu</w:t>
-      </w:r>
-      <w:r>
-        <w:rPr>
-          <w:lang w:val="sw_KE" w:bidi="sw_KE"/>
-        </w:rPr>
-      </w:r>
-    </w:p>
-    <w:p>
-      <w:pPr>
-        <w:pStyle w:val="Heading3"/>
-      </w:pPr>
-      <w:r>
-        <w:rPr>
-          <w:lang w:val="sw_KE" w:bidi="sw_KE"/>
-        </w:rPr>
-        <w:t>Uhalisia:</w:t>
-      </w:r>
-    </w:p>
-    <w:p>
-      <w:pPr/>
-      <w:r>
-        <w:rPr>
-          <w:lang w:val="sw_KE" w:bidi="sw_KE"/>
-        </w:rPr>
-      </w:r>
-      <w:r>
-        <w:rPr>
-          <w:lang w:val="sw_KE" w:bidi="sw_KE"/>
-        </w:rPr>
-        <w:t>Nuhu alikuwa mtu aliyeishi zaidi ya miaka 4,000 iliyopita, wakati Mungu alipotuma Gharika duniani kote ili kuangamiza watu wote waovu duniani. Mungu alimwambia Nuhu ajenge safina kubwa ambayo yeye na familia yake wangeweza kuishi wakati maji ya Gharika yalipofunika dunia.</w:t>
-      </w:r>
-    </w:p>
-    <w:p>
-      <w:pPr>
-        <w:pStyle w:val="ListBullet"/>
-        <w:spacing w:line="240" w:lineRule="auto"/>
-        <w:ind w:left="720"/>
-      </w:pPr>
-      <w:r>
-        <w:rPr>
-          <w:lang w:val="sw_KE" w:bidi="sw_KE"/>
-        </w:rPr>
-      </w:r>
-      <w:r>
-        <w:rPr>
-          <w:lang w:val="sw_KE" w:bidi="sw_KE"/>
-        </w:rPr>
-        <w:t>Nuhu alikuwa mtu mwenye haki ambaye alitii Mungu katika kila jambo.</w:t>
-      </w:r>
-    </w:p>
-    <w:p>
-      <w:pPr>
-        <w:pStyle w:val="ListBullet"/>
-        <w:spacing w:line="240" w:lineRule="auto"/>
-        <w:ind w:left="720"/>
-      </w:pPr>
-      <w:r>
-        <w:rPr>
-          <w:lang w:val="sw_KE" w:bidi="sw_KE"/>
-        </w:rPr>
-      </w:r>
-      <w:r>
-        <w:rPr>
-          <w:lang w:val="sw_KE" w:bidi="sw_KE"/>
-        </w:rPr>
-        <w:t>Wakati Mungu alipomwambia Nuhu jinsi ya kujenga safina kubwa, Nuhu aliijenga kwa usahihi jinsi Mungu alivyomwambia.</w:t>
-      </w:r>
-    </w:p>
-    <w:p>
-      <w:pPr>
-        <w:pStyle w:val="ListBullet"/>
-        <w:spacing w:line="240" w:lineRule="auto"/>
-        <w:ind w:left="720"/>
-      </w:pPr>
-      <w:r>
-        <w:rPr>
-          <w:lang w:val="sw_KE" w:bidi="sw_KE"/>
-        </w:rPr>
-      </w:r>
-      <w:r>
-        <w:rPr>
-          <w:lang w:val="sw_KE" w:bidi="sw_KE"/>
-        </w:rPr>
-        <w:t>Ndani ya safina, Nuhu na familia yake walihifadhiwa salama, na baadaye watoto wao na wajukuu wao walijaza dunia tena na watu.</w:t>
-      </w:r>
-    </w:p>
-    <w:p>
-      <w:pPr>
-        <w:pStyle w:val="ListBullet"/>
-        <w:spacing w:line="240" w:lineRule="auto"/>
-        <w:ind w:left="720"/>
-      </w:pPr>
-      <w:r>
-        <w:rPr>
-          <w:lang w:val="sw_KE" w:bidi="sw_KE"/>
-        </w:rPr>
-      </w:r>
-      <w:r>
-        <w:rPr>
-          <w:lang w:val="sw_KE" w:bidi="sw_KE"/>
-        </w:rPr>
-        <w:t>Kila mtu aliyezaliwa tangu wakati wa Gharika ni mzawa wa Nuhu.</w:t>
-      </w:r>
-    </w:p>
-    <w:p>
-      <w:pPr/>
-      <w:r>
-        <w:rPr>
-          <w:lang w:val="sw_KE" w:bidi="sw_KE"/>
-        </w:rPr>
-      </w:r>
-      <w:r>
-        <w:rPr>
-          <w:lang w:val="sw_KE" w:bidi="sw_KE"/>
-        </w:rPr>
-        <w:t>(Mapendekezo ya Tafsiri: Jinsi ya Kutafsiri Majina)</w:t>
-      </w:r>
-    </w:p>
-    <w:p>
-      <w:pPr/>
-      <w:r>
-        <w:rPr>
-          <w:lang w:val="sw_KE" w:bidi="sw_KE"/>
-        </w:rPr>
-      </w:r>
-      <w:r>
-        <w:rPr>
-          <w:lang w:val="sw_KE" w:bidi="sw_KE"/>
-        </w:rPr>
-        <w:t xml:space="preserve">(Tazama pia: </w:t>
-      </w:r>
-      <w:r>
-        <w:rPr>
-          <w:lang w:val="sw_KE" w:bidi="sw_KE"/>
-        </w:rPr>
-        <w:t>mjukuu</w:t>
-      </w:r>
-      <w:r>
-        <w:rPr>
-          <w:lang w:val="sw_KE" w:bidi="sw_KE"/>
-        </w:rPr>
-        <w:t xml:space="preserve">, </w:t>
-      </w:r>
-      <w:r>
-        <w:rPr>
-          <w:lang w:val="sw_KE" w:bidi="sw_KE"/>
-        </w:rPr>
-        <w:t>safina</w:t>
-      </w:r>
-      <w:r>
-        <w:rPr>
-          <w:lang w:val="sw_KE" w:bidi="sw_KE"/>
-        </w:rPr>
-        <w:t>)</w:t>
-      </w:r>
-    </w:p>
-    <w:p>
-      <w:pPr>
-        <w:pStyle w:val="Heading3"/>
-      </w:pPr>
-      <w:r>
-        <w:rPr>
-          <w:lang w:val="sw_KE" w:bidi="sw_KE"/>
-        </w:rPr>
-        <w:t>Marejeleo ya Biblia:</w:t>
-      </w:r>
-    </w:p>
-    <w:p>
-      <w:pPr>
-        <w:pStyle w:val="ListBullet"/>
-        <w:spacing w:line="240" w:lineRule="auto"/>
-        <w:ind w:left="720"/>
-      </w:pPr>
-      <w:r>
-        <w:rPr>
-          <w:lang w:val="sw_KE" w:bidi="sw_KE"/>
-        </w:rPr>
-      </w:r>
-      <w:r>
-        <w:rPr>
-          <w:lang w:val="sw_KE" w:bidi="sw_KE"/>
-        </w:rPr>
-        <w:t>Mwanzo 5:30–31</w:t>
-      </w:r>
-    </w:p>
-    <w:p>
-      <w:pPr>
-        <w:pStyle w:val="ListBullet"/>
-        <w:spacing w:line="240" w:lineRule="auto"/>
-        <w:ind w:left="720"/>
-      </w:pPr>
-      <w:r>
-        <w:rPr>
-          <w:lang w:val="sw_KE" w:bidi="sw_KE"/>
-        </w:rPr>
-      </w:r>
-      <w:r>
-        <w:rPr>
-          <w:lang w:val="sw_KE" w:bidi="sw_KE"/>
-        </w:rPr>
-        <w:t>Mwanzo 5:32</w:t>
-      </w:r>
-    </w:p>
-    <w:p>
-      <w:pPr>
-        <w:pStyle w:val="ListBullet"/>
-        <w:spacing w:line="240" w:lineRule="auto"/>
-        <w:ind w:left="720"/>
-      </w:pPr>
-      <w:r>
-        <w:rPr>
-          <w:lang w:val="sw_KE" w:bidi="sw_KE"/>
-        </w:rPr>
-      </w:r>
-      <w:r>
-        <w:rPr>
-          <w:lang w:val="sw_KE" w:bidi="sw_KE"/>
-        </w:rPr>
-        <w:t>Mwanzo 6:8</w:t>
-      </w:r>
-    </w:p>
-    <w:p>
-      <w:pPr>
-        <w:pStyle w:val="ListBullet"/>
-        <w:spacing w:line="240" w:lineRule="auto"/>
-        <w:ind w:left="720"/>
-      </w:pPr>
-      <w:r>
-        <w:rPr>
-          <w:lang w:val="sw_KE" w:bidi="sw_KE"/>
-        </w:rPr>
-      </w:r>
-      <w:r>
-        <w:rPr>
-          <w:lang w:val="sw_KE" w:bidi="sw_KE"/>
-        </w:rPr>
-        <w:t>Mwanzo 8:1</w:t>
-      </w:r>
-    </w:p>
-    <w:p>
-      <w:pPr>
-        <w:pStyle w:val="ListBullet"/>
-        <w:spacing w:line="240" w:lineRule="auto"/>
-        <w:ind w:left="720"/>
-      </w:pPr>
-      <w:r>
-        <w:rPr>
-          <w:lang w:val="sw_KE" w:bidi="sw_KE"/>
-        </w:rPr>
-      </w:r>
-      <w:r>
-        <w:rPr>
-          <w:lang w:val="sw_KE" w:bidi="sw_KE"/>
-        </w:rPr>
-        <w:t>Waebrania 11:7</w:t>
-      </w:r>
-    </w:p>
-    <w:p>
-      <w:pPr>
-        <w:pStyle w:val="ListBullet"/>
-        <w:spacing w:line="240" w:lineRule="auto"/>
-        <w:ind w:left="720"/>
-      </w:pPr>
-      <w:r>
-        <w:rPr>
-          <w:lang w:val="sw_KE" w:bidi="sw_KE"/>
-        </w:rPr>
-      </w:r>
-      <w:r>
-        <w:rPr>
-          <w:lang w:val="sw_KE" w:bidi="sw_KE"/>
-        </w:rPr>
-        <w:t>Mathayo 24:37</w:t>
-      </w:r>
-    </w:p>
-    <w:p>
-      <w:pPr>
-        <w:pStyle w:val="Heading3"/>
-      </w:pPr>
-      <w:r>
-        <w:rPr>
-          <w:lang w:val="sw_KE" w:bidi="sw_KE"/>
-        </w:rPr>
-        <w:t>Mifano kutoka kwa hadithi za Biblia:</w:t>
-      </w:r>
-    </w:p>
-    <w:p>
-      <w:pPr>
-        <w:pStyle w:val="ListBullet"/>
-        <w:spacing w:line="240" w:lineRule="auto"/>
-        <w:ind w:left="720"/>
-      </w:pPr>
-      <w:r>
-        <w:rPr>
-          <w:lang w:val="sw_KE" w:bidi="sw_KE"/>
-        </w:rPr>
-      </w:r>
-      <w:r>
-        <w:rPr>
-          <w:b/>
-          <w:lang w:val="sw_KE" w:bidi="sw_KE"/>
-        </w:rPr>
-        <w:t>3:2</w:t>
-      </w:r>
-      <w:r>
-        <w:rPr>
-          <w:lang w:val="sw_KE" w:bidi="sw_KE"/>
-        </w:rPr>
-        <w:t xml:space="preserve"> Lakini </w:t>
-      </w:r>
-      <w:r>
-        <w:rPr>
-          <w:b/>
-          <w:lang w:val="sw_KE" w:bidi="sw_KE"/>
-        </w:rPr>
-        <w:t>Nuhu</w:t>
-      </w:r>
-      <w:r>
-        <w:rPr>
-          <w:lang w:val="sw_KE" w:bidi="sw_KE"/>
-        </w:rPr>
-        <w:t xml:space="preserve"> alipata kibali kwa Mungu.</w:t>
-      </w:r>
-    </w:p>
-    <w:p>
-      <w:pPr>
-        <w:pStyle w:val="ListBullet"/>
-        <w:spacing w:line="240" w:lineRule="auto"/>
-        <w:ind w:left="720"/>
-      </w:pPr>
-      <w:r>
-        <w:rPr>
-          <w:lang w:val="sw_KE" w:bidi="sw_KE"/>
-        </w:rPr>
-      </w:r>
-      <w:r>
-        <w:rPr>
-          <w:b/>
-          <w:lang w:val="sw_KE" w:bidi="sw_KE"/>
-        </w:rPr>
-        <w:t>3:4</w:t>
-      </w:r>
-      <w:r>
-        <w:rPr>
-          <w:lang w:val="sw_KE" w:bidi="sw_KE"/>
-        </w:rPr>
-        <w:t xml:space="preserve"> </w:t>
-      </w:r>
-      <w:r>
-        <w:rPr>
-          <w:b/>
-          <w:lang w:val="sw_KE" w:bidi="sw_KE"/>
-        </w:rPr>
-        <w:t>Nuhu</w:t>
-      </w:r>
-      <w:r>
-        <w:rPr>
-          <w:lang w:val="sw_KE" w:bidi="sw_KE"/>
-        </w:rPr>
-        <w:t xml:space="preserve"> alimtii Mungu. Yeye na wanawe watatu walijenga safina kama vile Mungu alivyowaambia.</w:t>
-      </w:r>
-    </w:p>
-    <w:p>
-      <w:pPr>
-        <w:pStyle w:val="ListBullet"/>
-        <w:spacing w:line="240" w:lineRule="auto"/>
-        <w:ind w:left="720"/>
-      </w:pPr>
-      <w:r>
-        <w:rPr>
-          <w:lang w:val="sw_KE" w:bidi="sw_KE"/>
-        </w:rPr>
-      </w:r>
-      <w:r>
-        <w:rPr>
-          <w:b/>
-          <w:lang w:val="sw_KE" w:bidi="sw_KE"/>
-        </w:rPr>
-        <w:t>3:13</w:t>
-      </w:r>
-      <w:r>
-        <w:rPr>
-          <w:lang w:val="sw_KE" w:bidi="sw_KE"/>
-        </w:rPr>
-        <w:t xml:space="preserve"> Miezi miwili baadaye Mungu alisema kwa </w:t>
-      </w:r>
-      <w:r>
-        <w:rPr>
-          <w:b/>
-          <w:lang w:val="sw_KE" w:bidi="sw_KE"/>
-        </w:rPr>
-        <w:t>Nuhu</w:t>
-      </w:r>
-      <w:r>
-        <w:rPr>
-          <w:lang w:val="sw_KE" w:bidi="sw_KE"/>
-        </w:rPr>
-        <w:t xml:space="preserve">, “Wewe na familia yako na wanyama wote mnaweza kutoka kwenye mashua sasa. Kuwa na watoto wengi na wajukuu na mjaze dunia.” Hivyo </w:t>
-      </w:r>
-      <w:r>
-        <w:rPr>
-          <w:b/>
-          <w:lang w:val="sw_KE" w:bidi="sw_KE"/>
-        </w:rPr>
-        <w:t>Nuhu</w:t>
-      </w:r>
-      <w:r>
-        <w:rPr>
-          <w:lang w:val="sw_KE" w:bidi="sw_KE"/>
-        </w:rPr>
-        <w:t xml:space="preserve"> na familia yake walitoka kwenye mashua.</w:t>
-      </w:r>
-    </w:p>
-    <w:p>
-      <w:pPr>
-        <w:pStyle w:val="Heading3"/>
-      </w:pPr>
-      <w:r>
-        <w:rPr>
-          <w:lang w:val="sw_KE" w:bidi="sw_KE"/>
-        </w:rPr>
-        <w:t>Data ya Neno:</w:t>
-      </w:r>
-    </w:p>
-    <w:p>
-      <w:pPr>
-        <w:pStyle w:val="ListBullet"/>
-        <w:spacing w:line="240" w:lineRule="auto"/>
-        <w:ind w:left="720"/>
-      </w:pPr>
-      <w:r>
-        <w:rPr>
-          <w:lang w:val="sw_KE" w:bidi="sw_KE"/>
-        </w:rPr>
-      </w:r>
-      <w:r>
-        <w:rPr>
-          <w:lang w:val="sw_KE" w:bidi="sw_KE"/>
-        </w:rPr>
-        <w:t>Strong's: H5146, G35750</w:t>
-      </w:r>
-      <w:r>
-        <w:rPr>
-          <w:lang w:val="sw_KE" w:bidi="sw_KE"/>
-        </w:rPr>
-      </w:r>
-      <w:r>
-        <w:rPr>
-          <w:lang w:val="sw_KE" w:bidi="sw_KE"/>
-        </w:rPr>
-      </w:r>
-    </w:p>
-    <w:p>
-      <w:pPr/>
-      <w:r>
-        <w:rPr>
-          <w:lang w:val="sw_KE" w:bidi="sw_KE"/>
-        </w:rPr>
-      </w:r>
-    </w:p>
-    <w:p>
-      <w:pPr>
-        <w:pStyle w:val="Heading2"/>
-      </w:pPr>
-      <w:r>
-        <w:rPr>
-          <w:lang w:val="sw_KE" w:bidi="sw_KE"/>
-        </w:rPr>
-        <w:t>Nyoka</w:t>
-      </w:r>
-      <w:r>
-        <w:rPr>
-          <w:lang w:val="sw_KE" w:bidi="sw_KE"/>
-        </w:rPr>
-      </w:r>
-    </w:p>
-    <w:p>
-      <w:pPr>
-        <w:pStyle w:val="Heading2"/>
-      </w:pPr>
-      <w:r>
-        <w:rPr>
-          <w:lang w:val="sw_KE" w:bidi="sw_KE"/>
-        </w:rPr>
-        <w:t xml:space="preserve">nyoka, nyoka, </w:t>
-      </w:r>
-      <w:r>
-        <w:rPr>
-          <w:b/>
-          <w:lang w:val="sw_KE" w:bidi="sw_KE"/>
-        </w:rPr>
-        <w:t>nyoka mwekundu</w:t>
-      </w:r>
-    </w:p>
-    <w:p>
-      <w:pPr>
-        <w:pStyle w:val="Heading3"/>
-      </w:pPr>
-      <w:r>
-        <w:rPr>
-          <w:lang w:val="sw_KE" w:bidi="sw_KE"/>
-        </w:rPr>
-        <w:t>Uhalisia:</w:t>
-      </w:r>
-    </w:p>
-    <w:p>
-      <w:pPr/>
-      <w:r>
-        <w:rPr>
-          <w:lang w:val="sw_KE" w:bidi="sw_KE"/>
-        </w:rPr>
-      </w:r>
-      <w:r>
-        <w:rPr>
-          <w:lang w:val="sw_KE" w:bidi="sw_KE"/>
-        </w:rPr>
-        <w:t>Maneno haya yote yanarejelea aina ya reptilia ambayo ina mwili mrefu, mwembamba, na taya kubwa zenye meno makali, na hutembea kwa kujikunja mbele na nyuma juu ya ardhi. Neno 'nyoka' mara nyingi linarejelea nyoka mkubwa na 'nyoka mwekundu' linarejelea aina ya nyoka yenye sumu ambayo hutumia sumu yake kumtia myo katika mnyama wake.</w:t>
-      </w:r>
-    </w:p>
-    <w:p>
-      <w:pPr>
-        <w:pStyle w:val="ListBullet"/>
-        <w:spacing w:line="240" w:lineRule="auto"/>
-        <w:ind w:left="720"/>
-      </w:pPr>
-      <w:r>
-        <w:rPr>
-          <w:lang w:val="sw_KE" w:bidi="sw_KE"/>
-        </w:rPr>
-      </w:r>
-      <w:r>
-        <w:rPr>
-          <w:lang w:val="sw_KE" w:bidi="sw_KE"/>
-        </w:rPr>
-        <w:t>Mnyama huyu pia hutumiwa kwa njia ya mfano kumrejelea mtu ambaye ni mwovu, hasa mtu ambaye ni mdanganyifu.</w:t>
-      </w:r>
-    </w:p>
-    <w:p>
-      <w:pPr>
-        <w:pStyle w:val="ListBullet"/>
-        <w:spacing w:line="240" w:lineRule="auto"/>
-        <w:ind w:left="720"/>
-      </w:pPr>
-      <w:r>
-        <w:rPr>
-          <w:lang w:val="sw_KE" w:bidi="sw_KE"/>
-        </w:rPr>
-      </w:r>
-      <w:r>
-        <w:rPr>
-          <w:lang w:val="sw_KE" w:bidi="sw_KE"/>
-        </w:rPr>
-        <w:t>Yesu aliita viongozi wa kidini “wana wa nyoka” kwa sababu walijifanya kuwa wenye haki lakini walidanganya watu na kuwatendea kwa njia isiyo ya haki.</w:t>
-      </w:r>
-    </w:p>
-    <w:p>
-      <w:pPr>
-        <w:pStyle w:val="ListBullet"/>
-        <w:spacing w:line="240" w:lineRule="auto"/>
-        <w:ind w:left="720"/>
-      </w:pPr>
-      <w:r>
-        <w:rPr>
-          <w:lang w:val="sw_KE" w:bidi="sw_KE"/>
-        </w:rPr>
-      </w:r>
-      <w:r>
-        <w:rPr>
-          <w:lang w:val="sw_KE" w:bidi="sw_KE"/>
-        </w:rPr>
-        <w:t>Kwenye bustani ya Edeni, Shetani alichukua umbo la nyoka alipoongea na Hawa na kumjaribu kutotii Mungu.</w:t>
-      </w:r>
-    </w:p>
-    <w:p>
-      <w:pPr>
-        <w:pStyle w:val="ListBullet"/>
-        <w:spacing w:line="240" w:lineRule="auto"/>
-        <w:ind w:left="720"/>
-      </w:pPr>
-      <w:r>
-        <w:rPr>
-          <w:lang w:val="sw_KE" w:bidi="sw_KE"/>
-        </w:rPr>
-      </w:r>
-      <w:r>
-        <w:rPr>
-          <w:lang w:val="sw_KE" w:bidi="sw_KE"/>
-        </w:rPr>
-        <w:t>Baada ya nyoka kumjaribu Hawa kufanya dhambi, na wote Hawa na mume wake Adamu walifanya dhambi, Mungu alilaani nyoka, akisema kwamba kuanzia wakati huo, nyoka wote wangejiviringisha chini, ikimaanisha kwamba kabla ya hapo walikuwa na miguu.</w:t>
-      </w:r>
-    </w:p>
-    <w:p>
-      <w:pPr/>
-      <w:r>
-        <w:rPr>
-          <w:lang w:val="sw_KE" w:bidi="sw_KE"/>
-        </w:rPr>
-      </w:r>
-      <w:r>
-        <w:rPr>
-          <w:lang w:val="sw_KE" w:bidi="sw_KE"/>
-        </w:rPr>
-        <w:t>(Mapendekezo ya Tafsiri: Jinsi ya Kutafsiri Majina)</w:t>
-      </w:r>
-    </w:p>
-    <w:p>
-      <w:pPr/>
-      <w:r>
-        <w:rPr>
-          <w:lang w:val="sw_KE" w:bidi="sw_KE"/>
-        </w:rPr>
-      </w:r>
-      <w:r>
-        <w:rPr>
-          <w:lang w:val="sw_KE" w:bidi="sw_KE"/>
-        </w:rPr>
-        <w:t xml:space="preserve">(Tazama pia: </w:t>
-      </w:r>
-      <w:r>
-        <w:rPr>
-          <w:lang w:val="sw_KE" w:bidi="sw_KE"/>
-        </w:rPr>
-        <w:t>laana</w:t>
-      </w:r>
-      <w:r>
-        <w:rPr>
-          <w:lang w:val="sw_KE" w:bidi="sw_KE"/>
-        </w:rPr>
-        <w:t xml:space="preserve">, </w:t>
-      </w:r>
-      <w:r>
-        <w:rPr>
-          <w:lang w:val="sw_KE" w:bidi="sw_KE"/>
-        </w:rPr>
         <w:t>danganya</w:t>
       </w:r>
       <w:r>
         <w:rPr>
           <w:lang w:val="sw_KE" w:bidi="sw_KE"/>
         </w:rPr>
-        <w:t xml:space="preserve">, </w:t>
-      </w:r>
-      <w:r>
-        <w:rPr>
-          <w:lang w:val="sw_KE" w:bidi="sw_KE"/>
-        </w:rPr>
-        <w:t>kutokutii</w:t>
-      </w:r>
-      <w:r>
-        <w:rPr>
-          <w:lang w:val="sw_KE" w:bidi="sw_KE"/>
-        </w:rPr>
-        <w:t xml:space="preserve">, </w:t>
+        <w:t xml:space="preserve">, kutokutii, </w:t>
       </w:r>
       <w:r>
         <w:rPr>
